--- a/TAREA UT1 Sergio Saavedra.docx
+++ b/TAREA UT1 Sergio Saavedra.docx
@@ -4,18 +4,17 @@
   <w:body>
     <w:sdt>
       <w:sdtPr>
+        <w:rPr>
+          <w:rFonts w:eastAsiaTheme="minorHAnsi"/>
+          <w:lang w:eastAsia="en-US"/>
+        </w:rPr>
         <w:id w:val="-1246946152"/>
         <w:docPartObj>
           <w:docPartGallery w:val="Cover Pages"/>
           <w:docPartUnique/>
         </w:docPartObj>
       </w:sdtPr>
-      <w:sdtEndPr>
-        <w:rPr>
-          <w:rFonts w:eastAsiaTheme="minorHAnsi"/>
-          <w:lang w:eastAsia="en-US"/>
-        </w:rPr>
-      </w:sdtEndPr>
+      <w:sdtEndPr/>
       <w:sdtContent>
         <w:p>
           <w:pPr>
@@ -154,6 +153,7 @@
                                       <w:calendar w:val="gregorian"/>
                                     </w:date>
                                   </w:sdtPr>
+                                  <w:sdtEndPr/>
                                   <w:sdtContent>
                                     <w:p>
                                       <w:pPr>
@@ -3466,6 +3466,7 @@
                                 <w:calendar w:val="gregorian"/>
                               </w:date>
                             </w:sdtPr>
+                            <w:sdtEndPr/>
                             <w:sdtContent>
                               <w:p>
                                 <w:pPr>
@@ -3690,6 +3691,7 @@
                                     <w:dataBinding w:prefixMappings="xmlns:ns0='http://purl.org/dc/elements/1.1/' xmlns:ns1='http://schemas.openxmlformats.org/package/2006/metadata/core-properties' " w:xpath="/ns1:coreProperties[1]/ns0:creator[1]" w:storeItemID="{6C3C8BC8-F283-45AE-878A-BAB7291924A1}"/>
                                     <w:text/>
                                   </w:sdtPr>
+                                  <w:sdtEndPr/>
                                   <w:sdtContent>
                                     <w:r>
                                       <w:rPr>
@@ -3725,6 +3727,7 @@
                                     <w:dataBinding w:prefixMappings="xmlns:ns0='http://schemas.openxmlformats.org/officeDocument/2006/extended-properties' " w:xpath="/ns0:Properties[1]/ns0:Company[1]" w:storeItemID="{6668398D-A668-4E3E-A5EB-62B293D839F1}"/>
                                     <w:text/>
                                   </w:sdtPr>
+                                  <w:sdtEndPr/>
                                   <w:sdtContent>
                                     <w:r>
                                       <w:rPr>
@@ -3789,6 +3792,7 @@
                               <w:dataBinding w:prefixMappings="xmlns:ns0='http://purl.org/dc/elements/1.1/' xmlns:ns1='http://schemas.openxmlformats.org/package/2006/metadata/core-properties' " w:xpath="/ns1:coreProperties[1]/ns0:creator[1]" w:storeItemID="{6C3C8BC8-F283-45AE-878A-BAB7291924A1}"/>
                               <w:text/>
                             </w:sdtPr>
+                            <w:sdtEndPr/>
                             <w:sdtContent>
                               <w:r>
                                 <w:rPr>
@@ -3824,6 +3828,7 @@
                               <w:dataBinding w:prefixMappings="xmlns:ns0='http://schemas.openxmlformats.org/officeDocument/2006/extended-properties' " w:xpath="/ns0:Properties[1]/ns0:Company[1]" w:storeItemID="{6668398D-A668-4E3E-A5EB-62B293D839F1}"/>
                               <w:text/>
                             </w:sdtPr>
+                            <w:sdtEndPr/>
                             <w:sdtContent>
                               <w:r>
                                 <w:rPr>
@@ -3940,6 +3945,7 @@
                                     <w:dataBinding w:prefixMappings="xmlns:ns0='http://purl.org/dc/elements/1.1/' xmlns:ns1='http://schemas.openxmlformats.org/package/2006/metadata/core-properties' " w:xpath="/ns1:coreProperties[1]/ns0:title[1]" w:storeItemID="{6C3C8BC8-F283-45AE-878A-BAB7291924A1}"/>
                                     <w:text/>
                                   </w:sdtPr>
+                                  <w:sdtEndPr/>
                                   <w:sdtContent>
                                     <w:r>
                                       <w:rPr>
@@ -3976,6 +3982,7 @@
                                     <w:dataBinding w:prefixMappings="xmlns:ns0='http://purl.org/dc/elements/1.1/' xmlns:ns1='http://schemas.openxmlformats.org/package/2006/metadata/core-properties' " w:xpath="/ns1:coreProperties[1]/ns0:subject[1]" w:storeItemID="{6C3C8BC8-F283-45AE-878A-BAB7291924A1}"/>
                                     <w:text/>
                                   </w:sdtPr>
+                                  <w:sdtEndPr/>
                                   <w:sdtContent>
                                     <w:r>
                                       <w:rPr>
@@ -4036,6 +4043,7 @@
                               <w:dataBinding w:prefixMappings="xmlns:ns0='http://purl.org/dc/elements/1.1/' xmlns:ns1='http://schemas.openxmlformats.org/package/2006/metadata/core-properties' " w:xpath="/ns1:coreProperties[1]/ns0:title[1]" w:storeItemID="{6C3C8BC8-F283-45AE-878A-BAB7291924A1}"/>
                               <w:text/>
                             </w:sdtPr>
+                            <w:sdtEndPr/>
                             <w:sdtContent>
                               <w:r>
                                 <w:rPr>
@@ -4072,6 +4080,7 @@
                               <w:dataBinding w:prefixMappings="xmlns:ns0='http://purl.org/dc/elements/1.1/' xmlns:ns1='http://schemas.openxmlformats.org/package/2006/metadata/core-properties' " w:xpath="/ns1:coreProperties[1]/ns0:subject[1]" w:storeItemID="{6C3C8BC8-F283-45AE-878A-BAB7291924A1}"/>
                               <w:text/>
                             </w:sdtPr>
+                            <w:sdtEndPr/>
                             <w:sdtContent>
                               <w:r>
                                 <w:rPr>
@@ -4102,7 +4111,7 @@
     </w:sdt>
     <w:sdt>
       <w:sdtPr>
-        <w:id w:val="-1847773033"/>
+        <w:id w:val="-395126077"/>
         <w:docPartObj>
           <w:docPartGallery w:val="Table of Contents"/>
           <w:docPartUnique/>
@@ -4125,10 +4134,21 @@
             <w:pStyle w:val="TtuloTDC"/>
           </w:pPr>
           <w:r>
-            <w:t>Contenido</w:t>
+            <w:t>Tabla de contenido</w:t>
           </w:r>
         </w:p>
         <w:p>
+          <w:pPr>
+            <w:pStyle w:val="TDC1"/>
+            <w:tabs>
+              <w:tab w:val="left" w:pos="440"/>
+              <w:tab w:val="right" w:leader="dot" w:pos="8494"/>
+            </w:tabs>
+            <w:rPr>
+              <w:rFonts w:cstheme="minorBidi"/>
+              <w:noProof/>
+            </w:rPr>
+          </w:pPr>
           <w:r>
             <w:fldChar w:fldCharType="begin"/>
           </w:r>
@@ -4138,14 +4158,79 @@
           <w:r>
             <w:fldChar w:fldCharType="separate"/>
           </w:r>
-          <w:r>
-            <w:rPr>
-              <w:b/>
-              <w:bCs/>
-              <w:noProof/>
-            </w:rPr>
-            <w:t>No se encontraron entradas de tabla de contenido.</w:t>
-          </w:r>
+          <w:hyperlink w:anchor="_Toc177985298" w:history="1">
+            <w:r>
+              <w:rPr>
+                <w:rStyle w:val="Hipervnculo"/>
+                <w:noProof/>
+              </w:rPr>
+              <w:t>1.</w:t>
+            </w:r>
+            <w:r>
+              <w:rPr>
+                <w:rFonts w:cstheme="minorBidi"/>
+                <w:noProof/>
+              </w:rPr>
+              <w:tab/>
+            </w:r>
+            <w:r>
+              <w:rPr>
+                <w:rStyle w:val="Hipervnculo"/>
+                <w:noProof/>
+              </w:rPr>
+              <w:t>Elementos Básicos</w:t>
+            </w:r>
+            <w:r>
+              <w:rPr>
+                <w:noProof/>
+                <w:webHidden/>
+              </w:rPr>
+              <w:tab/>
+            </w:r>
+            <w:r>
+              <w:rPr>
+                <w:noProof/>
+                <w:webHidden/>
+              </w:rPr>
+              <w:fldChar w:fldCharType="begin"/>
+            </w:r>
+            <w:r>
+              <w:rPr>
+                <w:noProof/>
+                <w:webHidden/>
+              </w:rPr>
+              <w:instrText xml:space="preserve"> PAGEREF _Toc177985298 \h </w:instrText>
+            </w:r>
+            <w:r>
+              <w:rPr>
+                <w:noProof/>
+                <w:webHidden/>
+              </w:rPr>
+            </w:r>
+            <w:r>
+              <w:rPr>
+                <w:noProof/>
+                <w:webHidden/>
+              </w:rPr>
+              <w:fldChar w:fldCharType="separate"/>
+            </w:r>
+            <w:r>
+              <w:rPr>
+                <w:noProof/>
+                <w:webHidden/>
+              </w:rPr>
+              <w:t>2</w:t>
+            </w:r>
+            <w:r>
+              <w:rPr>
+                <w:noProof/>
+                <w:webHidden/>
+              </w:rPr>
+              <w:fldChar w:fldCharType="end"/>
+            </w:r>
+          </w:hyperlink>
+        </w:p>
+        <w:p>
           <w:r>
             <w:rPr>
               <w:b/>
@@ -4164,26 +4249,40 @@
     </w:p>
     <w:p>
       <w:pPr>
-        <w:pStyle w:val="Ttulo"/>
+        <w:pStyle w:val="Ttulo1"/>
         <w:numPr>
           <w:ilvl w:val="0"/>
           <w:numId w:val="1"/>
         </w:numPr>
+        <w:rPr>
+          <w:sz w:val="52"/>
+        </w:rPr>
       </w:pPr>
+      <w:bookmarkStart w:id="0" w:name="_Toc177985298"/>
       <w:r>
+        <w:rPr>
+          <w:sz w:val="52"/>
+        </w:rPr>
         <w:lastRenderedPageBreak/>
         <w:t>Elementos Básicos</w:t>
       </w:r>
+      <w:bookmarkEnd w:id="0"/>
     </w:p>
     <w:p>
       <w:pPr>
-        <w:pStyle w:val="Ttulo"/>
+        <w:pStyle w:val="Ttulo2"/>
         <w:numPr>
           <w:ilvl w:val="1"/>
           <w:numId w:val="1"/>
         </w:numPr>
+        <w:rPr>
+          <w:sz w:val="36"/>
+        </w:rPr>
       </w:pPr>
       <w:r>
+        <w:rPr>
+          <w:sz w:val="36"/>
+        </w:rPr>
         <w:t>Color</w:t>
       </w:r>
     </w:p>
@@ -4305,13 +4404,21 @@
     <w:p/>
     <w:p>
       <w:pPr>
-        <w:pStyle w:val="Ttulo"/>
+        <w:pStyle w:val="Ttulo2"/>
         <w:numPr>
           <w:ilvl w:val="1"/>
           <w:numId w:val="1"/>
         </w:numPr>
+        <w:rPr>
+          <w:sz w:val="36"/>
+          <w:szCs w:val="36"/>
+        </w:rPr>
       </w:pPr>
       <w:r>
+        <w:rPr>
+          <w:sz w:val="36"/>
+          <w:szCs w:val="36"/>
+        </w:rPr>
         <w:t>Tipografía</w:t>
       </w:r>
     </w:p>
@@ -4341,23 +4448,79 @@
     </w:p>
     <w:p>
       <w:r>
-        <w:t>Títulos: font-family: "Merriweather", serif;</w:t>
+        <w:t xml:space="preserve">Títulos: </w:t>
+      </w:r>
+      <w:proofErr w:type="spellStart"/>
+      <w:r>
+        <w:t>font-family</w:t>
+      </w:r>
+      <w:proofErr w:type="spellEnd"/>
+      <w:r>
+        <w:t>: "</w:t>
+      </w:r>
+      <w:proofErr w:type="spellStart"/>
+      <w:r>
+        <w:t>Merriweather</w:t>
+      </w:r>
+      <w:proofErr w:type="spellEnd"/>
+      <w:r>
+        <w:t xml:space="preserve">", </w:t>
+      </w:r>
+      <w:proofErr w:type="spellStart"/>
+      <w:r>
+        <w:t>serif</w:t>
+      </w:r>
+      <w:proofErr w:type="spellEnd"/>
+      <w:r>
+        <w:t>;</w:t>
       </w:r>
     </w:p>
     <w:p>
       <w:r>
-        <w:t>Textos: font-family: "Roboto", sans-serif;</w:t>
+        <w:t xml:space="preserve">Textos: </w:t>
+      </w:r>
+      <w:proofErr w:type="spellStart"/>
+      <w:r>
+        <w:t>font-family</w:t>
+      </w:r>
+      <w:proofErr w:type="spellEnd"/>
+      <w:r>
+        <w:t>: "</w:t>
+      </w:r>
+      <w:proofErr w:type="spellStart"/>
+      <w:r>
+        <w:t>Roboto</w:t>
+      </w:r>
+      <w:proofErr w:type="spellEnd"/>
+      <w:r>
+        <w:t xml:space="preserve">", </w:t>
+      </w:r>
+      <w:proofErr w:type="spellStart"/>
+      <w:r>
+        <w:t>sans-serif</w:t>
+      </w:r>
+      <w:proofErr w:type="spellEnd"/>
+      <w:r>
+        <w:t>;</w:t>
       </w:r>
     </w:p>
     <w:p>
       <w:pPr>
-        <w:pStyle w:val="Ttulo"/>
+        <w:pStyle w:val="Ttulo2"/>
         <w:numPr>
           <w:ilvl w:val="1"/>
           <w:numId w:val="1"/>
         </w:numPr>
+        <w:rPr>
+          <w:sz w:val="36"/>
+          <w:szCs w:val="36"/>
+        </w:rPr>
       </w:pPr>
       <w:r>
+        <w:rPr>
+          <w:sz w:val="36"/>
+          <w:szCs w:val="36"/>
+        </w:rPr>
         <w:t>Imágenes</w:t>
       </w:r>
     </w:p>
@@ -4410,12 +4573,28 @@
     </w:p>
     <w:p>
       <w:r>
-        <w:lastRenderedPageBreak/>
-        <w:t>Imagen main section: 265 x 169</w:t>
+        <w:t xml:space="preserve">Imagen </w:t>
+      </w:r>
+      <w:proofErr w:type="spellStart"/>
+      <w:r>
+        <w:t>main</w:t>
+      </w:r>
+      <w:proofErr w:type="spellEnd"/>
+      <w:r>
+        <w:t xml:space="preserve"> </w:t>
+      </w:r>
+      <w:proofErr w:type="spellStart"/>
+      <w:r>
+        <w:t>section</w:t>
+      </w:r>
+      <w:proofErr w:type="spellEnd"/>
+      <w:r>
+        <w:t>: 265 x 169</w:t>
       </w:r>
     </w:p>
     <w:p>
       <w:r>
+        <w:lastRenderedPageBreak/>
         <w:pict>
           <v:shape id="_x0000_i1027" type="#_x0000_t75" style="width:198.75pt;height:126.75pt">
             <v:imagedata r:id="rId12" o:title="ninos"/>
@@ -4426,7 +4605,15 @@
     <w:p/>
     <w:p>
       <w:r>
-        <w:t>Imagen aside: 83x83</w:t>
+        <w:t xml:space="preserve">Imagen </w:t>
+      </w:r>
+      <w:proofErr w:type="spellStart"/>
+      <w:r>
+        <w:t>aside</w:t>
+      </w:r>
+      <w:proofErr w:type="spellEnd"/>
+      <w:r>
+        <w:t>: 83x83</w:t>
       </w:r>
     </w:p>
     <w:p>
@@ -4440,25 +4627,41 @@
     </w:p>
     <w:p>
       <w:pPr>
-        <w:pStyle w:val="Ttulo"/>
+        <w:pStyle w:val="Ttulo1"/>
         <w:numPr>
           <w:ilvl w:val="0"/>
           <w:numId w:val="1"/>
         </w:numPr>
+        <w:rPr>
+          <w:sz w:val="52"/>
+          <w:szCs w:val="52"/>
+        </w:rPr>
       </w:pPr>
       <w:r>
+        <w:rPr>
+          <w:sz w:val="52"/>
+          <w:szCs w:val="52"/>
+        </w:rPr>
         <w:t>Estructura y Maquetación</w:t>
       </w:r>
     </w:p>
     <w:p>
       <w:pPr>
-        <w:pStyle w:val="Ttulo"/>
+        <w:pStyle w:val="Ttulo2"/>
         <w:numPr>
           <w:ilvl w:val="1"/>
           <w:numId w:val="1"/>
         </w:numPr>
+        <w:rPr>
+          <w:sz w:val="36"/>
+          <w:szCs w:val="36"/>
+        </w:rPr>
       </w:pPr>
       <w:r>
+        <w:rPr>
+          <w:sz w:val="36"/>
+          <w:szCs w:val="36"/>
+        </w:rPr>
         <w:t>Prototipo web</w:t>
       </w:r>
     </w:p>
@@ -4469,6 +4672,10 @@
     </w:p>
     <w:p>
       <w:r>
+        <w:rPr>
+          <w:noProof/>
+          <w:lang w:eastAsia="es-ES"/>
+        </w:rPr>
         <w:drawing>
           <wp:inline distT="0" distB="0" distL="0" distR="0" wp14:anchorId="3973089A" wp14:editId="20AF5E1E">
             <wp:extent cx="2848373" cy="3915321"/>
@@ -4513,6 +4720,10 @@
     </w:p>
     <w:p>
       <w:r>
+        <w:rPr>
+          <w:noProof/>
+          <w:lang w:eastAsia="es-ES"/>
+        </w:rPr>
         <w:lastRenderedPageBreak/>
         <w:drawing>
           <wp:inline distT="0" distB="0" distL="0" distR="0" wp14:anchorId="392FA1A4" wp14:editId="244318D2">
@@ -4553,13 +4764,21 @@
     </w:p>
     <w:p>
       <w:pPr>
-        <w:pStyle w:val="Ttulo"/>
+        <w:pStyle w:val="Ttulo2"/>
         <w:numPr>
           <w:ilvl w:val="1"/>
           <w:numId w:val="1"/>
         </w:numPr>
+        <w:rPr>
+          <w:sz w:val="36"/>
+          <w:szCs w:val="36"/>
+        </w:rPr>
       </w:pPr>
       <w:r>
+        <w:rPr>
+          <w:sz w:val="36"/>
+          <w:szCs w:val="36"/>
+        </w:rPr>
         <w:t>Resultado Final</w:t>
       </w:r>
     </w:p>
@@ -4570,6 +4789,10 @@
     </w:p>
     <w:p>
       <w:r>
+        <w:rPr>
+          <w:noProof/>
+          <w:lang w:eastAsia="es-ES"/>
+        </w:rPr>
         <w:drawing>
           <wp:inline distT="0" distB="0" distL="0" distR="0" wp14:anchorId="5F683CF4" wp14:editId="0A012DD5">
             <wp:extent cx="5400040" cy="2924810"/>
@@ -4614,6 +4837,10 @@
     </w:p>
     <w:p>
       <w:r>
+        <w:rPr>
+          <w:noProof/>
+          <w:lang w:eastAsia="es-ES"/>
+        </w:rPr>
         <w:lastRenderedPageBreak/>
         <w:drawing>
           <wp:inline distT="0" distB="0" distL="0" distR="0" wp14:anchorId="78A7D76D" wp14:editId="28566F76">
@@ -4659,6 +4886,10 @@
     </w:p>
     <w:p>
       <w:r>
+        <w:rPr>
+          <w:noProof/>
+          <w:lang w:eastAsia="es-ES"/>
+        </w:rPr>
         <w:drawing>
           <wp:inline distT="0" distB="0" distL="0" distR="0" wp14:anchorId="178210EC" wp14:editId="5AC9BC9A">
             <wp:extent cx="5400040" cy="2924810"/>
@@ -4703,13 +4934,21 @@
     </w:p>
     <w:p>
       <w:pPr>
-        <w:pStyle w:val="Ttulo"/>
+        <w:pStyle w:val="Ttulo1"/>
         <w:numPr>
           <w:ilvl w:val="0"/>
           <w:numId w:val="1"/>
         </w:numPr>
+        <w:rPr>
+          <w:sz w:val="52"/>
+          <w:szCs w:val="52"/>
+        </w:rPr>
       </w:pPr>
       <w:r>
+        <w:rPr>
+          <w:sz w:val="52"/>
+          <w:szCs w:val="52"/>
+        </w:rPr>
         <w:lastRenderedPageBreak/>
         <w:t>Mapa de navegación</w:t>
       </w:r>
@@ -4740,25 +4979,41 @@
     </w:p>
     <w:p>
       <w:pPr>
-        <w:pStyle w:val="Ttulo"/>
+        <w:pStyle w:val="Ttulo1"/>
         <w:numPr>
           <w:ilvl w:val="0"/>
           <w:numId w:val="1"/>
         </w:numPr>
+        <w:rPr>
+          <w:sz w:val="52"/>
+          <w:szCs w:val="52"/>
+        </w:rPr>
       </w:pPr>
       <w:r>
+        <w:rPr>
+          <w:sz w:val="52"/>
+          <w:szCs w:val="52"/>
+        </w:rPr>
         <w:t>Guía de estilo</w:t>
       </w:r>
     </w:p>
     <w:p>
       <w:pPr>
-        <w:pStyle w:val="Ttulo"/>
+        <w:pStyle w:val="Ttulo2"/>
         <w:numPr>
           <w:ilvl w:val="1"/>
           <w:numId w:val="1"/>
         </w:numPr>
+        <w:rPr>
+          <w:sz w:val="36"/>
+          <w:szCs w:val="36"/>
+        </w:rPr>
       </w:pPr>
       <w:r>
+        <w:rPr>
+          <w:sz w:val="36"/>
+          <w:szCs w:val="36"/>
+        </w:rPr>
         <w:t>Uso de colores</w:t>
       </w:r>
     </w:p>
@@ -4844,8 +5099,15 @@
         </w:drawing>
       </w:r>
     </w:p>
+    <w:p/>
+    <w:p/>
+    <w:p/>
+    <w:p/>
+    <w:p/>
+    <w:p/>
     <w:p>
       <w:r>
+        <w:lastRenderedPageBreak/>
         <w:t>ASIDE:</w:t>
       </w:r>
     </w:p>
@@ -4855,7 +5117,6 @@
           <w:noProof/>
           <w:lang w:eastAsia="es-ES"/>
         </w:rPr>
-        <w:lastRenderedPageBreak/>
         <w:drawing>
           <wp:inline distT="0" distB="0" distL="0" distR="0">
             <wp:extent cx="5400040" cy="3150235"/>
@@ -4877,7 +5138,6 @@
       </w:r>
     </w:p>
     <w:p>
-      <w:bookmarkStart w:id="0" w:name="_GoBack"/>
       <w:r>
         <w:rPr>
           <w:noProof/>
@@ -4897,7 +5157,2504 @@
           </wp:inline>
         </w:drawing>
       </w:r>
-      <w:bookmarkEnd w:id="0"/>
+    </w:p>
+    <w:p/>
+    <w:p/>
+    <w:p/>
+    <w:p/>
+    <w:p/>
+    <w:p/>
+    <w:p>
+      <w:r>
+        <w:lastRenderedPageBreak/>
+        <w:t>MAIN SECTION (HAZTE SOCIO):</w:t>
+      </w:r>
+    </w:p>
+    <w:p>
+      <w:r>
+        <w:rPr>
+          <w:noProof/>
+          <w:lang w:eastAsia="es-ES"/>
+        </w:rPr>
+        <w:drawing>
+          <wp:inline distT="0" distB="0" distL="0" distR="0">
+            <wp:extent cx="5400040" cy="3150235"/>
+            <wp:effectExtent l="0" t="0" r="0" b="31115"/>
+            <wp:docPr id="40" name="Diagrama 40"/>
+            <wp:cNvGraphicFramePr/>
+            <a:graphic xmlns:a="http://schemas.openxmlformats.org/drawingml/2006/main">
+              <a:graphicData uri="http://schemas.openxmlformats.org/drawingml/2006/diagram">
+                <dgm:relIds xmlns:dgm="http://schemas.openxmlformats.org/drawingml/2006/diagram" xmlns:r="http://schemas.openxmlformats.org/officeDocument/2006/relationships" r:dm="rId49" r:lo="rId50" r:qs="rId51" r:cs="rId52"/>
+              </a:graphicData>
+            </a:graphic>
+          </wp:inline>
+        </w:drawing>
+      </w:r>
+    </w:p>
+    <w:p>
+      <w:pPr>
+        <w:pStyle w:val="Ttulo2"/>
+        <w:numPr>
+          <w:ilvl w:val="1"/>
+          <w:numId w:val="1"/>
+        </w:numPr>
+        <w:rPr>
+          <w:sz w:val="36"/>
+        </w:rPr>
+      </w:pPr>
+      <w:r>
+        <w:rPr>
+          <w:sz w:val="36"/>
+        </w:rPr>
+        <w:t>Fotos</w:t>
+      </w:r>
+    </w:p>
+    <w:p>
+      <w:r>
+        <w:t xml:space="preserve">Foto </w:t>
+      </w:r>
+      <w:proofErr w:type="spellStart"/>
+      <w:r>
+        <w:t>header</w:t>
+      </w:r>
+      <w:proofErr w:type="spellEnd"/>
+      <w:r>
+        <w:t>:</w:t>
+      </w:r>
+    </w:p>
+    <w:p>
+      <w:r>
+        <w:rPr>
+          <w:noProof/>
+        </w:rPr>
+        <mc:AlternateContent>
+          <mc:Choice Requires="wps">
+            <w:drawing>
+              <wp:anchor distT="0" distB="0" distL="114300" distR="114300" simplePos="0" relativeHeight="251664384" behindDoc="0" locked="0" layoutInCell="1" allowOverlap="1" wp14:anchorId="6206F5E0" wp14:editId="40138DA2">
+                <wp:simplePos x="0" y="0"/>
+                <wp:positionH relativeFrom="column">
+                  <wp:posOffset>109773</wp:posOffset>
+                </wp:positionH>
+                <wp:positionV relativeFrom="paragraph">
+                  <wp:posOffset>899690</wp:posOffset>
+                </wp:positionV>
+                <wp:extent cx="1093914" cy="285750"/>
+                <wp:effectExtent l="0" t="0" r="0" b="0"/>
+                <wp:wrapNone/>
+                <wp:docPr id="47" name="Cuadro de texto 47"/>
+                <wp:cNvGraphicFramePr/>
+                <a:graphic xmlns:a="http://schemas.openxmlformats.org/drawingml/2006/main">
+                  <a:graphicData uri="http://schemas.microsoft.com/office/word/2010/wordprocessingShape">
+                    <wps:wsp>
+                      <wps:cNvSpPr txBox="1"/>
+                      <wps:spPr>
+                        <a:xfrm>
+                          <a:off x="0" y="0"/>
+                          <a:ext cx="1093914" cy="285750"/>
+                        </a:xfrm>
+                        <a:prstGeom prst="rect">
+                          <a:avLst/>
+                        </a:prstGeom>
+                        <a:noFill/>
+                        <a:ln w="6350">
+                          <a:noFill/>
+                        </a:ln>
+                      </wps:spPr>
+                      <wps:txbx>
+                        <w:txbxContent>
+                          <w:p>
+                            <w:pPr>
+                              <w:jc w:val="center"/>
+                              <w:rPr>
+                                <w:color w:val="000000" w:themeColor="text1"/>
+                                <w:sz w:val="18"/>
+                                <w14:shadow w14:blurRad="38100" w14:dist="25400" w14:dir="5400000" w14:sx="100000" w14:sy="100000" w14:kx="0" w14:ky="0" w14:algn="ctr">
+                                  <w14:srgbClr w14:val="6E747A">
+                                    <w14:alpha w14:val="57000"/>
+                                  </w14:srgbClr>
+                                </w14:shadow>
+                                <w14:textOutline w14:w="0" w14:cap="flat" w14:cmpd="sng" w14:algn="ctr">
+                                  <w14:noFill/>
+                                  <w14:prstDash w14:val="solid"/>
+                                  <w14:round/>
+                                </w14:textOutline>
+                              </w:rPr>
+                            </w:pPr>
+                            <w:r>
+                              <w:rPr>
+                                <w:color w:val="000000" w:themeColor="text1"/>
+                                <w:sz w:val="18"/>
+                                <w14:shadow w14:blurRad="38100" w14:dist="25400" w14:dir="5400000" w14:sx="100000" w14:sy="100000" w14:kx="0" w14:ky="0" w14:algn="ctr">
+                                  <w14:srgbClr w14:val="6E747A">
+                                    <w14:alpha w14:val="57000"/>
+                                  </w14:srgbClr>
+                                </w14:shadow>
+                                <w14:textOutline w14:w="0" w14:cap="flat" w14:cmpd="sng" w14:algn="ctr">
+                                  <w14:noFill/>
+                                  <w14:prstDash w14:val="solid"/>
+                                  <w14:round/>
+                                </w14:textOutline>
+                              </w:rPr>
+                              <w:t>144px</w:t>
+                            </w:r>
+                          </w:p>
+                        </w:txbxContent>
+                      </wps:txbx>
+                      <wps:bodyPr rot="0" spcFirstLastPara="0" vertOverflow="overflow" horzOverflow="overflow" vert="horz" wrap="square" lIns="91440" tIns="45720" rIns="91440" bIns="45720" numCol="1" spcCol="0" rtlCol="0" fromWordArt="0" anchor="t" anchorCtr="0" forceAA="0" compatLnSpc="1">
+                        <a:prstTxWarp prst="textNoShape">
+                          <a:avLst/>
+                        </a:prstTxWarp>
+                        <a:noAutofit/>
+                      </wps:bodyPr>
+                    </wps:wsp>
+                  </a:graphicData>
+                </a:graphic>
+                <wp14:sizeRelH relativeFrom="margin">
+                  <wp14:pctWidth>0</wp14:pctWidth>
+                </wp14:sizeRelH>
+                <wp14:sizeRelV relativeFrom="margin">
+                  <wp14:pctHeight>0</wp14:pctHeight>
+                </wp14:sizeRelV>
+              </wp:anchor>
+            </w:drawing>
+          </mc:Choice>
+          <mc:Fallback>
+            <w:pict>
+              <v:shape w14:anchorId="6206F5E0" id="Cuadro de texto 47" o:spid="_x0000_s1057" type="#_x0000_t202" style="position:absolute;margin-left:8.65pt;margin-top:70.85pt;width:86.15pt;height:22.5pt;z-index:251664384;visibility:visible;mso-wrap-style:square;mso-width-percent:0;mso-height-percent:0;mso-wrap-distance-left:9pt;mso-wrap-distance-top:0;mso-wrap-distance-right:9pt;mso-wrap-distance-bottom:0;mso-position-horizontal:absolute;mso-position-horizontal-relative:text;mso-position-vertical:absolute;mso-position-vertical-relative:text;mso-width-percent:0;mso-height-percent:0;mso-width-relative:margin;mso-height-relative:margin;v-text-anchor:top" o:gfxdata="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" filled="f" stroked="f" strokeweight=".5pt">
+                <v:fill o:detectmouseclick="t"/>
+                <v:textbox>
+                  <w:txbxContent>
+                    <w:p>
+                      <w:pPr>
+                        <w:jc w:val="center"/>
+                        <w:rPr>
+                          <w:color w:val="000000" w:themeColor="text1"/>
+                          <w:sz w:val="18"/>
+                          <w14:shadow w14:blurRad="38100" w14:dist="25400" w14:dir="5400000" w14:sx="100000" w14:sy="100000" w14:kx="0" w14:ky="0" w14:algn="ctr">
+                            <w14:srgbClr w14:val="6E747A">
+                              <w14:alpha w14:val="57000"/>
+                            </w14:srgbClr>
+                          </w14:shadow>
+                          <w14:textOutline w14:w="0" w14:cap="flat" w14:cmpd="sng" w14:algn="ctr">
+                            <w14:noFill/>
+                            <w14:prstDash w14:val="solid"/>
+                            <w14:round/>
+                          </w14:textOutline>
+                        </w:rPr>
+                      </w:pPr>
+                      <w:r>
+                        <w:rPr>
+                          <w:color w:val="000000" w:themeColor="text1"/>
+                          <w:sz w:val="18"/>
+                          <w14:shadow w14:blurRad="38100" w14:dist="25400" w14:dir="5400000" w14:sx="100000" w14:sy="100000" w14:kx="0" w14:ky="0" w14:algn="ctr">
+                            <w14:srgbClr w14:val="6E747A">
+                              <w14:alpha w14:val="57000"/>
+                            </w14:srgbClr>
+                          </w14:shadow>
+                          <w14:textOutline w14:w="0" w14:cap="flat" w14:cmpd="sng" w14:algn="ctr">
+                            <w14:noFill/>
+                            <w14:prstDash w14:val="solid"/>
+                            <w14:round/>
+                          </w14:textOutline>
+                        </w:rPr>
+                        <w:t>144px</w:t>
+                      </w:r>
+                    </w:p>
+                  </w:txbxContent>
+                </v:textbox>
+              </v:shape>
+            </w:pict>
+          </mc:Fallback>
+        </mc:AlternateContent>
+      </w:r>
+      <w:r>
+        <w:rPr>
+          <w:noProof/>
+          <w:lang w:eastAsia="es-ES"/>
+        </w:rPr>
+        <mc:AlternateContent>
+          <mc:Choice Requires="wps">
+            <w:drawing>
+              <wp:anchor distT="0" distB="0" distL="114300" distR="114300" simplePos="0" relativeHeight="251667456" behindDoc="0" locked="0" layoutInCell="1" allowOverlap="1">
+                <wp:simplePos x="0" y="0"/>
+                <wp:positionH relativeFrom="column">
+                  <wp:posOffset>1341120</wp:posOffset>
+                </wp:positionH>
+                <wp:positionV relativeFrom="paragraph">
+                  <wp:posOffset>386614</wp:posOffset>
+                </wp:positionV>
+                <wp:extent cx="914400" cy="914400"/>
+                <wp:effectExtent l="0" t="0" r="0" b="7620"/>
+                <wp:wrapNone/>
+                <wp:docPr id="51" name="Cuadro de texto 51"/>
+                <wp:cNvGraphicFramePr/>
+                <a:graphic xmlns:a="http://schemas.openxmlformats.org/drawingml/2006/main">
+                  <a:graphicData uri="http://schemas.microsoft.com/office/word/2010/wordprocessingShape">
+                    <wps:wsp>
+                      <wps:cNvSpPr txBox="1"/>
+                      <wps:spPr>
+                        <a:xfrm>
+                          <a:off x="0" y="0"/>
+                          <a:ext cx="914400" cy="914400"/>
+                        </a:xfrm>
+                        <a:prstGeom prst="rect">
+                          <a:avLst/>
+                        </a:prstGeom>
+                        <a:noFill/>
+                        <a:ln w="6350">
+                          <a:noFill/>
+                        </a:ln>
+                      </wps:spPr>
+                      <wps:txbx>
+                        <w:txbxContent>
+                          <w:p>
+                            <w:pPr>
+                              <w:rPr>
+                                <w:sz w:val="18"/>
+                                <w:szCs w:val="18"/>
+                              </w:rPr>
+                            </w:pPr>
+                            <w:r>
+                              <w:rPr>
+                                <w:sz w:val="18"/>
+                                <w:szCs w:val="18"/>
+                              </w:rPr>
+                              <w:t>94px</w:t>
+                            </w:r>
+                          </w:p>
+                        </w:txbxContent>
+                      </wps:txbx>
+                      <wps:bodyPr rot="0" spcFirstLastPara="0" vertOverflow="overflow" horzOverflow="overflow" vert="vert270" wrap="none" lIns="91440" tIns="45720" rIns="91440" bIns="45720" numCol="1" spcCol="0" rtlCol="0" fromWordArt="0" anchor="t" anchorCtr="0" forceAA="0" compatLnSpc="1">
+                        <a:prstTxWarp prst="textNoShape">
+                          <a:avLst/>
+                        </a:prstTxWarp>
+                        <a:noAutofit/>
+                      </wps:bodyPr>
+                    </wps:wsp>
+                  </a:graphicData>
+                </a:graphic>
+              </wp:anchor>
+            </w:drawing>
+          </mc:Choice>
+          <mc:Fallback>
+            <w:pict>
+              <v:shape id="Cuadro de texto 51" o:spid="_x0000_s1058" type="#_x0000_t202" style="position:absolute;margin-left:105.6pt;margin-top:30.45pt;width:1in;height:1in;z-index:251667456;visibility:visible;mso-wrap-style:none;mso-wrap-distance-left:9pt;mso-wrap-distance-top:0;mso-wrap-distance-right:9pt;mso-wrap-distance-bottom:0;mso-position-horizontal:absolute;mso-position-horizontal-relative:text;mso-position-vertical:absolute;mso-position-vertical-relative:text;v-text-anchor:top" o:gfxdata="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" filled="f" stroked="f" strokeweight=".5pt">
+                <v:textbox style="layout-flow:vertical;mso-layout-flow-alt:bottom-to-top">
+                  <w:txbxContent>
+                    <w:p>
+                      <w:pPr>
+                        <w:rPr>
+                          <w:sz w:val="18"/>
+                          <w:szCs w:val="18"/>
+                        </w:rPr>
+                      </w:pPr>
+                      <w:r>
+                        <w:rPr>
+                          <w:sz w:val="18"/>
+                          <w:szCs w:val="18"/>
+                        </w:rPr>
+                        <w:t>94px</w:t>
+                      </w:r>
+                    </w:p>
+                  </w:txbxContent>
+                </v:textbox>
+              </v:shape>
+            </w:pict>
+          </mc:Fallback>
+        </mc:AlternateContent>
+      </w:r>
+      <w:r>
+        <w:rPr>
+          <w:noProof/>
+          <w:lang w:eastAsia="es-ES"/>
+        </w:rPr>
+        <mc:AlternateContent>
+          <mc:Choice Requires="wps">
+            <w:drawing>
+              <wp:anchor distT="0" distB="0" distL="114300" distR="114300" simplePos="0" relativeHeight="251666432" behindDoc="0" locked="0" layoutInCell="1" allowOverlap="1" wp14:anchorId="6414FFD7" wp14:editId="14A7D731">
+                <wp:simplePos x="0" y="0"/>
+                <wp:positionH relativeFrom="column">
+                  <wp:posOffset>1039177</wp:posOffset>
+                </wp:positionH>
+                <wp:positionV relativeFrom="paragraph">
+                  <wp:posOffset>445125</wp:posOffset>
+                </wp:positionV>
+                <wp:extent cx="946236" cy="185123"/>
+                <wp:effectExtent l="0" t="19368" r="25083" b="44132"/>
+                <wp:wrapNone/>
+                <wp:docPr id="49" name="Flecha izquierda y derecha 49"/>
+                <wp:cNvGraphicFramePr/>
+                <a:graphic xmlns:a="http://schemas.openxmlformats.org/drawingml/2006/main">
+                  <a:graphicData uri="http://schemas.microsoft.com/office/word/2010/wordprocessingShape">
+                    <wps:wsp>
+                      <wps:cNvSpPr/>
+                      <wps:spPr>
+                        <a:xfrm rot="5400000">
+                          <a:off x="0" y="0"/>
+                          <a:ext cx="946236" cy="185123"/>
+                        </a:xfrm>
+                        <a:prstGeom prst="leftRightArrow">
+                          <a:avLst/>
+                        </a:prstGeom>
+                      </wps:spPr>
+                      <wps:style>
+                        <a:lnRef idx="2">
+                          <a:schemeClr val="accent1">
+                            <a:shade val="50000"/>
+                          </a:schemeClr>
+                        </a:lnRef>
+                        <a:fillRef idx="1">
+                          <a:schemeClr val="accent1"/>
+                        </a:fillRef>
+                        <a:effectRef idx="0">
+                          <a:schemeClr val="accent1"/>
+                        </a:effectRef>
+                        <a:fontRef idx="minor">
+                          <a:schemeClr val="lt1"/>
+                        </a:fontRef>
+                      </wps:style>
+                      <wps:txbx>
+                        <w:txbxContent>
+                          <w:p>
+                            <w:pPr>
+                              <w:rPr>
+                                <w:color w:val="000000" w:themeColor="text1"/>
+                                <w14:shadow w14:blurRad="38100" w14:dist="25400" w14:dir="5400000" w14:sx="100000" w14:sy="100000" w14:kx="0" w14:ky="0" w14:algn="ctr">
+                                  <w14:srgbClr w14:val="6E747A">
+                                    <w14:alpha w14:val="57000"/>
+                                  </w14:srgbClr>
+                                </w14:shadow>
+                                <w14:textOutline w14:w="0" w14:cap="flat" w14:cmpd="sng" w14:algn="ctr">
+                                  <w14:noFill/>
+                                  <w14:prstDash w14:val="solid"/>
+                                  <w14:round/>
+                                </w14:textOutline>
+                              </w:rPr>
+                            </w:pPr>
+                          </w:p>
+                        </w:txbxContent>
+                      </wps:txbx>
+                      <wps:bodyPr rot="0" spcFirstLastPara="0" vertOverflow="overflow" horzOverflow="overflow" vert="horz" wrap="square" lIns="91440" tIns="45720" rIns="91440" bIns="45720" numCol="1" spcCol="0" rtlCol="0" fromWordArt="0" anchor="t" anchorCtr="0" forceAA="0" compatLnSpc="1">
+                        <a:prstTxWarp prst="textNoShape">
+                          <a:avLst/>
+                        </a:prstTxWarp>
+                        <a:noAutofit/>
+                      </wps:bodyPr>
+                    </wps:wsp>
+                  </a:graphicData>
+                </a:graphic>
+                <wp14:sizeRelH relativeFrom="margin">
+                  <wp14:pctWidth>0</wp14:pctWidth>
+                </wp14:sizeRelH>
+                <wp14:sizeRelV relativeFrom="margin">
+                  <wp14:pctHeight>0</wp14:pctHeight>
+                </wp14:sizeRelV>
+              </wp:anchor>
+            </w:drawing>
+          </mc:Choice>
+          <mc:Fallback>
+            <w:pict>
+              <v:shapetype w14:anchorId="6414FFD7" id="_x0000_t69" coordsize="21600,21600" o:spt="69" adj="4320,5400" path="m,10800l@0,21600@0@3@2@3@2,21600,21600,10800@2,0@2@1@0@1@0,xe">
+                <v:stroke joinstyle="miter"/>
+                <v:formulas>
+                  <v:f eqn="val #0"/>
+                  <v:f eqn="val #1"/>
+                  <v:f eqn="sum 21600 0 #0"/>
+                  <v:f eqn="sum 21600 0 #1"/>
+                  <v:f eqn="prod #0 #1 10800"/>
+                  <v:f eqn="sum #0 0 @4"/>
+                  <v:f eqn="sum 21600 0 @5"/>
+                </v:formulas>
+                <v:path o:connecttype="custom" o:connectlocs="@2,0;10800,@1;@0,0;0,10800;@0,21600;10800,@3;@2,21600;21600,10800" o:connectangles="270,270,270,180,90,90,90,0" textboxrect="@5,@1,@6,@3"/>
+                <v:handles>
+                  <v:h position="#0,#1" xrange="0,10800" yrange="0,10800"/>
+                </v:handles>
+              </v:shapetype>
+              <v:shape id="Flecha izquierda y derecha 49" o:spid="_x0000_s1059" type="#_x0000_t69" style="position:absolute;margin-left:81.8pt;margin-top:35.05pt;width:74.5pt;height:14.6pt;rotation:90;z-index:251666432;visibility:visible;mso-wrap-style:square;mso-width-percent:0;mso-height-percent:0;mso-wrap-distance-left:9pt;mso-wrap-distance-top:0;mso-wrap-distance-right:9pt;mso-wrap-distance-bottom:0;mso-position-horizontal:absolute;mso-position-horizontal-relative:text;mso-position-vertical:absolute;mso-position-vertical-relative:text;mso-width-percent:0;mso-height-percent:0;mso-width-relative:margin;mso-height-relative:margin;v-text-anchor:top" o:gfxdata="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" adj="2113" fillcolor="#5b9bd5 [3204]" strokecolor="#1f4d78 [1604]" strokeweight="1pt">
+                <v:textbox>
+                  <w:txbxContent>
+                    <w:p>
+                      <w:pPr>
+                        <w:rPr>
+                          <w:color w:val="000000" w:themeColor="text1"/>
+                          <w14:shadow w14:blurRad="38100" w14:dist="25400" w14:dir="5400000" w14:sx="100000" w14:sy="100000" w14:kx="0" w14:ky="0" w14:algn="ctr">
+                            <w14:srgbClr w14:val="6E747A">
+                              <w14:alpha w14:val="57000"/>
+                            </w14:srgbClr>
+                          </w14:shadow>
+                          <w14:textOutline w14:w="0" w14:cap="flat" w14:cmpd="sng" w14:algn="ctr">
+                            <w14:noFill/>
+                            <w14:prstDash w14:val="solid"/>
+                            <w14:round/>
+                          </w14:textOutline>
+                        </w:rPr>
+                      </w:pPr>
+                    </w:p>
+                  </w:txbxContent>
+                </v:textbox>
+              </v:shape>
+            </w:pict>
+          </mc:Fallback>
+        </mc:AlternateContent>
+      </w:r>
+      <w:r>
+        <w:rPr>
+          <w:noProof/>
+          <w:lang w:eastAsia="es-ES"/>
+        </w:rPr>
+        <mc:AlternateContent>
+          <mc:Choice Requires="wps">
+            <w:drawing>
+              <wp:anchor distT="0" distB="0" distL="114300" distR="114300" simplePos="0" relativeHeight="251662336" behindDoc="0" locked="0" layoutInCell="1" allowOverlap="1">
+                <wp:simplePos x="0" y="0"/>
+                <wp:positionH relativeFrom="column">
+                  <wp:posOffset>-47928</wp:posOffset>
+                </wp:positionH>
+                <wp:positionV relativeFrom="paragraph">
+                  <wp:posOffset>950763</wp:posOffset>
+                </wp:positionV>
+                <wp:extent cx="1391234" cy="185123"/>
+                <wp:effectExtent l="19050" t="19050" r="19050" b="43815"/>
+                <wp:wrapNone/>
+                <wp:docPr id="46" name="Flecha izquierda y derecha 46"/>
+                <wp:cNvGraphicFramePr/>
+                <a:graphic xmlns:a="http://schemas.openxmlformats.org/drawingml/2006/main">
+                  <a:graphicData uri="http://schemas.microsoft.com/office/word/2010/wordprocessingShape">
+                    <wps:wsp>
+                      <wps:cNvSpPr/>
+                      <wps:spPr>
+                        <a:xfrm>
+                          <a:off x="0" y="0"/>
+                          <a:ext cx="1391234" cy="185123"/>
+                        </a:xfrm>
+                        <a:prstGeom prst="leftRightArrow">
+                          <a:avLst/>
+                        </a:prstGeom>
+                      </wps:spPr>
+                      <wps:style>
+                        <a:lnRef idx="2">
+                          <a:schemeClr val="accent1">
+                            <a:shade val="50000"/>
+                          </a:schemeClr>
+                        </a:lnRef>
+                        <a:fillRef idx="1">
+                          <a:schemeClr val="accent1"/>
+                        </a:fillRef>
+                        <a:effectRef idx="0">
+                          <a:schemeClr val="accent1"/>
+                        </a:effectRef>
+                        <a:fontRef idx="minor">
+                          <a:schemeClr val="lt1"/>
+                        </a:fontRef>
+                      </wps:style>
+                      <wps:txbx>
+                        <w:txbxContent>
+                          <w:p>
+                            <w:pPr>
+                              <w:jc w:val="center"/>
+                              <w:rPr>
+                                <w:color w:val="000000" w:themeColor="text1"/>
+                                <w14:shadow w14:blurRad="38100" w14:dist="25400" w14:dir="5400000" w14:sx="100000" w14:sy="100000" w14:kx="0" w14:ky="0" w14:algn="ctr">
+                                  <w14:srgbClr w14:val="6E747A">
+                                    <w14:alpha w14:val="57000"/>
+                                  </w14:srgbClr>
+                                </w14:shadow>
+                                <w14:textOutline w14:w="0" w14:cap="flat" w14:cmpd="sng" w14:algn="ctr">
+                                  <w14:noFill/>
+                                  <w14:prstDash w14:val="solid"/>
+                                  <w14:round/>
+                                </w14:textOutline>
+                              </w:rPr>
+                            </w:pPr>
+                          </w:p>
+                        </w:txbxContent>
+                      </wps:txbx>
+                      <wps:bodyPr rot="0" spcFirstLastPara="0" vertOverflow="overflow" horzOverflow="overflow" vert="horz" wrap="square" lIns="91440" tIns="45720" rIns="91440" bIns="45720" numCol="1" spcCol="0" rtlCol="0" fromWordArt="0" anchor="t" anchorCtr="0" forceAA="0" compatLnSpc="1">
+                        <a:prstTxWarp prst="textNoShape">
+                          <a:avLst/>
+                        </a:prstTxWarp>
+                        <a:noAutofit/>
+                      </wps:bodyPr>
+                    </wps:wsp>
+                  </a:graphicData>
+                </a:graphic>
+                <wp14:sizeRelH relativeFrom="margin">
+                  <wp14:pctWidth>0</wp14:pctWidth>
+                </wp14:sizeRelH>
+                <wp14:sizeRelV relativeFrom="margin">
+                  <wp14:pctHeight>0</wp14:pctHeight>
+                </wp14:sizeRelV>
+              </wp:anchor>
+            </w:drawing>
+          </mc:Choice>
+          <mc:Fallback>
+            <w:pict>
+              <v:shape id="Flecha izquierda y derecha 46" o:spid="_x0000_s1060" type="#_x0000_t69" style="position:absolute;margin-left:-3.75pt;margin-top:74.85pt;width:109.55pt;height:14.6pt;z-index:251662336;visibility:visible;mso-wrap-style:square;mso-width-percent:0;mso-height-percent:0;mso-wrap-distance-left:9pt;mso-wrap-distance-top:0;mso-wrap-distance-right:9pt;mso-wrap-distance-bottom:0;mso-position-horizontal:absolute;mso-position-horizontal-relative:text;mso-position-vertical:absolute;mso-position-vertical-relative:text;mso-width-percent:0;mso-height-percent:0;mso-width-relative:margin;mso-height-relative:margin;v-text-anchor:top" o:gfxdata="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" adj="1437" fillcolor="#5b9bd5 [3204]" strokecolor="#1f4d78 [1604]" strokeweight="1pt">
+                <v:textbox>
+                  <w:txbxContent>
+                    <w:p>
+                      <w:pPr>
+                        <w:jc w:val="center"/>
+                        <w:rPr>
+                          <w:color w:val="000000" w:themeColor="text1"/>
+                          <w14:shadow w14:blurRad="38100" w14:dist="25400" w14:dir="5400000" w14:sx="100000" w14:sy="100000" w14:kx="0" w14:ky="0" w14:algn="ctr">
+                            <w14:srgbClr w14:val="6E747A">
+                              <w14:alpha w14:val="57000"/>
+                            </w14:srgbClr>
+                          </w14:shadow>
+                          <w14:textOutline w14:w="0" w14:cap="flat" w14:cmpd="sng" w14:algn="ctr">
+                            <w14:noFill/>
+                            <w14:prstDash w14:val="solid"/>
+                            <w14:round/>
+                          </w14:textOutline>
+                        </w:rPr>
+                      </w:pPr>
+                    </w:p>
+                  </w:txbxContent>
+                </v:textbox>
+              </v:shape>
+            </w:pict>
+          </mc:Fallback>
+        </mc:AlternateContent>
+      </w:r>
+      <w:r>
+        <w:rPr>
+          <w:noProof/>
+          <w:lang w:eastAsia="es-ES"/>
+        </w:rPr>
+        <w:drawing>
+          <wp:inline distT="0" distB="0" distL="0" distR="0">
+            <wp:extent cx="1374140" cy="897255"/>
+            <wp:effectExtent l="0" t="0" r="0" b="0"/>
+            <wp:docPr id="45" name="Imagen 45" descr="ocio"/>
+            <wp:cNvGraphicFramePr>
+              <a:graphicFrameLocks xmlns:a="http://schemas.openxmlformats.org/drawingml/2006/main" noChangeAspect="1"/>
+            </wp:cNvGraphicFramePr>
+            <a:graphic xmlns:a="http://schemas.openxmlformats.org/drawingml/2006/main">
+              <a:graphicData uri="http://schemas.openxmlformats.org/drawingml/2006/picture">
+                <pic:pic xmlns:pic="http://schemas.openxmlformats.org/drawingml/2006/picture">
+                  <pic:nvPicPr>
+                    <pic:cNvPr id="0" name="Picture 11" descr="ocio"/>
+                    <pic:cNvPicPr>
+                      <a:picLocks noChangeAspect="1" noChangeArrowheads="1"/>
+                    </pic:cNvPicPr>
+                  </pic:nvPicPr>
+                  <pic:blipFill>
+                    <a:blip r:embed="rId54">
+                      <a:extLst>
+                        <a:ext uri="{28A0092B-C50C-407E-A947-70E740481C1C}">
+                          <a14:useLocalDpi xmlns:a14="http://schemas.microsoft.com/office/drawing/2010/main" val="0"/>
+                        </a:ext>
+                      </a:extLst>
+                    </a:blip>
+                    <a:srcRect/>
+                    <a:stretch>
+                      <a:fillRect/>
+                    </a:stretch>
+                  </pic:blipFill>
+                  <pic:spPr bwMode="auto">
+                    <a:xfrm>
+                      <a:off x="0" y="0"/>
+                      <a:ext cx="1374140" cy="897255"/>
+                    </a:xfrm>
+                    <a:prstGeom prst="rect">
+                      <a:avLst/>
+                    </a:prstGeom>
+                    <a:noFill/>
+                    <a:ln>
+                      <a:noFill/>
+                    </a:ln>
+                  </pic:spPr>
+                </pic:pic>
+              </a:graphicData>
+            </a:graphic>
+          </wp:inline>
+        </w:drawing>
+      </w:r>
+    </w:p>
+    <w:p/>
+    <w:p>
+      <w:r>
+        <w:t>Imagen tabla:</w:t>
+      </w:r>
+    </w:p>
+    <w:p>
+      <w:r>
+        <mc:AlternateContent>
+          <mc:Choice Requires="wps">
+            <w:drawing>
+              <wp:anchor distT="0" distB="0" distL="114300" distR="114300" simplePos="0" relativeHeight="251670528" behindDoc="0" locked="0" layoutInCell="1" allowOverlap="1" wp14:anchorId="7BAD7E15" wp14:editId="49CAD5E1">
+                <wp:simplePos x="0" y="0"/>
+                <wp:positionH relativeFrom="column">
+                  <wp:posOffset>53975</wp:posOffset>
+                </wp:positionH>
+                <wp:positionV relativeFrom="paragraph">
+                  <wp:posOffset>522608</wp:posOffset>
+                </wp:positionV>
+                <wp:extent cx="503054" cy="285750"/>
+                <wp:effectExtent l="0" t="0" r="0" b="0"/>
+                <wp:wrapNone/>
+                <wp:docPr id="55" name="Cuadro de texto 55"/>
+                <wp:cNvGraphicFramePr/>
+                <a:graphic xmlns:a="http://schemas.openxmlformats.org/drawingml/2006/main">
+                  <a:graphicData uri="http://schemas.microsoft.com/office/word/2010/wordprocessingShape">
+                    <wps:wsp>
+                      <wps:cNvSpPr txBox="1"/>
+                      <wps:spPr>
+                        <a:xfrm>
+                          <a:off x="0" y="0"/>
+                          <a:ext cx="503054" cy="285750"/>
+                        </a:xfrm>
+                        <a:prstGeom prst="rect">
+                          <a:avLst/>
+                        </a:prstGeom>
+                        <a:noFill/>
+                        <a:ln w="6350">
+                          <a:noFill/>
+                        </a:ln>
+                      </wps:spPr>
+                      <wps:txbx>
+                        <w:txbxContent>
+                          <w:p>
+                            <w:pPr>
+                              <w:jc w:val="center"/>
+                              <w:rPr>
+                                <w:color w:val="000000" w:themeColor="text1"/>
+                                <w:sz w:val="18"/>
+                                <w14:shadow w14:blurRad="38100" w14:dist="25400" w14:dir="5400000" w14:sx="100000" w14:sy="100000" w14:kx="0" w14:ky="0" w14:algn="ctr">
+                                  <w14:srgbClr w14:val="6E747A">
+                                    <w14:alpha w14:val="57000"/>
+                                  </w14:srgbClr>
+                                </w14:shadow>
+                                <w14:textOutline w14:w="0" w14:cap="flat" w14:cmpd="sng" w14:algn="ctr">
+                                  <w14:noFill/>
+                                  <w14:prstDash w14:val="solid"/>
+                                  <w14:round/>
+                                </w14:textOutline>
+                              </w:rPr>
+                            </w:pPr>
+                            <w:r>
+                              <w:rPr>
+                                <w:color w:val="000000" w:themeColor="text1"/>
+                                <w:sz w:val="18"/>
+                                <w14:shadow w14:blurRad="38100" w14:dist="25400" w14:dir="5400000" w14:sx="100000" w14:sy="100000" w14:kx="0" w14:ky="0" w14:algn="ctr">
+                                  <w14:srgbClr w14:val="6E747A">
+                                    <w14:alpha w14:val="57000"/>
+                                  </w14:srgbClr>
+                                </w14:shadow>
+                                <w14:textOutline w14:w="0" w14:cap="flat" w14:cmpd="sng" w14:algn="ctr">
+                                  <w14:noFill/>
+                                  <w14:prstDash w14:val="solid"/>
+                                  <w14:round/>
+                                </w14:textOutline>
+                              </w:rPr>
+                              <w:t>183</w:t>
+                            </w:r>
+                            <w:r>
+                              <w:rPr>
+                                <w:color w:val="000000" w:themeColor="text1"/>
+                                <w:sz w:val="18"/>
+                                <w14:shadow w14:blurRad="38100" w14:dist="25400" w14:dir="5400000" w14:sx="100000" w14:sy="100000" w14:kx="0" w14:ky="0" w14:algn="ctr">
+                                  <w14:srgbClr w14:val="6E747A">
+                                    <w14:alpha w14:val="57000"/>
+                                  </w14:srgbClr>
+                                </w14:shadow>
+                                <w14:textOutline w14:w="0" w14:cap="flat" w14:cmpd="sng" w14:algn="ctr">
+                                  <w14:noFill/>
+                                  <w14:prstDash w14:val="solid"/>
+                                  <w14:round/>
+                                </w14:textOutline>
+                              </w:rPr>
+                              <w:t>px</w:t>
+                            </w:r>
+                          </w:p>
+                        </w:txbxContent>
+                      </wps:txbx>
+                      <wps:bodyPr rot="0" spcFirstLastPara="0" vertOverflow="overflow" horzOverflow="overflow" vert="horz" wrap="square" lIns="91440" tIns="45720" rIns="91440" bIns="45720" numCol="1" spcCol="0" rtlCol="0" fromWordArt="0" anchor="t" anchorCtr="0" forceAA="0" compatLnSpc="1">
+                        <a:prstTxWarp prst="textNoShape">
+                          <a:avLst/>
+                        </a:prstTxWarp>
+                        <a:noAutofit/>
+                      </wps:bodyPr>
+                    </wps:wsp>
+                  </a:graphicData>
+                </a:graphic>
+                <wp14:sizeRelH relativeFrom="margin">
+                  <wp14:pctWidth>0</wp14:pctWidth>
+                </wp14:sizeRelH>
+                <wp14:sizeRelV relativeFrom="margin">
+                  <wp14:pctHeight>0</wp14:pctHeight>
+                </wp14:sizeRelV>
+              </wp:anchor>
+            </w:drawing>
+          </mc:Choice>
+          <mc:Fallback>
+            <w:pict>
+              <v:shape w14:anchorId="7BAD7E15" id="Cuadro de texto 55" o:spid="_x0000_s1061" type="#_x0000_t202" style="position:absolute;margin-left:4.25pt;margin-top:41.15pt;width:39.6pt;height:22.5pt;z-index:251670528;visibility:visible;mso-wrap-style:square;mso-width-percent:0;mso-height-percent:0;mso-wrap-distance-left:9pt;mso-wrap-distance-top:0;mso-wrap-distance-right:9pt;mso-wrap-distance-bottom:0;mso-position-horizontal:absolute;mso-position-horizontal-relative:text;mso-position-vertical:absolute;mso-position-vertical-relative:text;mso-width-percent:0;mso-height-percent:0;mso-width-relative:margin;mso-height-relative:margin;v-text-anchor:top" o:gfxdata="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" filled="f" stroked="f" strokeweight=".5pt">
+                <v:fill o:detectmouseclick="t"/>
+                <v:textbox>
+                  <w:txbxContent>
+                    <w:p>
+                      <w:pPr>
+                        <w:jc w:val="center"/>
+                        <w:rPr>
+                          <w:color w:val="000000" w:themeColor="text1"/>
+                          <w:sz w:val="18"/>
+                          <w14:shadow w14:blurRad="38100" w14:dist="25400" w14:dir="5400000" w14:sx="100000" w14:sy="100000" w14:kx="0" w14:ky="0" w14:algn="ctr">
+                            <w14:srgbClr w14:val="6E747A">
+                              <w14:alpha w14:val="57000"/>
+                            </w14:srgbClr>
+                          </w14:shadow>
+                          <w14:textOutline w14:w="0" w14:cap="flat" w14:cmpd="sng" w14:algn="ctr">
+                            <w14:noFill/>
+                            <w14:prstDash w14:val="solid"/>
+                            <w14:round/>
+                          </w14:textOutline>
+                        </w:rPr>
+                      </w:pPr>
+                      <w:r>
+                        <w:rPr>
+                          <w:color w:val="000000" w:themeColor="text1"/>
+                          <w:sz w:val="18"/>
+                          <w14:shadow w14:blurRad="38100" w14:dist="25400" w14:dir="5400000" w14:sx="100000" w14:sy="100000" w14:kx="0" w14:ky="0" w14:algn="ctr">
+                            <w14:srgbClr w14:val="6E747A">
+                              <w14:alpha w14:val="57000"/>
+                            </w14:srgbClr>
+                          </w14:shadow>
+                          <w14:textOutline w14:w="0" w14:cap="flat" w14:cmpd="sng" w14:algn="ctr">
+                            <w14:noFill/>
+                            <w14:prstDash w14:val="solid"/>
+                            <w14:round/>
+                          </w14:textOutline>
+                        </w:rPr>
+                        <w:t>183</w:t>
+                      </w:r>
+                      <w:r>
+                        <w:rPr>
+                          <w:color w:val="000000" w:themeColor="text1"/>
+                          <w:sz w:val="18"/>
+                          <w14:shadow w14:blurRad="38100" w14:dist="25400" w14:dir="5400000" w14:sx="100000" w14:sy="100000" w14:kx="0" w14:ky="0" w14:algn="ctr">
+                            <w14:srgbClr w14:val="6E747A">
+                              <w14:alpha w14:val="57000"/>
+                            </w14:srgbClr>
+                          </w14:shadow>
+                          <w14:textOutline w14:w="0" w14:cap="flat" w14:cmpd="sng" w14:algn="ctr">
+                            <w14:noFill/>
+                            <w14:prstDash w14:val="solid"/>
+                            <w14:round/>
+                          </w14:textOutline>
+                        </w:rPr>
+                        <w:t>px</w:t>
+                      </w:r>
+                    </w:p>
+                  </w:txbxContent>
+                </v:textbox>
+              </v:shape>
+            </w:pict>
+          </mc:Fallback>
+        </mc:AlternateContent>
+      </w:r>
+      <w:r>
+        <mc:AlternateContent>
+          <mc:Choice Requires="wps">
+            <w:drawing>
+              <wp:anchor distT="0" distB="0" distL="114300" distR="114300" simplePos="0" relativeHeight="251669504" behindDoc="0" locked="0" layoutInCell="1" allowOverlap="1" wp14:anchorId="056CB071" wp14:editId="35B988C9">
+                <wp:simplePos x="0" y="0"/>
+                <wp:positionH relativeFrom="column">
+                  <wp:posOffset>2559</wp:posOffset>
+                </wp:positionH>
+                <wp:positionV relativeFrom="paragraph">
+                  <wp:posOffset>556353</wp:posOffset>
+                </wp:positionV>
+                <wp:extent cx="555298" cy="184785"/>
+                <wp:effectExtent l="19050" t="19050" r="16510" b="43815"/>
+                <wp:wrapNone/>
+                <wp:docPr id="53" name="Flecha izquierda y derecha 53"/>
+                <wp:cNvGraphicFramePr/>
+                <a:graphic xmlns:a="http://schemas.openxmlformats.org/drawingml/2006/main">
+                  <a:graphicData uri="http://schemas.microsoft.com/office/word/2010/wordprocessingShape">
+                    <wps:wsp>
+                      <wps:cNvSpPr/>
+                      <wps:spPr>
+                        <a:xfrm>
+                          <a:off x="0" y="0"/>
+                          <a:ext cx="555298" cy="184785"/>
+                        </a:xfrm>
+                        <a:prstGeom prst="leftRightArrow">
+                          <a:avLst/>
+                        </a:prstGeom>
+                      </wps:spPr>
+                      <wps:style>
+                        <a:lnRef idx="2">
+                          <a:schemeClr val="accent1">
+                            <a:shade val="50000"/>
+                          </a:schemeClr>
+                        </a:lnRef>
+                        <a:fillRef idx="1">
+                          <a:schemeClr val="accent1"/>
+                        </a:fillRef>
+                        <a:effectRef idx="0">
+                          <a:schemeClr val="accent1"/>
+                        </a:effectRef>
+                        <a:fontRef idx="minor">
+                          <a:schemeClr val="lt1"/>
+                        </a:fontRef>
+                      </wps:style>
+                      <wps:txbx>
+                        <w:txbxContent>
+                          <w:p>
+                            <w:pPr>
+                              <w:jc w:val="center"/>
+                              <w:rPr>
+                                <w:color w:val="000000" w:themeColor="text1"/>
+                                <w14:shadow w14:blurRad="38100" w14:dist="25400" w14:dir="5400000" w14:sx="100000" w14:sy="100000" w14:kx="0" w14:ky="0" w14:algn="ctr">
+                                  <w14:srgbClr w14:val="6E747A">
+                                    <w14:alpha w14:val="57000"/>
+                                  </w14:srgbClr>
+                                </w14:shadow>
+                                <w14:textOutline w14:w="0" w14:cap="flat" w14:cmpd="sng" w14:algn="ctr">
+                                  <w14:noFill/>
+                                  <w14:prstDash w14:val="solid"/>
+                                  <w14:round/>
+                                </w14:textOutline>
+                              </w:rPr>
+                            </w:pPr>
+                          </w:p>
+                        </w:txbxContent>
+                      </wps:txbx>
+                      <wps:bodyPr rot="0" spcFirstLastPara="0" vertOverflow="overflow" horzOverflow="overflow" vert="horz" wrap="square" lIns="91440" tIns="45720" rIns="91440" bIns="45720" numCol="1" spcCol="0" rtlCol="0" fromWordArt="0" anchor="t" anchorCtr="0" forceAA="0" compatLnSpc="1">
+                        <a:prstTxWarp prst="textNoShape">
+                          <a:avLst/>
+                        </a:prstTxWarp>
+                        <a:noAutofit/>
+                      </wps:bodyPr>
+                    </wps:wsp>
+                  </a:graphicData>
+                </a:graphic>
+                <wp14:sizeRelH relativeFrom="margin">
+                  <wp14:pctWidth>0</wp14:pctWidth>
+                </wp14:sizeRelH>
+                <wp14:sizeRelV relativeFrom="margin">
+                  <wp14:pctHeight>0</wp14:pctHeight>
+                </wp14:sizeRelV>
+              </wp:anchor>
+            </w:drawing>
+          </mc:Choice>
+          <mc:Fallback>
+            <w:pict>
+              <v:shape w14:anchorId="056CB071" id="Flecha izquierda y derecha 53" o:spid="_x0000_s1062" type="#_x0000_t69" style="position:absolute;margin-left:.2pt;margin-top:43.8pt;width:43.7pt;height:14.55pt;z-index:251669504;visibility:visible;mso-wrap-style:square;mso-width-percent:0;mso-height-percent:0;mso-wrap-distance-left:9pt;mso-wrap-distance-top:0;mso-wrap-distance-right:9pt;mso-wrap-distance-bottom:0;mso-position-horizontal:absolute;mso-position-horizontal-relative:text;mso-position-vertical:absolute;mso-position-vertical-relative:text;mso-width-percent:0;mso-height-percent:0;mso-width-relative:margin;mso-height-relative:margin;v-text-anchor:top" o:gfxdata="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" adj="3594" fillcolor="#5b9bd5 [3204]" strokecolor="#1f4d78 [1604]" strokeweight="1pt">
+                <v:textbox>
+                  <w:txbxContent>
+                    <w:p>
+                      <w:pPr>
+                        <w:jc w:val="center"/>
+                        <w:rPr>
+                          <w:color w:val="000000" w:themeColor="text1"/>
+                          <w14:shadow w14:blurRad="38100" w14:dist="25400" w14:dir="5400000" w14:sx="100000" w14:sy="100000" w14:kx="0" w14:ky="0" w14:algn="ctr">
+                            <w14:srgbClr w14:val="6E747A">
+                              <w14:alpha w14:val="57000"/>
+                            </w14:srgbClr>
+                          </w14:shadow>
+                          <w14:textOutline w14:w="0" w14:cap="flat" w14:cmpd="sng" w14:algn="ctr">
+                            <w14:noFill/>
+                            <w14:prstDash w14:val="solid"/>
+                            <w14:round/>
+                          </w14:textOutline>
+                        </w:rPr>
+                      </w:pPr>
+                    </w:p>
+                  </w:txbxContent>
+                </v:textbox>
+              </v:shape>
+            </w:pict>
+          </mc:Fallback>
+        </mc:AlternateContent>
+      </w:r>
+      <w:r>
+        <mc:AlternateContent>
+          <mc:Choice Requires="wps">
+            <w:drawing>
+              <wp:anchor distT="0" distB="0" distL="114300" distR="114300" simplePos="0" relativeHeight="251673600" behindDoc="0" locked="0" layoutInCell="1" allowOverlap="1" wp14:anchorId="36B3AE2F" wp14:editId="262E1419">
+                <wp:simplePos x="0" y="0"/>
+                <wp:positionH relativeFrom="column">
+                  <wp:posOffset>507365</wp:posOffset>
+                </wp:positionH>
+                <wp:positionV relativeFrom="paragraph">
+                  <wp:posOffset>95987</wp:posOffset>
+                </wp:positionV>
+                <wp:extent cx="914400" cy="353489"/>
+                <wp:effectExtent l="0" t="0" r="0" b="0"/>
+                <wp:wrapNone/>
+                <wp:docPr id="57" name="Cuadro de texto 57"/>
+                <wp:cNvGraphicFramePr/>
+                <a:graphic xmlns:a="http://schemas.openxmlformats.org/drawingml/2006/main">
+                  <a:graphicData uri="http://schemas.microsoft.com/office/word/2010/wordprocessingShape">
+                    <wps:wsp>
+                      <wps:cNvSpPr txBox="1"/>
+                      <wps:spPr>
+                        <a:xfrm>
+                          <a:off x="0" y="0"/>
+                          <a:ext cx="914400" cy="353489"/>
+                        </a:xfrm>
+                        <a:prstGeom prst="rect">
+                          <a:avLst/>
+                        </a:prstGeom>
+                        <a:noFill/>
+                        <a:ln w="6350">
+                          <a:noFill/>
+                        </a:ln>
+                      </wps:spPr>
+                      <wps:txbx>
+                        <w:txbxContent>
+                          <w:p>
+                            <w:pPr>
+                              <w:rPr>
+                                <w:sz w:val="18"/>
+                                <w:szCs w:val="18"/>
+                              </w:rPr>
+                            </w:pPr>
+                            <w:r>
+                              <w:rPr>
+                                <w:sz w:val="18"/>
+                                <w:szCs w:val="18"/>
+                              </w:rPr>
+                              <w:t>94px</w:t>
+                            </w:r>
+                          </w:p>
+                        </w:txbxContent>
+                      </wps:txbx>
+                      <wps:bodyPr rot="0" spcFirstLastPara="0" vertOverflow="overflow" horzOverflow="overflow" vert="vert270" wrap="square" lIns="91440" tIns="45720" rIns="91440" bIns="45720" numCol="1" spcCol="0" rtlCol="0" fromWordArt="0" anchor="t" anchorCtr="0" forceAA="0" compatLnSpc="1">
+                        <a:prstTxWarp prst="textNoShape">
+                          <a:avLst/>
+                        </a:prstTxWarp>
+                        <a:noAutofit/>
+                      </wps:bodyPr>
+                    </wps:wsp>
+                  </a:graphicData>
+                </a:graphic>
+                <wp14:sizeRelV relativeFrom="margin">
+                  <wp14:pctHeight>0</wp14:pctHeight>
+                </wp14:sizeRelV>
+              </wp:anchor>
+            </w:drawing>
+          </mc:Choice>
+          <mc:Fallback>
+            <w:pict>
+              <v:shape w14:anchorId="36B3AE2F" id="Cuadro de texto 57" o:spid="_x0000_s1063" type="#_x0000_t202" style="position:absolute;margin-left:39.95pt;margin-top:7.55pt;width:1in;height:27.85pt;z-index:251673600;visibility:visible;mso-wrap-style:square;mso-height-percent:0;mso-wrap-distance-left:9pt;mso-wrap-distance-top:0;mso-wrap-distance-right:9pt;mso-wrap-distance-bottom:0;mso-position-horizontal:absolute;mso-position-horizontal-relative:text;mso-position-vertical:absolute;mso-position-vertical-relative:text;mso-height-percent:0;mso-height-relative:margin;v-text-anchor:top" o:gfxdata="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" filled="f" stroked="f" strokeweight=".5pt">
+                <v:textbox style="layout-flow:vertical;mso-layout-flow-alt:bottom-to-top">
+                  <w:txbxContent>
+                    <w:p>
+                      <w:pPr>
+                        <w:rPr>
+                          <w:sz w:val="18"/>
+                          <w:szCs w:val="18"/>
+                        </w:rPr>
+                      </w:pPr>
+                      <w:r>
+                        <w:rPr>
+                          <w:sz w:val="18"/>
+                          <w:szCs w:val="18"/>
+                        </w:rPr>
+                        <w:t>94px</w:t>
+                      </w:r>
+                    </w:p>
+                  </w:txbxContent>
+                </v:textbox>
+              </v:shape>
+            </w:pict>
+          </mc:Fallback>
+        </mc:AlternateContent>
+      </w:r>
+      <w:r>
+        <mc:AlternateContent>
+          <mc:Choice Requires="wps">
+            <w:drawing>
+              <wp:anchor distT="0" distB="0" distL="114300" distR="114300" simplePos="0" relativeHeight="251672576" behindDoc="0" locked="0" layoutInCell="1" allowOverlap="1" wp14:anchorId="16734B1A" wp14:editId="6014EFE5">
+                <wp:simplePos x="0" y="0"/>
+                <wp:positionH relativeFrom="column">
+                  <wp:posOffset>356168</wp:posOffset>
+                </wp:positionH>
+                <wp:positionV relativeFrom="paragraph">
+                  <wp:posOffset>180686</wp:posOffset>
+                </wp:positionV>
+                <wp:extent cx="645172" cy="184785"/>
+                <wp:effectExtent l="1587" t="17463" r="42228" b="42227"/>
+                <wp:wrapNone/>
+                <wp:docPr id="56" name="Flecha izquierda y derecha 56"/>
+                <wp:cNvGraphicFramePr/>
+                <a:graphic xmlns:a="http://schemas.openxmlformats.org/drawingml/2006/main">
+                  <a:graphicData uri="http://schemas.microsoft.com/office/word/2010/wordprocessingShape">
+                    <wps:wsp>
+                      <wps:cNvSpPr/>
+                      <wps:spPr>
+                        <a:xfrm rot="5400000">
+                          <a:off x="0" y="0"/>
+                          <a:ext cx="645172" cy="184785"/>
+                        </a:xfrm>
+                        <a:prstGeom prst="leftRightArrow">
+                          <a:avLst/>
+                        </a:prstGeom>
+                      </wps:spPr>
+                      <wps:style>
+                        <a:lnRef idx="2">
+                          <a:schemeClr val="accent1">
+                            <a:shade val="50000"/>
+                          </a:schemeClr>
+                        </a:lnRef>
+                        <a:fillRef idx="1">
+                          <a:schemeClr val="accent1"/>
+                        </a:fillRef>
+                        <a:effectRef idx="0">
+                          <a:schemeClr val="accent1"/>
+                        </a:effectRef>
+                        <a:fontRef idx="minor">
+                          <a:schemeClr val="lt1"/>
+                        </a:fontRef>
+                      </wps:style>
+                      <wps:txbx>
+                        <w:txbxContent>
+                          <w:p>
+                            <w:pPr>
+                              <w:rPr>
+                                <w:color w:val="000000" w:themeColor="text1"/>
+                                <w14:shadow w14:blurRad="38100" w14:dist="25400" w14:dir="5400000" w14:sx="100000" w14:sy="100000" w14:kx="0" w14:ky="0" w14:algn="ctr">
+                                  <w14:srgbClr w14:val="6E747A">
+                                    <w14:alpha w14:val="57000"/>
+                                  </w14:srgbClr>
+                                </w14:shadow>
+                                <w14:textOutline w14:w="0" w14:cap="flat" w14:cmpd="sng" w14:algn="ctr">
+                                  <w14:noFill/>
+                                  <w14:prstDash w14:val="solid"/>
+                                  <w14:round/>
+                                </w14:textOutline>
+                              </w:rPr>
+                            </w:pPr>
+                          </w:p>
+                        </w:txbxContent>
+                      </wps:txbx>
+                      <wps:bodyPr rot="0" spcFirstLastPara="0" vertOverflow="overflow" horzOverflow="overflow" vert="horz" wrap="square" lIns="91440" tIns="45720" rIns="91440" bIns="45720" numCol="1" spcCol="0" rtlCol="0" fromWordArt="0" anchor="t" anchorCtr="0" forceAA="0" compatLnSpc="1">
+                        <a:prstTxWarp prst="textNoShape">
+                          <a:avLst/>
+                        </a:prstTxWarp>
+                        <a:noAutofit/>
+                      </wps:bodyPr>
+                    </wps:wsp>
+                  </a:graphicData>
+                </a:graphic>
+                <wp14:sizeRelH relativeFrom="margin">
+                  <wp14:pctWidth>0</wp14:pctWidth>
+                </wp14:sizeRelH>
+                <wp14:sizeRelV relativeFrom="margin">
+                  <wp14:pctHeight>0</wp14:pctHeight>
+                </wp14:sizeRelV>
+              </wp:anchor>
+            </w:drawing>
+          </mc:Choice>
+          <mc:Fallback>
+            <w:pict>
+              <v:shape w14:anchorId="16734B1A" id="Flecha izquierda y derecha 56" o:spid="_x0000_s1064" type="#_x0000_t69" style="position:absolute;margin-left:28.05pt;margin-top:14.25pt;width:50.8pt;height:14.55pt;rotation:90;z-index:251672576;visibility:visible;mso-wrap-style:square;mso-width-percent:0;mso-height-percent:0;mso-wrap-distance-left:9pt;mso-wrap-distance-top:0;mso-wrap-distance-right:9pt;mso-wrap-distance-bottom:0;mso-position-horizontal:absolute;mso-position-horizontal-relative:text;mso-position-vertical:absolute;mso-position-vertical-relative:text;mso-width-percent:0;mso-height-percent:0;mso-width-relative:margin;mso-height-relative:margin;v-text-anchor:top" o:gfxdata="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" adj="3093" fillcolor="#5b9bd5 [3204]" strokecolor="#1f4d78 [1604]" strokeweight="1pt">
+                <v:textbox>
+                  <w:txbxContent>
+                    <w:p>
+                      <w:pPr>
+                        <w:rPr>
+                          <w:color w:val="000000" w:themeColor="text1"/>
+                          <w14:shadow w14:blurRad="38100" w14:dist="25400" w14:dir="5400000" w14:sx="100000" w14:sy="100000" w14:kx="0" w14:ky="0" w14:algn="ctr">
+                            <w14:srgbClr w14:val="6E747A">
+                              <w14:alpha w14:val="57000"/>
+                            </w14:srgbClr>
+                          </w14:shadow>
+                          <w14:textOutline w14:w="0" w14:cap="flat" w14:cmpd="sng" w14:algn="ctr">
+                            <w14:noFill/>
+                            <w14:prstDash w14:val="solid"/>
+                            <w14:round/>
+                          </w14:textOutline>
+                        </w:rPr>
+                      </w:pPr>
+                    </w:p>
+                  </w:txbxContent>
+                </v:textbox>
+              </v:shape>
+            </w:pict>
+          </mc:Fallback>
+        </mc:AlternateContent>
+      </w:r>
+      <w:r>
+        <w:rPr>
+          <w:noProof/>
+          <w:lang w:eastAsia="es-ES"/>
+        </w:rPr>
+        <w:drawing>
+          <wp:inline distT="0" distB="0" distL="0" distR="0">
+            <wp:extent cx="555625" cy="488315"/>
+            <wp:effectExtent l="0" t="0" r="0" b="6985"/>
+            <wp:docPr id="52" name="Imagen 52" descr="rocio"/>
+            <wp:cNvGraphicFramePr>
+              <a:graphicFrameLocks xmlns:a="http://schemas.openxmlformats.org/drawingml/2006/main" noChangeAspect="1"/>
+            </wp:cNvGraphicFramePr>
+            <a:graphic xmlns:a="http://schemas.openxmlformats.org/drawingml/2006/main">
+              <a:graphicData uri="http://schemas.openxmlformats.org/drawingml/2006/picture">
+                <pic:pic xmlns:pic="http://schemas.openxmlformats.org/drawingml/2006/picture">
+                  <pic:nvPicPr>
+                    <pic:cNvPr id="0" name="Picture 12" descr="rocio"/>
+                    <pic:cNvPicPr>
+                      <a:picLocks noChangeAspect="1" noChangeArrowheads="1"/>
+                    </pic:cNvPicPr>
+                  </pic:nvPicPr>
+                  <pic:blipFill>
+                    <a:blip r:embed="rId55" cstate="print">
+                      <a:extLst>
+                        <a:ext uri="{28A0092B-C50C-407E-A947-70E740481C1C}">
+                          <a14:useLocalDpi xmlns:a14="http://schemas.microsoft.com/office/drawing/2010/main" val="0"/>
+                        </a:ext>
+                      </a:extLst>
+                    </a:blip>
+                    <a:srcRect/>
+                    <a:stretch>
+                      <a:fillRect/>
+                    </a:stretch>
+                  </pic:blipFill>
+                  <pic:spPr bwMode="auto">
+                    <a:xfrm>
+                      <a:off x="0" y="0"/>
+                      <a:ext cx="555625" cy="488315"/>
+                    </a:xfrm>
+                    <a:prstGeom prst="rect">
+                      <a:avLst/>
+                    </a:prstGeom>
+                    <a:noFill/>
+                    <a:ln>
+                      <a:noFill/>
+                    </a:ln>
+                  </pic:spPr>
+                </pic:pic>
+              </a:graphicData>
+            </a:graphic>
+          </wp:inline>
+        </w:drawing>
+      </w:r>
+    </w:p>
+    <w:p/>
+    <w:p>
+      <w:r>
+        <w:t xml:space="preserve">Imagen </w:t>
+      </w:r>
+      <w:proofErr w:type="spellStart"/>
+      <w:r>
+        <w:t>main</w:t>
+      </w:r>
+      <w:proofErr w:type="spellEnd"/>
+      <w:r>
+        <w:t xml:space="preserve"> </w:t>
+      </w:r>
+      <w:proofErr w:type="spellStart"/>
+      <w:r>
+        <w:t>section</w:t>
+      </w:r>
+      <w:proofErr w:type="spellEnd"/>
+      <w:r>
+        <w:t>:</w:t>
+      </w:r>
+    </w:p>
+    <w:p>
+      <w:r>
+        <mc:AlternateContent>
+          <mc:Choice Requires="wps">
+            <w:drawing>
+              <wp:anchor distT="0" distB="0" distL="114300" distR="114300" simplePos="0" relativeHeight="251676672" behindDoc="0" locked="0" layoutInCell="1" allowOverlap="1" wp14:anchorId="2B29CA91" wp14:editId="7D4CE80D">
+                <wp:simplePos x="0" y="0"/>
+                <wp:positionH relativeFrom="column">
+                  <wp:posOffset>321633</wp:posOffset>
+                </wp:positionH>
+                <wp:positionV relativeFrom="paragraph">
+                  <wp:posOffset>1734185</wp:posOffset>
+                </wp:positionV>
+                <wp:extent cx="1988820" cy="285750"/>
+                <wp:effectExtent l="0" t="0" r="0" b="0"/>
+                <wp:wrapNone/>
+                <wp:docPr id="60" name="Cuadro de texto 60"/>
+                <wp:cNvGraphicFramePr/>
+                <a:graphic xmlns:a="http://schemas.openxmlformats.org/drawingml/2006/main">
+                  <a:graphicData uri="http://schemas.microsoft.com/office/word/2010/wordprocessingShape">
+                    <wps:wsp>
+                      <wps:cNvSpPr txBox="1"/>
+                      <wps:spPr>
+                        <a:xfrm>
+                          <a:off x="0" y="0"/>
+                          <a:ext cx="1988820" cy="285750"/>
+                        </a:xfrm>
+                        <a:prstGeom prst="rect">
+                          <a:avLst/>
+                        </a:prstGeom>
+                        <a:noFill/>
+                        <a:ln w="6350">
+                          <a:noFill/>
+                        </a:ln>
+                      </wps:spPr>
+                      <wps:txbx>
+                        <w:txbxContent>
+                          <w:p>
+                            <w:pPr>
+                              <w:jc w:val="center"/>
+                              <w:rPr>
+                                <w:color w:val="000000" w:themeColor="text1"/>
+                                <w:sz w:val="18"/>
+                                <w14:shadow w14:blurRad="38100" w14:dist="25400" w14:dir="5400000" w14:sx="100000" w14:sy="100000" w14:kx="0" w14:ky="0" w14:algn="ctr">
+                                  <w14:srgbClr w14:val="6E747A">
+                                    <w14:alpha w14:val="57000"/>
+                                  </w14:srgbClr>
+                                </w14:shadow>
+                                <w14:textOutline w14:w="0" w14:cap="flat" w14:cmpd="sng" w14:algn="ctr">
+                                  <w14:noFill/>
+                                  <w14:prstDash w14:val="solid"/>
+                                  <w14:round/>
+                                </w14:textOutline>
+                              </w:rPr>
+                            </w:pPr>
+                            <w:r>
+                              <w:rPr>
+                                <w:color w:val="000000" w:themeColor="text1"/>
+                                <w:sz w:val="18"/>
+                                <w14:shadow w14:blurRad="38100" w14:dist="25400" w14:dir="5400000" w14:sx="100000" w14:sy="100000" w14:kx="0" w14:ky="0" w14:algn="ctr">
+                                  <w14:srgbClr w14:val="6E747A">
+                                    <w14:alpha w14:val="57000"/>
+                                  </w14:srgbClr>
+                                </w14:shadow>
+                                <w14:textOutline w14:w="0" w14:cap="flat" w14:cmpd="sng" w14:algn="ctr">
+                                  <w14:noFill/>
+                                  <w14:prstDash w14:val="solid"/>
+                                  <w14:round/>
+                                </w14:textOutline>
+                              </w:rPr>
+                              <w:t>265</w:t>
+                            </w:r>
+                            <w:r>
+                              <w:rPr>
+                                <w:color w:val="000000" w:themeColor="text1"/>
+                                <w:sz w:val="18"/>
+                                <w14:shadow w14:blurRad="38100" w14:dist="25400" w14:dir="5400000" w14:sx="100000" w14:sy="100000" w14:kx="0" w14:ky="0" w14:algn="ctr">
+                                  <w14:srgbClr w14:val="6E747A">
+                                    <w14:alpha w14:val="57000"/>
+                                  </w14:srgbClr>
+                                </w14:shadow>
+                                <w14:textOutline w14:w="0" w14:cap="flat" w14:cmpd="sng" w14:algn="ctr">
+                                  <w14:noFill/>
+                                  <w14:prstDash w14:val="solid"/>
+                                  <w14:round/>
+                                </w14:textOutline>
+                              </w:rPr>
+                              <w:t>px</w:t>
+                            </w:r>
+                          </w:p>
+                        </w:txbxContent>
+                      </wps:txbx>
+                      <wps:bodyPr rot="0" spcFirstLastPara="0" vertOverflow="overflow" horzOverflow="overflow" vert="horz" wrap="square" lIns="91440" tIns="45720" rIns="91440" bIns="45720" numCol="1" spcCol="0" rtlCol="0" fromWordArt="0" anchor="t" anchorCtr="0" forceAA="0" compatLnSpc="1">
+                        <a:prstTxWarp prst="textNoShape">
+                          <a:avLst/>
+                        </a:prstTxWarp>
+                        <a:noAutofit/>
+                      </wps:bodyPr>
+                    </wps:wsp>
+                  </a:graphicData>
+                </a:graphic>
+                <wp14:sizeRelH relativeFrom="margin">
+                  <wp14:pctWidth>0</wp14:pctWidth>
+                </wp14:sizeRelH>
+                <wp14:sizeRelV relativeFrom="margin">
+                  <wp14:pctHeight>0</wp14:pctHeight>
+                </wp14:sizeRelV>
+              </wp:anchor>
+            </w:drawing>
+          </mc:Choice>
+          <mc:Fallback>
+            <w:pict>
+              <v:shape w14:anchorId="2B29CA91" id="Cuadro de texto 60" o:spid="_x0000_s1065" type="#_x0000_t202" style="position:absolute;margin-left:25.35pt;margin-top:136.55pt;width:156.6pt;height:22.5pt;z-index:251676672;visibility:visible;mso-wrap-style:square;mso-width-percent:0;mso-height-percent:0;mso-wrap-distance-left:9pt;mso-wrap-distance-top:0;mso-wrap-distance-right:9pt;mso-wrap-distance-bottom:0;mso-position-horizontal:absolute;mso-position-horizontal-relative:text;mso-position-vertical:absolute;mso-position-vertical-relative:text;mso-width-percent:0;mso-height-percent:0;mso-width-relative:margin;mso-height-relative:margin;v-text-anchor:top" o:gfxdata="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" filled="f" stroked="f" strokeweight=".5pt">
+                <v:fill o:detectmouseclick="t"/>
+                <v:textbox>
+                  <w:txbxContent>
+                    <w:p>
+                      <w:pPr>
+                        <w:jc w:val="center"/>
+                        <w:rPr>
+                          <w:color w:val="000000" w:themeColor="text1"/>
+                          <w:sz w:val="18"/>
+                          <w14:shadow w14:blurRad="38100" w14:dist="25400" w14:dir="5400000" w14:sx="100000" w14:sy="100000" w14:kx="0" w14:ky="0" w14:algn="ctr">
+                            <w14:srgbClr w14:val="6E747A">
+                              <w14:alpha w14:val="57000"/>
+                            </w14:srgbClr>
+                          </w14:shadow>
+                          <w14:textOutline w14:w="0" w14:cap="flat" w14:cmpd="sng" w14:algn="ctr">
+                            <w14:noFill/>
+                            <w14:prstDash w14:val="solid"/>
+                            <w14:round/>
+                          </w14:textOutline>
+                        </w:rPr>
+                      </w:pPr>
+                      <w:r>
+                        <w:rPr>
+                          <w:color w:val="000000" w:themeColor="text1"/>
+                          <w:sz w:val="18"/>
+                          <w14:shadow w14:blurRad="38100" w14:dist="25400" w14:dir="5400000" w14:sx="100000" w14:sy="100000" w14:kx="0" w14:ky="0" w14:algn="ctr">
+                            <w14:srgbClr w14:val="6E747A">
+                              <w14:alpha w14:val="57000"/>
+                            </w14:srgbClr>
+                          </w14:shadow>
+                          <w14:textOutline w14:w="0" w14:cap="flat" w14:cmpd="sng" w14:algn="ctr">
+                            <w14:noFill/>
+                            <w14:prstDash w14:val="solid"/>
+                            <w14:round/>
+                          </w14:textOutline>
+                        </w:rPr>
+                        <w:t>265</w:t>
+                      </w:r>
+                      <w:r>
+                        <w:rPr>
+                          <w:color w:val="000000" w:themeColor="text1"/>
+                          <w:sz w:val="18"/>
+                          <w14:shadow w14:blurRad="38100" w14:dist="25400" w14:dir="5400000" w14:sx="100000" w14:sy="100000" w14:kx="0" w14:ky="0" w14:algn="ctr">
+                            <w14:srgbClr w14:val="6E747A">
+                              <w14:alpha w14:val="57000"/>
+                            </w14:srgbClr>
+                          </w14:shadow>
+                          <w14:textOutline w14:w="0" w14:cap="flat" w14:cmpd="sng" w14:algn="ctr">
+                            <w14:noFill/>
+                            <w14:prstDash w14:val="solid"/>
+                            <w14:round/>
+                          </w14:textOutline>
+                        </w:rPr>
+                        <w:t>px</w:t>
+                      </w:r>
+                    </w:p>
+                  </w:txbxContent>
+                </v:textbox>
+              </v:shape>
+            </w:pict>
+          </mc:Fallback>
+        </mc:AlternateContent>
+      </w:r>
+      <w:r>
+        <mc:AlternateContent>
+          <mc:Choice Requires="wps">
+            <w:drawing>
+              <wp:anchor distT="0" distB="0" distL="114300" distR="114300" simplePos="0" relativeHeight="251678720" behindDoc="0" locked="0" layoutInCell="1" allowOverlap="1" wp14:anchorId="5A5F482D" wp14:editId="1460DF5C">
+                <wp:simplePos x="0" y="0"/>
+                <wp:positionH relativeFrom="column">
+                  <wp:posOffset>2021773</wp:posOffset>
+                </wp:positionH>
+                <wp:positionV relativeFrom="paragraph">
+                  <wp:posOffset>710074</wp:posOffset>
+                </wp:positionV>
+                <wp:extent cx="1609133" cy="184785"/>
+                <wp:effectExtent l="26352" t="11748" r="36513" b="36512"/>
+                <wp:wrapNone/>
+                <wp:docPr id="61" name="Flecha izquierda y derecha 61"/>
+                <wp:cNvGraphicFramePr/>
+                <a:graphic xmlns:a="http://schemas.openxmlformats.org/drawingml/2006/main">
+                  <a:graphicData uri="http://schemas.microsoft.com/office/word/2010/wordprocessingShape">
+                    <wps:wsp>
+                      <wps:cNvSpPr/>
+                      <wps:spPr>
+                        <a:xfrm rot="5400000">
+                          <a:off x="0" y="0"/>
+                          <a:ext cx="1609133" cy="184785"/>
+                        </a:xfrm>
+                        <a:prstGeom prst="leftRightArrow">
+                          <a:avLst/>
+                        </a:prstGeom>
+                      </wps:spPr>
+                      <wps:style>
+                        <a:lnRef idx="2">
+                          <a:schemeClr val="accent1">
+                            <a:shade val="50000"/>
+                          </a:schemeClr>
+                        </a:lnRef>
+                        <a:fillRef idx="1">
+                          <a:schemeClr val="accent1"/>
+                        </a:fillRef>
+                        <a:effectRef idx="0">
+                          <a:schemeClr val="accent1"/>
+                        </a:effectRef>
+                        <a:fontRef idx="minor">
+                          <a:schemeClr val="lt1"/>
+                        </a:fontRef>
+                      </wps:style>
+                      <wps:txbx>
+                        <w:txbxContent>
+                          <w:p>
+                            <w:pPr>
+                              <w:rPr>
+                                <w:color w:val="000000" w:themeColor="text1"/>
+                                <w14:shadow w14:blurRad="38100" w14:dist="25400" w14:dir="5400000" w14:sx="100000" w14:sy="100000" w14:kx="0" w14:ky="0" w14:algn="ctr">
+                                  <w14:srgbClr w14:val="6E747A">
+                                    <w14:alpha w14:val="57000"/>
+                                  </w14:srgbClr>
+                                </w14:shadow>
+                                <w14:textOutline w14:w="0" w14:cap="flat" w14:cmpd="sng" w14:algn="ctr">
+                                  <w14:noFill/>
+                                  <w14:prstDash w14:val="solid"/>
+                                  <w14:round/>
+                                </w14:textOutline>
+                              </w:rPr>
+                            </w:pPr>
+                          </w:p>
+                        </w:txbxContent>
+                      </wps:txbx>
+                      <wps:bodyPr rot="0" spcFirstLastPara="0" vertOverflow="overflow" horzOverflow="overflow" vert="horz" wrap="square" lIns="91440" tIns="45720" rIns="91440" bIns="45720" numCol="1" spcCol="0" rtlCol="0" fromWordArt="0" anchor="t" anchorCtr="0" forceAA="0" compatLnSpc="1">
+                        <a:prstTxWarp prst="textNoShape">
+                          <a:avLst/>
+                        </a:prstTxWarp>
+                        <a:noAutofit/>
+                      </wps:bodyPr>
+                    </wps:wsp>
+                  </a:graphicData>
+                </a:graphic>
+                <wp14:sizeRelH relativeFrom="margin">
+                  <wp14:pctWidth>0</wp14:pctWidth>
+                </wp14:sizeRelH>
+                <wp14:sizeRelV relativeFrom="margin">
+                  <wp14:pctHeight>0</wp14:pctHeight>
+                </wp14:sizeRelV>
+              </wp:anchor>
+            </w:drawing>
+          </mc:Choice>
+          <mc:Fallback>
+            <w:pict>
+              <v:shape w14:anchorId="5A5F482D" id="Flecha izquierda y derecha 61" o:spid="_x0000_s1066" type="#_x0000_t69" style="position:absolute;margin-left:159.2pt;margin-top:55.9pt;width:126.7pt;height:14.55pt;rotation:90;z-index:251678720;visibility:visible;mso-wrap-style:square;mso-width-percent:0;mso-height-percent:0;mso-wrap-distance-left:9pt;mso-wrap-distance-top:0;mso-wrap-distance-right:9pt;mso-wrap-distance-bottom:0;mso-position-horizontal:absolute;mso-position-horizontal-relative:text;mso-position-vertical:absolute;mso-position-vertical-relative:text;mso-width-percent:0;mso-height-percent:0;mso-width-relative:margin;mso-height-relative:margin;v-text-anchor:top" o:gfxdata="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" adj="1240" fillcolor="#5b9bd5 [3204]" strokecolor="#1f4d78 [1604]" strokeweight="1pt">
+                <v:textbox>
+                  <w:txbxContent>
+                    <w:p>
+                      <w:pPr>
+                        <w:rPr>
+                          <w:color w:val="000000" w:themeColor="text1"/>
+                          <w14:shadow w14:blurRad="38100" w14:dist="25400" w14:dir="5400000" w14:sx="100000" w14:sy="100000" w14:kx="0" w14:ky="0" w14:algn="ctr">
+                            <w14:srgbClr w14:val="6E747A">
+                              <w14:alpha w14:val="57000"/>
+                            </w14:srgbClr>
+                          </w14:shadow>
+                          <w14:textOutline w14:w="0" w14:cap="flat" w14:cmpd="sng" w14:algn="ctr">
+                            <w14:noFill/>
+                            <w14:prstDash w14:val="solid"/>
+                            <w14:round/>
+                          </w14:textOutline>
+                        </w:rPr>
+                      </w:pPr>
+                    </w:p>
+                  </w:txbxContent>
+                </v:textbox>
+              </v:shape>
+            </w:pict>
+          </mc:Fallback>
+        </mc:AlternateContent>
+      </w:r>
+      <w:r>
+        <mc:AlternateContent>
+          <mc:Choice Requires="wps">
+            <w:drawing>
+              <wp:anchor distT="0" distB="0" distL="114300" distR="114300" simplePos="0" relativeHeight="251679744" behindDoc="0" locked="0" layoutInCell="1" allowOverlap="1" wp14:anchorId="49EAF514" wp14:editId="55C8D0E3">
+                <wp:simplePos x="0" y="0"/>
+                <wp:positionH relativeFrom="column">
+                  <wp:posOffset>2656002</wp:posOffset>
+                </wp:positionH>
+                <wp:positionV relativeFrom="paragraph">
+                  <wp:posOffset>513410</wp:posOffset>
+                </wp:positionV>
+                <wp:extent cx="914400" cy="549499"/>
+                <wp:effectExtent l="0" t="0" r="0" b="3175"/>
+                <wp:wrapNone/>
+                <wp:docPr id="62" name="Cuadro de texto 62"/>
+                <wp:cNvGraphicFramePr/>
+                <a:graphic xmlns:a="http://schemas.openxmlformats.org/drawingml/2006/main">
+                  <a:graphicData uri="http://schemas.microsoft.com/office/word/2010/wordprocessingShape">
+                    <wps:wsp>
+                      <wps:cNvSpPr txBox="1"/>
+                      <wps:spPr>
+                        <a:xfrm>
+                          <a:off x="0" y="0"/>
+                          <a:ext cx="914400" cy="549499"/>
+                        </a:xfrm>
+                        <a:prstGeom prst="rect">
+                          <a:avLst/>
+                        </a:prstGeom>
+                        <a:noFill/>
+                        <a:ln w="6350">
+                          <a:noFill/>
+                        </a:ln>
+                      </wps:spPr>
+                      <wps:txbx>
+                        <w:txbxContent>
+                          <w:p>
+                            <w:pPr>
+                              <w:rPr>
+                                <w:sz w:val="18"/>
+                                <w:szCs w:val="18"/>
+                              </w:rPr>
+                            </w:pPr>
+                            <w:r>
+                              <w:rPr>
+                                <w:sz w:val="18"/>
+                                <w:szCs w:val="18"/>
+                              </w:rPr>
+                              <w:t>169px</w:t>
+                            </w:r>
+                          </w:p>
+                        </w:txbxContent>
+                      </wps:txbx>
+                      <wps:bodyPr rot="0" spcFirstLastPara="0" vertOverflow="overflow" horzOverflow="overflow" vert="vert270" wrap="square" lIns="91440" tIns="45720" rIns="91440" bIns="45720" numCol="1" spcCol="0" rtlCol="0" fromWordArt="0" anchor="t" anchorCtr="0" forceAA="0" compatLnSpc="1">
+                        <a:prstTxWarp prst="textNoShape">
+                          <a:avLst/>
+                        </a:prstTxWarp>
+                        <a:noAutofit/>
+                      </wps:bodyPr>
+                    </wps:wsp>
+                  </a:graphicData>
+                </a:graphic>
+                <wp14:sizeRelV relativeFrom="margin">
+                  <wp14:pctHeight>0</wp14:pctHeight>
+                </wp14:sizeRelV>
+              </wp:anchor>
+            </w:drawing>
+          </mc:Choice>
+          <mc:Fallback>
+            <w:pict>
+              <v:shape w14:anchorId="49EAF514" id="Cuadro de texto 62" o:spid="_x0000_s1067" type="#_x0000_t202" style="position:absolute;margin-left:209.15pt;margin-top:40.45pt;width:1in;height:43.25pt;z-index:251679744;visibility:visible;mso-wrap-style:square;mso-height-percent:0;mso-wrap-distance-left:9pt;mso-wrap-distance-top:0;mso-wrap-distance-right:9pt;mso-wrap-distance-bottom:0;mso-position-horizontal:absolute;mso-position-horizontal-relative:text;mso-position-vertical:absolute;mso-position-vertical-relative:text;mso-height-percent:0;mso-height-relative:margin;v-text-anchor:top" o:gfxdata="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" filled="f" stroked="f" strokeweight=".5pt">
+                <v:textbox style="layout-flow:vertical;mso-layout-flow-alt:bottom-to-top">
+                  <w:txbxContent>
+                    <w:p>
+                      <w:pPr>
+                        <w:rPr>
+                          <w:sz w:val="18"/>
+                          <w:szCs w:val="18"/>
+                        </w:rPr>
+                      </w:pPr>
+                      <w:r>
+                        <w:rPr>
+                          <w:sz w:val="18"/>
+                          <w:szCs w:val="18"/>
+                        </w:rPr>
+                        <w:t>169px</w:t>
+                      </w:r>
+                    </w:p>
+                  </w:txbxContent>
+                </v:textbox>
+              </v:shape>
+            </w:pict>
+          </mc:Fallback>
+        </mc:AlternateContent>
+      </w:r>
+      <w:r>
+        <w:rPr>
+          <w:noProof/>
+          <w:lang w:eastAsia="es-ES"/>
+        </w:rPr>
+        <w:drawing>
+          <wp:inline distT="0" distB="0" distL="0" distR="0">
+            <wp:extent cx="2524125" cy="1609725"/>
+            <wp:effectExtent l="0" t="0" r="9525" b="9525"/>
+            <wp:docPr id="58" name="Imagen 58" descr="ninos"/>
+            <wp:cNvGraphicFramePr>
+              <a:graphicFrameLocks xmlns:a="http://schemas.openxmlformats.org/drawingml/2006/main" noChangeAspect="1"/>
+            </wp:cNvGraphicFramePr>
+            <a:graphic xmlns:a="http://schemas.openxmlformats.org/drawingml/2006/main">
+              <a:graphicData uri="http://schemas.openxmlformats.org/drawingml/2006/picture">
+                <pic:pic xmlns:pic="http://schemas.openxmlformats.org/drawingml/2006/picture">
+                  <pic:nvPicPr>
+                    <pic:cNvPr id="0" name="Picture 13" descr="ninos"/>
+                    <pic:cNvPicPr>
+                      <a:picLocks noChangeAspect="1" noChangeArrowheads="1"/>
+                    </pic:cNvPicPr>
+                  </pic:nvPicPr>
+                  <pic:blipFill>
+                    <a:blip r:embed="rId56">
+                      <a:extLst>
+                        <a:ext uri="{28A0092B-C50C-407E-A947-70E740481C1C}">
+                          <a14:useLocalDpi xmlns:a14="http://schemas.microsoft.com/office/drawing/2010/main" val="0"/>
+                        </a:ext>
+                      </a:extLst>
+                    </a:blip>
+                    <a:srcRect/>
+                    <a:stretch>
+                      <a:fillRect/>
+                    </a:stretch>
+                  </pic:blipFill>
+                  <pic:spPr bwMode="auto">
+                    <a:xfrm>
+                      <a:off x="0" y="0"/>
+                      <a:ext cx="2524125" cy="1609725"/>
+                    </a:xfrm>
+                    <a:prstGeom prst="rect">
+                      <a:avLst/>
+                    </a:prstGeom>
+                    <a:noFill/>
+                    <a:ln>
+                      <a:noFill/>
+                    </a:ln>
+                  </pic:spPr>
+                </pic:pic>
+              </a:graphicData>
+            </a:graphic>
+          </wp:inline>
+        </w:drawing>
+      </w:r>
+    </w:p>
+    <w:p>
+      <w:r>
+        <mc:AlternateContent>
+          <mc:Choice Requires="wps">
+            <w:drawing>
+              <wp:anchor distT="0" distB="0" distL="114300" distR="114300" simplePos="0" relativeHeight="251675648" behindDoc="0" locked="0" layoutInCell="1" allowOverlap="1" wp14:anchorId="06C3F360" wp14:editId="265C551C">
+                <wp:simplePos x="0" y="0"/>
+                <wp:positionH relativeFrom="column">
+                  <wp:posOffset>2540</wp:posOffset>
+                </wp:positionH>
+                <wp:positionV relativeFrom="paragraph">
+                  <wp:posOffset>39370</wp:posOffset>
+                </wp:positionV>
+                <wp:extent cx="2529205" cy="184785"/>
+                <wp:effectExtent l="19050" t="19050" r="23495" b="43815"/>
+                <wp:wrapNone/>
+                <wp:docPr id="59" name="Flecha izquierda y derecha 59"/>
+                <wp:cNvGraphicFramePr/>
+                <a:graphic xmlns:a="http://schemas.openxmlformats.org/drawingml/2006/main">
+                  <a:graphicData uri="http://schemas.microsoft.com/office/word/2010/wordprocessingShape">
+                    <wps:wsp>
+                      <wps:cNvSpPr/>
+                      <wps:spPr>
+                        <a:xfrm>
+                          <a:off x="0" y="0"/>
+                          <a:ext cx="2529205" cy="184785"/>
+                        </a:xfrm>
+                        <a:prstGeom prst="leftRightArrow">
+                          <a:avLst/>
+                        </a:prstGeom>
+                      </wps:spPr>
+                      <wps:style>
+                        <a:lnRef idx="2">
+                          <a:schemeClr val="accent1">
+                            <a:shade val="50000"/>
+                          </a:schemeClr>
+                        </a:lnRef>
+                        <a:fillRef idx="1">
+                          <a:schemeClr val="accent1"/>
+                        </a:fillRef>
+                        <a:effectRef idx="0">
+                          <a:schemeClr val="accent1"/>
+                        </a:effectRef>
+                        <a:fontRef idx="minor">
+                          <a:schemeClr val="lt1"/>
+                        </a:fontRef>
+                      </wps:style>
+                      <wps:txbx>
+                        <w:txbxContent>
+                          <w:p>
+                            <w:pPr>
+                              <w:jc w:val="center"/>
+                              <w:rPr>
+                                <w:color w:val="000000" w:themeColor="text1"/>
+                                <w14:shadow w14:blurRad="38100" w14:dist="25400" w14:dir="5400000" w14:sx="100000" w14:sy="100000" w14:kx="0" w14:ky="0" w14:algn="ctr">
+                                  <w14:srgbClr w14:val="6E747A">
+                                    <w14:alpha w14:val="57000"/>
+                                  </w14:srgbClr>
+                                </w14:shadow>
+                                <w14:textOutline w14:w="0" w14:cap="flat" w14:cmpd="sng" w14:algn="ctr">
+                                  <w14:noFill/>
+                                  <w14:prstDash w14:val="solid"/>
+                                  <w14:round/>
+                                </w14:textOutline>
+                              </w:rPr>
+                            </w:pPr>
+                          </w:p>
+                        </w:txbxContent>
+                      </wps:txbx>
+                      <wps:bodyPr rot="0" spcFirstLastPara="0" vertOverflow="overflow" horzOverflow="overflow" vert="horz" wrap="square" lIns="91440" tIns="45720" rIns="91440" bIns="45720" numCol="1" spcCol="0" rtlCol="0" fromWordArt="0" anchor="t" anchorCtr="0" forceAA="0" compatLnSpc="1">
+                        <a:prstTxWarp prst="textNoShape">
+                          <a:avLst/>
+                        </a:prstTxWarp>
+                        <a:noAutofit/>
+                      </wps:bodyPr>
+                    </wps:wsp>
+                  </a:graphicData>
+                </a:graphic>
+                <wp14:sizeRelH relativeFrom="margin">
+                  <wp14:pctWidth>0</wp14:pctWidth>
+                </wp14:sizeRelH>
+                <wp14:sizeRelV relativeFrom="margin">
+                  <wp14:pctHeight>0</wp14:pctHeight>
+                </wp14:sizeRelV>
+              </wp:anchor>
+            </w:drawing>
+          </mc:Choice>
+          <mc:Fallback>
+            <w:pict>
+              <v:shape w14:anchorId="06C3F360" id="Flecha izquierda y derecha 59" o:spid="_x0000_s1068" type="#_x0000_t69" style="position:absolute;margin-left:.2pt;margin-top:3.1pt;width:199.15pt;height:14.55pt;z-index:251675648;visibility:visible;mso-wrap-style:square;mso-width-percent:0;mso-height-percent:0;mso-wrap-distance-left:9pt;mso-wrap-distance-top:0;mso-wrap-distance-right:9pt;mso-wrap-distance-bottom:0;mso-position-horizontal:absolute;mso-position-horizontal-relative:text;mso-position-vertical:absolute;mso-position-vertical-relative:text;mso-width-percent:0;mso-height-percent:0;mso-width-relative:margin;mso-height-relative:margin;v-text-anchor:top" o:gfxdata="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" adj="789" fillcolor="#5b9bd5 [3204]" strokecolor="#1f4d78 [1604]" strokeweight="1pt">
+                <v:textbox>
+                  <w:txbxContent>
+                    <w:p>
+                      <w:pPr>
+                        <w:jc w:val="center"/>
+                        <w:rPr>
+                          <w:color w:val="000000" w:themeColor="text1"/>
+                          <w14:shadow w14:blurRad="38100" w14:dist="25400" w14:dir="5400000" w14:sx="100000" w14:sy="100000" w14:kx="0" w14:ky="0" w14:algn="ctr">
+                            <w14:srgbClr w14:val="6E747A">
+                              <w14:alpha w14:val="57000"/>
+                            </w14:srgbClr>
+                          </w14:shadow>
+                          <w14:textOutline w14:w="0" w14:cap="flat" w14:cmpd="sng" w14:algn="ctr">
+                            <w14:noFill/>
+                            <w14:prstDash w14:val="solid"/>
+                            <w14:round/>
+                          </w14:textOutline>
+                        </w:rPr>
+                      </w:pPr>
+                    </w:p>
+                  </w:txbxContent>
+                </v:textbox>
+              </v:shape>
+            </w:pict>
+          </mc:Fallback>
+        </mc:AlternateContent>
+      </w:r>
+    </w:p>
+    <w:p>
+      <w:r>
+        <w:lastRenderedPageBreak/>
+        <w:t xml:space="preserve">Imagen </w:t>
+      </w:r>
+      <w:proofErr w:type="spellStart"/>
+      <w:r>
+        <w:t>aside</w:t>
+      </w:r>
+      <w:proofErr w:type="spellEnd"/>
+      <w:r>
+        <w:t>:</w:t>
+      </w:r>
+    </w:p>
+    <w:p>
+      <w:r>
+        <mc:AlternateContent>
+          <mc:Choice Requires="wps">
+            <w:drawing>
+              <wp:anchor distT="0" distB="0" distL="114300" distR="114300" simplePos="0" relativeHeight="251685888" behindDoc="0" locked="0" layoutInCell="1" allowOverlap="1" wp14:anchorId="4139B046" wp14:editId="5D2C3BCE">
+                <wp:simplePos x="0" y="0"/>
+                <wp:positionH relativeFrom="column">
+                  <wp:posOffset>815975</wp:posOffset>
+                </wp:positionH>
+                <wp:positionV relativeFrom="paragraph">
+                  <wp:posOffset>166152</wp:posOffset>
+                </wp:positionV>
+                <wp:extent cx="914400" cy="398297"/>
+                <wp:effectExtent l="0" t="0" r="0" b="1905"/>
+                <wp:wrapNone/>
+                <wp:docPr id="70" name="Cuadro de texto 70"/>
+                <wp:cNvGraphicFramePr/>
+                <a:graphic xmlns:a="http://schemas.openxmlformats.org/drawingml/2006/main">
+                  <a:graphicData uri="http://schemas.microsoft.com/office/word/2010/wordprocessingShape">
+                    <wps:wsp>
+                      <wps:cNvSpPr txBox="1"/>
+                      <wps:spPr>
+                        <a:xfrm>
+                          <a:off x="0" y="0"/>
+                          <a:ext cx="914400" cy="398297"/>
+                        </a:xfrm>
+                        <a:prstGeom prst="rect">
+                          <a:avLst/>
+                        </a:prstGeom>
+                        <a:noFill/>
+                        <a:ln w="6350">
+                          <a:noFill/>
+                        </a:ln>
+                      </wps:spPr>
+                      <wps:txbx>
+                        <w:txbxContent>
+                          <w:p>
+                            <w:pPr>
+                              <w:rPr>
+                                <w:sz w:val="18"/>
+                                <w:szCs w:val="18"/>
+                              </w:rPr>
+                            </w:pPr>
+                            <w:r>
+                              <w:rPr>
+                                <w:sz w:val="18"/>
+                                <w:szCs w:val="18"/>
+                              </w:rPr>
+                              <w:t>83</w:t>
+                            </w:r>
+                            <w:r>
+                              <w:rPr>
+                                <w:sz w:val="18"/>
+                                <w:szCs w:val="18"/>
+                              </w:rPr>
+                              <w:t>px</w:t>
+                            </w:r>
+                          </w:p>
+                        </w:txbxContent>
+                      </wps:txbx>
+                      <wps:bodyPr rot="0" spcFirstLastPara="0" vertOverflow="overflow" horzOverflow="overflow" vert="vert270" wrap="square" lIns="91440" tIns="45720" rIns="91440" bIns="45720" numCol="1" spcCol="0" rtlCol="0" fromWordArt="0" anchor="t" anchorCtr="0" forceAA="0" compatLnSpc="1">
+                        <a:prstTxWarp prst="textNoShape">
+                          <a:avLst/>
+                        </a:prstTxWarp>
+                        <a:noAutofit/>
+                      </wps:bodyPr>
+                    </wps:wsp>
+                  </a:graphicData>
+                </a:graphic>
+                <wp14:sizeRelV relativeFrom="margin">
+                  <wp14:pctHeight>0</wp14:pctHeight>
+                </wp14:sizeRelV>
+              </wp:anchor>
+            </w:drawing>
+          </mc:Choice>
+          <mc:Fallback>
+            <w:pict>
+              <v:shape w14:anchorId="4139B046" id="Cuadro de texto 70" o:spid="_x0000_s1069" type="#_x0000_t202" style="position:absolute;margin-left:64.25pt;margin-top:13.1pt;width:1in;height:31.35pt;z-index:251685888;visibility:visible;mso-wrap-style:square;mso-height-percent:0;mso-wrap-distance-left:9pt;mso-wrap-distance-top:0;mso-wrap-distance-right:9pt;mso-wrap-distance-bottom:0;mso-position-horizontal:absolute;mso-position-horizontal-relative:text;mso-position-vertical:absolute;mso-position-vertical-relative:text;mso-height-percent:0;mso-height-relative:margin;v-text-anchor:top" o:gfxdata="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" filled="f" stroked="f" strokeweight=".5pt">
+                <v:textbox style="layout-flow:vertical;mso-layout-flow-alt:bottom-to-top">
+                  <w:txbxContent>
+                    <w:p>
+                      <w:pPr>
+                        <w:rPr>
+                          <w:sz w:val="18"/>
+                          <w:szCs w:val="18"/>
+                        </w:rPr>
+                      </w:pPr>
+                      <w:r>
+                        <w:rPr>
+                          <w:sz w:val="18"/>
+                          <w:szCs w:val="18"/>
+                        </w:rPr>
+                        <w:t>83</w:t>
+                      </w:r>
+                      <w:r>
+                        <w:rPr>
+                          <w:sz w:val="18"/>
+                          <w:szCs w:val="18"/>
+                        </w:rPr>
+                        <w:t>px</w:t>
+                      </w:r>
+                    </w:p>
+                  </w:txbxContent>
+                </v:textbox>
+              </v:shape>
+            </w:pict>
+          </mc:Fallback>
+        </mc:AlternateContent>
+      </w:r>
+      <w:r>
+        <mc:AlternateContent>
+          <mc:Choice Requires="wps">
+            <w:drawing>
+              <wp:anchor distT="0" distB="0" distL="114300" distR="114300" simplePos="0" relativeHeight="251684864" behindDoc="0" locked="0" layoutInCell="1" allowOverlap="1" wp14:anchorId="51240F39" wp14:editId="6F68ED33">
+                <wp:simplePos x="0" y="0"/>
+                <wp:positionH relativeFrom="column">
+                  <wp:posOffset>610809</wp:posOffset>
+                </wp:positionH>
+                <wp:positionV relativeFrom="paragraph">
+                  <wp:posOffset>321106</wp:posOffset>
+                </wp:positionV>
+                <wp:extent cx="751676" cy="184785"/>
+                <wp:effectExtent l="0" t="21590" r="27305" b="46355"/>
+                <wp:wrapNone/>
+                <wp:docPr id="69" name="Flecha izquierda y derecha 69"/>
+                <wp:cNvGraphicFramePr/>
+                <a:graphic xmlns:a="http://schemas.openxmlformats.org/drawingml/2006/main">
+                  <a:graphicData uri="http://schemas.microsoft.com/office/word/2010/wordprocessingShape">
+                    <wps:wsp>
+                      <wps:cNvSpPr/>
+                      <wps:spPr>
+                        <a:xfrm rot="5400000">
+                          <a:off x="0" y="0"/>
+                          <a:ext cx="751676" cy="184785"/>
+                        </a:xfrm>
+                        <a:prstGeom prst="leftRightArrow">
+                          <a:avLst/>
+                        </a:prstGeom>
+                      </wps:spPr>
+                      <wps:style>
+                        <a:lnRef idx="2">
+                          <a:schemeClr val="accent1">
+                            <a:shade val="50000"/>
+                          </a:schemeClr>
+                        </a:lnRef>
+                        <a:fillRef idx="1">
+                          <a:schemeClr val="accent1"/>
+                        </a:fillRef>
+                        <a:effectRef idx="0">
+                          <a:schemeClr val="accent1"/>
+                        </a:effectRef>
+                        <a:fontRef idx="minor">
+                          <a:schemeClr val="lt1"/>
+                        </a:fontRef>
+                      </wps:style>
+                      <wps:txbx>
+                        <w:txbxContent>
+                          <w:p>
+                            <w:pPr>
+                              <w:rPr>
+                                <w:color w:val="000000" w:themeColor="text1"/>
+                                <w14:shadow w14:blurRad="38100" w14:dist="25400" w14:dir="5400000" w14:sx="100000" w14:sy="100000" w14:kx="0" w14:ky="0" w14:algn="ctr">
+                                  <w14:srgbClr w14:val="6E747A">
+                                    <w14:alpha w14:val="57000"/>
+                                  </w14:srgbClr>
+                                </w14:shadow>
+                                <w14:textOutline w14:w="0" w14:cap="flat" w14:cmpd="sng" w14:algn="ctr">
+                                  <w14:noFill/>
+                                  <w14:prstDash w14:val="solid"/>
+                                  <w14:round/>
+                                </w14:textOutline>
+                              </w:rPr>
+                            </w:pPr>
+                          </w:p>
+                        </w:txbxContent>
+                      </wps:txbx>
+                      <wps:bodyPr rot="0" spcFirstLastPara="0" vertOverflow="overflow" horzOverflow="overflow" vert="horz" wrap="square" lIns="91440" tIns="45720" rIns="91440" bIns="45720" numCol="1" spcCol="0" rtlCol="0" fromWordArt="0" anchor="t" anchorCtr="0" forceAA="0" compatLnSpc="1">
+                        <a:prstTxWarp prst="textNoShape">
+                          <a:avLst/>
+                        </a:prstTxWarp>
+                        <a:noAutofit/>
+                      </wps:bodyPr>
+                    </wps:wsp>
+                  </a:graphicData>
+                </a:graphic>
+                <wp14:sizeRelH relativeFrom="margin">
+                  <wp14:pctWidth>0</wp14:pctWidth>
+                </wp14:sizeRelH>
+                <wp14:sizeRelV relativeFrom="margin">
+                  <wp14:pctHeight>0</wp14:pctHeight>
+                </wp14:sizeRelV>
+              </wp:anchor>
+            </w:drawing>
+          </mc:Choice>
+          <mc:Fallback>
+            <w:pict>
+              <v:shape w14:anchorId="51240F39" id="Flecha izquierda y derecha 69" o:spid="_x0000_s1070" type="#_x0000_t69" style="position:absolute;margin-left:48.1pt;margin-top:25.3pt;width:59.2pt;height:14.55pt;rotation:90;z-index:251684864;visibility:visible;mso-wrap-style:square;mso-width-percent:0;mso-height-percent:0;mso-wrap-distance-left:9pt;mso-wrap-distance-top:0;mso-wrap-distance-right:9pt;mso-wrap-distance-bottom:0;mso-position-horizontal:absolute;mso-position-horizontal-relative:text;mso-position-vertical:absolute;mso-position-vertical-relative:text;mso-width-percent:0;mso-height-percent:0;mso-width-relative:margin;mso-height-relative:margin;v-text-anchor:top" o:gfxdata="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" adj="2655" fillcolor="#5b9bd5 [3204]" strokecolor="#1f4d78 [1604]" strokeweight="1pt">
+                <v:textbox>
+                  <w:txbxContent>
+                    <w:p>
+                      <w:pPr>
+                        <w:rPr>
+                          <w:color w:val="000000" w:themeColor="text1"/>
+                          <w14:shadow w14:blurRad="38100" w14:dist="25400" w14:dir="5400000" w14:sx="100000" w14:sy="100000" w14:kx="0" w14:ky="0" w14:algn="ctr">
+                            <w14:srgbClr w14:val="6E747A">
+                              <w14:alpha w14:val="57000"/>
+                            </w14:srgbClr>
+                          </w14:shadow>
+                          <w14:textOutline w14:w="0" w14:cap="flat" w14:cmpd="sng" w14:algn="ctr">
+                            <w14:noFill/>
+                            <w14:prstDash w14:val="solid"/>
+                            <w14:round/>
+                          </w14:textOutline>
+                        </w:rPr>
+                      </w:pPr>
+                    </w:p>
+                  </w:txbxContent>
+                </v:textbox>
+              </v:shape>
+            </w:pict>
+          </mc:Fallback>
+        </mc:AlternateContent>
+      </w:r>
+      <w:r>
+        <mc:AlternateContent>
+          <mc:Choice Requires="wps">
+            <w:drawing>
+              <wp:anchor distT="0" distB="0" distL="114300" distR="114300" simplePos="0" relativeHeight="251682816" behindDoc="0" locked="0" layoutInCell="1" allowOverlap="1" wp14:anchorId="5FFC158A" wp14:editId="64D33987">
+                <wp:simplePos x="0" y="0"/>
+                <wp:positionH relativeFrom="column">
+                  <wp:posOffset>130810</wp:posOffset>
+                </wp:positionH>
+                <wp:positionV relativeFrom="paragraph">
+                  <wp:posOffset>715010</wp:posOffset>
+                </wp:positionV>
+                <wp:extent cx="509270" cy="285750"/>
+                <wp:effectExtent l="0" t="0" r="0" b="0"/>
+                <wp:wrapNone/>
+                <wp:docPr id="68" name="Cuadro de texto 68"/>
+                <wp:cNvGraphicFramePr/>
+                <a:graphic xmlns:a="http://schemas.openxmlformats.org/drawingml/2006/main">
+                  <a:graphicData uri="http://schemas.microsoft.com/office/word/2010/wordprocessingShape">
+                    <wps:wsp>
+                      <wps:cNvSpPr txBox="1"/>
+                      <wps:spPr>
+                        <a:xfrm>
+                          <a:off x="0" y="0"/>
+                          <a:ext cx="509270" cy="285750"/>
+                        </a:xfrm>
+                        <a:prstGeom prst="rect">
+                          <a:avLst/>
+                        </a:prstGeom>
+                        <a:noFill/>
+                        <a:ln w="6350">
+                          <a:noFill/>
+                        </a:ln>
+                      </wps:spPr>
+                      <wps:txbx>
+                        <w:txbxContent>
+                          <w:p>
+                            <w:pPr>
+                              <w:jc w:val="center"/>
+                              <w:rPr>
+                                <w:color w:val="000000" w:themeColor="text1"/>
+                                <w:sz w:val="18"/>
+                                <w14:shadow w14:blurRad="38100" w14:dist="25400" w14:dir="5400000" w14:sx="100000" w14:sy="100000" w14:kx="0" w14:ky="0" w14:algn="ctr">
+                                  <w14:srgbClr w14:val="6E747A">
+                                    <w14:alpha w14:val="57000"/>
+                                  </w14:srgbClr>
+                                </w14:shadow>
+                                <w14:textOutline w14:w="0" w14:cap="flat" w14:cmpd="sng" w14:algn="ctr">
+                                  <w14:noFill/>
+                                  <w14:prstDash w14:val="solid"/>
+                                  <w14:round/>
+                                </w14:textOutline>
+                              </w:rPr>
+                            </w:pPr>
+                            <w:r>
+                              <w:rPr>
+                                <w:color w:val="000000" w:themeColor="text1"/>
+                                <w:sz w:val="18"/>
+                                <w14:shadow w14:blurRad="38100" w14:dist="25400" w14:dir="5400000" w14:sx="100000" w14:sy="100000" w14:kx="0" w14:ky="0" w14:algn="ctr">
+                                  <w14:srgbClr w14:val="6E747A">
+                                    <w14:alpha w14:val="57000"/>
+                                  </w14:srgbClr>
+                                </w14:shadow>
+                                <w14:textOutline w14:w="0" w14:cap="flat" w14:cmpd="sng" w14:algn="ctr">
+                                  <w14:noFill/>
+                                  <w14:prstDash w14:val="solid"/>
+                                  <w14:round/>
+                                </w14:textOutline>
+                              </w:rPr>
+                              <w:t>83</w:t>
+                            </w:r>
+                            <w:r>
+                              <w:rPr>
+                                <w:color w:val="000000" w:themeColor="text1"/>
+                                <w:sz w:val="18"/>
+                                <w14:shadow w14:blurRad="38100" w14:dist="25400" w14:dir="5400000" w14:sx="100000" w14:sy="100000" w14:kx="0" w14:ky="0" w14:algn="ctr">
+                                  <w14:srgbClr w14:val="6E747A">
+                                    <w14:alpha w14:val="57000"/>
+                                  </w14:srgbClr>
+                                </w14:shadow>
+                                <w14:textOutline w14:w="0" w14:cap="flat" w14:cmpd="sng" w14:algn="ctr">
+                                  <w14:noFill/>
+                                  <w14:prstDash w14:val="solid"/>
+                                  <w14:round/>
+                                </w14:textOutline>
+                              </w:rPr>
+                              <w:t>px</w:t>
+                            </w:r>
+                          </w:p>
+                        </w:txbxContent>
+                      </wps:txbx>
+                      <wps:bodyPr rot="0" spcFirstLastPara="0" vertOverflow="overflow" horzOverflow="overflow" vert="horz" wrap="square" lIns="91440" tIns="45720" rIns="91440" bIns="45720" numCol="1" spcCol="0" rtlCol="0" fromWordArt="0" anchor="t" anchorCtr="0" forceAA="0" compatLnSpc="1">
+                        <a:prstTxWarp prst="textNoShape">
+                          <a:avLst/>
+                        </a:prstTxWarp>
+                        <a:noAutofit/>
+                      </wps:bodyPr>
+                    </wps:wsp>
+                  </a:graphicData>
+                </a:graphic>
+                <wp14:sizeRelH relativeFrom="margin">
+                  <wp14:pctWidth>0</wp14:pctWidth>
+                </wp14:sizeRelH>
+                <wp14:sizeRelV relativeFrom="margin">
+                  <wp14:pctHeight>0</wp14:pctHeight>
+                </wp14:sizeRelV>
+              </wp:anchor>
+            </w:drawing>
+          </mc:Choice>
+          <mc:Fallback>
+            <w:pict>
+              <v:shape w14:anchorId="5FFC158A" id="Cuadro de texto 68" o:spid="_x0000_s1071" type="#_x0000_t202" style="position:absolute;margin-left:10.3pt;margin-top:56.3pt;width:40.1pt;height:22.5pt;z-index:251682816;visibility:visible;mso-wrap-style:square;mso-width-percent:0;mso-height-percent:0;mso-wrap-distance-left:9pt;mso-wrap-distance-top:0;mso-wrap-distance-right:9pt;mso-wrap-distance-bottom:0;mso-position-horizontal:absolute;mso-position-horizontal-relative:text;mso-position-vertical:absolute;mso-position-vertical-relative:text;mso-width-percent:0;mso-height-percent:0;mso-width-relative:margin;mso-height-relative:margin;v-text-anchor:top" o:gfxdata="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" filled="f" stroked="f" strokeweight=".5pt">
+                <v:fill o:detectmouseclick="t"/>
+                <v:textbox>
+                  <w:txbxContent>
+                    <w:p>
+                      <w:pPr>
+                        <w:jc w:val="center"/>
+                        <w:rPr>
+                          <w:color w:val="000000" w:themeColor="text1"/>
+                          <w:sz w:val="18"/>
+                          <w14:shadow w14:blurRad="38100" w14:dist="25400" w14:dir="5400000" w14:sx="100000" w14:sy="100000" w14:kx="0" w14:ky="0" w14:algn="ctr">
+                            <w14:srgbClr w14:val="6E747A">
+                              <w14:alpha w14:val="57000"/>
+                            </w14:srgbClr>
+                          </w14:shadow>
+                          <w14:textOutline w14:w="0" w14:cap="flat" w14:cmpd="sng" w14:algn="ctr">
+                            <w14:noFill/>
+                            <w14:prstDash w14:val="solid"/>
+                            <w14:round/>
+                          </w14:textOutline>
+                        </w:rPr>
+                      </w:pPr>
+                      <w:r>
+                        <w:rPr>
+                          <w:color w:val="000000" w:themeColor="text1"/>
+                          <w:sz w:val="18"/>
+                          <w14:shadow w14:blurRad="38100" w14:dist="25400" w14:dir="5400000" w14:sx="100000" w14:sy="100000" w14:kx="0" w14:ky="0" w14:algn="ctr">
+                            <w14:srgbClr w14:val="6E747A">
+                              <w14:alpha w14:val="57000"/>
+                            </w14:srgbClr>
+                          </w14:shadow>
+                          <w14:textOutline w14:w="0" w14:cap="flat" w14:cmpd="sng" w14:algn="ctr">
+                            <w14:noFill/>
+                            <w14:prstDash w14:val="solid"/>
+                            <w14:round/>
+                          </w14:textOutline>
+                        </w:rPr>
+                        <w:t>83</w:t>
+                      </w:r>
+                      <w:r>
+                        <w:rPr>
+                          <w:color w:val="000000" w:themeColor="text1"/>
+                          <w:sz w:val="18"/>
+                          <w14:shadow w14:blurRad="38100" w14:dist="25400" w14:dir="5400000" w14:sx="100000" w14:sy="100000" w14:kx="0" w14:ky="0" w14:algn="ctr">
+                            <w14:srgbClr w14:val="6E747A">
+                              <w14:alpha w14:val="57000"/>
+                            </w14:srgbClr>
+                          </w14:shadow>
+                          <w14:textOutline w14:w="0" w14:cap="flat" w14:cmpd="sng" w14:algn="ctr">
+                            <w14:noFill/>
+                            <w14:prstDash w14:val="solid"/>
+                            <w14:round/>
+                          </w14:textOutline>
+                        </w:rPr>
+                        <w:t>px</w:t>
+                      </w:r>
+                    </w:p>
+                  </w:txbxContent>
+                </v:textbox>
+              </v:shape>
+            </w:pict>
+          </mc:Fallback>
+        </mc:AlternateContent>
+      </w:r>
+      <w:r>
+        <mc:AlternateContent>
+          <mc:Choice Requires="wps">
+            <w:drawing>
+              <wp:anchor distT="0" distB="0" distL="114300" distR="114300" simplePos="0" relativeHeight="251681792" behindDoc="0" locked="0" layoutInCell="1" allowOverlap="1" wp14:anchorId="687F416F" wp14:editId="74FE2513">
+                <wp:simplePos x="0" y="0"/>
+                <wp:positionH relativeFrom="column">
+                  <wp:posOffset>-2540</wp:posOffset>
+                </wp:positionH>
+                <wp:positionV relativeFrom="paragraph">
+                  <wp:posOffset>755097</wp:posOffset>
+                </wp:positionV>
+                <wp:extent cx="796819" cy="184785"/>
+                <wp:effectExtent l="19050" t="19050" r="22860" b="43815"/>
+                <wp:wrapNone/>
+                <wp:docPr id="67" name="Flecha izquierda y derecha 67"/>
+                <wp:cNvGraphicFramePr/>
+                <a:graphic xmlns:a="http://schemas.openxmlformats.org/drawingml/2006/main">
+                  <a:graphicData uri="http://schemas.microsoft.com/office/word/2010/wordprocessingShape">
+                    <wps:wsp>
+                      <wps:cNvSpPr/>
+                      <wps:spPr>
+                        <a:xfrm>
+                          <a:off x="0" y="0"/>
+                          <a:ext cx="796819" cy="184785"/>
+                        </a:xfrm>
+                        <a:prstGeom prst="leftRightArrow">
+                          <a:avLst/>
+                        </a:prstGeom>
+                      </wps:spPr>
+                      <wps:style>
+                        <a:lnRef idx="2">
+                          <a:schemeClr val="accent1">
+                            <a:shade val="50000"/>
+                          </a:schemeClr>
+                        </a:lnRef>
+                        <a:fillRef idx="1">
+                          <a:schemeClr val="accent1"/>
+                        </a:fillRef>
+                        <a:effectRef idx="0">
+                          <a:schemeClr val="accent1"/>
+                        </a:effectRef>
+                        <a:fontRef idx="minor">
+                          <a:schemeClr val="lt1"/>
+                        </a:fontRef>
+                      </wps:style>
+                      <wps:txbx>
+                        <w:txbxContent>
+                          <w:p>
+                            <w:pPr>
+                              <w:jc w:val="center"/>
+                              <w:rPr>
+                                <w:color w:val="000000" w:themeColor="text1"/>
+                                <w14:shadow w14:blurRad="38100" w14:dist="25400" w14:dir="5400000" w14:sx="100000" w14:sy="100000" w14:kx="0" w14:ky="0" w14:algn="ctr">
+                                  <w14:srgbClr w14:val="6E747A">
+                                    <w14:alpha w14:val="57000"/>
+                                  </w14:srgbClr>
+                                </w14:shadow>
+                                <w14:textOutline w14:w="0" w14:cap="flat" w14:cmpd="sng" w14:algn="ctr">
+                                  <w14:noFill/>
+                                  <w14:prstDash w14:val="solid"/>
+                                  <w14:round/>
+                                </w14:textOutline>
+                              </w:rPr>
+                            </w:pPr>
+                          </w:p>
+                        </w:txbxContent>
+                      </wps:txbx>
+                      <wps:bodyPr rot="0" spcFirstLastPara="0" vertOverflow="overflow" horzOverflow="overflow" vert="horz" wrap="square" lIns="91440" tIns="45720" rIns="91440" bIns="45720" numCol="1" spcCol="0" rtlCol="0" fromWordArt="0" anchor="t" anchorCtr="0" forceAA="0" compatLnSpc="1">
+                        <a:prstTxWarp prst="textNoShape">
+                          <a:avLst/>
+                        </a:prstTxWarp>
+                        <a:noAutofit/>
+                      </wps:bodyPr>
+                    </wps:wsp>
+                  </a:graphicData>
+                </a:graphic>
+                <wp14:sizeRelH relativeFrom="margin">
+                  <wp14:pctWidth>0</wp14:pctWidth>
+                </wp14:sizeRelH>
+                <wp14:sizeRelV relativeFrom="margin">
+                  <wp14:pctHeight>0</wp14:pctHeight>
+                </wp14:sizeRelV>
+              </wp:anchor>
+            </w:drawing>
+          </mc:Choice>
+          <mc:Fallback>
+            <w:pict>
+              <v:shape w14:anchorId="687F416F" id="Flecha izquierda y derecha 67" o:spid="_x0000_s1072" type="#_x0000_t69" style="position:absolute;margin-left:-.2pt;margin-top:59.45pt;width:62.75pt;height:14.55pt;z-index:251681792;visibility:visible;mso-wrap-style:square;mso-width-percent:0;mso-height-percent:0;mso-wrap-distance-left:9pt;mso-wrap-distance-top:0;mso-wrap-distance-right:9pt;mso-wrap-distance-bottom:0;mso-position-horizontal:absolute;mso-position-horizontal-relative:text;mso-position-vertical:absolute;mso-position-vertical-relative:text;mso-width-percent:0;mso-height-percent:0;mso-width-relative:margin;mso-height-relative:margin;v-text-anchor:top" o:gfxdata="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" adj="2505" fillcolor="#5b9bd5 [3204]" strokecolor="#1f4d78 [1604]" strokeweight="1pt">
+                <v:textbox>
+                  <w:txbxContent>
+                    <w:p>
+                      <w:pPr>
+                        <w:jc w:val="center"/>
+                        <w:rPr>
+                          <w:color w:val="000000" w:themeColor="text1"/>
+                          <w14:shadow w14:blurRad="38100" w14:dist="25400" w14:dir="5400000" w14:sx="100000" w14:sy="100000" w14:kx="0" w14:ky="0" w14:algn="ctr">
+                            <w14:srgbClr w14:val="6E747A">
+                              <w14:alpha w14:val="57000"/>
+                            </w14:srgbClr>
+                          </w14:shadow>
+                          <w14:textOutline w14:w="0" w14:cap="flat" w14:cmpd="sng" w14:algn="ctr">
+                            <w14:noFill/>
+                            <w14:prstDash w14:val="solid"/>
+                            <w14:round/>
+                          </w14:textOutline>
+                        </w:rPr>
+                      </w:pPr>
+                    </w:p>
+                  </w:txbxContent>
+                </v:textbox>
+              </v:shape>
+            </w:pict>
+          </mc:Fallback>
+        </mc:AlternateContent>
+      </w:r>
+      <w:r>
+        <w:rPr>
+          <w:noProof/>
+          <w:lang w:eastAsia="es-ES"/>
+        </w:rPr>
+        <w:drawing>
+          <wp:inline distT="0" distB="0" distL="0" distR="0">
+            <wp:extent cx="791210" cy="791210"/>
+            <wp:effectExtent l="0" t="0" r="8890" b="0"/>
+            <wp:docPr id="65" name="Imagen 65" descr="solidaridad"/>
+            <wp:cNvGraphicFramePr>
+              <a:graphicFrameLocks xmlns:a="http://schemas.openxmlformats.org/drawingml/2006/main" noChangeAspect="1"/>
+            </wp:cNvGraphicFramePr>
+            <a:graphic xmlns:a="http://schemas.openxmlformats.org/drawingml/2006/main">
+              <a:graphicData uri="http://schemas.openxmlformats.org/drawingml/2006/picture">
+                <pic:pic xmlns:pic="http://schemas.openxmlformats.org/drawingml/2006/picture">
+                  <pic:nvPicPr>
+                    <pic:cNvPr id="0" name="Picture 14" descr="solidaridad"/>
+                    <pic:cNvPicPr>
+                      <a:picLocks noChangeAspect="1" noChangeArrowheads="1"/>
+                    </pic:cNvPicPr>
+                  </pic:nvPicPr>
+                  <pic:blipFill>
+                    <a:blip r:embed="rId57">
+                      <a:extLst>
+                        <a:ext uri="{28A0092B-C50C-407E-A947-70E740481C1C}">
+                          <a14:useLocalDpi xmlns:a14="http://schemas.microsoft.com/office/drawing/2010/main" val="0"/>
+                        </a:ext>
+                      </a:extLst>
+                    </a:blip>
+                    <a:srcRect/>
+                    <a:stretch>
+                      <a:fillRect/>
+                    </a:stretch>
+                  </pic:blipFill>
+                  <pic:spPr bwMode="auto">
+                    <a:xfrm>
+                      <a:off x="0" y="0"/>
+                      <a:ext cx="791210" cy="791210"/>
+                    </a:xfrm>
+                    <a:prstGeom prst="rect">
+                      <a:avLst/>
+                    </a:prstGeom>
+                    <a:noFill/>
+                    <a:ln>
+                      <a:noFill/>
+                    </a:ln>
+                  </pic:spPr>
+                </pic:pic>
+              </a:graphicData>
+            </a:graphic>
+          </wp:inline>
+        </w:drawing>
+      </w:r>
+    </w:p>
+    <w:p/>
+    <w:p>
+      <w:pPr>
+        <w:pStyle w:val="Ttulo2"/>
+        <w:numPr>
+          <w:ilvl w:val="1"/>
+          <w:numId w:val="1"/>
+        </w:numPr>
+        <w:rPr>
+          <w:sz w:val="36"/>
+        </w:rPr>
+      </w:pPr>
+      <w:r>
+        <w:rPr>
+          <w:sz w:val="36"/>
+        </w:rPr>
+        <w:t>Estructura Web</w:t>
+      </w:r>
+    </w:p>
+    <w:p>
+      <w:r>
+        <w:t>INICIO</w:t>
+      </w:r>
+      <w:r>
+        <w:t>:</w:t>
+      </w:r>
+    </w:p>
+    <w:p>
+      <w:r>
+        <w:rPr>
+          <w:noProof/>
+          <w:lang w:eastAsia="es-ES"/>
+        </w:rPr>
+        <w:drawing>
+          <wp:inline distT="0" distB="0" distL="0" distR="0" wp14:anchorId="51DF6E5E" wp14:editId="0399FA5F">
+            <wp:extent cx="1626096" cy="2235200"/>
+            <wp:effectExtent l="0" t="0" r="0" b="0"/>
+            <wp:docPr id="72" name="Imagen 72"/>
+            <wp:cNvGraphicFramePr>
+              <a:graphicFrameLocks xmlns:a="http://schemas.openxmlformats.org/drawingml/2006/main" noChangeAspect="1"/>
+            </wp:cNvGraphicFramePr>
+            <a:graphic xmlns:a="http://schemas.openxmlformats.org/drawingml/2006/main">
+              <a:graphicData uri="http://schemas.openxmlformats.org/drawingml/2006/picture">
+                <pic:pic xmlns:pic="http://schemas.openxmlformats.org/drawingml/2006/picture">
+                  <pic:nvPicPr>
+                    <pic:cNvPr id="1" name=""/>
+                    <pic:cNvPicPr/>
+                  </pic:nvPicPr>
+                  <pic:blipFill>
+                    <a:blip r:embed="rId14"/>
+                    <a:stretch>
+                      <a:fillRect/>
+                    </a:stretch>
+                  </pic:blipFill>
+                  <pic:spPr>
+                    <a:xfrm>
+                      <a:off x="0" y="0"/>
+                      <a:ext cx="1656850" cy="2277474"/>
+                    </a:xfrm>
+                    <a:prstGeom prst="rect">
+                      <a:avLst/>
+                    </a:prstGeom>
+                  </pic:spPr>
+                </pic:pic>
+              </a:graphicData>
+            </a:graphic>
+          </wp:inline>
+        </w:drawing>
+      </w:r>
+      <w:r>
+        <w:drawing>
+          <wp:inline distT="0" distB="0" distL="0" distR="0" wp14:anchorId="6317DD7A" wp14:editId="4D24946F">
+            <wp:extent cx="3753044" cy="2305050"/>
+            <wp:effectExtent l="0" t="0" r="0" b="0"/>
+            <wp:docPr id="73" name="Imagen 73"/>
+            <wp:cNvGraphicFramePr>
+              <a:graphicFrameLocks xmlns:a="http://schemas.openxmlformats.org/drawingml/2006/main" noChangeAspect="1"/>
+            </wp:cNvGraphicFramePr>
+            <a:graphic xmlns:a="http://schemas.openxmlformats.org/drawingml/2006/main">
+              <a:graphicData uri="http://schemas.openxmlformats.org/drawingml/2006/picture">
+                <pic:pic xmlns:pic="http://schemas.openxmlformats.org/drawingml/2006/picture">
+                  <pic:nvPicPr>
+                    <pic:cNvPr id="1" name=""/>
+                    <pic:cNvPicPr/>
+                  </pic:nvPicPr>
+                  <pic:blipFill>
+                    <a:blip r:embed="rId58"/>
+                    <a:stretch>
+                      <a:fillRect/>
+                    </a:stretch>
+                  </pic:blipFill>
+                  <pic:spPr>
+                    <a:xfrm>
+                      <a:off x="0" y="0"/>
+                      <a:ext cx="3786842" cy="2325808"/>
+                    </a:xfrm>
+                    <a:prstGeom prst="rect">
+                      <a:avLst/>
+                    </a:prstGeom>
+                  </pic:spPr>
+                </pic:pic>
+              </a:graphicData>
+            </a:graphic>
+          </wp:inline>
+        </w:drawing>
+      </w:r>
+    </w:p>
+    <w:p>
+      <w:r>
+        <w:rPr>
+          <w:b/>
+        </w:rPr>
+        <w:t>La sección superior</w:t>
+      </w:r>
+      <w:r>
+        <w:t xml:space="preserve"> sirve para moverse por la </w:t>
+      </w:r>
+      <w:proofErr w:type="spellStart"/>
+      <w:r>
+        <w:t>pagina</w:t>
+      </w:r>
+      <w:proofErr w:type="spellEnd"/>
+      <w:r>
+        <w:t xml:space="preserve"> web contiene el logo de la asociación y una barra de navegación para moverse por la web</w:t>
+      </w:r>
+    </w:p>
+    <w:p>
+      <w:r>
+        <w:rPr>
+          <w:b/>
+        </w:rPr>
+        <w:t>La sección central</w:t>
+      </w:r>
+      <w:r>
+        <w:t xml:space="preserve"> se divide en dos zonas izquierda y derecha, la sección izquierda contiene 2 artículos con texto y una imagen, y la derecha que contiene las ultimas noticias en un </w:t>
+      </w:r>
+      <w:proofErr w:type="spellStart"/>
+      <w:r>
+        <w:t>aside</w:t>
+      </w:r>
+      <w:proofErr w:type="spellEnd"/>
+    </w:p>
+    <w:p>
+      <w:bookmarkStart w:id="1" w:name="_GoBack"/>
+      <w:r>
+        <w:rPr>
+          <w:b/>
+        </w:rPr>
+        <w:t>La sección inferior</w:t>
+      </w:r>
+      <w:r>
+        <w:t xml:space="preserve"> </w:t>
+      </w:r>
+      <w:bookmarkEnd w:id="1"/>
+      <w:r>
+        <w:t>sirve para poner el copyright y los datos de contacto</w:t>
+      </w:r>
     </w:p>
     <w:p/>
     <w:sectPr>
@@ -4917,7 +7674,7 @@
   <w:abstractNum w:abstractNumId="0" w15:restartNumberingAfterBreak="0">
     <w:nsid w:val="488A2B57"/>
     <w:multiLevelType w:val="hybridMultilevel"/>
-    <w:tmpl w:val="B8BEBEBA"/>
+    <w:tmpl w:val="04569874"/>
     <w:lvl w:ilvl="0" w:tplc="0C0A000F">
       <w:start w:val="1"/>
       <w:numFmt w:val="decimal"/>
@@ -5759,6 +8516,56 @@
       <w:szCs w:val="26"/>
     </w:rPr>
   </w:style>
+  <w:style w:type="paragraph" w:styleId="TDC2">
+    <w:name w:val="toc 2"/>
+    <w:basedOn w:val="Normal"/>
+    <w:next w:val="Normal"/>
+    <w:autoRedefine/>
+    <w:uiPriority w:val="39"/>
+    <w:unhideWhenUsed/>
+    <w:rsid w:val="004A4FE5"/>
+    <w:pPr>
+      <w:spacing w:after="100"/>
+      <w:ind w:left="220"/>
+    </w:pPr>
+    <w:rPr>
+      <w:rFonts w:eastAsiaTheme="minorEastAsia" w:cs="Times New Roman"/>
+      <w:lang w:eastAsia="es-ES"/>
+    </w:rPr>
+  </w:style>
+  <w:style w:type="paragraph" w:styleId="TDC1">
+    <w:name w:val="toc 1"/>
+    <w:basedOn w:val="Normal"/>
+    <w:next w:val="Normal"/>
+    <w:autoRedefine/>
+    <w:uiPriority w:val="39"/>
+    <w:unhideWhenUsed/>
+    <w:rsid w:val="004A4FE5"/>
+    <w:pPr>
+      <w:spacing w:after="100"/>
+    </w:pPr>
+    <w:rPr>
+      <w:rFonts w:eastAsiaTheme="minorEastAsia" w:cs="Times New Roman"/>
+      <w:lang w:eastAsia="es-ES"/>
+    </w:rPr>
+  </w:style>
+  <w:style w:type="paragraph" w:styleId="TDC3">
+    <w:name w:val="toc 3"/>
+    <w:basedOn w:val="Normal"/>
+    <w:next w:val="Normal"/>
+    <w:autoRedefine/>
+    <w:uiPriority w:val="39"/>
+    <w:unhideWhenUsed/>
+    <w:rsid w:val="004A4FE5"/>
+    <w:pPr>
+      <w:spacing w:after="100"/>
+      <w:ind w:left="440"/>
+    </w:pPr>
+    <w:rPr>
+      <w:rFonts w:eastAsiaTheme="minorEastAsia" w:cs="Times New Roman"/>
+      <w:lang w:eastAsia="es-ES"/>
+    </w:rPr>
+  </w:style>
 </w:styles>
 </file>
 
@@ -9498,6 +12305,753 @@
 </file>
 
 <file path=word/diagrams/colors6.xml><?xml version="1.0" encoding="utf-8"?>
+<dgm:colorsDef xmlns:dgm="http://schemas.openxmlformats.org/drawingml/2006/diagram" xmlns:a="http://schemas.openxmlformats.org/drawingml/2006/main" uniqueId="urn:microsoft.com/office/officeart/2005/8/colors/accent1_2">
+  <dgm:title val=""/>
+  <dgm:desc val=""/>
+  <dgm:catLst>
+    <dgm:cat type="accent1" pri="11200"/>
+  </dgm:catLst>
+  <dgm:styleLbl name="node0">
+    <dgm:fillClrLst meth="repeat">
+      <a:schemeClr val="accent1"/>
+    </dgm:fillClrLst>
+    <dgm:linClrLst meth="repeat">
+      <a:schemeClr val="lt1"/>
+    </dgm:linClrLst>
+    <dgm:effectClrLst/>
+    <dgm:txLinClrLst/>
+    <dgm:txFillClrLst/>
+    <dgm:txEffectClrLst/>
+  </dgm:styleLbl>
+  <dgm:styleLbl name="alignNode1">
+    <dgm:fillClrLst meth="repeat">
+      <a:schemeClr val="accent1"/>
+    </dgm:fillClrLst>
+    <dgm:linClrLst meth="repeat">
+      <a:schemeClr val="accent1"/>
+    </dgm:linClrLst>
+    <dgm:effectClrLst/>
+    <dgm:txLinClrLst/>
+    <dgm:txFillClrLst/>
+    <dgm:txEffectClrLst/>
+  </dgm:styleLbl>
+  <dgm:styleLbl name="node1">
+    <dgm:fillClrLst meth="repeat">
+      <a:schemeClr val="accent1"/>
+    </dgm:fillClrLst>
+    <dgm:linClrLst meth="repeat">
+      <a:schemeClr val="lt1"/>
+    </dgm:linClrLst>
+    <dgm:effectClrLst/>
+    <dgm:txLinClrLst/>
+    <dgm:txFillClrLst/>
+    <dgm:txEffectClrLst/>
+  </dgm:styleLbl>
+  <dgm:styleLbl name="lnNode1">
+    <dgm:fillClrLst meth="repeat">
+      <a:schemeClr val="accent1"/>
+    </dgm:fillClrLst>
+    <dgm:linClrLst meth="repeat">
+      <a:schemeClr val="lt1"/>
+    </dgm:linClrLst>
+    <dgm:effectClrLst/>
+    <dgm:txLinClrLst/>
+    <dgm:txFillClrLst/>
+    <dgm:txEffectClrLst/>
+  </dgm:styleLbl>
+  <dgm:styleLbl name="vennNode1">
+    <dgm:fillClrLst meth="repeat">
+      <a:schemeClr val="accent1">
+        <a:alpha val="50000"/>
+      </a:schemeClr>
+    </dgm:fillClrLst>
+    <dgm:linClrLst meth="repeat">
+      <a:schemeClr val="lt1"/>
+    </dgm:linClrLst>
+    <dgm:effectClrLst/>
+    <dgm:txLinClrLst/>
+    <dgm:txFillClrLst/>
+    <dgm:txEffectClrLst/>
+  </dgm:styleLbl>
+  <dgm:styleLbl name="node2">
+    <dgm:fillClrLst meth="repeat">
+      <a:schemeClr val="accent1"/>
+    </dgm:fillClrLst>
+    <dgm:linClrLst meth="repeat">
+      <a:schemeClr val="lt1"/>
+    </dgm:linClrLst>
+    <dgm:effectClrLst/>
+    <dgm:txLinClrLst/>
+    <dgm:txFillClrLst/>
+    <dgm:txEffectClrLst/>
+  </dgm:styleLbl>
+  <dgm:styleLbl name="node3">
+    <dgm:fillClrLst meth="repeat">
+      <a:schemeClr val="accent1"/>
+    </dgm:fillClrLst>
+    <dgm:linClrLst meth="repeat">
+      <a:schemeClr val="lt1"/>
+    </dgm:linClrLst>
+    <dgm:effectClrLst/>
+    <dgm:txLinClrLst/>
+    <dgm:txFillClrLst/>
+    <dgm:txEffectClrLst/>
+  </dgm:styleLbl>
+  <dgm:styleLbl name="node4">
+    <dgm:fillClrLst meth="repeat">
+      <a:schemeClr val="accent1"/>
+    </dgm:fillClrLst>
+    <dgm:linClrLst meth="repeat">
+      <a:schemeClr val="lt1"/>
+    </dgm:linClrLst>
+    <dgm:effectClrLst/>
+    <dgm:txLinClrLst/>
+    <dgm:txFillClrLst/>
+    <dgm:txEffectClrLst/>
+  </dgm:styleLbl>
+  <dgm:styleLbl name="fgImgPlace1">
+    <dgm:fillClrLst meth="repeat">
+      <a:schemeClr val="accent1">
+        <a:tint val="50000"/>
+      </a:schemeClr>
+    </dgm:fillClrLst>
+    <dgm:linClrLst meth="repeat">
+      <a:schemeClr val="lt1"/>
+    </dgm:linClrLst>
+    <dgm:effectClrLst/>
+    <dgm:txLinClrLst/>
+    <dgm:txFillClrLst meth="repeat">
+      <a:schemeClr val="lt1"/>
+    </dgm:txFillClrLst>
+    <dgm:txEffectClrLst/>
+  </dgm:styleLbl>
+  <dgm:styleLbl name="alignImgPlace1">
+    <dgm:fillClrLst meth="repeat">
+      <a:schemeClr val="accent1">
+        <a:tint val="50000"/>
+      </a:schemeClr>
+    </dgm:fillClrLst>
+    <dgm:linClrLst meth="repeat">
+      <a:schemeClr val="lt1"/>
+    </dgm:linClrLst>
+    <dgm:effectClrLst/>
+    <dgm:txLinClrLst/>
+    <dgm:txFillClrLst meth="repeat">
+      <a:schemeClr val="lt1"/>
+    </dgm:txFillClrLst>
+    <dgm:txEffectClrLst/>
+  </dgm:styleLbl>
+  <dgm:styleLbl name="bgImgPlace1">
+    <dgm:fillClrLst meth="repeat">
+      <a:schemeClr val="accent1">
+        <a:tint val="50000"/>
+      </a:schemeClr>
+    </dgm:fillClrLst>
+    <dgm:linClrLst meth="repeat">
+      <a:schemeClr val="lt1"/>
+    </dgm:linClrLst>
+    <dgm:effectClrLst/>
+    <dgm:txLinClrLst/>
+    <dgm:txFillClrLst meth="repeat">
+      <a:schemeClr val="lt1"/>
+    </dgm:txFillClrLst>
+    <dgm:txEffectClrLst/>
+  </dgm:styleLbl>
+  <dgm:styleLbl name="sibTrans2D1">
+    <dgm:fillClrLst meth="repeat">
+      <a:schemeClr val="accent1">
+        <a:tint val="60000"/>
+      </a:schemeClr>
+    </dgm:fillClrLst>
+    <dgm:linClrLst meth="repeat">
+      <a:schemeClr val="accent1">
+        <a:tint val="60000"/>
+      </a:schemeClr>
+    </dgm:linClrLst>
+    <dgm:effectClrLst/>
+    <dgm:txLinClrLst/>
+    <dgm:txFillClrLst/>
+    <dgm:txEffectClrLst/>
+  </dgm:styleLbl>
+  <dgm:styleLbl name="fgSibTrans2D1">
+    <dgm:fillClrLst meth="repeat">
+      <a:schemeClr val="accent1">
+        <a:tint val="60000"/>
+      </a:schemeClr>
+    </dgm:fillClrLst>
+    <dgm:linClrLst meth="repeat">
+      <a:schemeClr val="accent1">
+        <a:tint val="60000"/>
+      </a:schemeClr>
+    </dgm:linClrLst>
+    <dgm:effectClrLst/>
+    <dgm:txLinClrLst/>
+    <dgm:txFillClrLst/>
+    <dgm:txEffectClrLst/>
+  </dgm:styleLbl>
+  <dgm:styleLbl name="bgSibTrans2D1">
+    <dgm:fillClrLst meth="repeat">
+      <a:schemeClr val="accent1">
+        <a:tint val="60000"/>
+      </a:schemeClr>
+    </dgm:fillClrLst>
+    <dgm:linClrLst meth="repeat">
+      <a:schemeClr val="accent1">
+        <a:tint val="60000"/>
+      </a:schemeClr>
+    </dgm:linClrLst>
+    <dgm:effectClrLst/>
+    <dgm:txLinClrLst/>
+    <dgm:txFillClrLst/>
+    <dgm:txEffectClrLst/>
+  </dgm:styleLbl>
+  <dgm:styleLbl name="sibTrans1D1">
+    <dgm:fillClrLst meth="repeat">
+      <a:schemeClr val="accent1"/>
+    </dgm:fillClrLst>
+    <dgm:linClrLst meth="repeat">
+      <a:schemeClr val="accent1"/>
+    </dgm:linClrLst>
+    <dgm:effectClrLst/>
+    <dgm:txLinClrLst/>
+    <dgm:txFillClrLst meth="repeat">
+      <a:schemeClr val="tx1"/>
+    </dgm:txFillClrLst>
+    <dgm:txEffectClrLst/>
+  </dgm:styleLbl>
+  <dgm:styleLbl name="callout">
+    <dgm:fillClrLst meth="repeat">
+      <a:schemeClr val="accent1"/>
+    </dgm:fillClrLst>
+    <dgm:linClrLst meth="repeat">
+      <a:schemeClr val="accent1">
+        <a:tint val="50000"/>
+      </a:schemeClr>
+    </dgm:linClrLst>
+    <dgm:effectClrLst/>
+    <dgm:txLinClrLst/>
+    <dgm:txFillClrLst meth="repeat">
+      <a:schemeClr val="tx1"/>
+    </dgm:txFillClrLst>
+    <dgm:txEffectClrLst/>
+  </dgm:styleLbl>
+  <dgm:styleLbl name="asst0">
+    <dgm:fillClrLst meth="repeat">
+      <a:schemeClr val="accent1"/>
+    </dgm:fillClrLst>
+    <dgm:linClrLst meth="repeat">
+      <a:schemeClr val="lt1"/>
+    </dgm:linClrLst>
+    <dgm:effectClrLst/>
+    <dgm:txLinClrLst/>
+    <dgm:txFillClrLst/>
+    <dgm:txEffectClrLst/>
+  </dgm:styleLbl>
+  <dgm:styleLbl name="asst1">
+    <dgm:fillClrLst meth="repeat">
+      <a:schemeClr val="accent1"/>
+    </dgm:fillClrLst>
+    <dgm:linClrLst meth="repeat">
+      <a:schemeClr val="lt1"/>
+    </dgm:linClrLst>
+    <dgm:effectClrLst/>
+    <dgm:txLinClrLst/>
+    <dgm:txFillClrLst/>
+    <dgm:txEffectClrLst/>
+  </dgm:styleLbl>
+  <dgm:styleLbl name="asst2">
+    <dgm:fillClrLst meth="repeat">
+      <a:schemeClr val="accent1"/>
+    </dgm:fillClrLst>
+    <dgm:linClrLst meth="repeat">
+      <a:schemeClr val="lt1"/>
+    </dgm:linClrLst>
+    <dgm:effectClrLst/>
+    <dgm:txLinClrLst/>
+    <dgm:txFillClrLst/>
+    <dgm:txEffectClrLst/>
+  </dgm:styleLbl>
+  <dgm:styleLbl name="asst3">
+    <dgm:fillClrLst meth="repeat">
+      <a:schemeClr val="accent1"/>
+    </dgm:fillClrLst>
+    <dgm:linClrLst meth="repeat">
+      <a:schemeClr val="lt1"/>
+    </dgm:linClrLst>
+    <dgm:effectClrLst/>
+    <dgm:txLinClrLst/>
+    <dgm:txFillClrLst/>
+    <dgm:txEffectClrLst/>
+  </dgm:styleLbl>
+  <dgm:styleLbl name="asst4">
+    <dgm:fillClrLst meth="repeat">
+      <a:schemeClr val="accent1"/>
+    </dgm:fillClrLst>
+    <dgm:linClrLst meth="repeat">
+      <a:schemeClr val="lt1"/>
+    </dgm:linClrLst>
+    <dgm:effectClrLst/>
+    <dgm:txLinClrLst/>
+    <dgm:txFillClrLst/>
+    <dgm:txEffectClrLst/>
+  </dgm:styleLbl>
+  <dgm:styleLbl name="parChTrans2D1">
+    <dgm:fillClrLst meth="repeat">
+      <a:schemeClr val="accent1">
+        <a:tint val="60000"/>
+      </a:schemeClr>
+    </dgm:fillClrLst>
+    <dgm:linClrLst meth="repeat">
+      <a:schemeClr val="accent1">
+        <a:tint val="60000"/>
+      </a:schemeClr>
+    </dgm:linClrLst>
+    <dgm:effectClrLst/>
+    <dgm:txLinClrLst/>
+    <dgm:txFillClrLst meth="repeat">
+      <a:schemeClr val="lt1"/>
+    </dgm:txFillClrLst>
+    <dgm:txEffectClrLst/>
+  </dgm:styleLbl>
+  <dgm:styleLbl name="parChTrans2D2">
+    <dgm:fillClrLst meth="repeat">
+      <a:schemeClr val="accent1"/>
+    </dgm:fillClrLst>
+    <dgm:linClrLst meth="repeat">
+      <a:schemeClr val="accent1"/>
+    </dgm:linClrLst>
+    <dgm:effectClrLst/>
+    <dgm:txLinClrLst/>
+    <dgm:txFillClrLst meth="repeat">
+      <a:schemeClr val="lt1"/>
+    </dgm:txFillClrLst>
+    <dgm:txEffectClrLst/>
+  </dgm:styleLbl>
+  <dgm:styleLbl name="parChTrans2D3">
+    <dgm:fillClrLst meth="repeat">
+      <a:schemeClr val="accent1"/>
+    </dgm:fillClrLst>
+    <dgm:linClrLst meth="repeat">
+      <a:schemeClr val="accent1"/>
+    </dgm:linClrLst>
+    <dgm:effectClrLst/>
+    <dgm:txLinClrLst/>
+    <dgm:txFillClrLst meth="repeat">
+      <a:schemeClr val="lt1"/>
+    </dgm:txFillClrLst>
+    <dgm:txEffectClrLst/>
+  </dgm:styleLbl>
+  <dgm:styleLbl name="parChTrans2D4">
+    <dgm:fillClrLst meth="repeat">
+      <a:schemeClr val="accent1"/>
+    </dgm:fillClrLst>
+    <dgm:linClrLst meth="repeat">
+      <a:schemeClr val="accent1"/>
+    </dgm:linClrLst>
+    <dgm:effectClrLst/>
+    <dgm:txLinClrLst/>
+    <dgm:txFillClrLst meth="repeat">
+      <a:schemeClr val="lt1"/>
+    </dgm:txFillClrLst>
+    <dgm:txEffectClrLst/>
+  </dgm:styleLbl>
+  <dgm:styleLbl name="parChTrans1D1">
+    <dgm:fillClrLst meth="repeat">
+      <a:schemeClr val="accent1"/>
+    </dgm:fillClrLst>
+    <dgm:linClrLst meth="repeat">
+      <a:schemeClr val="accent1">
+        <a:shade val="60000"/>
+      </a:schemeClr>
+    </dgm:linClrLst>
+    <dgm:effectClrLst/>
+    <dgm:txLinClrLst/>
+    <dgm:txFillClrLst meth="repeat">
+      <a:schemeClr val="tx1"/>
+    </dgm:txFillClrLst>
+    <dgm:txEffectClrLst/>
+  </dgm:styleLbl>
+  <dgm:styleLbl name="parChTrans1D2">
+    <dgm:fillClrLst meth="repeat">
+      <a:schemeClr val="accent1"/>
+    </dgm:fillClrLst>
+    <dgm:linClrLst meth="repeat">
+      <a:schemeClr val="accent1">
+        <a:shade val="60000"/>
+      </a:schemeClr>
+    </dgm:linClrLst>
+    <dgm:effectClrLst/>
+    <dgm:txLinClrLst/>
+    <dgm:txFillClrLst meth="repeat">
+      <a:schemeClr val="tx1"/>
+    </dgm:txFillClrLst>
+    <dgm:txEffectClrLst/>
+  </dgm:styleLbl>
+  <dgm:styleLbl name="parChTrans1D3">
+    <dgm:fillClrLst meth="repeat">
+      <a:schemeClr val="accent1"/>
+    </dgm:fillClrLst>
+    <dgm:linClrLst meth="repeat">
+      <a:schemeClr val="accent1">
+        <a:shade val="80000"/>
+      </a:schemeClr>
+    </dgm:linClrLst>
+    <dgm:effectClrLst/>
+    <dgm:txLinClrLst/>
+    <dgm:txFillClrLst meth="repeat">
+      <a:schemeClr val="tx1"/>
+    </dgm:txFillClrLst>
+    <dgm:txEffectClrLst/>
+  </dgm:styleLbl>
+  <dgm:styleLbl name="parChTrans1D4">
+    <dgm:fillClrLst meth="repeat">
+      <a:schemeClr val="accent1"/>
+    </dgm:fillClrLst>
+    <dgm:linClrLst meth="repeat">
+      <a:schemeClr val="accent1">
+        <a:shade val="80000"/>
+      </a:schemeClr>
+    </dgm:linClrLst>
+    <dgm:effectClrLst/>
+    <dgm:txLinClrLst/>
+    <dgm:txFillClrLst meth="repeat">
+      <a:schemeClr val="tx1"/>
+    </dgm:txFillClrLst>
+    <dgm:txEffectClrLst/>
+  </dgm:styleLbl>
+  <dgm:styleLbl name="fgAcc1">
+    <dgm:fillClrLst meth="repeat">
+      <a:schemeClr val="lt1">
+        <a:alpha val="90000"/>
+      </a:schemeClr>
+    </dgm:fillClrLst>
+    <dgm:linClrLst meth="repeat">
+      <a:schemeClr val="accent1"/>
+    </dgm:linClrLst>
+    <dgm:effectClrLst/>
+    <dgm:txLinClrLst/>
+    <dgm:txFillClrLst meth="repeat">
+      <a:schemeClr val="dk1"/>
+    </dgm:txFillClrLst>
+    <dgm:txEffectClrLst/>
+  </dgm:styleLbl>
+  <dgm:styleLbl name="conFgAcc1">
+    <dgm:fillClrLst meth="repeat">
+      <a:schemeClr val="lt1">
+        <a:alpha val="90000"/>
+      </a:schemeClr>
+    </dgm:fillClrLst>
+    <dgm:linClrLst meth="repeat">
+      <a:schemeClr val="accent1"/>
+    </dgm:linClrLst>
+    <dgm:effectClrLst/>
+    <dgm:txLinClrLst/>
+    <dgm:txFillClrLst meth="repeat">
+      <a:schemeClr val="dk1"/>
+    </dgm:txFillClrLst>
+    <dgm:txEffectClrLst/>
+  </dgm:styleLbl>
+  <dgm:styleLbl name="alignAcc1">
+    <dgm:fillClrLst meth="repeat">
+      <a:schemeClr val="lt1">
+        <a:alpha val="90000"/>
+      </a:schemeClr>
+    </dgm:fillClrLst>
+    <dgm:linClrLst meth="repeat">
+      <a:schemeClr val="accent1"/>
+    </dgm:linClrLst>
+    <dgm:effectClrLst/>
+    <dgm:txLinClrLst/>
+    <dgm:txFillClrLst meth="repeat">
+      <a:schemeClr val="dk1"/>
+    </dgm:txFillClrLst>
+    <dgm:txEffectClrLst/>
+  </dgm:styleLbl>
+  <dgm:styleLbl name="trAlignAcc1">
+    <dgm:fillClrLst meth="repeat">
+      <a:schemeClr val="lt1">
+        <a:alpha val="40000"/>
+      </a:schemeClr>
+    </dgm:fillClrLst>
+    <dgm:linClrLst meth="repeat">
+      <a:schemeClr val="accent1"/>
+    </dgm:linClrLst>
+    <dgm:effectClrLst/>
+    <dgm:txLinClrLst/>
+    <dgm:txFillClrLst meth="repeat">
+      <a:schemeClr val="dk1"/>
+    </dgm:txFillClrLst>
+    <dgm:txEffectClrLst/>
+  </dgm:styleLbl>
+  <dgm:styleLbl name="bgAcc1">
+    <dgm:fillClrLst meth="repeat">
+      <a:schemeClr val="lt1">
+        <a:alpha val="90000"/>
+      </a:schemeClr>
+    </dgm:fillClrLst>
+    <dgm:linClrLst meth="repeat">
+      <a:schemeClr val="accent1"/>
+    </dgm:linClrLst>
+    <dgm:effectClrLst/>
+    <dgm:txLinClrLst/>
+    <dgm:txFillClrLst meth="repeat">
+      <a:schemeClr val="dk1"/>
+    </dgm:txFillClrLst>
+    <dgm:txEffectClrLst/>
+  </dgm:styleLbl>
+  <dgm:styleLbl name="solidFgAcc1">
+    <dgm:fillClrLst meth="repeat">
+      <a:schemeClr val="lt1"/>
+    </dgm:fillClrLst>
+    <dgm:linClrLst meth="repeat">
+      <a:schemeClr val="accent1"/>
+    </dgm:linClrLst>
+    <dgm:effectClrLst/>
+    <dgm:txLinClrLst/>
+    <dgm:txFillClrLst meth="repeat">
+      <a:schemeClr val="dk1"/>
+    </dgm:txFillClrLst>
+    <dgm:txEffectClrLst/>
+  </dgm:styleLbl>
+  <dgm:styleLbl name="solidAlignAcc1">
+    <dgm:fillClrLst meth="repeat">
+      <a:schemeClr val="lt1"/>
+    </dgm:fillClrLst>
+    <dgm:linClrLst meth="repeat">
+      <a:schemeClr val="accent1"/>
+    </dgm:linClrLst>
+    <dgm:effectClrLst/>
+    <dgm:txLinClrLst/>
+    <dgm:txFillClrLst meth="repeat">
+      <a:schemeClr val="dk1"/>
+    </dgm:txFillClrLst>
+    <dgm:txEffectClrLst/>
+  </dgm:styleLbl>
+  <dgm:styleLbl name="solidBgAcc1">
+    <dgm:fillClrLst meth="repeat">
+      <a:schemeClr val="lt1"/>
+    </dgm:fillClrLst>
+    <dgm:linClrLst meth="repeat">
+      <a:schemeClr val="accent1"/>
+    </dgm:linClrLst>
+    <dgm:effectClrLst/>
+    <dgm:txLinClrLst/>
+    <dgm:txFillClrLst meth="repeat">
+      <a:schemeClr val="dk1"/>
+    </dgm:txFillClrLst>
+    <dgm:txEffectClrLst/>
+  </dgm:styleLbl>
+  <dgm:styleLbl name="fgAccFollowNode1">
+    <dgm:fillClrLst meth="repeat">
+      <a:schemeClr val="accent1">
+        <a:alpha val="90000"/>
+        <a:tint val="40000"/>
+      </a:schemeClr>
+    </dgm:fillClrLst>
+    <dgm:linClrLst meth="repeat">
+      <a:schemeClr val="accent1">
+        <a:alpha val="90000"/>
+        <a:tint val="40000"/>
+      </a:schemeClr>
+    </dgm:linClrLst>
+    <dgm:effectClrLst/>
+    <dgm:txLinClrLst/>
+    <dgm:txFillClrLst meth="repeat">
+      <a:schemeClr val="dk1"/>
+    </dgm:txFillClrLst>
+    <dgm:txEffectClrLst/>
+  </dgm:styleLbl>
+  <dgm:styleLbl name="alignAccFollowNode1">
+    <dgm:fillClrLst meth="repeat">
+      <a:schemeClr val="accent1">
+        <a:alpha val="90000"/>
+        <a:tint val="40000"/>
+      </a:schemeClr>
+    </dgm:fillClrLst>
+    <dgm:linClrLst meth="repeat">
+      <a:schemeClr val="accent1">
+        <a:alpha val="90000"/>
+        <a:tint val="40000"/>
+      </a:schemeClr>
+    </dgm:linClrLst>
+    <dgm:effectClrLst/>
+    <dgm:txLinClrLst/>
+    <dgm:txFillClrLst meth="repeat">
+      <a:schemeClr val="dk1"/>
+    </dgm:txFillClrLst>
+    <dgm:txEffectClrLst/>
+  </dgm:styleLbl>
+  <dgm:styleLbl name="bgAccFollowNode1">
+    <dgm:fillClrLst meth="repeat">
+      <a:schemeClr val="accent1">
+        <a:alpha val="90000"/>
+        <a:tint val="40000"/>
+      </a:schemeClr>
+    </dgm:fillClrLst>
+    <dgm:linClrLst meth="repeat">
+      <a:schemeClr val="accent1">
+        <a:alpha val="90000"/>
+        <a:tint val="40000"/>
+      </a:schemeClr>
+    </dgm:linClrLst>
+    <dgm:effectClrLst/>
+    <dgm:txLinClrLst/>
+    <dgm:txFillClrLst meth="repeat">
+      <a:schemeClr val="dk1"/>
+    </dgm:txFillClrLst>
+    <dgm:txEffectClrLst/>
+  </dgm:styleLbl>
+  <dgm:styleLbl name="fgAcc0">
+    <dgm:fillClrLst meth="repeat">
+      <a:schemeClr val="lt1">
+        <a:alpha val="90000"/>
+      </a:schemeClr>
+    </dgm:fillClrLst>
+    <dgm:linClrLst meth="repeat">
+      <a:schemeClr val="accent1"/>
+    </dgm:linClrLst>
+    <dgm:effectClrLst/>
+    <dgm:txLinClrLst/>
+    <dgm:txFillClrLst meth="repeat">
+      <a:schemeClr val="dk1"/>
+    </dgm:txFillClrLst>
+    <dgm:txEffectClrLst/>
+  </dgm:styleLbl>
+  <dgm:styleLbl name="fgAcc2">
+    <dgm:fillClrLst meth="repeat">
+      <a:schemeClr val="lt1">
+        <a:alpha val="90000"/>
+      </a:schemeClr>
+    </dgm:fillClrLst>
+    <dgm:linClrLst meth="repeat">
+      <a:schemeClr val="accent1"/>
+    </dgm:linClrLst>
+    <dgm:effectClrLst/>
+    <dgm:txLinClrLst/>
+    <dgm:txFillClrLst meth="repeat">
+      <a:schemeClr val="dk1"/>
+    </dgm:txFillClrLst>
+    <dgm:txEffectClrLst/>
+  </dgm:styleLbl>
+  <dgm:styleLbl name="fgAcc3">
+    <dgm:fillClrLst meth="repeat">
+      <a:schemeClr val="lt1">
+        <a:alpha val="90000"/>
+      </a:schemeClr>
+    </dgm:fillClrLst>
+    <dgm:linClrLst meth="repeat">
+      <a:schemeClr val="accent1"/>
+    </dgm:linClrLst>
+    <dgm:effectClrLst/>
+    <dgm:txLinClrLst/>
+    <dgm:txFillClrLst meth="repeat">
+      <a:schemeClr val="dk1"/>
+    </dgm:txFillClrLst>
+    <dgm:txEffectClrLst/>
+  </dgm:styleLbl>
+  <dgm:styleLbl name="fgAcc4">
+    <dgm:fillClrLst meth="repeat">
+      <a:schemeClr val="lt1">
+        <a:alpha val="90000"/>
+      </a:schemeClr>
+    </dgm:fillClrLst>
+    <dgm:linClrLst meth="repeat">
+      <a:schemeClr val="accent1"/>
+    </dgm:linClrLst>
+    <dgm:effectClrLst/>
+    <dgm:txLinClrLst/>
+    <dgm:txFillClrLst meth="repeat">
+      <a:schemeClr val="dk1"/>
+    </dgm:txFillClrLst>
+    <dgm:txEffectClrLst/>
+  </dgm:styleLbl>
+  <dgm:styleLbl name="bgShp">
+    <dgm:fillClrLst meth="repeat">
+      <a:schemeClr val="accent1">
+        <a:tint val="40000"/>
+      </a:schemeClr>
+    </dgm:fillClrLst>
+    <dgm:linClrLst meth="repeat">
+      <a:schemeClr val="accent1"/>
+    </dgm:linClrLst>
+    <dgm:effectClrLst/>
+    <dgm:txLinClrLst/>
+    <dgm:txFillClrLst meth="repeat">
+      <a:schemeClr val="dk1"/>
+    </dgm:txFillClrLst>
+    <dgm:txEffectClrLst/>
+  </dgm:styleLbl>
+  <dgm:styleLbl name="dkBgShp">
+    <dgm:fillClrLst meth="repeat">
+      <a:schemeClr val="accent1">
+        <a:shade val="80000"/>
+      </a:schemeClr>
+    </dgm:fillClrLst>
+    <dgm:linClrLst meth="repeat">
+      <a:schemeClr val="accent1"/>
+    </dgm:linClrLst>
+    <dgm:effectClrLst/>
+    <dgm:txLinClrLst/>
+    <dgm:txFillClrLst meth="repeat">
+      <a:schemeClr val="lt1"/>
+    </dgm:txFillClrLst>
+    <dgm:txEffectClrLst/>
+  </dgm:styleLbl>
+  <dgm:styleLbl name="trBgShp">
+    <dgm:fillClrLst meth="repeat">
+      <a:schemeClr val="accent1">
+        <a:tint val="50000"/>
+        <a:alpha val="40000"/>
+      </a:schemeClr>
+    </dgm:fillClrLst>
+    <dgm:linClrLst meth="repeat">
+      <a:schemeClr val="accent1"/>
+    </dgm:linClrLst>
+    <dgm:effectClrLst/>
+    <dgm:txLinClrLst/>
+    <dgm:txFillClrLst meth="repeat">
+      <a:schemeClr val="lt1"/>
+    </dgm:txFillClrLst>
+    <dgm:txEffectClrLst/>
+  </dgm:styleLbl>
+  <dgm:styleLbl name="fgShp">
+    <dgm:fillClrLst meth="repeat">
+      <a:schemeClr val="accent1">
+        <a:tint val="60000"/>
+      </a:schemeClr>
+    </dgm:fillClrLst>
+    <dgm:linClrLst meth="repeat">
+      <a:schemeClr val="lt1"/>
+    </dgm:linClrLst>
+    <dgm:effectClrLst/>
+    <dgm:txLinClrLst/>
+    <dgm:txFillClrLst meth="repeat">
+      <a:schemeClr val="dk1"/>
+    </dgm:txFillClrLst>
+    <dgm:txEffectClrLst/>
+  </dgm:styleLbl>
+  <dgm:styleLbl name="revTx">
+    <dgm:fillClrLst meth="repeat">
+      <a:schemeClr val="lt1">
+        <a:alpha val="0"/>
+      </a:schemeClr>
+    </dgm:fillClrLst>
+    <dgm:linClrLst meth="repeat">
+      <a:schemeClr val="dk1">
+        <a:alpha val="0"/>
+      </a:schemeClr>
+    </dgm:linClrLst>
+    <dgm:effectClrLst/>
+    <dgm:txLinClrLst/>
+    <dgm:txFillClrLst meth="repeat">
+      <a:schemeClr val="tx1"/>
+    </dgm:txFillClrLst>
+    <dgm:txEffectClrLst/>
+  </dgm:styleLbl>
+</dgm:colorsDef>
+</file>
+
+<file path=word/diagrams/colors7.xml><?xml version="1.0" encoding="utf-8"?>
 <dgm:colorsDef xmlns:dgm="http://schemas.openxmlformats.org/drawingml/2006/diagram" xmlns:a="http://schemas.openxmlformats.org/drawingml/2006/main" uniqueId="urn:microsoft.com/office/officeart/2005/8/colors/accent1_2">
   <dgm:title val=""/>
   <dgm:desc val=""/>
@@ -10378,6 +13932,13 @@
         </dgm:presLayoutVars>
       </dgm:prSet>
       <dgm:spPr/>
+      <dgm:t>
+        <a:bodyPr/>
+        <a:lstStyle/>
+        <a:p>
+          <a:endParaRPr lang="es-ES"/>
+        </a:p>
+      </dgm:t>
     </dgm:pt>
     <dgm:pt modelId="{10FF46B6-B2CC-4B56-9EF6-D4F18690BD64}" type="pres">
       <dgm:prSet presAssocID="{24919110-1C9E-48DC-B136-966EFC72965A}" presName="hierRoot1" presStyleCnt="0">
@@ -10398,10 +13959,24 @@
         </dgm:presLayoutVars>
       </dgm:prSet>
       <dgm:spPr/>
+      <dgm:t>
+        <a:bodyPr/>
+        <a:lstStyle/>
+        <a:p>
+          <a:endParaRPr lang="es-ES"/>
+        </a:p>
+      </dgm:t>
     </dgm:pt>
     <dgm:pt modelId="{DF6FD422-A9DA-4B44-A8A5-9EC4C4D28CAB}" type="pres">
       <dgm:prSet presAssocID="{24919110-1C9E-48DC-B136-966EFC72965A}" presName="rootConnector1" presStyleLbl="node1" presStyleIdx="0" presStyleCnt="0"/>
       <dgm:spPr/>
+      <dgm:t>
+        <a:bodyPr/>
+        <a:lstStyle/>
+        <a:p>
+          <a:endParaRPr lang="es-ES"/>
+        </a:p>
+      </dgm:t>
     </dgm:pt>
     <dgm:pt modelId="{2F081912-94B4-4BE9-B454-1B7B44C59FE4}" type="pres">
       <dgm:prSet presAssocID="{24919110-1C9E-48DC-B136-966EFC72965A}" presName="hierChild2" presStyleCnt="0"/>
@@ -10410,6 +13985,13 @@
     <dgm:pt modelId="{A8012CFD-8676-42C7-9595-D476B714482D}" type="pres">
       <dgm:prSet presAssocID="{0E443BC7-0554-45DE-9CAA-96126CF6CBFD}" presName="Name37" presStyleLbl="parChTrans1D2" presStyleIdx="0" presStyleCnt="2"/>
       <dgm:spPr/>
+      <dgm:t>
+        <a:bodyPr/>
+        <a:lstStyle/>
+        <a:p>
+          <a:endParaRPr lang="es-ES"/>
+        </a:p>
+      </dgm:t>
     </dgm:pt>
     <dgm:pt modelId="{8A9FFF1A-6987-436F-9D5F-83EE0AE0F752}" type="pres">
       <dgm:prSet presAssocID="{DB23E729-E33A-4890-B68F-087B05ECDD70}" presName="hierRoot2" presStyleCnt="0">
@@ -10430,10 +14012,24 @@
         </dgm:presLayoutVars>
       </dgm:prSet>
       <dgm:spPr/>
+      <dgm:t>
+        <a:bodyPr/>
+        <a:lstStyle/>
+        <a:p>
+          <a:endParaRPr lang="es-ES"/>
+        </a:p>
+      </dgm:t>
     </dgm:pt>
     <dgm:pt modelId="{4721961D-3C56-4BE4-A137-BECC77405DE9}" type="pres">
       <dgm:prSet presAssocID="{DB23E729-E33A-4890-B68F-087B05ECDD70}" presName="rootConnector" presStyleLbl="node2" presStyleIdx="0" presStyleCnt="2"/>
       <dgm:spPr/>
+      <dgm:t>
+        <a:bodyPr/>
+        <a:lstStyle/>
+        <a:p>
+          <a:endParaRPr lang="es-ES"/>
+        </a:p>
+      </dgm:t>
     </dgm:pt>
     <dgm:pt modelId="{D8267EF9-AC2F-4BC1-95A0-D3556A80BFB9}" type="pres">
       <dgm:prSet presAssocID="{DB23E729-E33A-4890-B68F-087B05ECDD70}" presName="hierChild4" presStyleCnt="0"/>
@@ -10446,6 +14042,13 @@
     <dgm:pt modelId="{6B6D0A3D-DE3C-4CD3-B2C8-66BAF3620159}" type="pres">
       <dgm:prSet presAssocID="{37C818AE-15A3-4393-8A6D-38A92BDF7EBD}" presName="Name37" presStyleLbl="parChTrans1D2" presStyleIdx="1" presStyleCnt="2"/>
       <dgm:spPr/>
+      <dgm:t>
+        <a:bodyPr/>
+        <a:lstStyle/>
+        <a:p>
+          <a:endParaRPr lang="es-ES"/>
+        </a:p>
+      </dgm:t>
     </dgm:pt>
     <dgm:pt modelId="{D318F316-E088-42B9-908B-54710D16C69F}" type="pres">
       <dgm:prSet presAssocID="{7C94BC77-3994-4522-949D-630F4742BB01}" presName="hierRoot2" presStyleCnt="0">
@@ -10466,10 +14069,24 @@
         </dgm:presLayoutVars>
       </dgm:prSet>
       <dgm:spPr/>
+      <dgm:t>
+        <a:bodyPr/>
+        <a:lstStyle/>
+        <a:p>
+          <a:endParaRPr lang="es-ES"/>
+        </a:p>
+      </dgm:t>
     </dgm:pt>
     <dgm:pt modelId="{2A18CB02-F5C7-4A7D-932C-0183B7167F11}" type="pres">
       <dgm:prSet presAssocID="{7C94BC77-3994-4522-949D-630F4742BB01}" presName="rootConnector" presStyleLbl="node2" presStyleIdx="1" presStyleCnt="2"/>
       <dgm:spPr/>
+      <dgm:t>
+        <a:bodyPr/>
+        <a:lstStyle/>
+        <a:p>
+          <a:endParaRPr lang="es-ES"/>
+        </a:p>
+      </dgm:t>
     </dgm:pt>
     <dgm:pt modelId="{1F9D0FFB-E577-4EFA-81E0-3E0D0C119BBF}" type="pres">
       <dgm:prSet presAssocID="{7C94BC77-3994-4522-949D-630F4742BB01}" presName="hierChild4" presStyleCnt="0"/>
@@ -10492,8 +14109,8 @@
     <dgm:cxn modelId="{F7A467A4-50C1-4070-B04C-3554A82DA2C6}" srcId="{24919110-1C9E-48DC-B136-966EFC72965A}" destId="{7C94BC77-3994-4522-949D-630F4742BB01}" srcOrd="1" destOrd="0" parTransId="{37C818AE-15A3-4393-8A6D-38A92BDF7EBD}" sibTransId="{875BD688-FF03-4EA6-B98B-CE083ACBD81B}"/>
     <dgm:cxn modelId="{7E81E6C2-21F4-451E-AD06-7277BD8173B2}" srcId="{24919110-1C9E-48DC-B136-966EFC72965A}" destId="{DB23E729-E33A-4890-B68F-087B05ECDD70}" srcOrd="0" destOrd="0" parTransId="{0E443BC7-0554-45DE-9CAA-96126CF6CBFD}" sibTransId="{38DA517E-FAF3-44EC-90FA-B8434895D851}"/>
     <dgm:cxn modelId="{58C8084C-038F-459E-B70A-14F043B160B3}" type="presOf" srcId="{24919110-1C9E-48DC-B136-966EFC72965A}" destId="{F62CBF31-035B-4CA3-B6D3-53C35B1C5F89}" srcOrd="0" destOrd="0" presId="urn:microsoft.com/office/officeart/2005/8/layout/orgChart1"/>
+    <dgm:cxn modelId="{3EB9DF65-EF8B-4214-9AEB-72B6EBDD808A}" type="presOf" srcId="{7C94BC77-3994-4522-949D-630F4742BB01}" destId="{2A18CB02-F5C7-4A7D-932C-0183B7167F11}" srcOrd="1" destOrd="0" presId="urn:microsoft.com/office/officeart/2005/8/layout/orgChart1"/>
     <dgm:cxn modelId="{84EAC36C-F96E-4524-9AF8-511F8A8989A7}" type="presOf" srcId="{DB23E729-E33A-4890-B68F-087B05ECDD70}" destId="{4721961D-3C56-4BE4-A137-BECC77405DE9}" srcOrd="1" destOrd="0" presId="urn:microsoft.com/office/officeart/2005/8/layout/orgChart1"/>
-    <dgm:cxn modelId="{3EB9DF65-EF8B-4214-9AEB-72B6EBDD808A}" type="presOf" srcId="{7C94BC77-3994-4522-949D-630F4742BB01}" destId="{2A18CB02-F5C7-4A7D-932C-0183B7167F11}" srcOrd="1" destOrd="0" presId="urn:microsoft.com/office/officeart/2005/8/layout/orgChart1"/>
     <dgm:cxn modelId="{98FF3E06-AC89-4F5E-B5AD-3506763BD683}" type="presOf" srcId="{24919110-1C9E-48DC-B136-966EFC72965A}" destId="{DF6FD422-A9DA-4B44-A8A5-9EC4C4D28CAB}" srcOrd="1" destOrd="0" presId="urn:microsoft.com/office/officeart/2005/8/layout/orgChart1"/>
     <dgm:cxn modelId="{F5DFA99B-FAF4-4AD6-B877-4B43E67271BD}" type="presOf" srcId="{37C818AE-15A3-4393-8A6D-38A92BDF7EBD}" destId="{6B6D0A3D-DE3C-4CD3-B2C8-66BAF3620159}" srcOrd="0" destOrd="0" presId="urn:microsoft.com/office/officeart/2005/8/layout/orgChart1"/>
     <dgm:cxn modelId="{A06F6C66-747A-4755-8B63-0F72397E8D59}" type="presOf" srcId="{0B776704-7D74-479D-B41D-8888A471EE5F}" destId="{8FDDF037-170B-4A1A-A996-5DA78508A7BD}" srcOrd="0" destOrd="0" presId="urn:microsoft.com/office/officeart/2005/8/layout/orgChart1"/>
@@ -10634,6 +14251,13 @@
         </dgm:presLayoutVars>
       </dgm:prSet>
       <dgm:spPr/>
+      <dgm:t>
+        <a:bodyPr/>
+        <a:lstStyle/>
+        <a:p>
+          <a:endParaRPr lang="es-ES"/>
+        </a:p>
+      </dgm:t>
     </dgm:pt>
     <dgm:pt modelId="{3E3499F4-8502-454A-8B3A-4BF672B97F40}" type="pres">
       <dgm:prSet presAssocID="{D8A89912-6F46-4693-A7CF-3A475DCF15E0}" presName="composite" presStyleCnt="0"/>
@@ -10837,6 +14461,13 @@
         </dgm:presLayoutVars>
       </dgm:prSet>
       <dgm:spPr/>
+      <dgm:t>
+        <a:bodyPr/>
+        <a:lstStyle/>
+        <a:p>
+          <a:endParaRPr lang="es-ES"/>
+        </a:p>
+      </dgm:t>
     </dgm:pt>
     <dgm:pt modelId="{9137CB8B-8E41-4D1A-A271-D7AF3D8AAB09}" type="pres">
       <dgm:prSet presAssocID="{DD173CE8-EBA7-409E-AEDE-16801E71EECA}" presName="composite" presStyleCnt="0"/>
@@ -11000,7 +14631,6 @@
             <a:rPr lang="es-ES"/>
             <a:t>(#171c34)</a:t>
           </a:r>
-          <a:endParaRPr lang="es-ES"/>
         </a:p>
       </dgm:t>
     </dgm:pt>
@@ -11034,6 +14664,13 @@
         </dgm:presLayoutVars>
       </dgm:prSet>
       <dgm:spPr/>
+      <dgm:t>
+        <a:bodyPr/>
+        <a:lstStyle/>
+        <a:p>
+          <a:endParaRPr lang="es-ES"/>
+        </a:p>
+      </dgm:t>
     </dgm:pt>
     <dgm:pt modelId="{1F402469-120F-4D02-AB34-D79992FB7317}" type="pres">
       <dgm:prSet presAssocID="{B2D13D18-91B8-4A09-A472-3499C2C6B4F3}" presName="composite" presStyleCnt="0"/>
@@ -11090,6 +14727,13 @@
           </a:stretch>
         </a:blipFill>
       </dgm:spPr>
+      <dgm:t>
+        <a:bodyPr/>
+        <a:lstStyle/>
+        <a:p>
+          <a:endParaRPr lang="es-ES"/>
+        </a:p>
+      </dgm:t>
     </dgm:pt>
     <dgm:pt modelId="{28CFA4E1-1EA8-49E7-B709-336D633840D7}" type="pres">
       <dgm:prSet presAssocID="{211DB289-7B83-48BC-A10A-1470DF25D6D1}" presName="wedgeRectCallout1" presStyleLbl="node1" presStyleIdx="1" presStyleCnt="2">
@@ -11279,6 +14923,13 @@
         </dgm:presLayoutVars>
       </dgm:prSet>
       <dgm:spPr/>
+      <dgm:t>
+        <a:bodyPr/>
+        <a:lstStyle/>
+        <a:p>
+          <a:endParaRPr lang="es-ES"/>
+        </a:p>
+      </dgm:t>
     </dgm:pt>
     <dgm:pt modelId="{50A56D0A-7500-444D-A6D4-A3052797642B}" type="pres">
       <dgm:prSet presAssocID="{9E43D37A-0B98-45E2-B562-2272B86761D3}" presName="composite" presStyleCnt="0"/>
@@ -11440,7 +15091,6 @@
             <a:rPr lang="es-ES"/>
             <a:t>(#a0a4b5)</a:t>
           </a:r>
-          <a:endParaRPr lang="es-ES"/>
         </a:p>
       </dgm:t>
     </dgm:pt>
@@ -11467,13 +15117,22 @@
       </dgm:t>
     </dgm:pt>
     <dgm:pt modelId="{0FEAB8E1-33F3-4EE8-ACAA-F559B540F54F}">
-      <dgm:prSet phldrT="[Texto]" phldr="1"/>
+      <dgm:prSet phldrT="[Texto]"/>
       <dgm:spPr/>
       <dgm:t>
         <a:bodyPr/>
         <a:lstStyle/>
         <a:p>
-          <a:endParaRPr lang="es-ES"/>
+          <a:r>
+            <a:rPr lang="es-ES"/>
+            <a:t>BORDES TABLAS</a:t>
+          </a:r>
+        </a:p>
+        <a:p>
+          <a:r>
+            <a:rPr lang="es-ES"/>
+            <a:t>(#494e68)</a:t>
+          </a:r>
         </a:p>
       </dgm:t>
     </dgm:pt>
@@ -11500,13 +15159,22 @@
       </dgm:t>
     </dgm:pt>
     <dgm:pt modelId="{752AE372-7273-4FF3-B42E-C49CE9415818}">
-      <dgm:prSet phldrT="[Texto]" phldr="1"/>
+      <dgm:prSet phldrT="[Texto]"/>
       <dgm:spPr/>
       <dgm:t>
         <a:bodyPr/>
         <a:lstStyle/>
         <a:p>
-          <a:endParaRPr lang="es-ES"/>
+          <a:r>
+            <a:rPr lang="es-ES"/>
+            <a:t>TEXTO</a:t>
+          </a:r>
+        </a:p>
+        <a:p>
+          <a:r>
+            <a:rPr lang="es-ES"/>
+            <a:t>(#171c34)</a:t>
+          </a:r>
         </a:p>
       </dgm:t>
     </dgm:pt>
@@ -11540,6 +15208,13 @@
         </dgm:presLayoutVars>
       </dgm:prSet>
       <dgm:spPr/>
+      <dgm:t>
+        <a:bodyPr/>
+        <a:lstStyle/>
+        <a:p>
+          <a:endParaRPr lang="es-ES"/>
+        </a:p>
+      </dgm:t>
     </dgm:pt>
     <dgm:pt modelId="{2D4155CF-2F9A-40F7-B21F-1D941C4BFDD1}" type="pres">
       <dgm:prSet presAssocID="{F494E65E-3F43-45A9-A654-2AEBBCD00ADE}" presName="composite" presStyleCnt="0"/>
@@ -11555,6 +15230,13 @@
           </a:stretch>
         </a:blipFill>
       </dgm:spPr>
+      <dgm:t>
+        <a:bodyPr/>
+        <a:lstStyle/>
+        <a:p>
+          <a:endParaRPr lang="es-ES"/>
+        </a:p>
+      </dgm:t>
     </dgm:pt>
     <dgm:pt modelId="{787A5088-64D1-4983-8AD9-D9F6BDB9050E}" type="pres">
       <dgm:prSet presAssocID="{F494E65E-3F43-45A9-A654-2AEBBCD00ADE}" presName="wedgeRectCallout1" presStyleLbl="node1" presStyleIdx="0" presStyleCnt="3">
@@ -11581,7 +15263,21 @@
     </dgm:pt>
     <dgm:pt modelId="{0CA45C95-E4A7-4C9C-A61B-36DCF094428A}" type="pres">
       <dgm:prSet presAssocID="{0FEAB8E1-33F3-4EE8-ACAA-F559B540F54F}" presName="rect1" presStyleLbl="bgImgPlace1" presStyleIdx="1" presStyleCnt="3"/>
-      <dgm:spPr/>
+      <dgm:spPr>
+        <a:blipFill rotWithShape="1">
+          <a:blip xmlns:r="http://schemas.openxmlformats.org/officeDocument/2006/relationships" r:embed="rId2"/>
+          <a:stretch>
+            <a:fillRect/>
+          </a:stretch>
+        </a:blipFill>
+      </dgm:spPr>
+      <dgm:t>
+        <a:bodyPr/>
+        <a:lstStyle/>
+        <a:p>
+          <a:endParaRPr lang="es-ES"/>
+        </a:p>
+      </dgm:t>
     </dgm:pt>
     <dgm:pt modelId="{6B0E4951-8C47-4545-8D76-1A618411399E}" type="pres">
       <dgm:prSet presAssocID="{0FEAB8E1-33F3-4EE8-ACAA-F559B540F54F}" presName="wedgeRectCallout1" presStyleLbl="node1" presStyleIdx="1" presStyleCnt="3">
@@ -11590,6 +15286,13 @@
         </dgm:presLayoutVars>
       </dgm:prSet>
       <dgm:spPr/>
+      <dgm:t>
+        <a:bodyPr/>
+        <a:lstStyle/>
+        <a:p>
+          <a:endParaRPr lang="es-ES"/>
+        </a:p>
+      </dgm:t>
     </dgm:pt>
     <dgm:pt modelId="{8645FBC1-14B8-4A67-AFBF-F5EFC308F42D}" type="pres">
       <dgm:prSet presAssocID="{7A899811-8E9D-4BB2-9E3B-555FB3DC2CA0}" presName="sibTrans" presStyleCnt="0"/>
@@ -11601,7 +15304,21 @@
     </dgm:pt>
     <dgm:pt modelId="{91805148-C9FD-4694-B751-0FA6293F2222}" type="pres">
       <dgm:prSet presAssocID="{752AE372-7273-4FF3-B42E-C49CE9415818}" presName="rect1" presStyleLbl="bgImgPlace1" presStyleIdx="2" presStyleCnt="3"/>
-      <dgm:spPr/>
+      <dgm:spPr>
+        <a:blipFill rotWithShape="1">
+          <a:blip xmlns:r="http://schemas.openxmlformats.org/officeDocument/2006/relationships" r:embed="rId3"/>
+          <a:stretch>
+            <a:fillRect/>
+          </a:stretch>
+        </a:blipFill>
+      </dgm:spPr>
+      <dgm:t>
+        <a:bodyPr/>
+        <a:lstStyle/>
+        <a:p>
+          <a:endParaRPr lang="es-ES"/>
+        </a:p>
+      </dgm:t>
     </dgm:pt>
     <dgm:pt modelId="{396A135C-444B-4E69-BB6B-1308B5BC9DB7}" type="pres">
       <dgm:prSet presAssocID="{752AE372-7273-4FF3-B42E-C49CE9415818}" presName="wedgeRectCallout1" presStyleLbl="node1" presStyleIdx="2" presStyleCnt="3">
@@ -11610,6 +15327,13 @@
         </dgm:presLayoutVars>
       </dgm:prSet>
       <dgm:spPr/>
+      <dgm:t>
+        <a:bodyPr/>
+        <a:lstStyle/>
+        <a:p>
+          <a:endParaRPr lang="es-ES"/>
+        </a:p>
+      </dgm:t>
     </dgm:pt>
   </dgm:ptLst>
   <dgm:cxnLst>
@@ -11637,6 +15361,454 @@
   <dgm:extLst>
     <a:ext uri="http://schemas.microsoft.com/office/drawing/2008/diagram">
       <dsp:dataModelExt xmlns:dsp="http://schemas.microsoft.com/office/drawing/2008/diagram" relId="rId48" minVer="http://schemas.openxmlformats.org/drawingml/2006/diagram"/>
+    </a:ext>
+  </dgm:extLst>
+</dgm:dataModel>
+</file>
+
+<file path=word/diagrams/data7.xml><?xml version="1.0" encoding="utf-8"?>
+<dgm:dataModel xmlns:dgm="http://schemas.openxmlformats.org/drawingml/2006/diagram" xmlns:a="http://schemas.openxmlformats.org/drawingml/2006/main">
+  <dgm:ptLst>
+    <dgm:pt modelId="{3F2712B4-929C-4B14-ACE6-6845473C9F3D}" type="doc">
+      <dgm:prSet loTypeId="urn:microsoft.com/office/officeart/2008/layout/BendingPictureCaptionList" loCatId="picture" qsTypeId="urn:microsoft.com/office/officeart/2005/8/quickstyle/simple1" qsCatId="simple" csTypeId="urn:microsoft.com/office/officeart/2005/8/colors/accent1_2" csCatId="accent1" phldr="1"/>
+      <dgm:spPr/>
+      <dgm:t>
+        <a:bodyPr/>
+        <a:lstStyle/>
+        <a:p>
+          <a:endParaRPr lang="es-ES"/>
+        </a:p>
+      </dgm:t>
+    </dgm:pt>
+    <dgm:pt modelId="{65DD12B7-ACA5-4FE2-B35E-4A40546985E6}">
+      <dgm:prSet phldrT="[Texto]"/>
+      <dgm:spPr/>
+      <dgm:t>
+        <a:bodyPr/>
+        <a:lstStyle/>
+        <a:p>
+          <a:r>
+            <a:rPr lang="es-ES"/>
+            <a:t>FONDO</a:t>
+          </a:r>
+        </a:p>
+        <a:p>
+          <a:r>
+            <a:rPr lang="es-ES"/>
+            <a:t>(#a0a4b5)</a:t>
+          </a:r>
+          <a:endParaRPr lang="es-ES"/>
+        </a:p>
+      </dgm:t>
+    </dgm:pt>
+    <dgm:pt modelId="{3AA9231E-51A0-4364-BF4A-D5F243FF8987}" type="parTrans" cxnId="{4867ECB7-476D-47CC-B284-264DAEA15F58}">
+      <dgm:prSet/>
+      <dgm:spPr/>
+      <dgm:t>
+        <a:bodyPr/>
+        <a:lstStyle/>
+        <a:p>
+          <a:endParaRPr lang="es-ES"/>
+        </a:p>
+      </dgm:t>
+    </dgm:pt>
+    <dgm:pt modelId="{40B0BA86-9798-4101-A0F3-E5E36035560C}" type="sibTrans" cxnId="{4867ECB7-476D-47CC-B284-264DAEA15F58}">
+      <dgm:prSet/>
+      <dgm:spPr/>
+      <dgm:t>
+        <a:bodyPr/>
+        <a:lstStyle/>
+        <a:p>
+          <a:endParaRPr lang="es-ES"/>
+        </a:p>
+      </dgm:t>
+    </dgm:pt>
+    <dgm:pt modelId="{CB5FD08F-7F66-4D75-8013-B5538F9B2197}">
+      <dgm:prSet phldrT="[Texto]"/>
+      <dgm:spPr/>
+      <dgm:t>
+        <a:bodyPr/>
+        <a:lstStyle/>
+        <a:p>
+          <a:r>
+            <a:rPr lang="es-ES"/>
+            <a:t>BORDE FIELDSET</a:t>
+          </a:r>
+        </a:p>
+        <a:p>
+          <a:r>
+            <a:rPr lang="es-ES"/>
+            <a:t> </a:t>
+          </a:r>
+          <a:r>
+            <a:rPr lang="es-ES"/>
+            <a:t>(#171c34)</a:t>
+          </a:r>
+          <a:endParaRPr lang="es-ES"/>
+        </a:p>
+      </dgm:t>
+    </dgm:pt>
+    <dgm:pt modelId="{DA2F89C0-6A4A-4AB8-BBF8-32329FB2AC4A}" type="parTrans" cxnId="{3E38F815-65C3-4101-AF39-9972E7CDD585}">
+      <dgm:prSet/>
+      <dgm:spPr/>
+      <dgm:t>
+        <a:bodyPr/>
+        <a:lstStyle/>
+        <a:p>
+          <a:endParaRPr lang="es-ES"/>
+        </a:p>
+      </dgm:t>
+    </dgm:pt>
+    <dgm:pt modelId="{21C00CDE-0BEB-44D5-ABB6-8806C16504B7}" type="sibTrans" cxnId="{3E38F815-65C3-4101-AF39-9972E7CDD585}">
+      <dgm:prSet/>
+      <dgm:spPr/>
+      <dgm:t>
+        <a:bodyPr/>
+        <a:lstStyle/>
+        <a:p>
+          <a:endParaRPr lang="es-ES"/>
+        </a:p>
+      </dgm:t>
+    </dgm:pt>
+    <dgm:pt modelId="{37BFC0C1-6EEC-406C-986A-CC21A78B2915}">
+      <dgm:prSet phldrT="[Texto]"/>
+      <dgm:spPr/>
+      <dgm:t>
+        <a:bodyPr/>
+        <a:lstStyle/>
+        <a:p>
+          <a:r>
+            <a:rPr lang="es-ES"/>
+            <a:t>TEXTO LABEL</a:t>
+          </a:r>
+        </a:p>
+        <a:p>
+          <a:r>
+            <a:rPr lang="es-ES"/>
+            <a:t>(#132730)</a:t>
+          </a:r>
+        </a:p>
+      </dgm:t>
+    </dgm:pt>
+    <dgm:pt modelId="{CE283866-5DAA-4788-8CEB-4C7AE602ED73}" type="parTrans" cxnId="{B52FE173-993A-4A07-90E2-F169D996D5CE}">
+      <dgm:prSet/>
+      <dgm:spPr/>
+      <dgm:t>
+        <a:bodyPr/>
+        <a:lstStyle/>
+        <a:p>
+          <a:endParaRPr lang="es-ES"/>
+        </a:p>
+      </dgm:t>
+    </dgm:pt>
+    <dgm:pt modelId="{7E31F3D3-3EEF-408E-91F4-68D8759B2786}" type="sibTrans" cxnId="{B52FE173-993A-4A07-90E2-F169D996D5CE}">
+      <dgm:prSet/>
+      <dgm:spPr/>
+      <dgm:t>
+        <a:bodyPr/>
+        <a:lstStyle/>
+        <a:p>
+          <a:endParaRPr lang="es-ES"/>
+        </a:p>
+      </dgm:t>
+    </dgm:pt>
+    <dgm:pt modelId="{886048DB-4F34-4B7C-B8EB-8199A144B942}">
+      <dgm:prSet phldrT="[Texto]"/>
+      <dgm:spPr/>
+      <dgm:t>
+        <a:bodyPr/>
+        <a:lstStyle/>
+        <a:p>
+          <a:r>
+            <a:rPr lang="es-ES"/>
+            <a:t>FONDO INSERTAR TEXTO</a:t>
+          </a:r>
+        </a:p>
+        <a:p>
+          <a:r>
+            <a:rPr lang="es-ES"/>
+            <a:t>(#132730)</a:t>
+          </a:r>
+        </a:p>
+      </dgm:t>
+    </dgm:pt>
+    <dgm:pt modelId="{6DBCEF29-7195-47A5-94AE-663AD2B9C93B}" type="parTrans" cxnId="{9C568FCF-2955-4FC3-898D-84B6A67FC4E5}">
+      <dgm:prSet/>
+      <dgm:spPr/>
+      <dgm:t>
+        <a:bodyPr/>
+        <a:lstStyle/>
+        <a:p>
+          <a:endParaRPr lang="es-ES"/>
+        </a:p>
+      </dgm:t>
+    </dgm:pt>
+    <dgm:pt modelId="{58077A57-B9C1-42B6-87EC-91F51BD10757}" type="sibTrans" cxnId="{9C568FCF-2955-4FC3-898D-84B6A67FC4E5}">
+      <dgm:prSet/>
+      <dgm:spPr/>
+      <dgm:t>
+        <a:bodyPr/>
+        <a:lstStyle/>
+        <a:p>
+          <a:endParaRPr lang="es-ES"/>
+        </a:p>
+      </dgm:t>
+    </dgm:pt>
+    <dgm:pt modelId="{48561910-2D8C-4BA7-9713-823373C555A7}">
+      <dgm:prSet/>
+      <dgm:spPr/>
+      <dgm:t>
+        <a:bodyPr/>
+        <a:lstStyle/>
+        <a:p>
+          <a:r>
+            <a:rPr lang="es-ES"/>
+            <a:t>TEXTO INSERTAR TEXTO</a:t>
+          </a:r>
+        </a:p>
+        <a:p>
+          <a:r>
+            <a:rPr lang="es-ES"/>
+            <a:t>(#94a2a9)</a:t>
+          </a:r>
+        </a:p>
+      </dgm:t>
+    </dgm:pt>
+    <dgm:pt modelId="{B5835AFE-723E-47E1-81E7-A770BE1A1EAB}" type="parTrans" cxnId="{DD075EB2-A2F2-4D31-AC7C-E215C6B8FE28}">
+      <dgm:prSet/>
+      <dgm:spPr/>
+      <dgm:t>
+        <a:bodyPr/>
+        <a:lstStyle/>
+        <a:p>
+          <a:endParaRPr lang="es-ES"/>
+        </a:p>
+      </dgm:t>
+    </dgm:pt>
+    <dgm:pt modelId="{851257A2-1E98-4C99-84B3-0FDAA2A62D6D}" type="sibTrans" cxnId="{DD075EB2-A2F2-4D31-AC7C-E215C6B8FE28}">
+      <dgm:prSet/>
+      <dgm:spPr/>
+      <dgm:t>
+        <a:bodyPr/>
+        <a:lstStyle/>
+        <a:p>
+          <a:endParaRPr lang="es-ES"/>
+        </a:p>
+      </dgm:t>
+    </dgm:pt>
+    <dgm:pt modelId="{995B2A3F-7B36-421F-B775-08EBC3254BE8}" type="pres">
+      <dgm:prSet presAssocID="{3F2712B4-929C-4B14-ACE6-6845473C9F3D}" presName="Name0" presStyleCnt="0">
+        <dgm:presLayoutVars>
+          <dgm:dir/>
+          <dgm:resizeHandles val="exact"/>
+        </dgm:presLayoutVars>
+      </dgm:prSet>
+      <dgm:spPr/>
+    </dgm:pt>
+    <dgm:pt modelId="{DEB8C50A-CEB4-4A03-92DB-7CBE4E64CBA6}" type="pres">
+      <dgm:prSet presAssocID="{65DD12B7-ACA5-4FE2-B35E-4A40546985E6}" presName="composite" presStyleCnt="0"/>
+      <dgm:spPr/>
+    </dgm:pt>
+    <dgm:pt modelId="{D4834E14-C8D7-42AF-836F-950BAC4FAB23}" type="pres">
+      <dgm:prSet presAssocID="{65DD12B7-ACA5-4FE2-B35E-4A40546985E6}" presName="rect1" presStyleLbl="bgImgPlace1" presStyleIdx="0" presStyleCnt="5"/>
+      <dgm:spPr>
+        <a:blipFill rotWithShape="1">
+          <a:blip xmlns:r="http://schemas.openxmlformats.org/officeDocument/2006/relationships" r:embed="rId1"/>
+          <a:stretch>
+            <a:fillRect/>
+          </a:stretch>
+        </a:blipFill>
+      </dgm:spPr>
+    </dgm:pt>
+    <dgm:pt modelId="{465011B5-8B63-4BB8-B510-56DEBB98B216}" type="pres">
+      <dgm:prSet presAssocID="{65DD12B7-ACA5-4FE2-B35E-4A40546985E6}" presName="wedgeRectCallout1" presStyleLbl="node1" presStyleIdx="0" presStyleCnt="5">
+        <dgm:presLayoutVars>
+          <dgm:bulletEnabled val="1"/>
+        </dgm:presLayoutVars>
+      </dgm:prSet>
+      <dgm:spPr/>
+      <dgm:t>
+        <a:bodyPr/>
+        <a:lstStyle/>
+        <a:p>
+          <a:endParaRPr lang="es-ES"/>
+        </a:p>
+      </dgm:t>
+    </dgm:pt>
+    <dgm:pt modelId="{4C23DB99-C601-432B-A3E1-E2E78C08E21A}" type="pres">
+      <dgm:prSet presAssocID="{40B0BA86-9798-4101-A0F3-E5E36035560C}" presName="sibTrans" presStyleCnt="0"/>
+      <dgm:spPr/>
+    </dgm:pt>
+    <dgm:pt modelId="{3A60CF94-7F34-4341-AF89-DF1A655B1FFF}" type="pres">
+      <dgm:prSet presAssocID="{CB5FD08F-7F66-4D75-8013-B5538F9B2197}" presName="composite" presStyleCnt="0"/>
+      <dgm:spPr/>
+    </dgm:pt>
+    <dgm:pt modelId="{AA4377C1-3D5D-42F7-AE27-51D7460C8527}" type="pres">
+      <dgm:prSet presAssocID="{CB5FD08F-7F66-4D75-8013-B5538F9B2197}" presName="rect1" presStyleLbl="bgImgPlace1" presStyleIdx="1" presStyleCnt="5"/>
+      <dgm:spPr>
+        <a:blipFill rotWithShape="1">
+          <a:blip xmlns:r="http://schemas.openxmlformats.org/officeDocument/2006/relationships" r:embed="rId2"/>
+          <a:stretch>
+            <a:fillRect/>
+          </a:stretch>
+        </a:blipFill>
+      </dgm:spPr>
+    </dgm:pt>
+    <dgm:pt modelId="{BFD2EC89-4483-4991-BAA9-E7A2D0B8A0A2}" type="pres">
+      <dgm:prSet presAssocID="{CB5FD08F-7F66-4D75-8013-B5538F9B2197}" presName="wedgeRectCallout1" presStyleLbl="node1" presStyleIdx="1" presStyleCnt="5">
+        <dgm:presLayoutVars>
+          <dgm:bulletEnabled val="1"/>
+        </dgm:presLayoutVars>
+      </dgm:prSet>
+      <dgm:spPr/>
+      <dgm:t>
+        <a:bodyPr/>
+        <a:lstStyle/>
+        <a:p>
+          <a:endParaRPr lang="es-ES"/>
+        </a:p>
+      </dgm:t>
+    </dgm:pt>
+    <dgm:pt modelId="{457C449B-3EF4-47F4-9E2D-5D6E3AF981CE}" type="pres">
+      <dgm:prSet presAssocID="{21C00CDE-0BEB-44D5-ABB6-8806C16504B7}" presName="sibTrans" presStyleCnt="0"/>
+      <dgm:spPr/>
+    </dgm:pt>
+    <dgm:pt modelId="{2877D3B8-3489-47F2-B928-71398AB3BEA8}" type="pres">
+      <dgm:prSet presAssocID="{37BFC0C1-6EEC-406C-986A-CC21A78B2915}" presName="composite" presStyleCnt="0"/>
+      <dgm:spPr/>
+    </dgm:pt>
+    <dgm:pt modelId="{9E43772E-7D9C-4888-8C21-E8955AA5ED99}" type="pres">
+      <dgm:prSet presAssocID="{37BFC0C1-6EEC-406C-986A-CC21A78B2915}" presName="rect1" presStyleLbl="bgImgPlace1" presStyleIdx="2" presStyleCnt="5"/>
+      <dgm:spPr>
+        <a:blipFill rotWithShape="1">
+          <a:blip xmlns:r="http://schemas.openxmlformats.org/officeDocument/2006/relationships" r:embed="rId3"/>
+          <a:stretch>
+            <a:fillRect/>
+          </a:stretch>
+        </a:blipFill>
+      </dgm:spPr>
+    </dgm:pt>
+    <dgm:pt modelId="{F3ABE2A5-BAA9-4069-BE78-CFFB8B448D0C}" type="pres">
+      <dgm:prSet presAssocID="{37BFC0C1-6EEC-406C-986A-CC21A78B2915}" presName="wedgeRectCallout1" presStyleLbl="node1" presStyleIdx="2" presStyleCnt="5">
+        <dgm:presLayoutVars>
+          <dgm:bulletEnabled val="1"/>
+        </dgm:presLayoutVars>
+      </dgm:prSet>
+      <dgm:spPr/>
+      <dgm:t>
+        <a:bodyPr/>
+        <a:lstStyle/>
+        <a:p>
+          <a:endParaRPr lang="es-ES"/>
+        </a:p>
+      </dgm:t>
+    </dgm:pt>
+    <dgm:pt modelId="{251A8597-B89E-4540-A3BB-DB7D7CF0533A}" type="pres">
+      <dgm:prSet presAssocID="{7E31F3D3-3EEF-408E-91F4-68D8759B2786}" presName="sibTrans" presStyleCnt="0"/>
+      <dgm:spPr/>
+    </dgm:pt>
+    <dgm:pt modelId="{B5860229-1B7D-4B88-9F20-67FB842E5BFB}" type="pres">
+      <dgm:prSet presAssocID="{886048DB-4F34-4B7C-B8EB-8199A144B942}" presName="composite" presStyleCnt="0"/>
+      <dgm:spPr/>
+    </dgm:pt>
+    <dgm:pt modelId="{68F0A404-2EB9-4130-BFE6-C33CE1EAAEDF}" type="pres">
+      <dgm:prSet presAssocID="{886048DB-4F34-4B7C-B8EB-8199A144B942}" presName="rect1" presStyleLbl="bgImgPlace1" presStyleIdx="3" presStyleCnt="5"/>
+      <dgm:spPr>
+        <a:blipFill rotWithShape="1">
+          <a:blip xmlns:r="http://schemas.openxmlformats.org/officeDocument/2006/relationships" r:embed="rId3"/>
+          <a:stretch>
+            <a:fillRect/>
+          </a:stretch>
+        </a:blipFill>
+      </dgm:spPr>
+    </dgm:pt>
+    <dgm:pt modelId="{6389BC07-5983-48D7-AAB0-E1571F3EC029}" type="pres">
+      <dgm:prSet presAssocID="{886048DB-4F34-4B7C-B8EB-8199A144B942}" presName="wedgeRectCallout1" presStyleLbl="node1" presStyleIdx="3" presStyleCnt="5">
+        <dgm:presLayoutVars>
+          <dgm:bulletEnabled val="1"/>
+        </dgm:presLayoutVars>
+      </dgm:prSet>
+      <dgm:spPr/>
+      <dgm:t>
+        <a:bodyPr/>
+        <a:lstStyle/>
+        <a:p>
+          <a:endParaRPr lang="es-ES"/>
+        </a:p>
+      </dgm:t>
+    </dgm:pt>
+    <dgm:pt modelId="{9A7A7926-5976-4538-AACB-B20304BD1C21}" type="pres">
+      <dgm:prSet presAssocID="{58077A57-B9C1-42B6-87EC-91F51BD10757}" presName="sibTrans" presStyleCnt="0"/>
+      <dgm:spPr/>
+    </dgm:pt>
+    <dgm:pt modelId="{71E853DC-9326-45F1-BE19-07B2547E1408}" type="pres">
+      <dgm:prSet presAssocID="{48561910-2D8C-4BA7-9713-823373C555A7}" presName="composite" presStyleCnt="0"/>
+      <dgm:spPr/>
+    </dgm:pt>
+    <dgm:pt modelId="{5EA06FD3-87A2-4105-ADA2-3B8EFCFA5E8E}" type="pres">
+      <dgm:prSet presAssocID="{48561910-2D8C-4BA7-9713-823373C555A7}" presName="rect1" presStyleLbl="bgImgPlace1" presStyleIdx="4" presStyleCnt="5"/>
+      <dgm:spPr>
+        <a:blipFill rotWithShape="1">
+          <a:blip xmlns:r="http://schemas.openxmlformats.org/officeDocument/2006/relationships" r:embed="rId4"/>
+          <a:stretch>
+            <a:fillRect/>
+          </a:stretch>
+        </a:blipFill>
+      </dgm:spPr>
+    </dgm:pt>
+    <dgm:pt modelId="{6D24718C-6488-47AE-82EC-CF4E93425B47}" type="pres">
+      <dgm:prSet presAssocID="{48561910-2D8C-4BA7-9713-823373C555A7}" presName="wedgeRectCallout1" presStyleLbl="node1" presStyleIdx="4" presStyleCnt="5">
+        <dgm:presLayoutVars>
+          <dgm:bulletEnabled val="1"/>
+        </dgm:presLayoutVars>
+      </dgm:prSet>
+      <dgm:spPr/>
+      <dgm:t>
+        <a:bodyPr/>
+        <a:lstStyle/>
+        <a:p>
+          <a:endParaRPr lang="es-ES"/>
+        </a:p>
+      </dgm:t>
+    </dgm:pt>
+  </dgm:ptLst>
+  <dgm:cxnLst>
+    <dgm:cxn modelId="{6E5D5B30-7DCC-4F17-8AEC-EE3F3799D746}" type="presOf" srcId="{65DD12B7-ACA5-4FE2-B35E-4A40546985E6}" destId="{465011B5-8B63-4BB8-B510-56DEBB98B216}" srcOrd="0" destOrd="0" presId="urn:microsoft.com/office/officeart/2008/layout/BendingPictureCaptionList"/>
+    <dgm:cxn modelId="{9C568FCF-2955-4FC3-898D-84B6A67FC4E5}" srcId="{3F2712B4-929C-4B14-ACE6-6845473C9F3D}" destId="{886048DB-4F34-4B7C-B8EB-8199A144B942}" srcOrd="3" destOrd="0" parTransId="{6DBCEF29-7195-47A5-94AE-663AD2B9C93B}" sibTransId="{58077A57-B9C1-42B6-87EC-91F51BD10757}"/>
+    <dgm:cxn modelId="{1AC65D82-2E06-4F80-AD41-2AF1CE08DDE5}" type="presOf" srcId="{886048DB-4F34-4B7C-B8EB-8199A144B942}" destId="{6389BC07-5983-48D7-AAB0-E1571F3EC029}" srcOrd="0" destOrd="0" presId="urn:microsoft.com/office/officeart/2008/layout/BendingPictureCaptionList"/>
+    <dgm:cxn modelId="{6556E97D-1ECC-4389-9777-DF2B64944D84}" type="presOf" srcId="{48561910-2D8C-4BA7-9713-823373C555A7}" destId="{6D24718C-6488-47AE-82EC-CF4E93425B47}" srcOrd="0" destOrd="0" presId="urn:microsoft.com/office/officeart/2008/layout/BendingPictureCaptionList"/>
+    <dgm:cxn modelId="{DD075EB2-A2F2-4D31-AC7C-E215C6B8FE28}" srcId="{3F2712B4-929C-4B14-ACE6-6845473C9F3D}" destId="{48561910-2D8C-4BA7-9713-823373C555A7}" srcOrd="4" destOrd="0" parTransId="{B5835AFE-723E-47E1-81E7-A770BE1A1EAB}" sibTransId="{851257A2-1E98-4C99-84B3-0FDAA2A62D6D}"/>
+    <dgm:cxn modelId="{4867ECB7-476D-47CC-B284-264DAEA15F58}" srcId="{3F2712B4-929C-4B14-ACE6-6845473C9F3D}" destId="{65DD12B7-ACA5-4FE2-B35E-4A40546985E6}" srcOrd="0" destOrd="0" parTransId="{3AA9231E-51A0-4364-BF4A-D5F243FF8987}" sibTransId="{40B0BA86-9798-4101-A0F3-E5E36035560C}"/>
+    <dgm:cxn modelId="{3E38F815-65C3-4101-AF39-9972E7CDD585}" srcId="{3F2712B4-929C-4B14-ACE6-6845473C9F3D}" destId="{CB5FD08F-7F66-4D75-8013-B5538F9B2197}" srcOrd="1" destOrd="0" parTransId="{DA2F89C0-6A4A-4AB8-BBF8-32329FB2AC4A}" sibTransId="{21C00CDE-0BEB-44D5-ABB6-8806C16504B7}"/>
+    <dgm:cxn modelId="{313CD50B-3DA7-4189-917E-A5757F412091}" type="presOf" srcId="{CB5FD08F-7F66-4D75-8013-B5538F9B2197}" destId="{BFD2EC89-4483-4991-BAA9-E7A2D0B8A0A2}" srcOrd="0" destOrd="0" presId="urn:microsoft.com/office/officeart/2008/layout/BendingPictureCaptionList"/>
+    <dgm:cxn modelId="{019F46C1-1CA0-4590-8A24-BF9032A1F801}" type="presOf" srcId="{37BFC0C1-6EEC-406C-986A-CC21A78B2915}" destId="{F3ABE2A5-BAA9-4069-BE78-CFFB8B448D0C}" srcOrd="0" destOrd="0" presId="urn:microsoft.com/office/officeart/2008/layout/BendingPictureCaptionList"/>
+    <dgm:cxn modelId="{B52FE173-993A-4A07-90E2-F169D996D5CE}" srcId="{3F2712B4-929C-4B14-ACE6-6845473C9F3D}" destId="{37BFC0C1-6EEC-406C-986A-CC21A78B2915}" srcOrd="2" destOrd="0" parTransId="{CE283866-5DAA-4788-8CEB-4C7AE602ED73}" sibTransId="{7E31F3D3-3EEF-408E-91F4-68D8759B2786}"/>
+    <dgm:cxn modelId="{6C505110-CF5D-462E-AFAE-E62F5EA7C75E}" type="presOf" srcId="{3F2712B4-929C-4B14-ACE6-6845473C9F3D}" destId="{995B2A3F-7B36-421F-B775-08EBC3254BE8}" srcOrd="0" destOrd="0" presId="urn:microsoft.com/office/officeart/2008/layout/BendingPictureCaptionList"/>
+    <dgm:cxn modelId="{D661BF3B-F6F8-4178-B838-FF6B03807A79}" type="presParOf" srcId="{995B2A3F-7B36-421F-B775-08EBC3254BE8}" destId="{DEB8C50A-CEB4-4A03-92DB-7CBE4E64CBA6}" srcOrd="0" destOrd="0" presId="urn:microsoft.com/office/officeart/2008/layout/BendingPictureCaptionList"/>
+    <dgm:cxn modelId="{A06FB998-A5E5-48F3-BD30-9E433FA340B5}" type="presParOf" srcId="{DEB8C50A-CEB4-4A03-92DB-7CBE4E64CBA6}" destId="{D4834E14-C8D7-42AF-836F-950BAC4FAB23}" srcOrd="0" destOrd="0" presId="urn:microsoft.com/office/officeart/2008/layout/BendingPictureCaptionList"/>
+    <dgm:cxn modelId="{237A4C4A-11A2-4FC0-802A-5C9844C5906F}" type="presParOf" srcId="{DEB8C50A-CEB4-4A03-92DB-7CBE4E64CBA6}" destId="{465011B5-8B63-4BB8-B510-56DEBB98B216}" srcOrd="1" destOrd="0" presId="urn:microsoft.com/office/officeart/2008/layout/BendingPictureCaptionList"/>
+    <dgm:cxn modelId="{8D0C130B-0BAA-4C0F-8B22-8E6541F91944}" type="presParOf" srcId="{995B2A3F-7B36-421F-B775-08EBC3254BE8}" destId="{4C23DB99-C601-432B-A3E1-E2E78C08E21A}" srcOrd="1" destOrd="0" presId="urn:microsoft.com/office/officeart/2008/layout/BendingPictureCaptionList"/>
+    <dgm:cxn modelId="{A211DB50-4B78-42ED-A3F4-47FCFA91F386}" type="presParOf" srcId="{995B2A3F-7B36-421F-B775-08EBC3254BE8}" destId="{3A60CF94-7F34-4341-AF89-DF1A655B1FFF}" srcOrd="2" destOrd="0" presId="urn:microsoft.com/office/officeart/2008/layout/BendingPictureCaptionList"/>
+    <dgm:cxn modelId="{A7818148-CEA1-40A1-8E54-632A7459C3B7}" type="presParOf" srcId="{3A60CF94-7F34-4341-AF89-DF1A655B1FFF}" destId="{AA4377C1-3D5D-42F7-AE27-51D7460C8527}" srcOrd="0" destOrd="0" presId="urn:microsoft.com/office/officeart/2008/layout/BendingPictureCaptionList"/>
+    <dgm:cxn modelId="{FEF94C3A-3642-4A43-AE30-83D5F3C57218}" type="presParOf" srcId="{3A60CF94-7F34-4341-AF89-DF1A655B1FFF}" destId="{BFD2EC89-4483-4991-BAA9-E7A2D0B8A0A2}" srcOrd="1" destOrd="0" presId="urn:microsoft.com/office/officeart/2008/layout/BendingPictureCaptionList"/>
+    <dgm:cxn modelId="{735B12E2-17DF-4765-8A39-7CE459043F69}" type="presParOf" srcId="{995B2A3F-7B36-421F-B775-08EBC3254BE8}" destId="{457C449B-3EF4-47F4-9E2D-5D6E3AF981CE}" srcOrd="3" destOrd="0" presId="urn:microsoft.com/office/officeart/2008/layout/BendingPictureCaptionList"/>
+    <dgm:cxn modelId="{8A063987-D9FE-43FE-BECF-700BC3B0C26C}" type="presParOf" srcId="{995B2A3F-7B36-421F-B775-08EBC3254BE8}" destId="{2877D3B8-3489-47F2-B928-71398AB3BEA8}" srcOrd="4" destOrd="0" presId="urn:microsoft.com/office/officeart/2008/layout/BendingPictureCaptionList"/>
+    <dgm:cxn modelId="{DF4ABB94-61E7-4103-B712-69DF3CA4131F}" type="presParOf" srcId="{2877D3B8-3489-47F2-B928-71398AB3BEA8}" destId="{9E43772E-7D9C-4888-8C21-E8955AA5ED99}" srcOrd="0" destOrd="0" presId="urn:microsoft.com/office/officeart/2008/layout/BendingPictureCaptionList"/>
+    <dgm:cxn modelId="{C864AA09-79BA-4338-8F1C-B13A519EE4F1}" type="presParOf" srcId="{2877D3B8-3489-47F2-B928-71398AB3BEA8}" destId="{F3ABE2A5-BAA9-4069-BE78-CFFB8B448D0C}" srcOrd="1" destOrd="0" presId="urn:microsoft.com/office/officeart/2008/layout/BendingPictureCaptionList"/>
+    <dgm:cxn modelId="{B087D3F4-D9BF-46A4-BB8C-25579BD89A16}" type="presParOf" srcId="{995B2A3F-7B36-421F-B775-08EBC3254BE8}" destId="{251A8597-B89E-4540-A3BB-DB7D7CF0533A}" srcOrd="5" destOrd="0" presId="urn:microsoft.com/office/officeart/2008/layout/BendingPictureCaptionList"/>
+    <dgm:cxn modelId="{D42EDAF8-C931-4429-B67D-1303280CE5EE}" type="presParOf" srcId="{995B2A3F-7B36-421F-B775-08EBC3254BE8}" destId="{B5860229-1B7D-4B88-9F20-67FB842E5BFB}" srcOrd="6" destOrd="0" presId="urn:microsoft.com/office/officeart/2008/layout/BendingPictureCaptionList"/>
+    <dgm:cxn modelId="{3E4790E6-21CC-4C66-B353-AC24E6B61EA1}" type="presParOf" srcId="{B5860229-1B7D-4B88-9F20-67FB842E5BFB}" destId="{68F0A404-2EB9-4130-BFE6-C33CE1EAAEDF}" srcOrd="0" destOrd="0" presId="urn:microsoft.com/office/officeart/2008/layout/BendingPictureCaptionList"/>
+    <dgm:cxn modelId="{FDD4F198-7C15-4AD6-A2AE-BE22D019F640}" type="presParOf" srcId="{B5860229-1B7D-4B88-9F20-67FB842E5BFB}" destId="{6389BC07-5983-48D7-AAB0-E1571F3EC029}" srcOrd="1" destOrd="0" presId="urn:microsoft.com/office/officeart/2008/layout/BendingPictureCaptionList"/>
+    <dgm:cxn modelId="{8237CF1D-DE85-4847-8443-A5D8792FD035}" type="presParOf" srcId="{995B2A3F-7B36-421F-B775-08EBC3254BE8}" destId="{9A7A7926-5976-4538-AACB-B20304BD1C21}" srcOrd="7" destOrd="0" presId="urn:microsoft.com/office/officeart/2008/layout/BendingPictureCaptionList"/>
+    <dgm:cxn modelId="{6EDCC9AB-BE38-4F90-9153-BAC99ECC22DF}" type="presParOf" srcId="{995B2A3F-7B36-421F-B775-08EBC3254BE8}" destId="{71E853DC-9326-45F1-BE19-07B2547E1408}" srcOrd="8" destOrd="0" presId="urn:microsoft.com/office/officeart/2008/layout/BendingPictureCaptionList"/>
+    <dgm:cxn modelId="{1E47A9E7-2CFB-437E-95B0-0622B85C4BF3}" type="presParOf" srcId="{71E853DC-9326-45F1-BE19-07B2547E1408}" destId="{5EA06FD3-87A2-4105-ADA2-3B8EFCFA5E8E}" srcOrd="0" destOrd="0" presId="urn:microsoft.com/office/officeart/2008/layout/BendingPictureCaptionList"/>
+    <dgm:cxn modelId="{DD89FB7C-7CF9-4D19-A7C3-F455AE887536}" type="presParOf" srcId="{71E853DC-9326-45F1-BE19-07B2547E1408}" destId="{6D24718C-6488-47AE-82EC-CF4E93425B47}" srcOrd="1" destOrd="0" presId="urn:microsoft.com/office/officeart/2008/layout/BendingPictureCaptionList"/>
+  </dgm:cxnLst>
+  <dgm:bg/>
+  <dgm:whole/>
+  <dgm:extLst>
+    <a:ext uri="http://schemas.microsoft.com/office/drawing/2008/diagram">
+      <dsp:dataModelExt xmlns:dsp="http://schemas.microsoft.com/office/drawing/2008/diagram" relId="rId53" minVer="http://schemas.openxmlformats.org/drawingml/2006/diagram"/>
     </a:ext>
   </dgm:extLst>
 </dgm:dataModel>
@@ -12892,7 +17064,6 @@
             <a:rPr lang="es-ES" sz="1700" kern="1200"/>
             <a:t>(#171c34)</a:t>
           </a:r>
-          <a:endParaRPr lang="es-ES" sz="1700" kern="1200"/>
         </a:p>
       </dsp:txBody>
       <dsp:txXfrm>
@@ -13489,7 +17660,6 @@
             <a:rPr lang="es-ES" sz="1100" kern="1200"/>
             <a:t>(#a0a4b5)</a:t>
           </a:r>
-          <a:endParaRPr lang="es-ES" sz="1100" kern="1200"/>
         </a:p>
       </dsp:txBody>
       <dsp:txXfrm>
@@ -13510,15 +17680,12 @@
         <a:prstGeom prst="rect">
           <a:avLst/>
         </a:prstGeom>
-        <a:solidFill>
-          <a:schemeClr val="accent1">
-            <a:tint val="50000"/>
-            <a:hueOff val="0"/>
-            <a:satOff val="0"/>
-            <a:lumOff val="0"/>
-            <a:alphaOff val="0"/>
-          </a:schemeClr>
-        </a:solidFill>
+        <a:blipFill rotWithShape="1">
+          <a:blip xmlns:r="http://schemas.openxmlformats.org/officeDocument/2006/relationships" r:embed="rId2"/>
+          <a:stretch>
+            <a:fillRect/>
+          </a:stretch>
+        </a:blipFill>
         <a:ln w="12700" cap="flat" cmpd="sng" algn="ctr">
           <a:solidFill>
             <a:schemeClr val="lt1">
@@ -13615,7 +17782,27 @@
               <a:spcPct val="35000"/>
             </a:spcAft>
           </a:pPr>
-          <a:endParaRPr lang="es-ES" sz="1100" kern="1200"/>
+          <a:r>
+            <a:rPr lang="es-ES" sz="1100" kern="1200"/>
+            <a:t>BORDES TABLAS</a:t>
+          </a:r>
+        </a:p>
+        <a:p>
+          <a:pPr lvl="0" algn="ctr" defTabSz="488950">
+            <a:lnSpc>
+              <a:spcPct val="90000"/>
+            </a:lnSpc>
+            <a:spcBef>
+              <a:spcPct val="0"/>
+            </a:spcBef>
+            <a:spcAft>
+              <a:spcPct val="35000"/>
+            </a:spcAft>
+          </a:pPr>
+          <a:r>
+            <a:rPr lang="es-ES" sz="1100" kern="1200"/>
+            <a:t>(#494e68)</a:t>
+          </a:r>
         </a:p>
       </dsp:txBody>
       <dsp:txXfrm>
@@ -13636,15 +17823,12 @@
         <a:prstGeom prst="rect">
           <a:avLst/>
         </a:prstGeom>
-        <a:solidFill>
-          <a:schemeClr val="accent1">
-            <a:tint val="50000"/>
-            <a:hueOff val="0"/>
-            <a:satOff val="0"/>
-            <a:lumOff val="0"/>
-            <a:alphaOff val="0"/>
-          </a:schemeClr>
-        </a:solidFill>
+        <a:blipFill rotWithShape="1">
+          <a:blip xmlns:r="http://schemas.openxmlformats.org/officeDocument/2006/relationships" r:embed="rId3"/>
+          <a:stretch>
+            <a:fillRect/>
+          </a:stretch>
+        </a:blipFill>
         <a:ln w="12700" cap="flat" cmpd="sng" algn="ctr">
           <a:solidFill>
             <a:schemeClr val="lt1">
@@ -13741,12 +17925,765 @@
               <a:spcPct val="35000"/>
             </a:spcAft>
           </a:pPr>
-          <a:endParaRPr lang="es-ES" sz="1100" kern="1200"/>
+          <a:r>
+            <a:rPr lang="es-ES" sz="1100" kern="1200"/>
+            <a:t>TEXTO</a:t>
+          </a:r>
+        </a:p>
+        <a:p>
+          <a:pPr lvl="0" algn="ctr" defTabSz="488950">
+            <a:lnSpc>
+              <a:spcPct val="90000"/>
+            </a:lnSpc>
+            <a:spcBef>
+              <a:spcPct val="0"/>
+            </a:spcBef>
+            <a:spcAft>
+              <a:spcPct val="35000"/>
+            </a:spcAft>
+          </a:pPr>
+          <a:r>
+            <a:rPr lang="es-ES" sz="1100" kern="1200"/>
+            <a:t>(#171c34)</a:t>
+          </a:r>
         </a:p>
       </dsp:txBody>
       <dsp:txXfrm>
         <a:off x="3864403" y="1946370"/>
         <a:ext cx="1501886" cy="472503"/>
+      </dsp:txXfrm>
+    </dsp:sp>
+  </dsp:spTree>
+</dsp:drawing>
+</file>
+
+<file path=word/diagrams/drawing7.xml><?xml version="1.0" encoding="utf-8"?>
+<dsp:drawing xmlns:dgm="http://schemas.openxmlformats.org/drawingml/2006/diagram" xmlns:dsp="http://schemas.microsoft.com/office/drawing/2008/diagram" xmlns:a="http://schemas.openxmlformats.org/drawingml/2006/main">
+  <dsp:spTree>
+    <dsp:nvGrpSpPr>
+      <dsp:cNvPr id="0" name=""/>
+      <dsp:cNvGrpSpPr/>
+    </dsp:nvGrpSpPr>
+    <dsp:grpSpPr/>
+    <dsp:sp modelId="{D4834E14-C8D7-42AF-836F-950BAC4FAB23}">
+      <dsp:nvSpPr>
+        <dsp:cNvPr id="0" name=""/>
+        <dsp:cNvSpPr/>
+      </dsp:nvSpPr>
+      <dsp:spPr>
+        <a:xfrm>
+          <a:off x="303752" y="2566"/>
+          <a:ext cx="1497667" cy="1198133"/>
+        </a:xfrm>
+        <a:prstGeom prst="rect">
+          <a:avLst/>
+        </a:prstGeom>
+        <a:blipFill rotWithShape="1">
+          <a:blip xmlns:r="http://schemas.openxmlformats.org/officeDocument/2006/relationships" r:embed="rId1"/>
+          <a:stretch>
+            <a:fillRect/>
+          </a:stretch>
+        </a:blipFill>
+        <a:ln w="12700" cap="flat" cmpd="sng" algn="ctr">
+          <a:solidFill>
+            <a:schemeClr val="lt1">
+              <a:hueOff val="0"/>
+              <a:satOff val="0"/>
+              <a:lumOff val="0"/>
+              <a:alphaOff val="0"/>
+            </a:schemeClr>
+          </a:solidFill>
+          <a:prstDash val="solid"/>
+          <a:miter lim="800000"/>
+        </a:ln>
+        <a:effectLst/>
+      </dsp:spPr>
+      <dsp:style>
+        <a:lnRef idx="2">
+          <a:scrgbClr r="0" g="0" b="0"/>
+        </a:lnRef>
+        <a:fillRef idx="1">
+          <a:scrgbClr r="0" g="0" b="0"/>
+        </a:fillRef>
+        <a:effectRef idx="0">
+          <a:scrgbClr r="0" g="0" b="0"/>
+        </a:effectRef>
+        <a:fontRef idx="minor"/>
+      </dsp:style>
+    </dsp:sp>
+    <dsp:sp modelId="{465011B5-8B63-4BB8-B510-56DEBB98B216}">
+      <dsp:nvSpPr>
+        <dsp:cNvPr id="0" name=""/>
+        <dsp:cNvSpPr/>
+      </dsp:nvSpPr>
+      <dsp:spPr>
+        <a:xfrm>
+          <a:off x="438542" y="1080887"/>
+          <a:ext cx="1332923" cy="419346"/>
+        </a:xfrm>
+        <a:prstGeom prst="wedgeRectCallout">
+          <a:avLst>
+            <a:gd name="adj1" fmla="val 20250"/>
+            <a:gd name="adj2" fmla="val -60700"/>
+          </a:avLst>
+        </a:prstGeom>
+        <a:solidFill>
+          <a:schemeClr val="accent1">
+            <a:hueOff val="0"/>
+            <a:satOff val="0"/>
+            <a:lumOff val="0"/>
+            <a:alphaOff val="0"/>
+          </a:schemeClr>
+        </a:solidFill>
+        <a:ln w="12700" cap="flat" cmpd="sng" algn="ctr">
+          <a:solidFill>
+            <a:schemeClr val="lt1">
+              <a:hueOff val="0"/>
+              <a:satOff val="0"/>
+              <a:lumOff val="0"/>
+              <a:alphaOff val="0"/>
+            </a:schemeClr>
+          </a:solidFill>
+          <a:prstDash val="solid"/>
+          <a:miter lim="800000"/>
+        </a:ln>
+        <a:effectLst/>
+      </dsp:spPr>
+      <dsp:style>
+        <a:lnRef idx="2">
+          <a:scrgbClr r="0" g="0" b="0"/>
+        </a:lnRef>
+        <a:fillRef idx="1">
+          <a:scrgbClr r="0" g="0" b="0"/>
+        </a:fillRef>
+        <a:effectRef idx="0">
+          <a:scrgbClr r="0" g="0" b="0"/>
+        </a:effectRef>
+        <a:fontRef idx="minor">
+          <a:schemeClr val="lt1"/>
+        </a:fontRef>
+      </dsp:style>
+      <dsp:txBody>
+        <a:bodyPr spcFirstLastPara="0" vert="horz" wrap="square" lIns="34290" tIns="34290" rIns="34290" bIns="34290" numCol="1" spcCol="1270" anchor="ctr" anchorCtr="0">
+          <a:noAutofit/>
+        </a:bodyPr>
+        <a:lstStyle/>
+        <a:p>
+          <a:pPr lvl="0" algn="ctr" defTabSz="400050">
+            <a:lnSpc>
+              <a:spcPct val="90000"/>
+            </a:lnSpc>
+            <a:spcBef>
+              <a:spcPct val="0"/>
+            </a:spcBef>
+            <a:spcAft>
+              <a:spcPct val="35000"/>
+            </a:spcAft>
+          </a:pPr>
+          <a:r>
+            <a:rPr lang="es-ES" sz="900" kern="1200"/>
+            <a:t>FONDO</a:t>
+          </a:r>
+        </a:p>
+        <a:p>
+          <a:pPr lvl="0" algn="ctr" defTabSz="400050">
+            <a:lnSpc>
+              <a:spcPct val="90000"/>
+            </a:lnSpc>
+            <a:spcBef>
+              <a:spcPct val="0"/>
+            </a:spcBef>
+            <a:spcAft>
+              <a:spcPct val="35000"/>
+            </a:spcAft>
+          </a:pPr>
+          <a:r>
+            <a:rPr lang="es-ES" sz="900" kern="1200"/>
+            <a:t>(#a0a4b5)</a:t>
+          </a:r>
+          <a:endParaRPr lang="es-ES" sz="900" kern="1200"/>
+        </a:p>
+      </dsp:txBody>
+      <dsp:txXfrm>
+        <a:off x="438542" y="1080887"/>
+        <a:ext cx="1332923" cy="419346"/>
+      </dsp:txXfrm>
+    </dsp:sp>
+    <dsp:sp modelId="{AA4377C1-3D5D-42F7-AE27-51D7460C8527}">
+      <dsp:nvSpPr>
+        <dsp:cNvPr id="0" name=""/>
+        <dsp:cNvSpPr/>
+      </dsp:nvSpPr>
+      <dsp:spPr>
+        <a:xfrm>
+          <a:off x="1951186" y="2566"/>
+          <a:ext cx="1497667" cy="1198133"/>
+        </a:xfrm>
+        <a:prstGeom prst="rect">
+          <a:avLst/>
+        </a:prstGeom>
+        <a:blipFill rotWithShape="1">
+          <a:blip xmlns:r="http://schemas.openxmlformats.org/officeDocument/2006/relationships" r:embed="rId2"/>
+          <a:stretch>
+            <a:fillRect/>
+          </a:stretch>
+        </a:blipFill>
+        <a:ln w="12700" cap="flat" cmpd="sng" algn="ctr">
+          <a:solidFill>
+            <a:schemeClr val="lt1">
+              <a:hueOff val="0"/>
+              <a:satOff val="0"/>
+              <a:lumOff val="0"/>
+              <a:alphaOff val="0"/>
+            </a:schemeClr>
+          </a:solidFill>
+          <a:prstDash val="solid"/>
+          <a:miter lim="800000"/>
+        </a:ln>
+        <a:effectLst/>
+      </dsp:spPr>
+      <dsp:style>
+        <a:lnRef idx="2">
+          <a:scrgbClr r="0" g="0" b="0"/>
+        </a:lnRef>
+        <a:fillRef idx="1">
+          <a:scrgbClr r="0" g="0" b="0"/>
+        </a:fillRef>
+        <a:effectRef idx="0">
+          <a:scrgbClr r="0" g="0" b="0"/>
+        </a:effectRef>
+        <a:fontRef idx="minor"/>
+      </dsp:style>
+    </dsp:sp>
+    <dsp:sp modelId="{BFD2EC89-4483-4991-BAA9-E7A2D0B8A0A2}">
+      <dsp:nvSpPr>
+        <dsp:cNvPr id="0" name=""/>
+        <dsp:cNvSpPr/>
+      </dsp:nvSpPr>
+      <dsp:spPr>
+        <a:xfrm>
+          <a:off x="2085976" y="1080887"/>
+          <a:ext cx="1332923" cy="419346"/>
+        </a:xfrm>
+        <a:prstGeom prst="wedgeRectCallout">
+          <a:avLst>
+            <a:gd name="adj1" fmla="val 20250"/>
+            <a:gd name="adj2" fmla="val -60700"/>
+          </a:avLst>
+        </a:prstGeom>
+        <a:solidFill>
+          <a:schemeClr val="accent1">
+            <a:hueOff val="0"/>
+            <a:satOff val="0"/>
+            <a:lumOff val="0"/>
+            <a:alphaOff val="0"/>
+          </a:schemeClr>
+        </a:solidFill>
+        <a:ln w="12700" cap="flat" cmpd="sng" algn="ctr">
+          <a:solidFill>
+            <a:schemeClr val="lt1">
+              <a:hueOff val="0"/>
+              <a:satOff val="0"/>
+              <a:lumOff val="0"/>
+              <a:alphaOff val="0"/>
+            </a:schemeClr>
+          </a:solidFill>
+          <a:prstDash val="solid"/>
+          <a:miter lim="800000"/>
+        </a:ln>
+        <a:effectLst/>
+      </dsp:spPr>
+      <dsp:style>
+        <a:lnRef idx="2">
+          <a:scrgbClr r="0" g="0" b="0"/>
+        </a:lnRef>
+        <a:fillRef idx="1">
+          <a:scrgbClr r="0" g="0" b="0"/>
+        </a:fillRef>
+        <a:effectRef idx="0">
+          <a:scrgbClr r="0" g="0" b="0"/>
+        </a:effectRef>
+        <a:fontRef idx="minor">
+          <a:schemeClr val="lt1"/>
+        </a:fontRef>
+      </dsp:style>
+      <dsp:txBody>
+        <a:bodyPr spcFirstLastPara="0" vert="horz" wrap="square" lIns="34290" tIns="34290" rIns="34290" bIns="34290" numCol="1" spcCol="1270" anchor="ctr" anchorCtr="0">
+          <a:noAutofit/>
+        </a:bodyPr>
+        <a:lstStyle/>
+        <a:p>
+          <a:pPr lvl="0" algn="ctr" defTabSz="400050">
+            <a:lnSpc>
+              <a:spcPct val="90000"/>
+            </a:lnSpc>
+            <a:spcBef>
+              <a:spcPct val="0"/>
+            </a:spcBef>
+            <a:spcAft>
+              <a:spcPct val="35000"/>
+            </a:spcAft>
+          </a:pPr>
+          <a:r>
+            <a:rPr lang="es-ES" sz="900" kern="1200"/>
+            <a:t>BORDE FIELDSET</a:t>
+          </a:r>
+        </a:p>
+        <a:p>
+          <a:pPr lvl="0" algn="ctr" defTabSz="400050">
+            <a:lnSpc>
+              <a:spcPct val="90000"/>
+            </a:lnSpc>
+            <a:spcBef>
+              <a:spcPct val="0"/>
+            </a:spcBef>
+            <a:spcAft>
+              <a:spcPct val="35000"/>
+            </a:spcAft>
+          </a:pPr>
+          <a:r>
+            <a:rPr lang="es-ES" sz="900" kern="1200"/>
+            <a:t> </a:t>
+          </a:r>
+          <a:r>
+            <a:rPr lang="es-ES" sz="900" kern="1200"/>
+            <a:t>(#171c34)</a:t>
+          </a:r>
+          <a:endParaRPr lang="es-ES" sz="900" kern="1200"/>
+        </a:p>
+      </dsp:txBody>
+      <dsp:txXfrm>
+        <a:off x="2085976" y="1080887"/>
+        <a:ext cx="1332923" cy="419346"/>
+      </dsp:txXfrm>
+    </dsp:sp>
+    <dsp:sp modelId="{9E43772E-7D9C-4888-8C21-E8955AA5ED99}">
+      <dsp:nvSpPr>
+        <dsp:cNvPr id="0" name=""/>
+        <dsp:cNvSpPr/>
+      </dsp:nvSpPr>
+      <dsp:spPr>
+        <a:xfrm>
+          <a:off x="3598620" y="2566"/>
+          <a:ext cx="1497667" cy="1198133"/>
+        </a:xfrm>
+        <a:prstGeom prst="rect">
+          <a:avLst/>
+        </a:prstGeom>
+        <a:blipFill rotWithShape="1">
+          <a:blip xmlns:r="http://schemas.openxmlformats.org/officeDocument/2006/relationships" r:embed="rId3"/>
+          <a:stretch>
+            <a:fillRect/>
+          </a:stretch>
+        </a:blipFill>
+        <a:ln w="12700" cap="flat" cmpd="sng" algn="ctr">
+          <a:solidFill>
+            <a:schemeClr val="lt1">
+              <a:hueOff val="0"/>
+              <a:satOff val="0"/>
+              <a:lumOff val="0"/>
+              <a:alphaOff val="0"/>
+            </a:schemeClr>
+          </a:solidFill>
+          <a:prstDash val="solid"/>
+          <a:miter lim="800000"/>
+        </a:ln>
+        <a:effectLst/>
+      </dsp:spPr>
+      <dsp:style>
+        <a:lnRef idx="2">
+          <a:scrgbClr r="0" g="0" b="0"/>
+        </a:lnRef>
+        <a:fillRef idx="1">
+          <a:scrgbClr r="0" g="0" b="0"/>
+        </a:fillRef>
+        <a:effectRef idx="0">
+          <a:scrgbClr r="0" g="0" b="0"/>
+        </a:effectRef>
+        <a:fontRef idx="minor"/>
+      </dsp:style>
+    </dsp:sp>
+    <dsp:sp modelId="{F3ABE2A5-BAA9-4069-BE78-CFFB8B448D0C}">
+      <dsp:nvSpPr>
+        <dsp:cNvPr id="0" name=""/>
+        <dsp:cNvSpPr/>
+      </dsp:nvSpPr>
+      <dsp:spPr>
+        <a:xfrm>
+          <a:off x="3733410" y="1080887"/>
+          <a:ext cx="1332923" cy="419346"/>
+        </a:xfrm>
+        <a:prstGeom prst="wedgeRectCallout">
+          <a:avLst>
+            <a:gd name="adj1" fmla="val 20250"/>
+            <a:gd name="adj2" fmla="val -60700"/>
+          </a:avLst>
+        </a:prstGeom>
+        <a:solidFill>
+          <a:schemeClr val="accent1">
+            <a:hueOff val="0"/>
+            <a:satOff val="0"/>
+            <a:lumOff val="0"/>
+            <a:alphaOff val="0"/>
+          </a:schemeClr>
+        </a:solidFill>
+        <a:ln w="12700" cap="flat" cmpd="sng" algn="ctr">
+          <a:solidFill>
+            <a:schemeClr val="lt1">
+              <a:hueOff val="0"/>
+              <a:satOff val="0"/>
+              <a:lumOff val="0"/>
+              <a:alphaOff val="0"/>
+            </a:schemeClr>
+          </a:solidFill>
+          <a:prstDash val="solid"/>
+          <a:miter lim="800000"/>
+        </a:ln>
+        <a:effectLst/>
+      </dsp:spPr>
+      <dsp:style>
+        <a:lnRef idx="2">
+          <a:scrgbClr r="0" g="0" b="0"/>
+        </a:lnRef>
+        <a:fillRef idx="1">
+          <a:scrgbClr r="0" g="0" b="0"/>
+        </a:fillRef>
+        <a:effectRef idx="0">
+          <a:scrgbClr r="0" g="0" b="0"/>
+        </a:effectRef>
+        <a:fontRef idx="minor">
+          <a:schemeClr val="lt1"/>
+        </a:fontRef>
+      </dsp:style>
+      <dsp:txBody>
+        <a:bodyPr spcFirstLastPara="0" vert="horz" wrap="square" lIns="34290" tIns="34290" rIns="34290" bIns="34290" numCol="1" spcCol="1270" anchor="ctr" anchorCtr="0">
+          <a:noAutofit/>
+        </a:bodyPr>
+        <a:lstStyle/>
+        <a:p>
+          <a:pPr lvl="0" algn="ctr" defTabSz="400050">
+            <a:lnSpc>
+              <a:spcPct val="90000"/>
+            </a:lnSpc>
+            <a:spcBef>
+              <a:spcPct val="0"/>
+            </a:spcBef>
+            <a:spcAft>
+              <a:spcPct val="35000"/>
+            </a:spcAft>
+          </a:pPr>
+          <a:r>
+            <a:rPr lang="es-ES" sz="900" kern="1200"/>
+            <a:t>TEXTO LABEL</a:t>
+          </a:r>
+        </a:p>
+        <a:p>
+          <a:pPr lvl="0" algn="ctr" defTabSz="400050">
+            <a:lnSpc>
+              <a:spcPct val="90000"/>
+            </a:lnSpc>
+            <a:spcBef>
+              <a:spcPct val="0"/>
+            </a:spcBef>
+            <a:spcAft>
+              <a:spcPct val="35000"/>
+            </a:spcAft>
+          </a:pPr>
+          <a:r>
+            <a:rPr lang="es-ES" sz="900" kern="1200"/>
+            <a:t>(#132730)</a:t>
+          </a:r>
+        </a:p>
+      </dsp:txBody>
+      <dsp:txXfrm>
+        <a:off x="3733410" y="1080887"/>
+        <a:ext cx="1332923" cy="419346"/>
+      </dsp:txXfrm>
+    </dsp:sp>
+    <dsp:sp modelId="{68F0A404-2EB9-4130-BFE6-C33CE1EAAEDF}">
+      <dsp:nvSpPr>
+        <dsp:cNvPr id="0" name=""/>
+        <dsp:cNvSpPr/>
+      </dsp:nvSpPr>
+      <dsp:spPr>
+        <a:xfrm>
+          <a:off x="1127469" y="1650000"/>
+          <a:ext cx="1497667" cy="1198133"/>
+        </a:xfrm>
+        <a:prstGeom prst="rect">
+          <a:avLst/>
+        </a:prstGeom>
+        <a:blipFill rotWithShape="1">
+          <a:blip xmlns:r="http://schemas.openxmlformats.org/officeDocument/2006/relationships" r:embed="rId3"/>
+          <a:stretch>
+            <a:fillRect/>
+          </a:stretch>
+        </a:blipFill>
+        <a:ln w="12700" cap="flat" cmpd="sng" algn="ctr">
+          <a:solidFill>
+            <a:schemeClr val="lt1">
+              <a:hueOff val="0"/>
+              <a:satOff val="0"/>
+              <a:lumOff val="0"/>
+              <a:alphaOff val="0"/>
+            </a:schemeClr>
+          </a:solidFill>
+          <a:prstDash val="solid"/>
+          <a:miter lim="800000"/>
+        </a:ln>
+        <a:effectLst/>
+      </dsp:spPr>
+      <dsp:style>
+        <a:lnRef idx="2">
+          <a:scrgbClr r="0" g="0" b="0"/>
+        </a:lnRef>
+        <a:fillRef idx="1">
+          <a:scrgbClr r="0" g="0" b="0"/>
+        </a:fillRef>
+        <a:effectRef idx="0">
+          <a:scrgbClr r="0" g="0" b="0"/>
+        </a:effectRef>
+        <a:fontRef idx="minor"/>
+      </dsp:style>
+    </dsp:sp>
+    <dsp:sp modelId="{6389BC07-5983-48D7-AAB0-E1571F3EC029}">
+      <dsp:nvSpPr>
+        <dsp:cNvPr id="0" name=""/>
+        <dsp:cNvSpPr/>
+      </dsp:nvSpPr>
+      <dsp:spPr>
+        <a:xfrm>
+          <a:off x="1262259" y="2728321"/>
+          <a:ext cx="1332923" cy="419346"/>
+        </a:xfrm>
+        <a:prstGeom prst="wedgeRectCallout">
+          <a:avLst>
+            <a:gd name="adj1" fmla="val 20250"/>
+            <a:gd name="adj2" fmla="val -60700"/>
+          </a:avLst>
+        </a:prstGeom>
+        <a:solidFill>
+          <a:schemeClr val="accent1">
+            <a:hueOff val="0"/>
+            <a:satOff val="0"/>
+            <a:lumOff val="0"/>
+            <a:alphaOff val="0"/>
+          </a:schemeClr>
+        </a:solidFill>
+        <a:ln w="12700" cap="flat" cmpd="sng" algn="ctr">
+          <a:solidFill>
+            <a:schemeClr val="lt1">
+              <a:hueOff val="0"/>
+              <a:satOff val="0"/>
+              <a:lumOff val="0"/>
+              <a:alphaOff val="0"/>
+            </a:schemeClr>
+          </a:solidFill>
+          <a:prstDash val="solid"/>
+          <a:miter lim="800000"/>
+        </a:ln>
+        <a:effectLst/>
+      </dsp:spPr>
+      <dsp:style>
+        <a:lnRef idx="2">
+          <a:scrgbClr r="0" g="0" b="0"/>
+        </a:lnRef>
+        <a:fillRef idx="1">
+          <a:scrgbClr r="0" g="0" b="0"/>
+        </a:fillRef>
+        <a:effectRef idx="0">
+          <a:scrgbClr r="0" g="0" b="0"/>
+        </a:effectRef>
+        <a:fontRef idx="minor">
+          <a:schemeClr val="lt1"/>
+        </a:fontRef>
+      </dsp:style>
+      <dsp:txBody>
+        <a:bodyPr spcFirstLastPara="0" vert="horz" wrap="square" lIns="34290" tIns="34290" rIns="34290" bIns="34290" numCol="1" spcCol="1270" anchor="ctr" anchorCtr="0">
+          <a:noAutofit/>
+        </a:bodyPr>
+        <a:lstStyle/>
+        <a:p>
+          <a:pPr lvl="0" algn="ctr" defTabSz="400050">
+            <a:lnSpc>
+              <a:spcPct val="90000"/>
+            </a:lnSpc>
+            <a:spcBef>
+              <a:spcPct val="0"/>
+            </a:spcBef>
+            <a:spcAft>
+              <a:spcPct val="35000"/>
+            </a:spcAft>
+          </a:pPr>
+          <a:r>
+            <a:rPr lang="es-ES" sz="900" kern="1200"/>
+            <a:t>FONDO INSERTAR TEXTO</a:t>
+          </a:r>
+        </a:p>
+        <a:p>
+          <a:pPr lvl="0" algn="ctr" defTabSz="400050">
+            <a:lnSpc>
+              <a:spcPct val="90000"/>
+            </a:lnSpc>
+            <a:spcBef>
+              <a:spcPct val="0"/>
+            </a:spcBef>
+            <a:spcAft>
+              <a:spcPct val="35000"/>
+            </a:spcAft>
+          </a:pPr>
+          <a:r>
+            <a:rPr lang="es-ES" sz="900" kern="1200"/>
+            <a:t>(#132730)</a:t>
+          </a:r>
+        </a:p>
+      </dsp:txBody>
+      <dsp:txXfrm>
+        <a:off x="1262259" y="2728321"/>
+        <a:ext cx="1332923" cy="419346"/>
+      </dsp:txXfrm>
+    </dsp:sp>
+    <dsp:sp modelId="{5EA06FD3-87A2-4105-ADA2-3B8EFCFA5E8E}">
+      <dsp:nvSpPr>
+        <dsp:cNvPr id="0" name=""/>
+        <dsp:cNvSpPr/>
+      </dsp:nvSpPr>
+      <dsp:spPr>
+        <a:xfrm>
+          <a:off x="2774903" y="1650000"/>
+          <a:ext cx="1497667" cy="1198133"/>
+        </a:xfrm>
+        <a:prstGeom prst="rect">
+          <a:avLst/>
+        </a:prstGeom>
+        <a:blipFill rotWithShape="1">
+          <a:blip xmlns:r="http://schemas.openxmlformats.org/officeDocument/2006/relationships" r:embed="rId4"/>
+          <a:stretch>
+            <a:fillRect/>
+          </a:stretch>
+        </a:blipFill>
+        <a:ln w="12700" cap="flat" cmpd="sng" algn="ctr">
+          <a:solidFill>
+            <a:schemeClr val="lt1">
+              <a:hueOff val="0"/>
+              <a:satOff val="0"/>
+              <a:lumOff val="0"/>
+              <a:alphaOff val="0"/>
+            </a:schemeClr>
+          </a:solidFill>
+          <a:prstDash val="solid"/>
+          <a:miter lim="800000"/>
+        </a:ln>
+        <a:effectLst/>
+      </dsp:spPr>
+      <dsp:style>
+        <a:lnRef idx="2">
+          <a:scrgbClr r="0" g="0" b="0"/>
+        </a:lnRef>
+        <a:fillRef idx="1">
+          <a:scrgbClr r="0" g="0" b="0"/>
+        </a:fillRef>
+        <a:effectRef idx="0">
+          <a:scrgbClr r="0" g="0" b="0"/>
+        </a:effectRef>
+        <a:fontRef idx="minor"/>
+      </dsp:style>
+    </dsp:sp>
+    <dsp:sp modelId="{6D24718C-6488-47AE-82EC-CF4E93425B47}">
+      <dsp:nvSpPr>
+        <dsp:cNvPr id="0" name=""/>
+        <dsp:cNvSpPr/>
+      </dsp:nvSpPr>
+      <dsp:spPr>
+        <a:xfrm>
+          <a:off x="2909693" y="2728321"/>
+          <a:ext cx="1332923" cy="419346"/>
+        </a:xfrm>
+        <a:prstGeom prst="wedgeRectCallout">
+          <a:avLst>
+            <a:gd name="adj1" fmla="val 20250"/>
+            <a:gd name="adj2" fmla="val -60700"/>
+          </a:avLst>
+        </a:prstGeom>
+        <a:solidFill>
+          <a:schemeClr val="accent1">
+            <a:hueOff val="0"/>
+            <a:satOff val="0"/>
+            <a:lumOff val="0"/>
+            <a:alphaOff val="0"/>
+          </a:schemeClr>
+        </a:solidFill>
+        <a:ln w="12700" cap="flat" cmpd="sng" algn="ctr">
+          <a:solidFill>
+            <a:schemeClr val="lt1">
+              <a:hueOff val="0"/>
+              <a:satOff val="0"/>
+              <a:lumOff val="0"/>
+              <a:alphaOff val="0"/>
+            </a:schemeClr>
+          </a:solidFill>
+          <a:prstDash val="solid"/>
+          <a:miter lim="800000"/>
+        </a:ln>
+        <a:effectLst/>
+      </dsp:spPr>
+      <dsp:style>
+        <a:lnRef idx="2">
+          <a:scrgbClr r="0" g="0" b="0"/>
+        </a:lnRef>
+        <a:fillRef idx="1">
+          <a:scrgbClr r="0" g="0" b="0"/>
+        </a:fillRef>
+        <a:effectRef idx="0">
+          <a:scrgbClr r="0" g="0" b="0"/>
+        </a:effectRef>
+        <a:fontRef idx="minor">
+          <a:schemeClr val="lt1"/>
+        </a:fontRef>
+      </dsp:style>
+      <dsp:txBody>
+        <a:bodyPr spcFirstLastPara="0" vert="horz" wrap="square" lIns="34290" tIns="34290" rIns="34290" bIns="34290" numCol="1" spcCol="1270" anchor="ctr" anchorCtr="0">
+          <a:noAutofit/>
+        </a:bodyPr>
+        <a:lstStyle/>
+        <a:p>
+          <a:pPr lvl="0" algn="ctr" defTabSz="400050">
+            <a:lnSpc>
+              <a:spcPct val="90000"/>
+            </a:lnSpc>
+            <a:spcBef>
+              <a:spcPct val="0"/>
+            </a:spcBef>
+            <a:spcAft>
+              <a:spcPct val="35000"/>
+            </a:spcAft>
+          </a:pPr>
+          <a:r>
+            <a:rPr lang="es-ES" sz="900" kern="1200"/>
+            <a:t>TEXTO INSERTAR TEXTO</a:t>
+          </a:r>
+        </a:p>
+        <a:p>
+          <a:pPr lvl="0" algn="ctr" defTabSz="400050">
+            <a:lnSpc>
+              <a:spcPct val="90000"/>
+            </a:lnSpc>
+            <a:spcBef>
+              <a:spcPct val="0"/>
+            </a:spcBef>
+            <a:spcAft>
+              <a:spcPct val="35000"/>
+            </a:spcAft>
+          </a:pPr>
+          <a:r>
+            <a:rPr lang="es-ES" sz="900" kern="1200"/>
+            <a:t>(#94a2a9)</a:t>
+          </a:r>
+        </a:p>
+      </dsp:txBody>
+      <dsp:txXfrm>
+        <a:off x="2909693" y="2728321"/>
+        <a:ext cx="1332923" cy="419346"/>
       </dsp:txXfrm>
     </dsp:sp>
   </dsp:spTree>
@@ -15874,6 +20811,201 @@
 </dgm:layoutDef>
 </file>
 
+<file path=word/diagrams/layout7.xml><?xml version="1.0" encoding="utf-8"?>
+<dgm:layoutDef xmlns:dgm="http://schemas.openxmlformats.org/drawingml/2006/diagram" xmlns:a="http://schemas.openxmlformats.org/drawingml/2006/main" uniqueId="urn:microsoft.com/office/officeart/2008/layout/BendingPictureCaptionList">
+  <dgm:title val=""/>
+  <dgm:desc val=""/>
+  <dgm:catLst>
+    <dgm:cat type="picture" pri="9000"/>
+    <dgm:cat type="pictureconvert" pri="9000"/>
+  </dgm:catLst>
+  <dgm:sampData>
+    <dgm:dataModel>
+      <dgm:ptLst>
+        <dgm:pt modelId="0" type="doc"/>
+        <dgm:pt modelId="10">
+          <dgm:prSet phldr="1"/>
+        </dgm:pt>
+        <dgm:pt modelId="20">
+          <dgm:prSet phldr="1"/>
+        </dgm:pt>
+        <dgm:pt modelId="30">
+          <dgm:prSet phldr="1"/>
+        </dgm:pt>
+      </dgm:ptLst>
+      <dgm:cxnLst>
+        <dgm:cxn modelId="60" srcId="0" destId="10" srcOrd="0" destOrd="0"/>
+        <dgm:cxn modelId="70" srcId="0" destId="20" srcOrd="1" destOrd="0"/>
+        <dgm:cxn modelId="80" srcId="0" destId="30" srcOrd="2" destOrd="0"/>
+      </dgm:cxnLst>
+      <dgm:bg/>
+      <dgm:whole/>
+    </dgm:dataModel>
+  </dgm:sampData>
+  <dgm:styleData>
+    <dgm:dataModel>
+      <dgm:ptLst>
+        <dgm:pt modelId="0" type="doc"/>
+        <dgm:pt modelId="10">
+          <dgm:prSet phldr="1"/>
+        </dgm:pt>
+        <dgm:pt modelId="20">
+          <dgm:prSet phldr="1"/>
+        </dgm:pt>
+      </dgm:ptLst>
+      <dgm:cxnLst>
+        <dgm:cxn modelId="60" srcId="0" destId="10" srcOrd="0" destOrd="0"/>
+        <dgm:cxn modelId="70" srcId="0" destId="20" srcOrd="1" destOrd="0"/>
+      </dgm:cxnLst>
+      <dgm:bg/>
+      <dgm:whole/>
+    </dgm:dataModel>
+  </dgm:styleData>
+  <dgm:clrData>
+    <dgm:dataModel>
+      <dgm:ptLst>
+        <dgm:pt modelId="0" type="doc"/>
+        <dgm:pt modelId="10">
+          <dgm:prSet phldr="1"/>
+        </dgm:pt>
+        <dgm:pt modelId="20">
+          <dgm:prSet phldr="1"/>
+        </dgm:pt>
+        <dgm:pt modelId="30">
+          <dgm:prSet phldr="1"/>
+        </dgm:pt>
+        <dgm:pt modelId="40">
+          <dgm:prSet phldr="1"/>
+        </dgm:pt>
+      </dgm:ptLst>
+      <dgm:cxnLst>
+        <dgm:cxn modelId="60" srcId="0" destId="10" srcOrd="0" destOrd="0"/>
+        <dgm:cxn modelId="70" srcId="0" destId="20" srcOrd="1" destOrd="0"/>
+        <dgm:cxn modelId="80" srcId="0" destId="30" srcOrd="2" destOrd="0"/>
+        <dgm:cxn modelId="90" srcId="0" destId="40" srcOrd="3" destOrd="0"/>
+      </dgm:cxnLst>
+      <dgm:bg/>
+      <dgm:whole/>
+    </dgm:dataModel>
+  </dgm:clrData>
+  <dgm:layoutNode name="Name0">
+    <dgm:varLst>
+      <dgm:dir/>
+      <dgm:resizeHandles val="exact"/>
+    </dgm:varLst>
+    <dgm:choose name="Name1">
+      <dgm:if name="Name2" func="var" arg="dir" op="equ" val="norm">
+        <dgm:alg type="snake">
+          <dgm:param type="off" val="ctr"/>
+        </dgm:alg>
+      </dgm:if>
+      <dgm:else name="Name3">
+        <dgm:alg type="snake">
+          <dgm:param type="off" val="ctr"/>
+          <dgm:param type="grDir" val="tR"/>
+        </dgm:alg>
+      </dgm:else>
+    </dgm:choose>
+    <dgm:shape xmlns:r="http://schemas.openxmlformats.org/officeDocument/2006/relationships" r:blip="">
+      <dgm:adjLst/>
+    </dgm:shape>
+    <dgm:constrLst>
+      <dgm:constr type="primFontSz" for="des" ptType="node" op="equ" val="65"/>
+      <dgm:constr type="w" for="ch" forName="composite" refType="w"/>
+      <dgm:constr type="h" for="ch" forName="composite" refType="w" fact="1.11"/>
+      <dgm:constr type="sp" refType="w" refFor="ch" refForName="composite" op="equ" fact="0.1"/>
+      <dgm:constr type="w" for="ch" forName="sibTrans" refType="w" refFor="ch" refForName="composite" op="equ" fact="0.1"/>
+      <dgm:constr type="h" for="ch" forName="sibTrans" refType="w" refFor="ch" refForName="sibTrans" op="equ"/>
+    </dgm:constrLst>
+    <dgm:forEach name="nodesForEach" axis="ch" ptType="node">
+      <dgm:layoutNode name="composite">
+        <dgm:alg type="composite">
+          <dgm:param type="ar" val="1"/>
+        </dgm:alg>
+        <dgm:shape xmlns:r="http://schemas.openxmlformats.org/officeDocument/2006/relationships" r:blip="">
+          <dgm:adjLst/>
+        </dgm:shape>
+        <dgm:choose name="Name4">
+          <dgm:if name="Name5" func="var" arg="dir" op="equ" val="norm">
+            <dgm:constrLst>
+              <dgm:constr type="l" for="ch" forName="rect1" refType="w" fact="0"/>
+              <dgm:constr type="t" for="ch" forName="rect1" refType="h" fact="0"/>
+              <dgm:constr type="w" for="ch" forName="rect1" refType="w"/>
+              <dgm:constr type="h" for="ch" forName="rect1" refType="h" fact="0.8"/>
+              <dgm:constr type="l" for="ch" forName="wedgeRectCallout1" refType="w" fact="0.09"/>
+              <dgm:constr type="t" for="ch" forName="wedgeRectCallout1" refType="h" fact="0.72"/>
+              <dgm:constr type="w" for="ch" forName="wedgeRectCallout1" refType="w" fact="0.89"/>
+              <dgm:constr type="h" for="ch" forName="wedgeRectCallout1" refType="h" fact="0.28"/>
+            </dgm:constrLst>
+          </dgm:if>
+          <dgm:else name="Name6">
+            <dgm:constrLst>
+              <dgm:constr type="l" for="ch" forName="rect1" refType="w" fact="0"/>
+              <dgm:constr type="t" for="ch" forName="rect1" refType="h" fact="0"/>
+              <dgm:constr type="w" for="ch" forName="rect1" refType="w"/>
+              <dgm:constr type="h" for="ch" forName="rect1" refType="h" fact="0.8"/>
+              <dgm:constr type="l" for="ch" forName="wedgeRectCallout1" refType="w" fact="0.02"/>
+              <dgm:constr type="t" for="ch" forName="wedgeRectCallout1" refType="h" fact="0.72"/>
+              <dgm:constr type="w" for="ch" forName="wedgeRectCallout1" refType="w" fact="0.89"/>
+              <dgm:constr type="h" for="ch" forName="wedgeRectCallout1" refType="h" fact="0.28"/>
+            </dgm:constrLst>
+          </dgm:else>
+        </dgm:choose>
+        <dgm:layoutNode name="rect1" styleLbl="bgImgPlace1">
+          <dgm:alg type="sp"/>
+          <dgm:shape xmlns:r="http://schemas.openxmlformats.org/officeDocument/2006/relationships" type="rect" r:blip="" blipPhldr="1">
+            <dgm:adjLst/>
+          </dgm:shape>
+          <dgm:presOf/>
+        </dgm:layoutNode>
+        <dgm:layoutNode name="wedgeRectCallout1" styleLbl="node1">
+          <dgm:varLst>
+            <dgm:bulletEnabled val="1"/>
+          </dgm:varLst>
+          <dgm:alg type="tx"/>
+          <dgm:choose name="Name7">
+            <dgm:if name="Name8" func="var" arg="dir" op="equ" val="norm">
+              <dgm:shape xmlns:r="http://schemas.openxmlformats.org/officeDocument/2006/relationships" type="wedgeRectCallout" r:blip="">
+                <dgm:adjLst>
+                  <dgm:adj idx="1" val="0.2025"/>
+                  <dgm:adj idx="2" val="-0.607"/>
+                </dgm:adjLst>
+              </dgm:shape>
+            </dgm:if>
+            <dgm:else name="Name9">
+              <dgm:shape xmlns:r="http://schemas.openxmlformats.org/officeDocument/2006/relationships" type="wedgeRectCallout" r:blip="">
+                <dgm:adjLst>
+                  <dgm:adj idx="1" val="-0.2025"/>
+                  <dgm:adj idx="2" val="-0.607"/>
+                </dgm:adjLst>
+              </dgm:shape>
+            </dgm:else>
+          </dgm:choose>
+          <dgm:presOf axis="desOrSelf" ptType="node"/>
+          <dgm:constrLst>
+            <dgm:constr type="lMarg" refType="primFontSz" fact="0.3"/>
+            <dgm:constr type="rMarg" refType="primFontSz" fact="0.3"/>
+            <dgm:constr type="tMarg" refType="primFontSz" fact="0.3"/>
+            <dgm:constr type="bMarg" refType="primFontSz" fact="0.3"/>
+          </dgm:constrLst>
+          <dgm:ruleLst>
+            <dgm:rule type="primFontSz" val="5" fact="NaN" max="NaN"/>
+          </dgm:ruleLst>
+        </dgm:layoutNode>
+      </dgm:layoutNode>
+      <dgm:forEach name="sibTransForEach" axis="followSib" ptType="sibTrans" cnt="1">
+        <dgm:layoutNode name="sibTrans">
+          <dgm:alg type="sp"/>
+          <dgm:shape xmlns:r="http://schemas.openxmlformats.org/officeDocument/2006/relationships" r:blip="">
+            <dgm:adjLst/>
+          </dgm:shape>
+        </dgm:layoutNode>
+      </dgm:forEach>
+    </dgm:forEach>
+  </dgm:layoutNode>
+</dgm:layoutDef>
+</file>
+
 <file path=word/diagrams/quickStyle1.xml><?xml version="1.0" encoding="utf-8"?>
 <dgm:styleDef xmlns:dgm="http://schemas.openxmlformats.org/drawingml/2006/diagram" xmlns:a="http://schemas.openxmlformats.org/drawingml/2006/main" uniqueId="urn:microsoft.com/office/officeart/2005/8/quickstyle/simple1">
   <dgm:title val=""/>
@@ -22076,6 +27208,1560 @@
     </dgm:style>
   </dgm:styleLbl>
 </dgm:styleDef>
+</file>
+
+<file path=word/diagrams/quickStyle7.xml><?xml version="1.0" encoding="utf-8"?>
+<dgm:styleDef xmlns:dgm="http://schemas.openxmlformats.org/drawingml/2006/diagram" xmlns:a="http://schemas.openxmlformats.org/drawingml/2006/main" uniqueId="urn:microsoft.com/office/officeart/2005/8/quickstyle/simple1">
+  <dgm:title val=""/>
+  <dgm:desc val=""/>
+  <dgm:catLst>
+    <dgm:cat type="simple" pri="10100"/>
+  </dgm:catLst>
+  <dgm:scene3d>
+    <a:camera prst="orthographicFront"/>
+    <a:lightRig rig="threePt" dir="t"/>
+  </dgm:scene3d>
+  <dgm:styleLbl name="node0">
+    <dgm:scene3d>
+      <a:camera prst="orthographicFront"/>
+      <a:lightRig rig="threePt" dir="t"/>
+    </dgm:scene3d>
+    <dgm:sp3d/>
+    <dgm:txPr/>
+    <dgm:style>
+      <a:lnRef idx="2">
+        <a:scrgbClr r="0" g="0" b="0"/>
+      </a:lnRef>
+      <a:fillRef idx="1">
+        <a:scrgbClr r="0" g="0" b="0"/>
+      </a:fillRef>
+      <a:effectRef idx="0">
+        <a:scrgbClr r="0" g="0" b="0"/>
+      </a:effectRef>
+      <a:fontRef idx="minor">
+        <a:schemeClr val="lt1"/>
+      </a:fontRef>
+    </dgm:style>
+  </dgm:styleLbl>
+  <dgm:styleLbl name="lnNode1">
+    <dgm:scene3d>
+      <a:camera prst="orthographicFront"/>
+      <a:lightRig rig="threePt" dir="t"/>
+    </dgm:scene3d>
+    <dgm:sp3d/>
+    <dgm:txPr/>
+    <dgm:style>
+      <a:lnRef idx="2">
+        <a:scrgbClr r="0" g="0" b="0"/>
+      </a:lnRef>
+      <a:fillRef idx="1">
+        <a:scrgbClr r="0" g="0" b="0"/>
+      </a:fillRef>
+      <a:effectRef idx="0">
+        <a:scrgbClr r="0" g="0" b="0"/>
+      </a:effectRef>
+      <a:fontRef idx="minor">
+        <a:schemeClr val="lt1"/>
+      </a:fontRef>
+    </dgm:style>
+  </dgm:styleLbl>
+  <dgm:styleLbl name="vennNode1">
+    <dgm:scene3d>
+      <a:camera prst="orthographicFront"/>
+      <a:lightRig rig="threePt" dir="t"/>
+    </dgm:scene3d>
+    <dgm:sp3d/>
+    <dgm:txPr/>
+    <dgm:style>
+      <a:lnRef idx="2">
+        <a:scrgbClr r="0" g="0" b="0"/>
+      </a:lnRef>
+      <a:fillRef idx="1">
+        <a:scrgbClr r="0" g="0" b="0"/>
+      </a:fillRef>
+      <a:effectRef idx="0">
+        <a:scrgbClr r="0" g="0" b="0"/>
+      </a:effectRef>
+      <a:fontRef idx="minor">
+        <a:schemeClr val="tx1"/>
+      </a:fontRef>
+    </dgm:style>
+  </dgm:styleLbl>
+  <dgm:styleLbl name="alignNode1">
+    <dgm:scene3d>
+      <a:camera prst="orthographicFront"/>
+      <a:lightRig rig="threePt" dir="t"/>
+    </dgm:scene3d>
+    <dgm:sp3d/>
+    <dgm:txPr/>
+    <dgm:style>
+      <a:lnRef idx="2">
+        <a:scrgbClr r="0" g="0" b="0"/>
+      </a:lnRef>
+      <a:fillRef idx="1">
+        <a:scrgbClr r="0" g="0" b="0"/>
+      </a:fillRef>
+      <a:effectRef idx="0">
+        <a:scrgbClr r="0" g="0" b="0"/>
+      </a:effectRef>
+      <a:fontRef idx="minor">
+        <a:schemeClr val="lt1"/>
+      </a:fontRef>
+    </dgm:style>
+  </dgm:styleLbl>
+  <dgm:styleLbl name="node1">
+    <dgm:scene3d>
+      <a:camera prst="orthographicFront"/>
+      <a:lightRig rig="threePt" dir="t"/>
+    </dgm:scene3d>
+    <dgm:sp3d/>
+    <dgm:txPr/>
+    <dgm:style>
+      <a:lnRef idx="2">
+        <a:scrgbClr r="0" g="0" b="0"/>
+      </a:lnRef>
+      <a:fillRef idx="1">
+        <a:scrgbClr r="0" g="0" b="0"/>
+      </a:fillRef>
+      <a:effectRef idx="0">
+        <a:scrgbClr r="0" g="0" b="0"/>
+      </a:effectRef>
+      <a:fontRef idx="minor">
+        <a:schemeClr val="lt1"/>
+      </a:fontRef>
+    </dgm:style>
+  </dgm:styleLbl>
+  <dgm:styleLbl name="node2">
+    <dgm:scene3d>
+      <a:camera prst="orthographicFront"/>
+      <a:lightRig rig="threePt" dir="t"/>
+    </dgm:scene3d>
+    <dgm:sp3d/>
+    <dgm:txPr/>
+    <dgm:style>
+      <a:lnRef idx="2">
+        <a:scrgbClr r="0" g="0" b="0"/>
+      </a:lnRef>
+      <a:fillRef idx="1">
+        <a:scrgbClr r="0" g="0" b="0"/>
+      </a:fillRef>
+      <a:effectRef idx="0">
+        <a:scrgbClr r="0" g="0" b="0"/>
+      </a:effectRef>
+      <a:fontRef idx="minor">
+        <a:schemeClr val="lt1"/>
+      </a:fontRef>
+    </dgm:style>
+  </dgm:styleLbl>
+  <dgm:styleLbl name="node3">
+    <dgm:scene3d>
+      <a:camera prst="orthographicFront"/>
+      <a:lightRig rig="threePt" dir="t"/>
+    </dgm:scene3d>
+    <dgm:sp3d/>
+    <dgm:txPr/>
+    <dgm:style>
+      <a:lnRef idx="2">
+        <a:scrgbClr r="0" g="0" b="0"/>
+      </a:lnRef>
+      <a:fillRef idx="1">
+        <a:scrgbClr r="0" g="0" b="0"/>
+      </a:fillRef>
+      <a:effectRef idx="0">
+        <a:scrgbClr r="0" g="0" b="0"/>
+      </a:effectRef>
+      <a:fontRef idx="minor">
+        <a:schemeClr val="lt1"/>
+      </a:fontRef>
+    </dgm:style>
+  </dgm:styleLbl>
+  <dgm:styleLbl name="node4">
+    <dgm:scene3d>
+      <a:camera prst="orthographicFront"/>
+      <a:lightRig rig="threePt" dir="t"/>
+    </dgm:scene3d>
+    <dgm:sp3d/>
+    <dgm:txPr/>
+    <dgm:style>
+      <a:lnRef idx="2">
+        <a:scrgbClr r="0" g="0" b="0"/>
+      </a:lnRef>
+      <a:fillRef idx="1">
+        <a:scrgbClr r="0" g="0" b="0"/>
+      </a:fillRef>
+      <a:effectRef idx="0">
+        <a:scrgbClr r="0" g="0" b="0"/>
+      </a:effectRef>
+      <a:fontRef idx="minor">
+        <a:schemeClr val="lt1"/>
+      </a:fontRef>
+    </dgm:style>
+  </dgm:styleLbl>
+  <dgm:styleLbl name="fgImgPlace1">
+    <dgm:scene3d>
+      <a:camera prst="orthographicFront"/>
+      <a:lightRig rig="threePt" dir="t"/>
+    </dgm:scene3d>
+    <dgm:sp3d/>
+    <dgm:txPr/>
+    <dgm:style>
+      <a:lnRef idx="2">
+        <a:scrgbClr r="0" g="0" b="0"/>
+      </a:lnRef>
+      <a:fillRef idx="1">
+        <a:scrgbClr r="0" g="0" b="0"/>
+      </a:fillRef>
+      <a:effectRef idx="0">
+        <a:scrgbClr r="0" g="0" b="0"/>
+      </a:effectRef>
+      <a:fontRef idx="minor"/>
+    </dgm:style>
+  </dgm:styleLbl>
+  <dgm:styleLbl name="alignImgPlace1">
+    <dgm:scene3d>
+      <a:camera prst="orthographicFront"/>
+      <a:lightRig rig="threePt" dir="t"/>
+    </dgm:scene3d>
+    <dgm:sp3d/>
+    <dgm:txPr/>
+    <dgm:style>
+      <a:lnRef idx="2">
+        <a:scrgbClr r="0" g="0" b="0"/>
+      </a:lnRef>
+      <a:fillRef idx="1">
+        <a:scrgbClr r="0" g="0" b="0"/>
+      </a:fillRef>
+      <a:effectRef idx="0">
+        <a:scrgbClr r="0" g="0" b="0"/>
+      </a:effectRef>
+      <a:fontRef idx="minor"/>
+    </dgm:style>
+  </dgm:styleLbl>
+  <dgm:styleLbl name="bgImgPlace1">
+    <dgm:scene3d>
+      <a:camera prst="orthographicFront"/>
+      <a:lightRig rig="threePt" dir="t"/>
+    </dgm:scene3d>
+    <dgm:sp3d/>
+    <dgm:txPr/>
+    <dgm:style>
+      <a:lnRef idx="2">
+        <a:scrgbClr r="0" g="0" b="0"/>
+      </a:lnRef>
+      <a:fillRef idx="1">
+        <a:scrgbClr r="0" g="0" b="0"/>
+      </a:fillRef>
+      <a:effectRef idx="0">
+        <a:scrgbClr r="0" g="0" b="0"/>
+      </a:effectRef>
+      <a:fontRef idx="minor"/>
+    </dgm:style>
+  </dgm:styleLbl>
+  <dgm:styleLbl name="sibTrans2D1">
+    <dgm:scene3d>
+      <a:camera prst="orthographicFront"/>
+      <a:lightRig rig="threePt" dir="t"/>
+    </dgm:scene3d>
+    <dgm:sp3d/>
+    <dgm:txPr/>
+    <dgm:style>
+      <a:lnRef idx="0">
+        <a:scrgbClr r="0" g="0" b="0"/>
+      </a:lnRef>
+      <a:fillRef idx="1">
+        <a:scrgbClr r="0" g="0" b="0"/>
+      </a:fillRef>
+      <a:effectRef idx="0">
+        <a:scrgbClr r="0" g="0" b="0"/>
+      </a:effectRef>
+      <a:fontRef idx="minor">
+        <a:schemeClr val="lt1"/>
+      </a:fontRef>
+    </dgm:style>
+  </dgm:styleLbl>
+  <dgm:styleLbl name="fgSibTrans2D1">
+    <dgm:scene3d>
+      <a:camera prst="orthographicFront"/>
+      <a:lightRig rig="threePt" dir="t"/>
+    </dgm:scene3d>
+    <dgm:sp3d/>
+    <dgm:txPr/>
+    <dgm:style>
+      <a:lnRef idx="0">
+        <a:scrgbClr r="0" g="0" b="0"/>
+      </a:lnRef>
+      <a:fillRef idx="1">
+        <a:scrgbClr r="0" g="0" b="0"/>
+      </a:fillRef>
+      <a:effectRef idx="0">
+        <a:scrgbClr r="0" g="0" b="0"/>
+      </a:effectRef>
+      <a:fontRef idx="minor">
+        <a:schemeClr val="lt1"/>
+      </a:fontRef>
+    </dgm:style>
+  </dgm:styleLbl>
+  <dgm:styleLbl name="bgSibTrans2D1">
+    <dgm:scene3d>
+      <a:camera prst="orthographicFront"/>
+      <a:lightRig rig="threePt" dir="t"/>
+    </dgm:scene3d>
+    <dgm:sp3d/>
+    <dgm:txPr/>
+    <dgm:style>
+      <a:lnRef idx="0">
+        <a:scrgbClr r="0" g="0" b="0"/>
+      </a:lnRef>
+      <a:fillRef idx="1">
+        <a:scrgbClr r="0" g="0" b="0"/>
+      </a:fillRef>
+      <a:effectRef idx="0">
+        <a:scrgbClr r="0" g="0" b="0"/>
+      </a:effectRef>
+      <a:fontRef idx="minor">
+        <a:schemeClr val="lt1"/>
+      </a:fontRef>
+    </dgm:style>
+  </dgm:styleLbl>
+  <dgm:styleLbl name="sibTrans1D1">
+    <dgm:scene3d>
+      <a:camera prst="orthographicFront"/>
+      <a:lightRig rig="threePt" dir="t"/>
+    </dgm:scene3d>
+    <dgm:sp3d/>
+    <dgm:txPr/>
+    <dgm:style>
+      <a:lnRef idx="1">
+        <a:scrgbClr r="0" g="0" b="0"/>
+      </a:lnRef>
+      <a:fillRef idx="0">
+        <a:scrgbClr r="0" g="0" b="0"/>
+      </a:fillRef>
+      <a:effectRef idx="0">
+        <a:scrgbClr r="0" g="0" b="0"/>
+      </a:effectRef>
+      <a:fontRef idx="minor"/>
+    </dgm:style>
+  </dgm:styleLbl>
+  <dgm:styleLbl name="callout">
+    <dgm:scene3d>
+      <a:camera prst="orthographicFront"/>
+      <a:lightRig rig="threePt" dir="t"/>
+    </dgm:scene3d>
+    <dgm:sp3d/>
+    <dgm:txPr/>
+    <dgm:style>
+      <a:lnRef idx="2">
+        <a:scrgbClr r="0" g="0" b="0"/>
+      </a:lnRef>
+      <a:fillRef idx="1">
+        <a:scrgbClr r="0" g="0" b="0"/>
+      </a:fillRef>
+      <a:effectRef idx="0">
+        <a:scrgbClr r="0" g="0" b="0"/>
+      </a:effectRef>
+      <a:fontRef idx="minor"/>
+    </dgm:style>
+  </dgm:styleLbl>
+  <dgm:styleLbl name="asst0">
+    <dgm:scene3d>
+      <a:camera prst="orthographicFront"/>
+      <a:lightRig rig="threePt" dir="t"/>
+    </dgm:scene3d>
+    <dgm:sp3d/>
+    <dgm:txPr/>
+    <dgm:style>
+      <a:lnRef idx="2">
+        <a:scrgbClr r="0" g="0" b="0"/>
+      </a:lnRef>
+      <a:fillRef idx="1">
+        <a:scrgbClr r="0" g="0" b="0"/>
+      </a:fillRef>
+      <a:effectRef idx="0">
+        <a:scrgbClr r="0" g="0" b="0"/>
+      </a:effectRef>
+      <a:fontRef idx="minor">
+        <a:schemeClr val="lt1"/>
+      </a:fontRef>
+    </dgm:style>
+  </dgm:styleLbl>
+  <dgm:styleLbl name="asst1">
+    <dgm:scene3d>
+      <a:camera prst="orthographicFront"/>
+      <a:lightRig rig="threePt" dir="t"/>
+    </dgm:scene3d>
+    <dgm:sp3d/>
+    <dgm:txPr/>
+    <dgm:style>
+      <a:lnRef idx="2">
+        <a:scrgbClr r="0" g="0" b="0"/>
+      </a:lnRef>
+      <a:fillRef idx="1">
+        <a:scrgbClr r="0" g="0" b="0"/>
+      </a:fillRef>
+      <a:effectRef idx="0">
+        <a:scrgbClr r="0" g="0" b="0"/>
+      </a:effectRef>
+      <a:fontRef idx="minor">
+        <a:schemeClr val="lt1"/>
+      </a:fontRef>
+    </dgm:style>
+  </dgm:styleLbl>
+  <dgm:styleLbl name="asst2">
+    <dgm:scene3d>
+      <a:camera prst="orthographicFront"/>
+      <a:lightRig rig="threePt" dir="t"/>
+    </dgm:scene3d>
+    <dgm:sp3d/>
+    <dgm:txPr/>
+    <dgm:style>
+      <a:lnRef idx="2">
+        <a:scrgbClr r="0" g="0" b="0"/>
+      </a:lnRef>
+      <a:fillRef idx="1">
+        <a:scrgbClr r="0" g="0" b="0"/>
+      </a:fillRef>
+      <a:effectRef idx="0">
+        <a:scrgbClr r="0" g="0" b="0"/>
+      </a:effectRef>
+      <a:fontRef idx="minor">
+        <a:schemeClr val="lt1"/>
+      </a:fontRef>
+    </dgm:style>
+  </dgm:styleLbl>
+  <dgm:styleLbl name="asst3">
+    <dgm:scene3d>
+      <a:camera prst="orthographicFront"/>
+      <a:lightRig rig="threePt" dir="t"/>
+    </dgm:scene3d>
+    <dgm:sp3d/>
+    <dgm:txPr/>
+    <dgm:style>
+      <a:lnRef idx="2">
+        <a:scrgbClr r="0" g="0" b="0"/>
+      </a:lnRef>
+      <a:fillRef idx="1">
+        <a:scrgbClr r="0" g="0" b="0"/>
+      </a:fillRef>
+      <a:effectRef idx="0">
+        <a:scrgbClr r="0" g="0" b="0"/>
+      </a:effectRef>
+      <a:fontRef idx="minor">
+        <a:schemeClr val="lt1"/>
+      </a:fontRef>
+    </dgm:style>
+  </dgm:styleLbl>
+  <dgm:styleLbl name="asst4">
+    <dgm:scene3d>
+      <a:camera prst="orthographicFront"/>
+      <a:lightRig rig="threePt" dir="t"/>
+    </dgm:scene3d>
+    <dgm:sp3d/>
+    <dgm:txPr/>
+    <dgm:style>
+      <a:lnRef idx="2">
+        <a:scrgbClr r="0" g="0" b="0"/>
+      </a:lnRef>
+      <a:fillRef idx="1">
+        <a:scrgbClr r="0" g="0" b="0"/>
+      </a:fillRef>
+      <a:effectRef idx="0">
+        <a:scrgbClr r="0" g="0" b="0"/>
+      </a:effectRef>
+      <a:fontRef idx="minor">
+        <a:schemeClr val="lt1"/>
+      </a:fontRef>
+    </dgm:style>
+  </dgm:styleLbl>
+  <dgm:styleLbl name="parChTrans2D1">
+    <dgm:scene3d>
+      <a:camera prst="orthographicFront"/>
+      <a:lightRig rig="threePt" dir="t"/>
+    </dgm:scene3d>
+    <dgm:sp3d/>
+    <dgm:txPr/>
+    <dgm:style>
+      <a:lnRef idx="2">
+        <a:scrgbClr r="0" g="0" b="0"/>
+      </a:lnRef>
+      <a:fillRef idx="1">
+        <a:scrgbClr r="0" g="0" b="0"/>
+      </a:fillRef>
+      <a:effectRef idx="0">
+        <a:scrgbClr r="0" g="0" b="0"/>
+      </a:effectRef>
+      <a:fontRef idx="minor">
+        <a:schemeClr val="lt1"/>
+      </a:fontRef>
+    </dgm:style>
+  </dgm:styleLbl>
+  <dgm:styleLbl name="parChTrans2D2">
+    <dgm:scene3d>
+      <a:camera prst="orthographicFront"/>
+      <a:lightRig rig="threePt" dir="t"/>
+    </dgm:scene3d>
+    <dgm:sp3d/>
+    <dgm:txPr/>
+    <dgm:style>
+      <a:lnRef idx="2">
+        <a:scrgbClr r="0" g="0" b="0"/>
+      </a:lnRef>
+      <a:fillRef idx="1">
+        <a:scrgbClr r="0" g="0" b="0"/>
+      </a:fillRef>
+      <a:effectRef idx="0">
+        <a:scrgbClr r="0" g="0" b="0"/>
+      </a:effectRef>
+      <a:fontRef idx="minor">
+        <a:schemeClr val="lt1"/>
+      </a:fontRef>
+    </dgm:style>
+  </dgm:styleLbl>
+  <dgm:styleLbl name="parChTrans2D3">
+    <dgm:scene3d>
+      <a:camera prst="orthographicFront"/>
+      <a:lightRig rig="threePt" dir="t"/>
+    </dgm:scene3d>
+    <dgm:sp3d/>
+    <dgm:txPr/>
+    <dgm:style>
+      <a:lnRef idx="2">
+        <a:scrgbClr r="0" g="0" b="0"/>
+      </a:lnRef>
+      <a:fillRef idx="1">
+        <a:scrgbClr r="0" g="0" b="0"/>
+      </a:fillRef>
+      <a:effectRef idx="0">
+        <a:scrgbClr r="0" g="0" b="0"/>
+      </a:effectRef>
+      <a:fontRef idx="minor">
+        <a:schemeClr val="lt1"/>
+      </a:fontRef>
+    </dgm:style>
+  </dgm:styleLbl>
+  <dgm:styleLbl name="parChTrans2D4">
+    <dgm:scene3d>
+      <a:camera prst="orthographicFront"/>
+      <a:lightRig rig="threePt" dir="t"/>
+    </dgm:scene3d>
+    <dgm:sp3d/>
+    <dgm:txPr/>
+    <dgm:style>
+      <a:lnRef idx="2">
+        <a:scrgbClr r="0" g="0" b="0"/>
+      </a:lnRef>
+      <a:fillRef idx="1">
+        <a:scrgbClr r="0" g="0" b="0"/>
+      </a:fillRef>
+      <a:effectRef idx="0">
+        <a:scrgbClr r="0" g="0" b="0"/>
+      </a:effectRef>
+      <a:fontRef idx="minor">
+        <a:schemeClr val="lt1"/>
+      </a:fontRef>
+    </dgm:style>
+  </dgm:styleLbl>
+  <dgm:styleLbl name="parChTrans1D1">
+    <dgm:scene3d>
+      <a:camera prst="orthographicFront"/>
+      <a:lightRig rig="threePt" dir="t"/>
+    </dgm:scene3d>
+    <dgm:sp3d/>
+    <dgm:txPr/>
+    <dgm:style>
+      <a:lnRef idx="2">
+        <a:scrgbClr r="0" g="0" b="0"/>
+      </a:lnRef>
+      <a:fillRef idx="0">
+        <a:scrgbClr r="0" g="0" b="0"/>
+      </a:fillRef>
+      <a:effectRef idx="0">
+        <a:scrgbClr r="0" g="0" b="0"/>
+      </a:effectRef>
+      <a:fontRef idx="minor"/>
+    </dgm:style>
+  </dgm:styleLbl>
+  <dgm:styleLbl name="parChTrans1D2">
+    <dgm:scene3d>
+      <a:camera prst="orthographicFront"/>
+      <a:lightRig rig="threePt" dir="t"/>
+    </dgm:scene3d>
+    <dgm:sp3d/>
+    <dgm:txPr/>
+    <dgm:style>
+      <a:lnRef idx="2">
+        <a:scrgbClr r="0" g="0" b="0"/>
+      </a:lnRef>
+      <a:fillRef idx="0">
+        <a:scrgbClr r="0" g="0" b="0"/>
+      </a:fillRef>
+      <a:effectRef idx="0">
+        <a:scrgbClr r="0" g="0" b="0"/>
+      </a:effectRef>
+      <a:fontRef idx="minor"/>
+    </dgm:style>
+  </dgm:styleLbl>
+  <dgm:styleLbl name="parChTrans1D3">
+    <dgm:scene3d>
+      <a:camera prst="orthographicFront"/>
+      <a:lightRig rig="threePt" dir="t"/>
+    </dgm:scene3d>
+    <dgm:sp3d/>
+    <dgm:txPr/>
+    <dgm:style>
+      <a:lnRef idx="2">
+        <a:scrgbClr r="0" g="0" b="0"/>
+      </a:lnRef>
+      <a:fillRef idx="0">
+        <a:scrgbClr r="0" g="0" b="0"/>
+      </a:fillRef>
+      <a:effectRef idx="0">
+        <a:scrgbClr r="0" g="0" b="0"/>
+      </a:effectRef>
+      <a:fontRef idx="minor"/>
+    </dgm:style>
+  </dgm:styleLbl>
+  <dgm:styleLbl name="parChTrans1D4">
+    <dgm:scene3d>
+      <a:camera prst="orthographicFront"/>
+      <a:lightRig rig="threePt" dir="t"/>
+    </dgm:scene3d>
+    <dgm:sp3d/>
+    <dgm:txPr/>
+    <dgm:style>
+      <a:lnRef idx="2">
+        <a:scrgbClr r="0" g="0" b="0"/>
+      </a:lnRef>
+      <a:fillRef idx="0">
+        <a:scrgbClr r="0" g="0" b="0"/>
+      </a:fillRef>
+      <a:effectRef idx="0">
+        <a:scrgbClr r="0" g="0" b="0"/>
+      </a:effectRef>
+      <a:fontRef idx="minor"/>
+    </dgm:style>
+  </dgm:styleLbl>
+  <dgm:styleLbl name="fgAcc1">
+    <dgm:scene3d>
+      <a:camera prst="orthographicFront"/>
+      <a:lightRig rig="threePt" dir="t"/>
+    </dgm:scene3d>
+    <dgm:sp3d/>
+    <dgm:txPr/>
+    <dgm:style>
+      <a:lnRef idx="2">
+        <a:scrgbClr r="0" g="0" b="0"/>
+      </a:lnRef>
+      <a:fillRef idx="1">
+        <a:scrgbClr r="0" g="0" b="0"/>
+      </a:fillRef>
+      <a:effectRef idx="0">
+        <a:scrgbClr r="0" g="0" b="0"/>
+      </a:effectRef>
+      <a:fontRef idx="minor"/>
+    </dgm:style>
+  </dgm:styleLbl>
+  <dgm:styleLbl name="conFgAcc1">
+    <dgm:scene3d>
+      <a:camera prst="orthographicFront"/>
+      <a:lightRig rig="threePt" dir="t"/>
+    </dgm:scene3d>
+    <dgm:sp3d/>
+    <dgm:txPr/>
+    <dgm:style>
+      <a:lnRef idx="2">
+        <a:scrgbClr r="0" g="0" b="0"/>
+      </a:lnRef>
+      <a:fillRef idx="1">
+        <a:scrgbClr r="0" g="0" b="0"/>
+      </a:fillRef>
+      <a:effectRef idx="0">
+        <a:scrgbClr r="0" g="0" b="0"/>
+      </a:effectRef>
+      <a:fontRef idx="minor"/>
+    </dgm:style>
+  </dgm:styleLbl>
+  <dgm:styleLbl name="alignAcc1">
+    <dgm:scene3d>
+      <a:camera prst="orthographicFront"/>
+      <a:lightRig rig="threePt" dir="t"/>
+    </dgm:scene3d>
+    <dgm:sp3d/>
+    <dgm:txPr/>
+    <dgm:style>
+      <a:lnRef idx="2">
+        <a:scrgbClr r="0" g="0" b="0"/>
+      </a:lnRef>
+      <a:fillRef idx="1">
+        <a:scrgbClr r="0" g="0" b="0"/>
+      </a:fillRef>
+      <a:effectRef idx="0">
+        <a:scrgbClr r="0" g="0" b="0"/>
+      </a:effectRef>
+      <a:fontRef idx="minor"/>
+    </dgm:style>
+  </dgm:styleLbl>
+  <dgm:styleLbl name="trAlignAcc1">
+    <dgm:scene3d>
+      <a:camera prst="orthographicFront"/>
+      <a:lightRig rig="threePt" dir="t"/>
+    </dgm:scene3d>
+    <dgm:sp3d/>
+    <dgm:txPr/>
+    <dgm:style>
+      <a:lnRef idx="1">
+        <a:scrgbClr r="0" g="0" b="0"/>
+      </a:lnRef>
+      <a:fillRef idx="1">
+        <a:scrgbClr r="0" g="0" b="0"/>
+      </a:fillRef>
+      <a:effectRef idx="0">
+        <a:scrgbClr r="0" g="0" b="0"/>
+      </a:effectRef>
+      <a:fontRef idx="minor"/>
+    </dgm:style>
+  </dgm:styleLbl>
+  <dgm:styleLbl name="bgAcc1">
+    <dgm:scene3d>
+      <a:camera prst="orthographicFront"/>
+      <a:lightRig rig="threePt" dir="t"/>
+    </dgm:scene3d>
+    <dgm:sp3d/>
+    <dgm:txPr/>
+    <dgm:style>
+      <a:lnRef idx="2">
+        <a:scrgbClr r="0" g="0" b="0"/>
+      </a:lnRef>
+      <a:fillRef idx="1">
+        <a:scrgbClr r="0" g="0" b="0"/>
+      </a:fillRef>
+      <a:effectRef idx="0">
+        <a:scrgbClr r="0" g="0" b="0"/>
+      </a:effectRef>
+      <a:fontRef idx="minor"/>
+    </dgm:style>
+  </dgm:styleLbl>
+  <dgm:styleLbl name="solidFgAcc1">
+    <dgm:scene3d>
+      <a:camera prst="orthographicFront"/>
+      <a:lightRig rig="threePt" dir="t"/>
+    </dgm:scene3d>
+    <dgm:sp3d/>
+    <dgm:txPr/>
+    <dgm:style>
+      <a:lnRef idx="2">
+        <a:scrgbClr r="0" g="0" b="0"/>
+      </a:lnRef>
+      <a:fillRef idx="1">
+        <a:scrgbClr r="0" g="0" b="0"/>
+      </a:fillRef>
+      <a:effectRef idx="0">
+        <a:scrgbClr r="0" g="0" b="0"/>
+      </a:effectRef>
+      <a:fontRef idx="minor"/>
+    </dgm:style>
+  </dgm:styleLbl>
+  <dgm:styleLbl name="solidAlignAcc1">
+    <dgm:scene3d>
+      <a:camera prst="orthographicFront"/>
+      <a:lightRig rig="threePt" dir="t"/>
+    </dgm:scene3d>
+    <dgm:sp3d/>
+    <dgm:txPr/>
+    <dgm:style>
+      <a:lnRef idx="2">
+        <a:scrgbClr r="0" g="0" b="0"/>
+      </a:lnRef>
+      <a:fillRef idx="1">
+        <a:scrgbClr r="0" g="0" b="0"/>
+      </a:fillRef>
+      <a:effectRef idx="0">
+        <a:scrgbClr r="0" g="0" b="0"/>
+      </a:effectRef>
+      <a:fontRef idx="minor"/>
+    </dgm:style>
+  </dgm:styleLbl>
+  <dgm:styleLbl name="solidBgAcc1">
+    <dgm:scene3d>
+      <a:camera prst="orthographicFront"/>
+      <a:lightRig rig="threePt" dir="t"/>
+    </dgm:scene3d>
+    <dgm:sp3d/>
+    <dgm:txPr/>
+    <dgm:style>
+      <a:lnRef idx="2">
+        <a:scrgbClr r="0" g="0" b="0"/>
+      </a:lnRef>
+      <a:fillRef idx="1">
+        <a:scrgbClr r="0" g="0" b="0"/>
+      </a:fillRef>
+      <a:effectRef idx="0">
+        <a:scrgbClr r="0" g="0" b="0"/>
+      </a:effectRef>
+      <a:fontRef idx="minor"/>
+    </dgm:style>
+  </dgm:styleLbl>
+  <dgm:styleLbl name="fgAccFollowNode1">
+    <dgm:scene3d>
+      <a:camera prst="orthographicFront"/>
+      <a:lightRig rig="threePt" dir="t"/>
+    </dgm:scene3d>
+    <dgm:sp3d/>
+    <dgm:txPr/>
+    <dgm:style>
+      <a:lnRef idx="2">
+        <a:scrgbClr r="0" g="0" b="0"/>
+      </a:lnRef>
+      <a:fillRef idx="1">
+        <a:scrgbClr r="0" g="0" b="0"/>
+      </a:fillRef>
+      <a:effectRef idx="0">
+        <a:scrgbClr r="0" g="0" b="0"/>
+      </a:effectRef>
+      <a:fontRef idx="minor"/>
+    </dgm:style>
+  </dgm:styleLbl>
+  <dgm:styleLbl name="alignAccFollowNode1">
+    <dgm:scene3d>
+      <a:camera prst="orthographicFront"/>
+      <a:lightRig rig="threePt" dir="t"/>
+    </dgm:scene3d>
+    <dgm:sp3d/>
+    <dgm:txPr/>
+    <dgm:style>
+      <a:lnRef idx="2">
+        <a:scrgbClr r="0" g="0" b="0"/>
+      </a:lnRef>
+      <a:fillRef idx="1">
+        <a:scrgbClr r="0" g="0" b="0"/>
+      </a:fillRef>
+      <a:effectRef idx="0">
+        <a:scrgbClr r="0" g="0" b="0"/>
+      </a:effectRef>
+      <a:fontRef idx="minor"/>
+    </dgm:style>
+  </dgm:styleLbl>
+  <dgm:styleLbl name="bgAccFollowNode1">
+    <dgm:scene3d>
+      <a:camera prst="orthographicFront"/>
+      <a:lightRig rig="threePt" dir="t"/>
+    </dgm:scene3d>
+    <dgm:sp3d/>
+    <dgm:txPr/>
+    <dgm:style>
+      <a:lnRef idx="2">
+        <a:scrgbClr r="0" g="0" b="0"/>
+      </a:lnRef>
+      <a:fillRef idx="1">
+        <a:scrgbClr r="0" g="0" b="0"/>
+      </a:fillRef>
+      <a:effectRef idx="0">
+        <a:scrgbClr r="0" g="0" b="0"/>
+      </a:effectRef>
+      <a:fontRef idx="minor"/>
+    </dgm:style>
+  </dgm:styleLbl>
+  <dgm:styleLbl name="fgAcc0">
+    <dgm:scene3d>
+      <a:camera prst="orthographicFront"/>
+      <a:lightRig rig="threePt" dir="t"/>
+    </dgm:scene3d>
+    <dgm:sp3d/>
+    <dgm:txPr/>
+    <dgm:style>
+      <a:lnRef idx="2">
+        <a:scrgbClr r="0" g="0" b="0"/>
+      </a:lnRef>
+      <a:fillRef idx="1">
+        <a:scrgbClr r="0" g="0" b="0"/>
+      </a:fillRef>
+      <a:effectRef idx="0">
+        <a:scrgbClr r="0" g="0" b="0"/>
+      </a:effectRef>
+      <a:fontRef idx="minor"/>
+    </dgm:style>
+  </dgm:styleLbl>
+  <dgm:styleLbl name="fgAcc2">
+    <dgm:scene3d>
+      <a:camera prst="orthographicFront"/>
+      <a:lightRig rig="threePt" dir="t"/>
+    </dgm:scene3d>
+    <dgm:sp3d/>
+    <dgm:txPr/>
+    <dgm:style>
+      <a:lnRef idx="2">
+        <a:scrgbClr r="0" g="0" b="0"/>
+      </a:lnRef>
+      <a:fillRef idx="1">
+        <a:scrgbClr r="0" g="0" b="0"/>
+      </a:fillRef>
+      <a:effectRef idx="0">
+        <a:scrgbClr r="0" g="0" b="0"/>
+      </a:effectRef>
+      <a:fontRef idx="minor"/>
+    </dgm:style>
+  </dgm:styleLbl>
+  <dgm:styleLbl name="fgAcc3">
+    <dgm:scene3d>
+      <a:camera prst="orthographicFront"/>
+      <a:lightRig rig="threePt" dir="t"/>
+    </dgm:scene3d>
+    <dgm:sp3d/>
+    <dgm:txPr/>
+    <dgm:style>
+      <a:lnRef idx="2">
+        <a:scrgbClr r="0" g="0" b="0"/>
+      </a:lnRef>
+      <a:fillRef idx="1">
+        <a:scrgbClr r="0" g="0" b="0"/>
+      </a:fillRef>
+      <a:effectRef idx="0">
+        <a:scrgbClr r="0" g="0" b="0"/>
+      </a:effectRef>
+      <a:fontRef idx="minor"/>
+    </dgm:style>
+  </dgm:styleLbl>
+  <dgm:styleLbl name="fgAcc4">
+    <dgm:scene3d>
+      <a:camera prst="orthographicFront"/>
+      <a:lightRig rig="threePt" dir="t"/>
+    </dgm:scene3d>
+    <dgm:sp3d/>
+    <dgm:txPr/>
+    <dgm:style>
+      <a:lnRef idx="2">
+        <a:scrgbClr r="0" g="0" b="0"/>
+      </a:lnRef>
+      <a:fillRef idx="1">
+        <a:scrgbClr r="0" g="0" b="0"/>
+      </a:fillRef>
+      <a:effectRef idx="0">
+        <a:scrgbClr r="0" g="0" b="0"/>
+      </a:effectRef>
+      <a:fontRef idx="minor"/>
+    </dgm:style>
+  </dgm:styleLbl>
+  <dgm:styleLbl name="bgShp">
+    <dgm:scene3d>
+      <a:camera prst="orthographicFront"/>
+      <a:lightRig rig="threePt" dir="t"/>
+    </dgm:scene3d>
+    <dgm:sp3d/>
+    <dgm:txPr/>
+    <dgm:style>
+      <a:lnRef idx="0">
+        <a:scrgbClr r="0" g="0" b="0"/>
+      </a:lnRef>
+      <a:fillRef idx="1">
+        <a:scrgbClr r="0" g="0" b="0"/>
+      </a:fillRef>
+      <a:effectRef idx="0">
+        <a:scrgbClr r="0" g="0" b="0"/>
+      </a:effectRef>
+      <a:fontRef idx="minor"/>
+    </dgm:style>
+  </dgm:styleLbl>
+  <dgm:styleLbl name="dkBgShp">
+    <dgm:scene3d>
+      <a:camera prst="orthographicFront"/>
+      <a:lightRig rig="threePt" dir="t"/>
+    </dgm:scene3d>
+    <dgm:sp3d/>
+    <dgm:txPr/>
+    <dgm:style>
+      <a:lnRef idx="0">
+        <a:scrgbClr r="0" g="0" b="0"/>
+      </a:lnRef>
+      <a:fillRef idx="1">
+        <a:scrgbClr r="0" g="0" b="0"/>
+      </a:fillRef>
+      <a:effectRef idx="0">
+        <a:scrgbClr r="0" g="0" b="0"/>
+      </a:effectRef>
+      <a:fontRef idx="minor"/>
+    </dgm:style>
+  </dgm:styleLbl>
+  <dgm:styleLbl name="trBgShp">
+    <dgm:scene3d>
+      <a:camera prst="orthographicFront"/>
+      <a:lightRig rig="threePt" dir="t"/>
+    </dgm:scene3d>
+    <dgm:sp3d/>
+    <dgm:txPr/>
+    <dgm:style>
+      <a:lnRef idx="0">
+        <a:scrgbClr r="0" g="0" b="0"/>
+      </a:lnRef>
+      <a:fillRef idx="1">
+        <a:scrgbClr r="0" g="0" b="0"/>
+      </a:fillRef>
+      <a:effectRef idx="0">
+        <a:scrgbClr r="0" g="0" b="0"/>
+      </a:effectRef>
+      <a:fontRef idx="minor"/>
+    </dgm:style>
+  </dgm:styleLbl>
+  <dgm:styleLbl name="fgShp">
+    <dgm:scene3d>
+      <a:camera prst="orthographicFront"/>
+      <a:lightRig rig="threePt" dir="t"/>
+    </dgm:scene3d>
+    <dgm:sp3d/>
+    <dgm:txPr/>
+    <dgm:style>
+      <a:lnRef idx="2">
+        <a:scrgbClr r="0" g="0" b="0"/>
+      </a:lnRef>
+      <a:fillRef idx="1">
+        <a:scrgbClr r="0" g="0" b="0"/>
+      </a:fillRef>
+      <a:effectRef idx="0">
+        <a:scrgbClr r="0" g="0" b="0"/>
+      </a:effectRef>
+      <a:fontRef idx="minor"/>
+    </dgm:style>
+  </dgm:styleLbl>
+  <dgm:styleLbl name="revTx">
+    <dgm:scene3d>
+      <a:camera prst="orthographicFront"/>
+      <a:lightRig rig="threePt" dir="t"/>
+    </dgm:scene3d>
+    <dgm:sp3d/>
+    <dgm:txPr/>
+    <dgm:style>
+      <a:lnRef idx="0">
+        <a:scrgbClr r="0" g="0" b="0"/>
+      </a:lnRef>
+      <a:fillRef idx="0">
+        <a:scrgbClr r="0" g="0" b="0"/>
+      </a:fillRef>
+      <a:effectRef idx="0">
+        <a:scrgbClr r="0" g="0" b="0"/>
+      </a:effectRef>
+      <a:fontRef idx="minor"/>
+    </dgm:style>
+  </dgm:styleLbl>
+</dgm:styleDef>
+</file>
+
+<file path=word/glossary/document.xml><?xml version="1.0" encoding="utf-8"?>
+<w:glossaryDocument xmlns:wpc="http://schemas.microsoft.com/office/word/2010/wordprocessingCanvas" xmlns:cx="http://schemas.microsoft.com/office/drawing/2014/chartex" xmlns:cx1="http://schemas.microsoft.com/office/drawing/2015/9/8/chartex" xmlns:mc="http://schemas.openxmlformats.org/markup-compatibility/2006" xmlns:o="urn:schemas-microsoft-com:office:office" xmlns:r="http://schemas.openxmlformats.org/officeDocument/2006/relationships" xmlns:m="http://schemas.openxmlformats.org/officeDocument/2006/math" xmlns:v="urn:schemas-microsoft-com:vml" xmlns:wp14="http://schemas.microsoft.com/office/word/2010/wordprocessingDrawing" xmlns:wp="http://schemas.openxmlformats.org/drawingml/2006/wordprocessingDrawing" xmlns:w10="urn:schemas-microsoft-com:office:word" xmlns:w="http://schemas.openxmlformats.org/wordprocessingml/2006/main" xmlns:w14="http://schemas.microsoft.com/office/word/2010/wordml" xmlns:w15="http://schemas.microsoft.com/office/word/2012/wordml" xmlns:w16se="http://schemas.microsoft.com/office/word/2015/wordml/symex" xmlns:wpg="http://schemas.microsoft.com/office/word/2010/wordprocessingGroup" xmlns:wpi="http://schemas.microsoft.com/office/word/2010/wordprocessingInk" xmlns:wne="http://schemas.microsoft.com/office/word/2006/wordml" xmlns:wps="http://schemas.microsoft.com/office/word/2010/wordprocessingShape" mc:Ignorable="w14 w15 w16se wp14"/>
+</file>
+
+<file path=word/glossary/fontTable.xml><?xml version="1.0" encoding="utf-8"?>
+<w:fonts xmlns:mc="http://schemas.openxmlformats.org/markup-compatibility/2006" xmlns:r="http://schemas.openxmlformats.org/officeDocument/2006/relationships" xmlns:w="http://schemas.openxmlformats.org/wordprocessingml/2006/main" xmlns:w14="http://schemas.microsoft.com/office/word/2010/wordml" xmlns:w15="http://schemas.microsoft.com/office/word/2012/wordml" xmlns:w16se="http://schemas.microsoft.com/office/word/2015/wordml/symex" mc:Ignorable="w14 w15 w16se">
+  <w:font w:name="Times New Roman">
+    <w:panose1 w:val="02020603050405020304"/>
+    <w:charset w:val="00"/>
+    <w:family w:val="roman"/>
+    <w:pitch w:val="variable"/>
+    <w:sig w:usb0="E0002EFF" w:usb1="C000785B" w:usb2="00000009" w:usb3="00000000" w:csb0="000001FF" w:csb1="00000000"/>
+  </w:font>
+  <w:font w:name="Calibri">
+    <w:panose1 w:val="020F0502020204030204"/>
+    <w:charset w:val="00"/>
+    <w:family w:val="swiss"/>
+    <w:pitch w:val="variable"/>
+    <w:sig w:usb0="E4002EFF" w:usb1="C000247B" w:usb2="00000009" w:usb3="00000000" w:csb0="000001FF" w:csb1="00000000"/>
+  </w:font>
+  <w:font w:name="Calibri Light">
+    <w:panose1 w:val="020F0302020204030204"/>
+    <w:charset w:val="00"/>
+    <w:family w:val="swiss"/>
+    <w:pitch w:val="variable"/>
+    <w:sig w:usb0="E4002EFF" w:usb1="C000247B" w:usb2="00000009" w:usb3="00000000" w:csb0="000001FF" w:csb1="00000000"/>
+  </w:font>
+  <w:font w:name="Arial Narrow">
+    <w:panose1 w:val="020B0606020202030204"/>
+    <w:charset w:val="00"/>
+    <w:family w:val="swiss"/>
+    <w:pitch w:val="variable"/>
+    <w:sig w:usb0="00000287" w:usb1="00000800" w:usb2="00000000" w:usb3="00000000" w:csb0="0000009F" w:csb1="00000000"/>
+  </w:font>
+</w:fonts>
+</file>
+
+<file path=word/glossary/settings.xml><?xml version="1.0" encoding="utf-8"?>
+<w:settings xmlns:mc="http://schemas.openxmlformats.org/markup-compatibility/2006" xmlns:o="urn:schemas-microsoft-com:office:office" xmlns:r="http://schemas.openxmlformats.org/officeDocument/2006/relationships" xmlns:m="http://schemas.openxmlformats.org/officeDocument/2006/math" xmlns:v="urn:schemas-microsoft-com:vml" xmlns:w10="urn:schemas-microsoft-com:office:word" xmlns:w="http://schemas.openxmlformats.org/wordprocessingml/2006/main" xmlns:w14="http://schemas.microsoft.com/office/word/2010/wordml" xmlns:w15="http://schemas.microsoft.com/office/word/2012/wordml" xmlns:w16se="http://schemas.microsoft.com/office/word/2015/wordml/symex" xmlns:sl="http://schemas.openxmlformats.org/schemaLibrary/2006/main" mc:Ignorable="w14 w15 w16se">
+  <w:view w:val="normal"/>
+  <w:defaultTabStop w:val="708"/>
+  <w:hyphenationZone w:val="425"/>
+  <w:characterSpacingControl w:val="doNotCompress"/>
+  <w:compat>
+    <w:useFELayout/>
+    <w:compatSetting w:name="compatibilityMode" w:uri="http://schemas.microsoft.com/office/word" w:val="15"/>
+    <w:compatSetting w:name="overrideTableStyleFontSizeAndJustification" w:uri="http://schemas.microsoft.com/office/word" w:val="1"/>
+    <w:compatSetting w:name="enableOpenTypeFeatures" w:uri="http://schemas.microsoft.com/office/word" w:val="1"/>
+    <w:compatSetting w:name="doNotFlipMirrorIndents" w:uri="http://schemas.microsoft.com/office/word" w:val="1"/>
+    <w:compatSetting w:name="differentiateMultirowTableHeaders" w:uri="http://schemas.microsoft.com/office/word" w:val="1"/>
+  </w:compat>
+  <w:rsids>
+    <w:rsidRoot w:val="00136FBF"/>
+    <w:rsid w:val="00136FBF"/>
+    <w:rsid w:val="00BB276D"/>
+  </w:rsids>
+  <m:mathPr>
+    <m:mathFont m:val="Cambria Math"/>
+    <m:brkBin m:val="before"/>
+    <m:brkBinSub m:val="--"/>
+    <m:smallFrac m:val="0"/>
+    <m:dispDef/>
+    <m:lMargin m:val="0"/>
+    <m:rMargin m:val="0"/>
+    <m:defJc m:val="centerGroup"/>
+    <m:wrapIndent m:val="1440"/>
+    <m:intLim m:val="subSup"/>
+    <m:naryLim m:val="undOvr"/>
+  </m:mathPr>
+  <w:themeFontLang w:val="es-ES"/>
+  <w:clrSchemeMapping w:bg1="light1" w:t1="dark1" w:bg2="light2" w:t2="dark2" w:accent1="accent1" w:accent2="accent2" w:accent3="accent3" w:accent4="accent4" w:accent5="accent5" w:accent6="accent6" w:hyperlink="hyperlink" w:followedHyperlink="followedHyperlink"/>
+  <w:decimalSymbol w:val=","/>
+  <w:listSeparator w:val=";"/>
+  <w15:chartTrackingRefBased/>
+</w:settings>
+</file>
+
+<file path=word/glossary/styles.xml><?xml version="1.0" encoding="utf-8"?>
+<w:styles xmlns:mc="http://schemas.openxmlformats.org/markup-compatibility/2006" xmlns:r="http://schemas.openxmlformats.org/officeDocument/2006/relationships" xmlns:w="http://schemas.openxmlformats.org/wordprocessingml/2006/main" xmlns:w14="http://schemas.microsoft.com/office/word/2010/wordml" xmlns:w15="http://schemas.microsoft.com/office/word/2012/wordml" xmlns:w16se="http://schemas.microsoft.com/office/word/2015/wordml/symex" mc:Ignorable="w14 w15 w16se">
+  <w:docDefaults>
+    <w:rPrDefault>
+      <w:rPr>
+        <w:rFonts w:asciiTheme="minorHAnsi" w:eastAsiaTheme="minorEastAsia" w:hAnsiTheme="minorHAnsi" w:cstheme="minorBidi"/>
+        <w:sz w:val="22"/>
+        <w:szCs w:val="22"/>
+        <w:lang w:val="es-ES" w:eastAsia="es-ES" w:bidi="ar-SA"/>
+      </w:rPr>
+    </w:rPrDefault>
+    <w:pPrDefault>
+      <w:pPr>
+        <w:spacing w:after="160" w:line="259" w:lineRule="auto"/>
+      </w:pPr>
+    </w:pPrDefault>
+  </w:docDefaults>
+  <w:latentStyles w:defLockedState="0" w:defUIPriority="99" w:defSemiHidden="0" w:defUnhideWhenUsed="0" w:defQFormat="0" w:count="371">
+    <w:lsdException w:name="Normal" w:uiPriority="0" w:qFormat="1"/>
+    <w:lsdException w:name="heading 1" w:uiPriority="9" w:qFormat="1"/>
+    <w:lsdException w:name="heading 2" w:semiHidden="1" w:uiPriority="9" w:unhideWhenUsed="1" w:qFormat="1"/>
+    <w:lsdException w:name="heading 3" w:semiHidden="1" w:uiPriority="9" w:unhideWhenUsed="1" w:qFormat="1"/>
+    <w:lsdException w:name="heading 4" w:semiHidden="1" w:uiPriority="9" w:unhideWhenUsed="1" w:qFormat="1"/>
+    <w:lsdException w:name="heading 5" w:semiHidden="1" w:uiPriority="9" w:unhideWhenUsed="1" w:qFormat="1"/>
+    <w:lsdException w:name="heading 6" w:semiHidden="1" w:uiPriority="9" w:unhideWhenUsed="1" w:qFormat="1"/>
+    <w:lsdException w:name="heading 7" w:semiHidden="1" w:uiPriority="9" w:unhideWhenUsed="1" w:qFormat="1"/>
+    <w:lsdException w:name="heading 8" w:semiHidden="1" w:uiPriority="9" w:unhideWhenUsed="1" w:qFormat="1"/>
+    <w:lsdException w:name="heading 9" w:semiHidden="1" w:uiPriority="9" w:unhideWhenUsed="1" w:qFormat="1"/>
+    <w:lsdException w:name="index 1" w:semiHidden="1" w:unhideWhenUsed="1"/>
+    <w:lsdException w:name="index 2" w:semiHidden="1" w:unhideWhenUsed="1"/>
+    <w:lsdException w:name="index 3" w:semiHidden="1" w:unhideWhenUsed="1"/>
+    <w:lsdException w:name="index 4" w:semiHidden="1" w:unhideWhenUsed="1"/>
+    <w:lsdException w:name="index 5" w:semiHidden="1" w:unhideWhenUsed="1"/>
+    <w:lsdException w:name="index 6" w:semiHidden="1" w:unhideWhenUsed="1"/>
+    <w:lsdException w:name="index 7" w:semiHidden="1" w:unhideWhenUsed="1"/>
+    <w:lsdException w:name="index 8" w:semiHidden="1" w:unhideWhenUsed="1"/>
+    <w:lsdException w:name="index 9" w:semiHidden="1" w:unhideWhenUsed="1"/>
+    <w:lsdException w:name="toc 1" w:semiHidden="1" w:uiPriority="39" w:unhideWhenUsed="1"/>
+    <w:lsdException w:name="toc 2" w:semiHidden="1" w:uiPriority="39" w:unhideWhenUsed="1"/>
+    <w:lsdException w:name="toc 3" w:semiHidden="1" w:uiPriority="39" w:unhideWhenUsed="1"/>
+    <w:lsdException w:name="toc 4" w:semiHidden="1" w:uiPriority="39" w:unhideWhenUsed="1"/>
+    <w:lsdException w:name="toc 5" w:semiHidden="1" w:uiPriority="39" w:unhideWhenUsed="1"/>
+    <w:lsdException w:name="toc 6" w:semiHidden="1" w:uiPriority="39" w:unhideWhenUsed="1"/>
+    <w:lsdException w:name="toc 7" w:semiHidden="1" w:uiPriority="39" w:unhideWhenUsed="1"/>
+    <w:lsdException w:name="toc 8" w:semiHidden="1" w:uiPriority="39" w:unhideWhenUsed="1"/>
+    <w:lsdException w:name="toc 9" w:semiHidden="1" w:uiPriority="39" w:unhideWhenUsed="1"/>
+    <w:lsdException w:name="Normal Indent" w:semiHidden="1" w:unhideWhenUsed="1"/>
+    <w:lsdException w:name="footnote text" w:semiHidden="1" w:unhideWhenUsed="1"/>
+    <w:lsdException w:name="annotation text" w:semiHidden="1" w:unhideWhenUsed="1"/>
+    <w:lsdException w:name="header" w:semiHidden="1" w:unhideWhenUsed="1"/>
+    <w:lsdException w:name="footer" w:semiHidden="1" w:unhideWhenUsed="1"/>
+    <w:lsdException w:name="index heading" w:semiHidden="1" w:unhideWhenUsed="1"/>
+    <w:lsdException w:name="caption" w:semiHidden="1" w:uiPriority="35" w:unhideWhenUsed="1" w:qFormat="1"/>
+    <w:lsdException w:name="table of figures" w:semiHidden="1" w:unhideWhenUsed="1"/>
+    <w:lsdException w:name="envelope address" w:semiHidden="1" w:unhideWhenUsed="1"/>
+    <w:lsdException w:name="envelope return" w:semiHidden="1" w:unhideWhenUsed="1"/>
+    <w:lsdException w:name="footnote reference" w:semiHidden="1" w:unhideWhenUsed="1"/>
+    <w:lsdException w:name="annotation reference" w:semiHidden="1" w:unhideWhenUsed="1"/>
+    <w:lsdException w:name="line number" w:semiHidden="1" w:unhideWhenUsed="1"/>
+    <w:lsdException w:name="page number" w:semiHidden="1" w:unhideWhenUsed="1"/>
+    <w:lsdException w:name="endnote reference" w:semiHidden="1" w:unhideWhenUsed="1"/>
+    <w:lsdException w:name="endnote text" w:semiHidden="1" w:unhideWhenUsed="1"/>
+    <w:lsdException w:name="table of authorities" w:semiHidden="1" w:unhideWhenUsed="1"/>
+    <w:lsdException w:name="macro" w:semiHidden="1" w:unhideWhenUsed="1"/>
+    <w:lsdException w:name="toa heading" w:semiHidden="1" w:unhideWhenUsed="1"/>
+    <w:lsdException w:name="List" w:semiHidden="1" w:unhideWhenUsed="1"/>
+    <w:lsdException w:name="List Bullet" w:semiHidden="1" w:unhideWhenUsed="1"/>
+    <w:lsdException w:name="List Number" w:semiHidden="1" w:unhideWhenUsed="1"/>
+    <w:lsdException w:name="List 2" w:semiHidden="1" w:unhideWhenUsed="1"/>
+    <w:lsdException w:name="List 3" w:semiHidden="1" w:unhideWhenUsed="1"/>
+    <w:lsdException w:name="List 4" w:semiHidden="1" w:unhideWhenUsed="1"/>
+    <w:lsdException w:name="List 5" w:semiHidden="1" w:unhideWhenUsed="1"/>
+    <w:lsdException w:name="List Bullet 2" w:semiHidden="1" w:unhideWhenUsed="1"/>
+    <w:lsdException w:name="List Bullet 3" w:semiHidden="1" w:unhideWhenUsed="1"/>
+    <w:lsdException w:name="List Bullet 4" w:semiHidden="1" w:unhideWhenUsed="1"/>
+    <w:lsdException w:name="List Bullet 5" w:semiHidden="1" w:unhideWhenUsed="1"/>
+    <w:lsdException w:name="List Number 2" w:semiHidden="1" w:unhideWhenUsed="1"/>
+    <w:lsdException w:name="List Number 3" w:semiHidden="1" w:unhideWhenUsed="1"/>
+    <w:lsdException w:name="List Number 4" w:semiHidden="1" w:unhideWhenUsed="1"/>
+    <w:lsdException w:name="List Number 5" w:semiHidden="1" w:unhideWhenUsed="1"/>
+    <w:lsdException w:name="Title" w:uiPriority="10" w:qFormat="1"/>
+    <w:lsdException w:name="Closing" w:semiHidden="1" w:unhideWhenUsed="1"/>
+    <w:lsdException w:name="Signature" w:semiHidden="1" w:unhideWhenUsed="1"/>
+    <w:lsdException w:name="Default Paragraph Font" w:semiHidden="1" w:uiPriority="1" w:unhideWhenUsed="1"/>
+    <w:lsdException w:name="Body Text" w:semiHidden="1" w:unhideWhenUsed="1"/>
+    <w:lsdException w:name="Body Text Indent" w:semiHidden="1" w:unhideWhenUsed="1"/>
+    <w:lsdException w:name="List Continue" w:semiHidden="1" w:unhideWhenUsed="1"/>
+    <w:lsdException w:name="List Continue 2" w:semiHidden="1" w:unhideWhenUsed="1"/>
+    <w:lsdException w:name="List Continue 3" w:semiHidden="1" w:unhideWhenUsed="1"/>
+    <w:lsdException w:name="List Continue 4" w:semiHidden="1" w:unhideWhenUsed="1"/>
+    <w:lsdException w:name="List Continue 5" w:semiHidden="1" w:unhideWhenUsed="1"/>
+    <w:lsdException w:name="Message Header" w:semiHidden="1" w:unhideWhenUsed="1"/>
+    <w:lsdException w:name="Subtitle" w:uiPriority="11" w:qFormat="1"/>
+    <w:lsdException w:name="Salutation" w:semiHidden="1" w:unhideWhenUsed="1"/>
+    <w:lsdException w:name="Date" w:semiHidden="1" w:unhideWhenUsed="1"/>
+    <w:lsdException w:name="Body Text First Indent" w:semiHidden="1" w:unhideWhenUsed="1"/>
+    <w:lsdException w:name="Body Text First Indent 2" w:semiHidden="1" w:unhideWhenUsed="1"/>
+    <w:lsdException w:name="Note Heading" w:semiHidden="1" w:unhideWhenUsed="1"/>
+    <w:lsdException w:name="Body Text 2" w:semiHidden="1" w:unhideWhenUsed="1"/>
+    <w:lsdException w:name="Body Text 3" w:semiHidden="1" w:unhideWhenUsed="1"/>
+    <w:lsdException w:name="Body Text Indent 2" w:semiHidden="1" w:unhideWhenUsed="1"/>
+    <w:lsdException w:name="Body Text Indent 3" w:semiHidden="1" w:unhideWhenUsed="1"/>
+    <w:lsdException w:name="Block Text" w:semiHidden="1" w:unhideWhenUsed="1"/>
+    <w:lsdException w:name="Hyperlink" w:semiHidden="1" w:unhideWhenUsed="1"/>
+    <w:lsdException w:name="FollowedHyperlink" w:semiHidden="1" w:unhideWhenUsed="1"/>
+    <w:lsdException w:name="Strong" w:uiPriority="22" w:qFormat="1"/>
+    <w:lsdException w:name="Emphasis" w:uiPriority="20" w:qFormat="1"/>
+    <w:lsdException w:name="Document Map" w:semiHidden="1" w:unhideWhenUsed="1"/>
+    <w:lsdException w:name="Plain Text" w:semiHidden="1" w:unhideWhenUsed="1"/>
+    <w:lsdException w:name="E-mail Signature" w:semiHidden="1" w:unhideWhenUsed="1"/>
+    <w:lsdException w:name="HTML Top of Form" w:semiHidden="1" w:unhideWhenUsed="1"/>
+    <w:lsdException w:name="HTML Bottom of Form" w:semiHidden="1" w:unhideWhenUsed="1"/>
+    <w:lsdException w:name="Normal (Web)" w:semiHidden="1" w:unhideWhenUsed="1"/>
+    <w:lsdException w:name="HTML Acronym" w:semiHidden="1" w:unhideWhenUsed="1"/>
+    <w:lsdException w:name="HTML Address" w:semiHidden="1" w:unhideWhenUsed="1"/>
+    <w:lsdException w:name="HTML Cite" w:semiHidden="1" w:unhideWhenUsed="1"/>
+    <w:lsdException w:name="HTML Code" w:semiHidden="1" w:unhideWhenUsed="1"/>
+    <w:lsdException w:name="HTML Definition" w:semiHidden="1" w:unhideWhenUsed="1"/>
+    <w:lsdException w:name="HTML Keyboard" w:semiHidden="1" w:unhideWhenUsed="1"/>
+    <w:lsdException w:name="HTML Preformatted" w:semiHidden="1" w:unhideWhenUsed="1"/>
+    <w:lsdException w:name="HTML Sample" w:semiHidden="1" w:unhideWhenUsed="1"/>
+    <w:lsdException w:name="HTML Typewriter" w:semiHidden="1" w:unhideWhenUsed="1"/>
+    <w:lsdException w:name="HTML Variable" w:semiHidden="1" w:unhideWhenUsed="1"/>
+    <w:lsdException w:name="Normal Table" w:semiHidden="1" w:unhideWhenUsed="1"/>
+    <w:lsdException w:name="annotation subject" w:semiHidden="1" w:unhideWhenUsed="1"/>
+    <w:lsdException w:name="No List" w:semiHidden="1" w:unhideWhenUsed="1"/>
+    <w:lsdException w:name="Outline List 1" w:semiHidden="1" w:unhideWhenUsed="1"/>
+    <w:lsdException w:name="Outline List 2" w:semiHidden="1" w:unhideWhenUsed="1"/>
+    <w:lsdException w:name="Outline List 3" w:semiHidden="1" w:unhideWhenUsed="1"/>
+    <w:lsdException w:name="Table Simple 1" w:semiHidden="1" w:unhideWhenUsed="1"/>
+    <w:lsdException w:name="Table Simple 2" w:semiHidden="1" w:unhideWhenUsed="1"/>
+    <w:lsdException w:name="Table Simple 3" w:semiHidden="1" w:unhideWhenUsed="1"/>
+    <w:lsdException w:name="Table Classic 1" w:semiHidden="1" w:unhideWhenUsed="1"/>
+    <w:lsdException w:name="Table Classic 2" w:semiHidden="1" w:unhideWhenUsed="1"/>
+    <w:lsdException w:name="Table Classic 3" w:semiHidden="1" w:unhideWhenUsed="1"/>
+    <w:lsdException w:name="Table Classic 4" w:semiHidden="1" w:unhideWhenUsed="1"/>
+    <w:lsdException w:name="Table Colorful 1" w:semiHidden="1" w:unhideWhenUsed="1"/>
+    <w:lsdException w:name="Table Colorful 2" w:semiHidden="1" w:unhideWhenUsed="1"/>
+    <w:lsdException w:name="Table Colorful 3" w:semiHidden="1" w:unhideWhenUsed="1"/>
+    <w:lsdException w:name="Table Columns 1" w:semiHidden="1" w:unhideWhenUsed="1"/>
+    <w:lsdException w:name="Table Columns 2" w:semiHidden="1" w:unhideWhenUsed="1"/>
+    <w:lsdException w:name="Table Columns 3" w:semiHidden="1" w:unhideWhenUsed="1"/>
+    <w:lsdException w:name="Table Columns 4" w:semiHidden="1" w:unhideWhenUsed="1"/>
+    <w:lsdException w:name="Table Columns 5" w:semiHidden="1" w:unhideWhenUsed="1"/>
+    <w:lsdException w:name="Table Grid 1" w:semiHidden="1" w:unhideWhenUsed="1"/>
+    <w:lsdException w:name="Table Grid 2" w:semiHidden="1" w:unhideWhenUsed="1"/>
+    <w:lsdException w:name="Table Grid 3" w:semiHidden="1" w:unhideWhenUsed="1"/>
+    <w:lsdException w:name="Table Grid 4" w:semiHidden="1" w:unhideWhenUsed="1"/>
+    <w:lsdException w:name="Table Grid 5" w:semiHidden="1" w:unhideWhenUsed="1"/>
+    <w:lsdException w:name="Table Grid 6" w:semiHidden="1" w:unhideWhenUsed="1"/>
+    <w:lsdException w:name="Table Grid 7" w:semiHidden="1" w:unhideWhenUsed="1"/>
+    <w:lsdException w:name="Table Grid 8" w:semiHidden="1" w:unhideWhenUsed="1"/>
+    <w:lsdException w:name="Table List 1" w:semiHidden="1" w:unhideWhenUsed="1"/>
+    <w:lsdException w:name="Table List 2" w:semiHidden="1" w:unhideWhenUsed="1"/>
+    <w:lsdException w:name="Table List 3" w:semiHidden="1" w:unhideWhenUsed="1"/>
+    <w:lsdException w:name="Table List 4" w:semiHidden="1" w:unhideWhenUsed="1"/>
+    <w:lsdException w:name="Table List 5" w:semiHidden="1" w:unhideWhenUsed="1"/>
+    <w:lsdException w:name="Table List 6" w:semiHidden="1" w:unhideWhenUsed="1"/>
+    <w:lsdException w:name="Table List 7" w:semiHidden="1" w:unhideWhenUsed="1"/>
+    <w:lsdException w:name="Table List 8" w:semiHidden="1" w:unhideWhenUsed="1"/>
+    <w:lsdException w:name="Table 3D effects 1" w:semiHidden="1" w:unhideWhenUsed="1"/>
+    <w:lsdException w:name="Table 3D effects 2" w:semiHidden="1" w:unhideWhenUsed="1"/>
+    <w:lsdException w:name="Table 3D effects 3" w:semiHidden="1" w:unhideWhenUsed="1"/>
+    <w:lsdException w:name="Table Contemporary" w:semiHidden="1" w:unhideWhenUsed="1"/>
+    <w:lsdException w:name="Table Elegant" w:semiHidden="1" w:unhideWhenUsed="1"/>
+    <w:lsdException w:name="Table Professional" w:semiHidden="1" w:unhideWhenUsed="1"/>
+    <w:lsdException w:name="Table Subtle 1" w:semiHidden="1" w:unhideWhenUsed="1"/>
+    <w:lsdException w:name="Table Subtle 2" w:semiHidden="1" w:unhideWhenUsed="1"/>
+    <w:lsdException w:name="Table Web 1" w:semiHidden="1" w:unhideWhenUsed="1"/>
+    <w:lsdException w:name="Table Web 2" w:semiHidden="1" w:unhideWhenUsed="1"/>
+    <w:lsdException w:name="Table Web 3" w:semiHidden="1" w:unhideWhenUsed="1"/>
+    <w:lsdException w:name="Balloon Text" w:semiHidden="1" w:unhideWhenUsed="1"/>
+    <w:lsdException w:name="Table Grid" w:uiPriority="39"/>
+    <w:lsdException w:name="Table Theme" w:semiHidden="1" w:unhideWhenUsed="1"/>
+    <w:lsdException w:name="Placeholder Text" w:semiHidden="1"/>
+    <w:lsdException w:name="No Spacing" w:uiPriority="1" w:qFormat="1"/>
+    <w:lsdException w:name="Light Shading" w:uiPriority="60"/>
+    <w:lsdException w:name="Light List" w:uiPriority="61"/>
+    <w:lsdException w:name="Light Grid" w:uiPriority="62"/>
+    <w:lsdException w:name="Medium Shading 1" w:uiPriority="63"/>
+    <w:lsdException w:name="Medium Shading 2" w:uiPriority="64"/>
+    <w:lsdException w:name="Medium List 1" w:uiPriority="65"/>
+    <w:lsdException w:name="Medium List 2" w:uiPriority="66"/>
+    <w:lsdException w:name="Medium Grid 1" w:uiPriority="67"/>
+    <w:lsdException w:name="Medium Grid 2" w:uiPriority="68"/>
+    <w:lsdException w:name="Medium Grid 3" w:uiPriority="69"/>
+    <w:lsdException w:name="Dark List" w:uiPriority="70"/>
+    <w:lsdException w:name="Colorful Shading" w:uiPriority="71"/>
+    <w:lsdException w:name="Colorful List" w:uiPriority="72"/>
+    <w:lsdException w:name="Colorful Grid" w:uiPriority="73"/>
+    <w:lsdException w:name="Light Shading Accent 1" w:uiPriority="60"/>
+    <w:lsdException w:name="Light List Accent 1" w:uiPriority="61"/>
+    <w:lsdException w:name="Light Grid Accent 1" w:uiPriority="62"/>
+    <w:lsdException w:name="Medium Shading 1 Accent 1" w:uiPriority="63"/>
+    <w:lsdException w:name="Medium Shading 2 Accent 1" w:uiPriority="64"/>
+    <w:lsdException w:name="Medium List 1 Accent 1" w:uiPriority="65"/>
+    <w:lsdException w:name="Revision" w:semiHidden="1"/>
+    <w:lsdException w:name="List Paragraph" w:uiPriority="34" w:qFormat="1"/>
+    <w:lsdException w:name="Quote" w:uiPriority="29" w:qFormat="1"/>
+    <w:lsdException w:name="Intense Quote" w:uiPriority="30" w:qFormat="1"/>
+    <w:lsdException w:name="Medium List 2 Accent 1" w:uiPriority="66"/>
+    <w:lsdException w:name="Medium Grid 1 Accent 1" w:uiPriority="67"/>
+    <w:lsdException w:name="Medium Grid 2 Accent 1" w:uiPriority="68"/>
+    <w:lsdException w:name="Medium Grid 3 Accent 1" w:uiPriority="69"/>
+    <w:lsdException w:name="Dark List Accent 1" w:uiPriority="70"/>
+    <w:lsdException w:name="Colorful Shading Accent 1" w:uiPriority="71"/>
+    <w:lsdException w:name="Colorful List Accent 1" w:uiPriority="72"/>
+    <w:lsdException w:name="Colorful Grid Accent 1" w:uiPriority="73"/>
+    <w:lsdException w:name="Light Shading Accent 2" w:uiPriority="60"/>
+    <w:lsdException w:name="Light List Accent 2" w:uiPriority="61"/>
+    <w:lsdException w:name="Light Grid Accent 2" w:uiPriority="62"/>
+    <w:lsdException w:name="Medium Shading 1 Accent 2" w:uiPriority="63"/>
+    <w:lsdException w:name="Medium Shading 2 Accent 2" w:uiPriority="64"/>
+    <w:lsdException w:name="Medium List 1 Accent 2" w:uiPriority="65"/>
+    <w:lsdException w:name="Medium List 2 Accent 2" w:uiPriority="66"/>
+    <w:lsdException w:name="Medium Grid 1 Accent 2" w:uiPriority="67"/>
+    <w:lsdException w:name="Medium Grid 2 Accent 2" w:uiPriority="68"/>
+    <w:lsdException w:name="Medium Grid 3 Accent 2" w:uiPriority="69"/>
+    <w:lsdException w:name="Dark List Accent 2" w:uiPriority="70"/>
+    <w:lsdException w:name="Colorful Shading Accent 2" w:uiPriority="71"/>
+    <w:lsdException w:name="Colorful List Accent 2" w:uiPriority="72"/>
+    <w:lsdException w:name="Colorful Grid Accent 2" w:uiPriority="73"/>
+    <w:lsdException w:name="Light Shading Accent 3" w:uiPriority="60"/>
+    <w:lsdException w:name="Light List Accent 3" w:uiPriority="61"/>
+    <w:lsdException w:name="Light Grid Accent 3" w:uiPriority="62"/>
+    <w:lsdException w:name="Medium Shading 1 Accent 3" w:uiPriority="63"/>
+    <w:lsdException w:name="Medium Shading 2 Accent 3" w:uiPriority="64"/>
+    <w:lsdException w:name="Medium List 1 Accent 3" w:uiPriority="65"/>
+    <w:lsdException w:name="Medium List 2 Accent 3" w:uiPriority="66"/>
+    <w:lsdException w:name="Medium Grid 1 Accent 3" w:uiPriority="67"/>
+    <w:lsdException w:name="Medium Grid 2 Accent 3" w:uiPriority="68"/>
+    <w:lsdException w:name="Medium Grid 3 Accent 3" w:uiPriority="69"/>
+    <w:lsdException w:name="Dark List Accent 3" w:uiPriority="70"/>
+    <w:lsdException w:name="Colorful Shading Accent 3" w:uiPriority="71"/>
+    <w:lsdException w:name="Colorful List Accent 3" w:uiPriority="72"/>
+    <w:lsdException w:name="Colorful Grid Accent 3" w:uiPriority="73"/>
+    <w:lsdException w:name="Light Shading Accent 4" w:uiPriority="60"/>
+    <w:lsdException w:name="Light List Accent 4" w:uiPriority="61"/>
+    <w:lsdException w:name="Light Grid Accent 4" w:uiPriority="62"/>
+    <w:lsdException w:name="Medium Shading 1 Accent 4" w:uiPriority="63"/>
+    <w:lsdException w:name="Medium Shading 2 Accent 4" w:uiPriority="64"/>
+    <w:lsdException w:name="Medium List 1 Accent 4" w:uiPriority="65"/>
+    <w:lsdException w:name="Medium List 2 Accent 4" w:uiPriority="66"/>
+    <w:lsdException w:name="Medium Grid 1 Accent 4" w:uiPriority="67"/>
+    <w:lsdException w:name="Medium Grid 2 Accent 4" w:uiPriority="68"/>
+    <w:lsdException w:name="Medium Grid 3 Accent 4" w:uiPriority="69"/>
+    <w:lsdException w:name="Dark List Accent 4" w:uiPriority="70"/>
+    <w:lsdException w:name="Colorful Shading Accent 4" w:uiPriority="71"/>
+    <w:lsdException w:name="Colorful List Accent 4" w:uiPriority="72"/>
+    <w:lsdException w:name="Colorful Grid Accent 4" w:uiPriority="73"/>
+    <w:lsdException w:name="Light Shading Accent 5" w:uiPriority="60"/>
+    <w:lsdException w:name="Light List Accent 5" w:uiPriority="61"/>
+    <w:lsdException w:name="Light Grid Accent 5" w:uiPriority="62"/>
+    <w:lsdException w:name="Medium Shading 1 Accent 5" w:uiPriority="63"/>
+    <w:lsdException w:name="Medium Shading 2 Accent 5" w:uiPriority="64"/>
+    <w:lsdException w:name="Medium List 1 Accent 5" w:uiPriority="65"/>
+    <w:lsdException w:name="Medium List 2 Accent 5" w:uiPriority="66"/>
+    <w:lsdException w:name="Medium Grid 1 Accent 5" w:uiPriority="67"/>
+    <w:lsdException w:name="Medium Grid 2 Accent 5" w:uiPriority="68"/>
+    <w:lsdException w:name="Medium Grid 3 Accent 5" w:uiPriority="69"/>
+    <w:lsdException w:name="Dark List Accent 5" w:uiPriority="70"/>
+    <w:lsdException w:name="Colorful Shading Accent 5" w:uiPriority="71"/>
+    <w:lsdException w:name="Colorful List Accent 5" w:uiPriority="72"/>
+    <w:lsdException w:name="Colorful Grid Accent 5" w:uiPriority="73"/>
+    <w:lsdException w:name="Light Shading Accent 6" w:uiPriority="60"/>
+    <w:lsdException w:name="Light List Accent 6" w:uiPriority="61"/>
+    <w:lsdException w:name="Light Grid Accent 6" w:uiPriority="62"/>
+    <w:lsdException w:name="Medium Shading 1 Accent 6" w:uiPriority="63"/>
+    <w:lsdException w:name="Medium Shading 2 Accent 6" w:uiPriority="64"/>
+    <w:lsdException w:name="Medium List 1 Accent 6" w:uiPriority="65"/>
+    <w:lsdException w:name="Medium List 2 Accent 6" w:uiPriority="66"/>
+    <w:lsdException w:name="Medium Grid 1 Accent 6" w:uiPriority="67"/>
+    <w:lsdException w:name="Medium Grid 2 Accent 6" w:uiPriority="68"/>
+    <w:lsdException w:name="Medium Grid 3 Accent 6" w:uiPriority="69"/>
+    <w:lsdException w:name="Dark List Accent 6" w:uiPriority="70"/>
+    <w:lsdException w:name="Colorful Shading Accent 6" w:uiPriority="71"/>
+    <w:lsdException w:name="Colorful List Accent 6" w:uiPriority="72"/>
+    <w:lsdException w:name="Colorful Grid Accent 6" w:uiPriority="73"/>
+    <w:lsdException w:name="Subtle Emphasis" w:uiPriority="19" w:qFormat="1"/>
+    <w:lsdException w:name="Intense Emphasis" w:uiPriority="21" w:qFormat="1"/>
+    <w:lsdException w:name="Subtle Reference" w:uiPriority="31" w:qFormat="1"/>
+    <w:lsdException w:name="Intense Reference" w:uiPriority="32" w:qFormat="1"/>
+    <w:lsdException w:name="Book Title" w:uiPriority="33" w:qFormat="1"/>
+    <w:lsdException w:name="Bibliography" w:semiHidden="1" w:uiPriority="37" w:unhideWhenUsed="1"/>
+    <w:lsdException w:name="TOC Heading" w:semiHidden="1" w:uiPriority="39" w:unhideWhenUsed="1" w:qFormat="1"/>
+    <w:lsdException w:name="Plain Table 1" w:uiPriority="41"/>
+    <w:lsdException w:name="Plain Table 2" w:uiPriority="42"/>
+    <w:lsdException w:name="Plain Table 3" w:uiPriority="43"/>
+    <w:lsdException w:name="Plain Table 4" w:uiPriority="44"/>
+    <w:lsdException w:name="Plain Table 5" w:uiPriority="45"/>
+    <w:lsdException w:name="Grid Table Light" w:uiPriority="40"/>
+    <w:lsdException w:name="Grid Table 1 Light" w:uiPriority="46"/>
+    <w:lsdException w:name="Grid Table 2" w:uiPriority="47"/>
+    <w:lsdException w:name="Grid Table 3" w:uiPriority="48"/>
+    <w:lsdException w:name="Grid Table 4" w:uiPriority="49"/>
+    <w:lsdException w:name="Grid Table 5 Dark" w:uiPriority="50"/>
+    <w:lsdException w:name="Grid Table 6 Colorful" w:uiPriority="51"/>
+    <w:lsdException w:name="Grid Table 7 Colorful" w:uiPriority="52"/>
+    <w:lsdException w:name="Grid Table 1 Light Accent 1" w:uiPriority="46"/>
+    <w:lsdException w:name="Grid Table 2 Accent 1" w:uiPriority="47"/>
+    <w:lsdException w:name="Grid Table 3 Accent 1" w:uiPriority="48"/>
+    <w:lsdException w:name="Grid Table 4 Accent 1" w:uiPriority="49"/>
+    <w:lsdException w:name="Grid Table 5 Dark Accent 1" w:uiPriority="50"/>
+    <w:lsdException w:name="Grid Table 6 Colorful Accent 1" w:uiPriority="51"/>
+    <w:lsdException w:name="Grid Table 7 Colorful Accent 1" w:uiPriority="52"/>
+    <w:lsdException w:name="Grid Table 1 Light Accent 2" w:uiPriority="46"/>
+    <w:lsdException w:name="Grid Table 2 Accent 2" w:uiPriority="47"/>
+    <w:lsdException w:name="Grid Table 3 Accent 2" w:uiPriority="48"/>
+    <w:lsdException w:name="Grid Table 4 Accent 2" w:uiPriority="49"/>
+    <w:lsdException w:name="Grid Table 5 Dark Accent 2" w:uiPriority="50"/>
+    <w:lsdException w:name="Grid Table 6 Colorful Accent 2" w:uiPriority="51"/>
+    <w:lsdException w:name="Grid Table 7 Colorful Accent 2" w:uiPriority="52"/>
+    <w:lsdException w:name="Grid Table 1 Light Accent 3" w:uiPriority="46"/>
+    <w:lsdException w:name="Grid Table 2 Accent 3" w:uiPriority="47"/>
+    <w:lsdException w:name="Grid Table 3 Accent 3" w:uiPriority="48"/>
+    <w:lsdException w:name="Grid Table 4 Accent 3" w:uiPriority="49"/>
+    <w:lsdException w:name="Grid Table 5 Dark Accent 3" w:uiPriority="50"/>
+    <w:lsdException w:name="Grid Table 6 Colorful Accent 3" w:uiPriority="51"/>
+    <w:lsdException w:name="Grid Table 7 Colorful Accent 3" w:uiPriority="52"/>
+    <w:lsdException w:name="Grid Table 1 Light Accent 4" w:uiPriority="46"/>
+    <w:lsdException w:name="Grid Table 2 Accent 4" w:uiPriority="47"/>
+    <w:lsdException w:name="Grid Table 3 Accent 4" w:uiPriority="48"/>
+    <w:lsdException w:name="Grid Table 4 Accent 4" w:uiPriority="49"/>
+    <w:lsdException w:name="Grid Table 5 Dark Accent 4" w:uiPriority="50"/>
+    <w:lsdException w:name="Grid Table 6 Colorful Accent 4" w:uiPriority="51"/>
+    <w:lsdException w:name="Grid Table 7 Colorful Accent 4" w:uiPriority="52"/>
+    <w:lsdException w:name="Grid Table 1 Light Accent 5" w:uiPriority="46"/>
+    <w:lsdException w:name="Grid Table 2 Accent 5" w:uiPriority="47"/>
+    <w:lsdException w:name="Grid Table 3 Accent 5" w:uiPriority="48"/>
+    <w:lsdException w:name="Grid Table 4 Accent 5" w:uiPriority="49"/>
+    <w:lsdException w:name="Grid Table 5 Dark Accent 5" w:uiPriority="50"/>
+    <w:lsdException w:name="Grid Table 6 Colorful Accent 5" w:uiPriority="51"/>
+    <w:lsdException w:name="Grid Table 7 Colorful Accent 5" w:uiPriority="52"/>
+    <w:lsdException w:name="Grid Table 1 Light Accent 6" w:uiPriority="46"/>
+    <w:lsdException w:name="Grid Table 2 Accent 6" w:uiPriority="47"/>
+    <w:lsdException w:name="Grid Table 3 Accent 6" w:uiPriority="48"/>
+    <w:lsdException w:name="Grid Table 4 Accent 6" w:uiPriority="49"/>
+    <w:lsdException w:name="Grid Table 5 Dark Accent 6" w:uiPriority="50"/>
+    <w:lsdException w:name="Grid Table 6 Colorful Accent 6" w:uiPriority="51"/>
+    <w:lsdException w:name="Grid Table 7 Colorful Accent 6" w:uiPriority="52"/>
+    <w:lsdException w:name="List Table 1 Light" w:uiPriority="46"/>
+    <w:lsdException w:name="List Table 2" w:uiPriority="47"/>
+    <w:lsdException w:name="List Table 3" w:uiPriority="48"/>
+    <w:lsdException w:name="List Table 4" w:uiPriority="49"/>
+    <w:lsdException w:name="List Table 5 Dark" w:uiPriority="50"/>
+    <w:lsdException w:name="List Table 6 Colorful" w:uiPriority="51"/>
+    <w:lsdException w:name="List Table 7 Colorful" w:uiPriority="52"/>
+    <w:lsdException w:name="List Table 1 Light Accent 1" w:uiPriority="46"/>
+    <w:lsdException w:name="List Table 2 Accent 1" w:uiPriority="47"/>
+    <w:lsdException w:name="List Table 3 Accent 1" w:uiPriority="48"/>
+    <w:lsdException w:name="List Table 4 Accent 1" w:uiPriority="49"/>
+    <w:lsdException w:name="List Table 5 Dark Accent 1" w:uiPriority="50"/>
+    <w:lsdException w:name="List Table 6 Colorful Accent 1" w:uiPriority="51"/>
+    <w:lsdException w:name="List Table 7 Colorful Accent 1" w:uiPriority="52"/>
+    <w:lsdException w:name="List Table 1 Light Accent 2" w:uiPriority="46"/>
+    <w:lsdException w:name="List Table 2 Accent 2" w:uiPriority="47"/>
+    <w:lsdException w:name="List Table 3 Accent 2" w:uiPriority="48"/>
+    <w:lsdException w:name="List Table 4 Accent 2" w:uiPriority="49"/>
+    <w:lsdException w:name="List Table 5 Dark Accent 2" w:uiPriority="50"/>
+    <w:lsdException w:name="List Table 6 Colorful Accent 2" w:uiPriority="51"/>
+    <w:lsdException w:name="List Table 7 Colorful Accent 2" w:uiPriority="52"/>
+    <w:lsdException w:name="List Table 1 Light Accent 3" w:uiPriority="46"/>
+    <w:lsdException w:name="List Table 2 Accent 3" w:uiPriority="47"/>
+    <w:lsdException w:name="List Table 3 Accent 3" w:uiPriority="48"/>
+    <w:lsdException w:name="List Table 4 Accent 3" w:uiPriority="49"/>
+    <w:lsdException w:name="List Table 5 Dark Accent 3" w:uiPriority="50"/>
+    <w:lsdException w:name="List Table 6 Colorful Accent 3" w:uiPriority="51"/>
+    <w:lsdException w:name="List Table 7 Colorful Accent 3" w:uiPriority="52"/>
+    <w:lsdException w:name="List Table 1 Light Accent 4" w:uiPriority="46"/>
+    <w:lsdException w:name="List Table 2 Accent 4" w:uiPriority="47"/>
+    <w:lsdException w:name="List Table 3 Accent 4" w:uiPriority="48"/>
+    <w:lsdException w:name="List Table 4 Accent 4" w:uiPriority="49"/>
+    <w:lsdException w:name="List Table 5 Dark Accent 4" w:uiPriority="50"/>
+    <w:lsdException w:name="List Table 6 Colorful Accent 4" w:uiPriority="51"/>
+    <w:lsdException w:name="List Table 7 Colorful Accent 4" w:uiPriority="52"/>
+    <w:lsdException w:name="List Table 1 Light Accent 5" w:uiPriority="46"/>
+    <w:lsdException w:name="List Table 2 Accent 5" w:uiPriority="47"/>
+    <w:lsdException w:name="List Table 3 Accent 5" w:uiPriority="48"/>
+    <w:lsdException w:name="List Table 4 Accent 5" w:uiPriority="49"/>
+    <w:lsdException w:name="List Table 5 Dark Accent 5" w:uiPriority="50"/>
+    <w:lsdException w:name="List Table 6 Colorful Accent 5" w:uiPriority="51"/>
+    <w:lsdException w:name="List Table 7 Colorful Accent 5" w:uiPriority="52"/>
+    <w:lsdException w:name="List Table 1 Light Accent 6" w:uiPriority="46"/>
+    <w:lsdException w:name="List Table 2 Accent 6" w:uiPriority="47"/>
+    <w:lsdException w:name="List Table 3 Accent 6" w:uiPriority="48"/>
+    <w:lsdException w:name="List Table 4 Accent 6" w:uiPriority="49"/>
+    <w:lsdException w:name="List Table 5 Dark Accent 6" w:uiPriority="50"/>
+    <w:lsdException w:name="List Table 6 Colorful Accent 6" w:uiPriority="51"/>
+    <w:lsdException w:name="List Table 7 Colorful Accent 6" w:uiPriority="52"/>
+  </w:latentStyles>
+  <w:style w:type="paragraph" w:default="1" w:styleId="Normal">
+    <w:name w:val="Normal"/>
+    <w:qFormat/>
+  </w:style>
+  <w:style w:type="character" w:default="1" w:styleId="Fuentedeprrafopredeter">
+    <w:name w:val="Default Paragraph Font"/>
+    <w:uiPriority w:val="1"/>
+    <w:semiHidden/>
+    <w:unhideWhenUsed/>
+  </w:style>
+  <w:style w:type="table" w:default="1" w:styleId="Tablanormal">
+    <w:name w:val="Normal Table"/>
+    <w:uiPriority w:val="99"/>
+    <w:semiHidden/>
+    <w:unhideWhenUsed/>
+    <w:tblPr>
+      <w:tblInd w:w="0" w:type="dxa"/>
+      <w:tblCellMar>
+        <w:top w:w="0" w:type="dxa"/>
+        <w:left w:w="108" w:type="dxa"/>
+        <w:bottom w:w="0" w:type="dxa"/>
+        <w:right w:w="108" w:type="dxa"/>
+      </w:tblCellMar>
+    </w:tblPr>
+  </w:style>
+  <w:style w:type="numbering" w:default="1" w:styleId="Sinlista">
+    <w:name w:val="No List"/>
+    <w:uiPriority w:val="99"/>
+    <w:semiHidden/>
+    <w:unhideWhenUsed/>
+  </w:style>
+  <w:style w:type="paragraph" w:customStyle="1" w:styleId="8DD09BB37BD4415693B2B85E81D816D4">
+    <w:name w:val="8DD09BB37BD4415693B2B85E81D816D4"/>
+    <w:rsid w:val="00136FBF"/>
+  </w:style>
+  <w:style w:type="paragraph" w:customStyle="1" w:styleId="C82727C1B26445A9A8A1AC047300A173">
+    <w:name w:val="C82727C1B26445A9A8A1AC047300A173"/>
+    <w:rsid w:val="00136FBF"/>
+  </w:style>
+  <w:style w:type="paragraph" w:customStyle="1" w:styleId="2CC47FAAAE9F4CF79E388EA7CEED8476">
+    <w:name w:val="2CC47FAAAE9F4CF79E388EA7CEED8476"/>
+    <w:rsid w:val="00136FBF"/>
+  </w:style>
+</w:styles>
+</file>
+
+<file path=word/glossary/webSettings.xml><?xml version="1.0" encoding="utf-8"?>
+<w:webSettings xmlns:mc="http://schemas.openxmlformats.org/markup-compatibility/2006" xmlns:r="http://schemas.openxmlformats.org/officeDocument/2006/relationships" xmlns:w="http://schemas.openxmlformats.org/wordprocessingml/2006/main" xmlns:w14="http://schemas.microsoft.com/office/word/2010/wordml" xmlns:w15="http://schemas.microsoft.com/office/word/2012/wordml" xmlns:w16se="http://schemas.microsoft.com/office/word/2015/wordml/symex" mc:Ignorable="w14 w15 w16se">
+  <w:optimizeForBrowser/>
+  <w:allowPNG/>
+</w:webSettings>
 </file>
 
 <file path=word/theme/theme1.xml><?xml version="1.0" encoding="utf-8"?>
@@ -22363,7 +29049,7 @@
 </file>
 
 <file path=customXml/itemProps2.xml><?xml version="1.0" encoding="utf-8"?>
-<ds:datastoreItem xmlns:ds="http://schemas.openxmlformats.org/officeDocument/2006/customXml" ds:itemID="{3D2A9BB7-B778-4DE1-8DBD-A51B51561DB5}">
+<ds:datastoreItem xmlns:ds="http://schemas.openxmlformats.org/officeDocument/2006/customXml" ds:itemID="{D45320DE-54CF-4050-A7B9-489E488C66D8}">
   <ds:schemaRefs>
     <ds:schemaRef ds:uri="http://schemas.openxmlformats.org/officeDocument/2006/bibliography"/>
   </ds:schemaRefs>

--- a/TAREA UT1 Sergio Saavedra.docx
+++ b/TAREA UT1 Sergio Saavedra.docx
@@ -146,7 +146,7 @@
                                     <w:tag w:val=""/>
                                     <w:id w:val="-650599894"/>
                                     <w:dataBinding w:prefixMappings="xmlns:ns0='http://schemas.microsoft.com/office/2006/coverPageProps' " w:xpath="/ns0:CoverPageProperties[1]/ns0:PublishDate[1]" w:storeItemID="{55AF091B-3C7A-41E3-B477-F2FDAA23CFDA}"/>
-                                    <w:date w:fullDate="2024-09-20T00:00:00Z">
+                                    <w:date w:fullDate="2024-09-24T00:00:00Z">
                                       <w:dateFormat w:val="d-M-yyyy"/>
                                       <w:lid w:val="es-ES"/>
                                       <w:storeMappedDataAs w:val="dateTime"/>
@@ -171,7 +171,15 @@
                                           <w:sz w:val="28"/>
                                           <w:szCs w:val="28"/>
                                         </w:rPr>
-                                        <w:t>20-9-2024</w:t>
+                                        <w:t>24</w:t>
+                                      </w:r>
+                                      <w:r>
+                                        <w:rPr>
+                                          <w:color w:val="FFFFFF" w:themeColor="background1"/>
+                                          <w:sz w:val="28"/>
+                                          <w:szCs w:val="28"/>
+                                        </w:rPr>
+                                        <w:t>-9-2024</w:t>
                                       </w:r>
                                     </w:p>
                                   </w:sdtContent>
@@ -3459,7 +3467,7 @@
                               <w:tag w:val=""/>
                               <w:id w:val="-650599894"/>
                               <w:dataBinding w:prefixMappings="xmlns:ns0='http://schemas.microsoft.com/office/2006/coverPageProps' " w:xpath="/ns0:CoverPageProperties[1]/ns0:PublishDate[1]" w:storeItemID="{55AF091B-3C7A-41E3-B477-F2FDAA23CFDA}"/>
-                              <w:date w:fullDate="2024-09-20T00:00:00Z">
+                              <w:date w:fullDate="2024-09-24T00:00:00Z">
                                 <w:dateFormat w:val="d-M-yyyy"/>
                                 <w:lid w:val="es-ES"/>
                                 <w:storeMappedDataAs w:val="dateTime"/>
@@ -3484,7 +3492,15 @@
                                     <w:sz w:val="28"/>
                                     <w:szCs w:val="28"/>
                                   </w:rPr>
-                                  <w:t>20-9-2024</w:t>
+                                  <w:t>24</w:t>
+                                </w:r>
+                                <w:r>
+                                  <w:rPr>
+                                    <w:color w:val="FFFFFF" w:themeColor="background1"/>
+                                    <w:sz w:val="28"/>
+                                    <w:szCs w:val="28"/>
+                                  </w:rPr>
+                                  <w:t>-9-2024</w:t>
                                 </w:r>
                               </w:p>
                             </w:sdtContent>
@@ -3736,7 +3752,7 @@
                                         <w:sz w:val="20"/>
                                         <w:szCs w:val="20"/>
                                       </w:rPr>
-                                      <w:t>Microsoft</w:t>
+                                      <w:t>2º DAW</w:t>
                                     </w:r>
                                   </w:sdtContent>
                                 </w:sdt>
@@ -3837,7 +3853,7 @@
                                   <w:sz w:val="20"/>
                                   <w:szCs w:val="20"/>
                                 </w:rPr>
-                                <w:t>Microsoft</w:t>
+                                <w:t>2º DAW</w:t>
                               </w:r>
                             </w:sdtContent>
                           </w:sdt>
@@ -4107,10 +4123,19 @@
             <w:br w:type="page"/>
           </w:r>
         </w:p>
+        <w:bookmarkStart w:id="0" w:name="_GoBack" w:displacedByCustomXml="next"/>
+        <w:bookmarkEnd w:id="0" w:displacedByCustomXml="next"/>
       </w:sdtContent>
     </w:sdt>
     <w:sdt>
       <w:sdtPr>
+        <w:rPr>
+          <w:rFonts w:asciiTheme="minorHAnsi" w:eastAsiaTheme="minorHAnsi" w:hAnsiTheme="minorHAnsi" w:cstheme="minorBidi"/>
+          <w:color w:val="auto"/>
+          <w:sz w:val="22"/>
+          <w:szCs w:val="22"/>
+          <w:lang w:eastAsia="en-US"/>
+        </w:rPr>
         <w:id w:val="-395126077"/>
         <w:docPartObj>
           <w:docPartGallery w:val="Table of Contents"/>
@@ -4119,13 +4144,8 @@
       </w:sdtPr>
       <w:sdtEndPr>
         <w:rPr>
-          <w:rFonts w:asciiTheme="minorHAnsi" w:eastAsiaTheme="minorHAnsi" w:hAnsiTheme="minorHAnsi" w:cstheme="minorBidi"/>
           <w:b/>
           <w:bCs/>
-          <w:color w:val="auto"/>
-          <w:sz w:val="22"/>
-          <w:szCs w:val="22"/>
-          <w:lang w:eastAsia="en-US"/>
         </w:rPr>
       </w:sdtEndPr>
       <w:sdtContent>
@@ -4158,7 +4178,7 @@
           <w:r>
             <w:fldChar w:fldCharType="separate"/>
           </w:r>
-          <w:hyperlink w:anchor="_Toc177985298" w:history="1">
+          <w:hyperlink w:anchor="_Toc178074176" w:history="1">
             <w:r>
               <w:rPr>
                 <w:rStyle w:val="Hipervnculo"/>
@@ -4199,7 +4219,7 @@
                 <w:noProof/>
                 <w:webHidden/>
               </w:rPr>
-              <w:instrText xml:space="preserve"> PAGEREF _Toc177985298 \h </w:instrText>
+              <w:instrText xml:space="preserve"> PAGEREF _Toc178074176 \h </w:instrText>
             </w:r>
             <w:r>
               <w:rPr>
@@ -4220,6 +4240,1266 @@
                 <w:webHidden/>
               </w:rPr>
               <w:t>2</w:t>
+            </w:r>
+            <w:r>
+              <w:rPr>
+                <w:noProof/>
+                <w:webHidden/>
+              </w:rPr>
+              <w:fldChar w:fldCharType="end"/>
+            </w:r>
+          </w:hyperlink>
+        </w:p>
+        <w:p>
+          <w:pPr>
+            <w:pStyle w:val="TDC2"/>
+            <w:tabs>
+              <w:tab w:val="left" w:pos="660"/>
+              <w:tab w:val="right" w:leader="dot" w:pos="8494"/>
+            </w:tabs>
+            <w:rPr>
+              <w:rFonts w:cstheme="minorBidi"/>
+              <w:noProof/>
+            </w:rPr>
+          </w:pPr>
+          <w:hyperlink w:anchor="_Toc178074177" w:history="1">
+            <w:r>
+              <w:rPr>
+                <w:rStyle w:val="Hipervnculo"/>
+                <w:noProof/>
+              </w:rPr>
+              <w:t>a.</w:t>
+            </w:r>
+            <w:r>
+              <w:rPr>
+                <w:rFonts w:cstheme="minorBidi"/>
+                <w:noProof/>
+              </w:rPr>
+              <w:tab/>
+            </w:r>
+            <w:r>
+              <w:rPr>
+                <w:rStyle w:val="Hipervnculo"/>
+                <w:noProof/>
+              </w:rPr>
+              <w:t>Color</w:t>
+            </w:r>
+            <w:r>
+              <w:rPr>
+                <w:noProof/>
+                <w:webHidden/>
+              </w:rPr>
+              <w:tab/>
+            </w:r>
+            <w:r>
+              <w:rPr>
+                <w:noProof/>
+                <w:webHidden/>
+              </w:rPr>
+              <w:fldChar w:fldCharType="begin"/>
+            </w:r>
+            <w:r>
+              <w:rPr>
+                <w:noProof/>
+                <w:webHidden/>
+              </w:rPr>
+              <w:instrText xml:space="preserve"> PAGEREF _Toc178074177 \h </w:instrText>
+            </w:r>
+            <w:r>
+              <w:rPr>
+                <w:noProof/>
+                <w:webHidden/>
+              </w:rPr>
+            </w:r>
+            <w:r>
+              <w:rPr>
+                <w:noProof/>
+                <w:webHidden/>
+              </w:rPr>
+              <w:fldChar w:fldCharType="separate"/>
+            </w:r>
+            <w:r>
+              <w:rPr>
+                <w:noProof/>
+                <w:webHidden/>
+              </w:rPr>
+              <w:t>2</w:t>
+            </w:r>
+            <w:r>
+              <w:rPr>
+                <w:noProof/>
+                <w:webHidden/>
+              </w:rPr>
+              <w:fldChar w:fldCharType="end"/>
+            </w:r>
+          </w:hyperlink>
+        </w:p>
+        <w:p>
+          <w:pPr>
+            <w:pStyle w:val="TDC2"/>
+            <w:tabs>
+              <w:tab w:val="left" w:pos="660"/>
+              <w:tab w:val="right" w:leader="dot" w:pos="8494"/>
+            </w:tabs>
+            <w:rPr>
+              <w:rFonts w:cstheme="minorBidi"/>
+              <w:noProof/>
+            </w:rPr>
+          </w:pPr>
+          <w:hyperlink w:anchor="_Toc178074178" w:history="1">
+            <w:r>
+              <w:rPr>
+                <w:rStyle w:val="Hipervnculo"/>
+                <w:noProof/>
+              </w:rPr>
+              <w:t>b.</w:t>
+            </w:r>
+            <w:r>
+              <w:rPr>
+                <w:rFonts w:cstheme="minorBidi"/>
+                <w:noProof/>
+              </w:rPr>
+              <w:tab/>
+            </w:r>
+            <w:r>
+              <w:rPr>
+                <w:rStyle w:val="Hipervnculo"/>
+                <w:noProof/>
+              </w:rPr>
+              <w:t>Tipografía</w:t>
+            </w:r>
+            <w:r>
+              <w:rPr>
+                <w:noProof/>
+                <w:webHidden/>
+              </w:rPr>
+              <w:tab/>
+            </w:r>
+            <w:r>
+              <w:rPr>
+                <w:noProof/>
+                <w:webHidden/>
+              </w:rPr>
+              <w:fldChar w:fldCharType="begin"/>
+            </w:r>
+            <w:r>
+              <w:rPr>
+                <w:noProof/>
+                <w:webHidden/>
+              </w:rPr>
+              <w:instrText xml:space="preserve"> PAGEREF _Toc178074178 \h </w:instrText>
+            </w:r>
+            <w:r>
+              <w:rPr>
+                <w:noProof/>
+                <w:webHidden/>
+              </w:rPr>
+            </w:r>
+            <w:r>
+              <w:rPr>
+                <w:noProof/>
+                <w:webHidden/>
+              </w:rPr>
+              <w:fldChar w:fldCharType="separate"/>
+            </w:r>
+            <w:r>
+              <w:rPr>
+                <w:noProof/>
+                <w:webHidden/>
+              </w:rPr>
+              <w:t>2</w:t>
+            </w:r>
+            <w:r>
+              <w:rPr>
+                <w:noProof/>
+                <w:webHidden/>
+              </w:rPr>
+              <w:fldChar w:fldCharType="end"/>
+            </w:r>
+          </w:hyperlink>
+        </w:p>
+        <w:p>
+          <w:pPr>
+            <w:pStyle w:val="TDC2"/>
+            <w:tabs>
+              <w:tab w:val="left" w:pos="660"/>
+              <w:tab w:val="right" w:leader="dot" w:pos="8494"/>
+            </w:tabs>
+            <w:rPr>
+              <w:rFonts w:cstheme="minorBidi"/>
+              <w:noProof/>
+            </w:rPr>
+          </w:pPr>
+          <w:hyperlink w:anchor="_Toc178074179" w:history="1">
+            <w:r>
+              <w:rPr>
+                <w:rStyle w:val="Hipervnculo"/>
+                <w:noProof/>
+              </w:rPr>
+              <w:t>c.</w:t>
+            </w:r>
+            <w:r>
+              <w:rPr>
+                <w:rFonts w:cstheme="minorBidi"/>
+                <w:noProof/>
+              </w:rPr>
+              <w:tab/>
+            </w:r>
+            <w:r>
+              <w:rPr>
+                <w:rStyle w:val="Hipervnculo"/>
+                <w:noProof/>
+              </w:rPr>
+              <w:t>Imágenes</w:t>
+            </w:r>
+            <w:r>
+              <w:rPr>
+                <w:noProof/>
+                <w:webHidden/>
+              </w:rPr>
+              <w:tab/>
+            </w:r>
+            <w:r>
+              <w:rPr>
+                <w:noProof/>
+                <w:webHidden/>
+              </w:rPr>
+              <w:fldChar w:fldCharType="begin"/>
+            </w:r>
+            <w:r>
+              <w:rPr>
+                <w:noProof/>
+                <w:webHidden/>
+              </w:rPr>
+              <w:instrText xml:space="preserve"> PAGEREF _Toc178074179 \h </w:instrText>
+            </w:r>
+            <w:r>
+              <w:rPr>
+                <w:noProof/>
+                <w:webHidden/>
+              </w:rPr>
+            </w:r>
+            <w:r>
+              <w:rPr>
+                <w:noProof/>
+                <w:webHidden/>
+              </w:rPr>
+              <w:fldChar w:fldCharType="separate"/>
+            </w:r>
+            <w:r>
+              <w:rPr>
+                <w:noProof/>
+                <w:webHidden/>
+              </w:rPr>
+              <w:t>2</w:t>
+            </w:r>
+            <w:r>
+              <w:rPr>
+                <w:noProof/>
+                <w:webHidden/>
+              </w:rPr>
+              <w:fldChar w:fldCharType="end"/>
+            </w:r>
+          </w:hyperlink>
+        </w:p>
+        <w:p>
+          <w:pPr>
+            <w:pStyle w:val="TDC1"/>
+            <w:tabs>
+              <w:tab w:val="left" w:pos="440"/>
+              <w:tab w:val="right" w:leader="dot" w:pos="8494"/>
+            </w:tabs>
+            <w:rPr>
+              <w:rFonts w:cstheme="minorBidi"/>
+              <w:noProof/>
+            </w:rPr>
+          </w:pPr>
+          <w:hyperlink w:anchor="_Toc178074180" w:history="1">
+            <w:r>
+              <w:rPr>
+                <w:rStyle w:val="Hipervnculo"/>
+                <w:noProof/>
+              </w:rPr>
+              <w:t>2.</w:t>
+            </w:r>
+            <w:r>
+              <w:rPr>
+                <w:rFonts w:cstheme="minorBidi"/>
+                <w:noProof/>
+              </w:rPr>
+              <w:tab/>
+            </w:r>
+            <w:r>
+              <w:rPr>
+                <w:rStyle w:val="Hipervnculo"/>
+                <w:noProof/>
+              </w:rPr>
+              <w:t>Estructura y Maquetación</w:t>
+            </w:r>
+            <w:r>
+              <w:rPr>
+                <w:noProof/>
+                <w:webHidden/>
+              </w:rPr>
+              <w:tab/>
+            </w:r>
+            <w:r>
+              <w:rPr>
+                <w:noProof/>
+                <w:webHidden/>
+              </w:rPr>
+              <w:fldChar w:fldCharType="begin"/>
+            </w:r>
+            <w:r>
+              <w:rPr>
+                <w:noProof/>
+                <w:webHidden/>
+              </w:rPr>
+              <w:instrText xml:space="preserve"> PAGEREF _Toc178074180 \h </w:instrText>
+            </w:r>
+            <w:r>
+              <w:rPr>
+                <w:noProof/>
+                <w:webHidden/>
+              </w:rPr>
+            </w:r>
+            <w:r>
+              <w:rPr>
+                <w:noProof/>
+                <w:webHidden/>
+              </w:rPr>
+              <w:fldChar w:fldCharType="separate"/>
+            </w:r>
+            <w:r>
+              <w:rPr>
+                <w:noProof/>
+                <w:webHidden/>
+              </w:rPr>
+              <w:t>3</w:t>
+            </w:r>
+            <w:r>
+              <w:rPr>
+                <w:noProof/>
+                <w:webHidden/>
+              </w:rPr>
+              <w:fldChar w:fldCharType="end"/>
+            </w:r>
+          </w:hyperlink>
+        </w:p>
+        <w:p>
+          <w:pPr>
+            <w:pStyle w:val="TDC2"/>
+            <w:tabs>
+              <w:tab w:val="left" w:pos="660"/>
+              <w:tab w:val="right" w:leader="dot" w:pos="8494"/>
+            </w:tabs>
+            <w:rPr>
+              <w:rFonts w:cstheme="minorBidi"/>
+              <w:noProof/>
+            </w:rPr>
+          </w:pPr>
+          <w:hyperlink w:anchor="_Toc178074181" w:history="1">
+            <w:r>
+              <w:rPr>
+                <w:rStyle w:val="Hipervnculo"/>
+                <w:noProof/>
+              </w:rPr>
+              <w:t>a.</w:t>
+            </w:r>
+            <w:r>
+              <w:rPr>
+                <w:rFonts w:cstheme="minorBidi"/>
+                <w:noProof/>
+              </w:rPr>
+              <w:tab/>
+            </w:r>
+            <w:r>
+              <w:rPr>
+                <w:rStyle w:val="Hipervnculo"/>
+                <w:noProof/>
+              </w:rPr>
+              <w:t>Prototipo web</w:t>
+            </w:r>
+            <w:r>
+              <w:rPr>
+                <w:noProof/>
+                <w:webHidden/>
+              </w:rPr>
+              <w:tab/>
+            </w:r>
+            <w:r>
+              <w:rPr>
+                <w:noProof/>
+                <w:webHidden/>
+              </w:rPr>
+              <w:fldChar w:fldCharType="begin"/>
+            </w:r>
+            <w:r>
+              <w:rPr>
+                <w:noProof/>
+                <w:webHidden/>
+              </w:rPr>
+              <w:instrText xml:space="preserve"> PAGEREF _Toc178074181 \h </w:instrText>
+            </w:r>
+            <w:r>
+              <w:rPr>
+                <w:noProof/>
+                <w:webHidden/>
+              </w:rPr>
+            </w:r>
+            <w:r>
+              <w:rPr>
+                <w:noProof/>
+                <w:webHidden/>
+              </w:rPr>
+              <w:fldChar w:fldCharType="separate"/>
+            </w:r>
+            <w:r>
+              <w:rPr>
+                <w:noProof/>
+                <w:webHidden/>
+              </w:rPr>
+              <w:t>3</w:t>
+            </w:r>
+            <w:r>
+              <w:rPr>
+                <w:noProof/>
+                <w:webHidden/>
+              </w:rPr>
+              <w:fldChar w:fldCharType="end"/>
+            </w:r>
+          </w:hyperlink>
+        </w:p>
+        <w:p>
+          <w:pPr>
+            <w:pStyle w:val="TDC2"/>
+            <w:tabs>
+              <w:tab w:val="left" w:pos="660"/>
+              <w:tab w:val="right" w:leader="dot" w:pos="8494"/>
+            </w:tabs>
+            <w:rPr>
+              <w:rFonts w:cstheme="minorBidi"/>
+              <w:noProof/>
+            </w:rPr>
+          </w:pPr>
+          <w:hyperlink w:anchor="_Toc178074182" w:history="1">
+            <w:r>
+              <w:rPr>
+                <w:rStyle w:val="Hipervnculo"/>
+                <w:noProof/>
+              </w:rPr>
+              <w:t>b.</w:t>
+            </w:r>
+            <w:r>
+              <w:rPr>
+                <w:rFonts w:cstheme="minorBidi"/>
+                <w:noProof/>
+              </w:rPr>
+              <w:tab/>
+            </w:r>
+            <w:r>
+              <w:rPr>
+                <w:rStyle w:val="Hipervnculo"/>
+                <w:noProof/>
+              </w:rPr>
+              <w:t>Resultado Final</w:t>
+            </w:r>
+            <w:r>
+              <w:rPr>
+                <w:noProof/>
+                <w:webHidden/>
+              </w:rPr>
+              <w:tab/>
+            </w:r>
+            <w:r>
+              <w:rPr>
+                <w:noProof/>
+                <w:webHidden/>
+              </w:rPr>
+              <w:fldChar w:fldCharType="begin"/>
+            </w:r>
+            <w:r>
+              <w:rPr>
+                <w:noProof/>
+                <w:webHidden/>
+              </w:rPr>
+              <w:instrText xml:space="preserve"> PAGEREF _Toc178074182 \h </w:instrText>
+            </w:r>
+            <w:r>
+              <w:rPr>
+                <w:noProof/>
+                <w:webHidden/>
+              </w:rPr>
+            </w:r>
+            <w:r>
+              <w:rPr>
+                <w:noProof/>
+                <w:webHidden/>
+              </w:rPr>
+              <w:fldChar w:fldCharType="separate"/>
+            </w:r>
+            <w:r>
+              <w:rPr>
+                <w:noProof/>
+                <w:webHidden/>
+              </w:rPr>
+              <w:t>4</w:t>
+            </w:r>
+            <w:r>
+              <w:rPr>
+                <w:noProof/>
+                <w:webHidden/>
+              </w:rPr>
+              <w:fldChar w:fldCharType="end"/>
+            </w:r>
+          </w:hyperlink>
+        </w:p>
+        <w:p>
+          <w:pPr>
+            <w:pStyle w:val="TDC1"/>
+            <w:tabs>
+              <w:tab w:val="left" w:pos="440"/>
+              <w:tab w:val="right" w:leader="dot" w:pos="8494"/>
+            </w:tabs>
+            <w:rPr>
+              <w:rFonts w:cstheme="minorBidi"/>
+              <w:noProof/>
+            </w:rPr>
+          </w:pPr>
+          <w:hyperlink w:anchor="_Toc178074183" w:history="1">
+            <w:r>
+              <w:rPr>
+                <w:rStyle w:val="Hipervnculo"/>
+                <w:noProof/>
+              </w:rPr>
+              <w:t>3.</w:t>
+            </w:r>
+            <w:r>
+              <w:rPr>
+                <w:rFonts w:cstheme="minorBidi"/>
+                <w:noProof/>
+              </w:rPr>
+              <w:tab/>
+            </w:r>
+            <w:r>
+              <w:rPr>
+                <w:rStyle w:val="Hipervnculo"/>
+                <w:noProof/>
+              </w:rPr>
+              <w:t>Mapa de navegación</w:t>
+            </w:r>
+            <w:r>
+              <w:rPr>
+                <w:noProof/>
+                <w:webHidden/>
+              </w:rPr>
+              <w:tab/>
+            </w:r>
+            <w:r>
+              <w:rPr>
+                <w:noProof/>
+                <w:webHidden/>
+              </w:rPr>
+              <w:fldChar w:fldCharType="begin"/>
+            </w:r>
+            <w:r>
+              <w:rPr>
+                <w:noProof/>
+                <w:webHidden/>
+              </w:rPr>
+              <w:instrText xml:space="preserve"> PAGEREF _Toc178074183 \h </w:instrText>
+            </w:r>
+            <w:r>
+              <w:rPr>
+                <w:noProof/>
+                <w:webHidden/>
+              </w:rPr>
+            </w:r>
+            <w:r>
+              <w:rPr>
+                <w:noProof/>
+                <w:webHidden/>
+              </w:rPr>
+              <w:fldChar w:fldCharType="separate"/>
+            </w:r>
+            <w:r>
+              <w:rPr>
+                <w:noProof/>
+                <w:webHidden/>
+              </w:rPr>
+              <w:t>6</w:t>
+            </w:r>
+            <w:r>
+              <w:rPr>
+                <w:noProof/>
+                <w:webHidden/>
+              </w:rPr>
+              <w:fldChar w:fldCharType="end"/>
+            </w:r>
+          </w:hyperlink>
+        </w:p>
+        <w:p>
+          <w:pPr>
+            <w:pStyle w:val="TDC1"/>
+            <w:tabs>
+              <w:tab w:val="left" w:pos="440"/>
+              <w:tab w:val="right" w:leader="dot" w:pos="8494"/>
+            </w:tabs>
+            <w:rPr>
+              <w:rFonts w:cstheme="minorBidi"/>
+              <w:noProof/>
+            </w:rPr>
+          </w:pPr>
+          <w:hyperlink w:anchor="_Toc178074184" w:history="1">
+            <w:r>
+              <w:rPr>
+                <w:rStyle w:val="Hipervnculo"/>
+                <w:noProof/>
+              </w:rPr>
+              <w:t>4.</w:t>
+            </w:r>
+            <w:r>
+              <w:rPr>
+                <w:rFonts w:cstheme="minorBidi"/>
+                <w:noProof/>
+              </w:rPr>
+              <w:tab/>
+            </w:r>
+            <w:r>
+              <w:rPr>
+                <w:rStyle w:val="Hipervnculo"/>
+                <w:noProof/>
+              </w:rPr>
+              <w:t>Guía de estilo</w:t>
+            </w:r>
+            <w:r>
+              <w:rPr>
+                <w:noProof/>
+                <w:webHidden/>
+              </w:rPr>
+              <w:tab/>
+            </w:r>
+            <w:r>
+              <w:rPr>
+                <w:noProof/>
+                <w:webHidden/>
+              </w:rPr>
+              <w:fldChar w:fldCharType="begin"/>
+            </w:r>
+            <w:r>
+              <w:rPr>
+                <w:noProof/>
+                <w:webHidden/>
+              </w:rPr>
+              <w:instrText xml:space="preserve"> PAGEREF _Toc178074184 \h </w:instrText>
+            </w:r>
+            <w:r>
+              <w:rPr>
+                <w:noProof/>
+                <w:webHidden/>
+              </w:rPr>
+            </w:r>
+            <w:r>
+              <w:rPr>
+                <w:noProof/>
+                <w:webHidden/>
+              </w:rPr>
+              <w:fldChar w:fldCharType="separate"/>
+            </w:r>
+            <w:r>
+              <w:rPr>
+                <w:noProof/>
+                <w:webHidden/>
+              </w:rPr>
+              <w:t>6</w:t>
+            </w:r>
+            <w:r>
+              <w:rPr>
+                <w:noProof/>
+                <w:webHidden/>
+              </w:rPr>
+              <w:fldChar w:fldCharType="end"/>
+            </w:r>
+          </w:hyperlink>
+        </w:p>
+        <w:p>
+          <w:pPr>
+            <w:pStyle w:val="TDC2"/>
+            <w:tabs>
+              <w:tab w:val="left" w:pos="660"/>
+              <w:tab w:val="right" w:leader="dot" w:pos="8494"/>
+            </w:tabs>
+            <w:rPr>
+              <w:rFonts w:cstheme="minorBidi"/>
+              <w:noProof/>
+            </w:rPr>
+          </w:pPr>
+          <w:hyperlink w:anchor="_Toc178074185" w:history="1">
+            <w:r>
+              <w:rPr>
+                <w:rStyle w:val="Hipervnculo"/>
+                <w:noProof/>
+              </w:rPr>
+              <w:t>a.</w:t>
+            </w:r>
+            <w:r>
+              <w:rPr>
+                <w:rFonts w:cstheme="minorBidi"/>
+                <w:noProof/>
+              </w:rPr>
+              <w:tab/>
+            </w:r>
+            <w:r>
+              <w:rPr>
+                <w:rStyle w:val="Hipervnculo"/>
+                <w:noProof/>
+              </w:rPr>
+              <w:t>Uso de colores</w:t>
+            </w:r>
+            <w:r>
+              <w:rPr>
+                <w:noProof/>
+                <w:webHidden/>
+              </w:rPr>
+              <w:tab/>
+            </w:r>
+            <w:r>
+              <w:rPr>
+                <w:noProof/>
+                <w:webHidden/>
+              </w:rPr>
+              <w:fldChar w:fldCharType="begin"/>
+            </w:r>
+            <w:r>
+              <w:rPr>
+                <w:noProof/>
+                <w:webHidden/>
+              </w:rPr>
+              <w:instrText xml:space="preserve"> PAGEREF _Toc178074185 \h </w:instrText>
+            </w:r>
+            <w:r>
+              <w:rPr>
+                <w:noProof/>
+                <w:webHidden/>
+              </w:rPr>
+            </w:r>
+            <w:r>
+              <w:rPr>
+                <w:noProof/>
+                <w:webHidden/>
+              </w:rPr>
+              <w:fldChar w:fldCharType="separate"/>
+            </w:r>
+            <w:r>
+              <w:rPr>
+                <w:noProof/>
+                <w:webHidden/>
+              </w:rPr>
+              <w:t>6</w:t>
+            </w:r>
+            <w:r>
+              <w:rPr>
+                <w:noProof/>
+                <w:webHidden/>
+              </w:rPr>
+              <w:fldChar w:fldCharType="end"/>
+            </w:r>
+          </w:hyperlink>
+        </w:p>
+        <w:p>
+          <w:pPr>
+            <w:pStyle w:val="TDC2"/>
+            <w:tabs>
+              <w:tab w:val="left" w:pos="660"/>
+              <w:tab w:val="right" w:leader="dot" w:pos="8494"/>
+            </w:tabs>
+            <w:rPr>
+              <w:rFonts w:cstheme="minorBidi"/>
+              <w:noProof/>
+            </w:rPr>
+          </w:pPr>
+          <w:hyperlink w:anchor="_Toc178074186" w:history="1">
+            <w:r>
+              <w:rPr>
+                <w:rStyle w:val="Hipervnculo"/>
+                <w:noProof/>
+              </w:rPr>
+              <w:t>b.</w:t>
+            </w:r>
+            <w:r>
+              <w:rPr>
+                <w:rFonts w:cstheme="minorBidi"/>
+                <w:noProof/>
+              </w:rPr>
+              <w:tab/>
+            </w:r>
+            <w:r>
+              <w:rPr>
+                <w:rStyle w:val="Hipervnculo"/>
+                <w:noProof/>
+              </w:rPr>
+              <w:t>Fotos</w:t>
+            </w:r>
+            <w:r>
+              <w:rPr>
+                <w:noProof/>
+                <w:webHidden/>
+              </w:rPr>
+              <w:tab/>
+            </w:r>
+            <w:r>
+              <w:rPr>
+                <w:noProof/>
+                <w:webHidden/>
+              </w:rPr>
+              <w:fldChar w:fldCharType="begin"/>
+            </w:r>
+            <w:r>
+              <w:rPr>
+                <w:noProof/>
+                <w:webHidden/>
+              </w:rPr>
+              <w:instrText xml:space="preserve"> PAGEREF _Toc178074186 \h </w:instrText>
+            </w:r>
+            <w:r>
+              <w:rPr>
+                <w:noProof/>
+                <w:webHidden/>
+              </w:rPr>
+            </w:r>
+            <w:r>
+              <w:rPr>
+                <w:noProof/>
+                <w:webHidden/>
+              </w:rPr>
+              <w:fldChar w:fldCharType="separate"/>
+            </w:r>
+            <w:r>
+              <w:rPr>
+                <w:noProof/>
+                <w:webHidden/>
+              </w:rPr>
+              <w:t>9</w:t>
+            </w:r>
+            <w:r>
+              <w:rPr>
+                <w:noProof/>
+                <w:webHidden/>
+              </w:rPr>
+              <w:fldChar w:fldCharType="end"/>
+            </w:r>
+          </w:hyperlink>
+        </w:p>
+        <w:p>
+          <w:pPr>
+            <w:pStyle w:val="TDC2"/>
+            <w:tabs>
+              <w:tab w:val="left" w:pos="660"/>
+              <w:tab w:val="right" w:leader="dot" w:pos="8494"/>
+            </w:tabs>
+            <w:rPr>
+              <w:rFonts w:cstheme="minorBidi"/>
+              <w:noProof/>
+            </w:rPr>
+          </w:pPr>
+          <w:hyperlink w:anchor="_Toc178074187" w:history="1">
+            <w:r>
+              <w:rPr>
+                <w:rStyle w:val="Hipervnculo"/>
+                <w:noProof/>
+              </w:rPr>
+              <w:t>c.</w:t>
+            </w:r>
+            <w:r>
+              <w:rPr>
+                <w:rFonts w:cstheme="minorBidi"/>
+                <w:noProof/>
+              </w:rPr>
+              <w:tab/>
+            </w:r>
+            <w:r>
+              <w:rPr>
+                <w:rStyle w:val="Hipervnculo"/>
+                <w:noProof/>
+              </w:rPr>
+              <w:t>Estructura Web</w:t>
+            </w:r>
+            <w:r>
+              <w:rPr>
+                <w:noProof/>
+                <w:webHidden/>
+              </w:rPr>
+              <w:tab/>
+            </w:r>
+            <w:r>
+              <w:rPr>
+                <w:noProof/>
+                <w:webHidden/>
+              </w:rPr>
+              <w:fldChar w:fldCharType="begin"/>
+            </w:r>
+            <w:r>
+              <w:rPr>
+                <w:noProof/>
+                <w:webHidden/>
+              </w:rPr>
+              <w:instrText xml:space="preserve"> PAGEREF _Toc178074187 \h </w:instrText>
+            </w:r>
+            <w:r>
+              <w:rPr>
+                <w:noProof/>
+                <w:webHidden/>
+              </w:rPr>
+            </w:r>
+            <w:r>
+              <w:rPr>
+                <w:noProof/>
+                <w:webHidden/>
+              </w:rPr>
+              <w:fldChar w:fldCharType="separate"/>
+            </w:r>
+            <w:r>
+              <w:rPr>
+                <w:noProof/>
+                <w:webHidden/>
+              </w:rPr>
+              <w:t>10</w:t>
+            </w:r>
+            <w:r>
+              <w:rPr>
+                <w:noProof/>
+                <w:webHidden/>
+              </w:rPr>
+              <w:fldChar w:fldCharType="end"/>
+            </w:r>
+          </w:hyperlink>
+        </w:p>
+        <w:p>
+          <w:pPr>
+            <w:pStyle w:val="TDC2"/>
+            <w:tabs>
+              <w:tab w:val="left" w:pos="660"/>
+              <w:tab w:val="right" w:leader="dot" w:pos="8494"/>
+            </w:tabs>
+            <w:rPr>
+              <w:rFonts w:cstheme="minorBidi"/>
+              <w:noProof/>
+            </w:rPr>
+          </w:pPr>
+          <w:hyperlink w:anchor="_Toc178074188" w:history="1">
+            <w:r>
+              <w:rPr>
+                <w:rStyle w:val="Hipervnculo"/>
+                <w:noProof/>
+              </w:rPr>
+              <w:t>d.</w:t>
+            </w:r>
+            <w:r>
+              <w:rPr>
+                <w:rFonts w:cstheme="minorBidi"/>
+                <w:noProof/>
+              </w:rPr>
+              <w:tab/>
+            </w:r>
+            <w:r>
+              <w:rPr>
+                <w:rStyle w:val="Hipervnculo"/>
+                <w:noProof/>
+              </w:rPr>
+              <w:t>Menú</w:t>
+            </w:r>
+            <w:r>
+              <w:rPr>
+                <w:noProof/>
+                <w:webHidden/>
+              </w:rPr>
+              <w:tab/>
+            </w:r>
+            <w:r>
+              <w:rPr>
+                <w:noProof/>
+                <w:webHidden/>
+              </w:rPr>
+              <w:fldChar w:fldCharType="begin"/>
+            </w:r>
+            <w:r>
+              <w:rPr>
+                <w:noProof/>
+                <w:webHidden/>
+              </w:rPr>
+              <w:instrText xml:space="preserve"> PAGEREF _Toc178074188 \h </w:instrText>
+            </w:r>
+            <w:r>
+              <w:rPr>
+                <w:noProof/>
+                <w:webHidden/>
+              </w:rPr>
+            </w:r>
+            <w:r>
+              <w:rPr>
+                <w:noProof/>
+                <w:webHidden/>
+              </w:rPr>
+              <w:fldChar w:fldCharType="separate"/>
+            </w:r>
+            <w:r>
+              <w:rPr>
+                <w:noProof/>
+                <w:webHidden/>
+              </w:rPr>
+              <w:t>11</w:t>
+            </w:r>
+            <w:r>
+              <w:rPr>
+                <w:noProof/>
+                <w:webHidden/>
+              </w:rPr>
+              <w:fldChar w:fldCharType="end"/>
+            </w:r>
+          </w:hyperlink>
+        </w:p>
+        <w:p>
+          <w:pPr>
+            <w:pStyle w:val="TDC2"/>
+            <w:tabs>
+              <w:tab w:val="left" w:pos="660"/>
+              <w:tab w:val="right" w:leader="dot" w:pos="8494"/>
+            </w:tabs>
+            <w:rPr>
+              <w:rFonts w:cstheme="minorBidi"/>
+              <w:noProof/>
+            </w:rPr>
+          </w:pPr>
+          <w:hyperlink w:anchor="_Toc178074189" w:history="1">
+            <w:r>
+              <w:rPr>
+                <w:rStyle w:val="Hipervnculo"/>
+                <w:noProof/>
+              </w:rPr>
+              <w:t>e.</w:t>
+            </w:r>
+            <w:r>
+              <w:rPr>
+                <w:rFonts w:cstheme="minorBidi"/>
+                <w:noProof/>
+              </w:rPr>
+              <w:tab/>
+            </w:r>
+            <w:r>
+              <w:rPr>
+                <w:rStyle w:val="Hipervnculo"/>
+                <w:noProof/>
+              </w:rPr>
+              <w:t>Titulares</w:t>
+            </w:r>
+            <w:r>
+              <w:rPr>
+                <w:noProof/>
+                <w:webHidden/>
+              </w:rPr>
+              <w:tab/>
+            </w:r>
+            <w:r>
+              <w:rPr>
+                <w:noProof/>
+                <w:webHidden/>
+              </w:rPr>
+              <w:fldChar w:fldCharType="begin"/>
+            </w:r>
+            <w:r>
+              <w:rPr>
+                <w:noProof/>
+                <w:webHidden/>
+              </w:rPr>
+              <w:instrText xml:space="preserve"> PAGEREF _Toc178074189 \h </w:instrText>
+            </w:r>
+            <w:r>
+              <w:rPr>
+                <w:noProof/>
+                <w:webHidden/>
+              </w:rPr>
+            </w:r>
+            <w:r>
+              <w:rPr>
+                <w:noProof/>
+                <w:webHidden/>
+              </w:rPr>
+              <w:fldChar w:fldCharType="separate"/>
+            </w:r>
+            <w:r>
+              <w:rPr>
+                <w:noProof/>
+                <w:webHidden/>
+              </w:rPr>
+              <w:t>11</w:t>
+            </w:r>
+            <w:r>
+              <w:rPr>
+                <w:noProof/>
+                <w:webHidden/>
+              </w:rPr>
+              <w:fldChar w:fldCharType="end"/>
+            </w:r>
+          </w:hyperlink>
+        </w:p>
+        <w:p>
+          <w:pPr>
+            <w:pStyle w:val="TDC2"/>
+            <w:tabs>
+              <w:tab w:val="left" w:pos="660"/>
+              <w:tab w:val="right" w:leader="dot" w:pos="8494"/>
+            </w:tabs>
+            <w:rPr>
+              <w:rFonts w:cstheme="minorBidi"/>
+              <w:noProof/>
+            </w:rPr>
+          </w:pPr>
+          <w:hyperlink w:anchor="_Toc178074190" w:history="1">
+            <w:r>
+              <w:rPr>
+                <w:rStyle w:val="Hipervnculo"/>
+                <w:noProof/>
+              </w:rPr>
+              <w:t>f.</w:t>
+            </w:r>
+            <w:r>
+              <w:rPr>
+                <w:rFonts w:cstheme="minorBidi"/>
+                <w:noProof/>
+              </w:rPr>
+              <w:tab/>
+            </w:r>
+            <w:r>
+              <w:rPr>
+                <w:rStyle w:val="Hipervnculo"/>
+                <w:noProof/>
+              </w:rPr>
+              <w:t>Texto</w:t>
+            </w:r>
+            <w:r>
+              <w:rPr>
+                <w:noProof/>
+                <w:webHidden/>
+              </w:rPr>
+              <w:tab/>
+            </w:r>
+            <w:r>
+              <w:rPr>
+                <w:noProof/>
+                <w:webHidden/>
+              </w:rPr>
+              <w:fldChar w:fldCharType="begin"/>
+            </w:r>
+            <w:r>
+              <w:rPr>
+                <w:noProof/>
+                <w:webHidden/>
+              </w:rPr>
+              <w:instrText xml:space="preserve"> PAGEREF _Toc178074190 \h </w:instrText>
+            </w:r>
+            <w:r>
+              <w:rPr>
+                <w:noProof/>
+                <w:webHidden/>
+              </w:rPr>
+            </w:r>
+            <w:r>
+              <w:rPr>
+                <w:noProof/>
+                <w:webHidden/>
+              </w:rPr>
+              <w:fldChar w:fldCharType="separate"/>
+            </w:r>
+            <w:r>
+              <w:rPr>
+                <w:noProof/>
+                <w:webHidden/>
+              </w:rPr>
+              <w:t>12</w:t>
+            </w:r>
+            <w:r>
+              <w:rPr>
+                <w:noProof/>
+                <w:webHidden/>
+              </w:rPr>
+              <w:fldChar w:fldCharType="end"/>
+            </w:r>
+          </w:hyperlink>
+        </w:p>
+        <w:p>
+          <w:pPr>
+            <w:pStyle w:val="TDC2"/>
+            <w:tabs>
+              <w:tab w:val="left" w:pos="660"/>
+              <w:tab w:val="right" w:leader="dot" w:pos="8494"/>
+            </w:tabs>
+            <w:rPr>
+              <w:rFonts w:cstheme="minorBidi"/>
+              <w:noProof/>
+            </w:rPr>
+          </w:pPr>
+          <w:hyperlink w:anchor="_Toc178074191" w:history="1">
+            <w:r>
+              <w:rPr>
+                <w:rStyle w:val="Hipervnculo"/>
+                <w:noProof/>
+              </w:rPr>
+              <w:t>g.</w:t>
+            </w:r>
+            <w:r>
+              <w:rPr>
+                <w:rFonts w:cstheme="minorBidi"/>
+                <w:noProof/>
+              </w:rPr>
+              <w:tab/>
+            </w:r>
+            <w:r>
+              <w:rPr>
+                <w:rStyle w:val="Hipervnculo"/>
+                <w:noProof/>
+              </w:rPr>
+              <w:t>Tablas</w:t>
+            </w:r>
+            <w:r>
+              <w:rPr>
+                <w:noProof/>
+                <w:webHidden/>
+              </w:rPr>
+              <w:tab/>
+            </w:r>
+            <w:r>
+              <w:rPr>
+                <w:noProof/>
+                <w:webHidden/>
+              </w:rPr>
+              <w:fldChar w:fldCharType="begin"/>
+            </w:r>
+            <w:r>
+              <w:rPr>
+                <w:noProof/>
+                <w:webHidden/>
+              </w:rPr>
+              <w:instrText xml:space="preserve"> PAGEREF _Toc178074191 \h </w:instrText>
+            </w:r>
+            <w:r>
+              <w:rPr>
+                <w:noProof/>
+                <w:webHidden/>
+              </w:rPr>
+            </w:r>
+            <w:r>
+              <w:rPr>
+                <w:noProof/>
+                <w:webHidden/>
+              </w:rPr>
+              <w:fldChar w:fldCharType="separate"/>
+            </w:r>
+            <w:r>
+              <w:rPr>
+                <w:noProof/>
+                <w:webHidden/>
+              </w:rPr>
+              <w:t>13</w:t>
             </w:r>
             <w:r>
               <w:rPr>
@@ -4258,7 +5538,7 @@
           <w:sz w:val="52"/>
         </w:rPr>
       </w:pPr>
-      <w:bookmarkStart w:id="0" w:name="_Toc177985298"/>
+      <w:bookmarkStart w:id="1" w:name="_Toc178074176"/>
       <w:r>
         <w:rPr>
           <w:sz w:val="52"/>
@@ -4266,7 +5546,7 @@
         <w:lastRenderedPageBreak/>
         <w:t>Elementos Básicos</w:t>
       </w:r>
-      <w:bookmarkEnd w:id="0"/>
+      <w:bookmarkEnd w:id="1"/>
     </w:p>
     <w:p>
       <w:pPr>
@@ -4279,12 +5559,14 @@
           <w:sz w:val="36"/>
         </w:rPr>
       </w:pPr>
+      <w:bookmarkStart w:id="2" w:name="_Toc178074177"/>
       <w:r>
         <w:rPr>
           <w:sz w:val="36"/>
         </w:rPr>
         <w:t>Color</w:t>
       </w:r>
+      <w:bookmarkEnd w:id="2"/>
     </w:p>
     <w:p>
       <w:r>
@@ -4414,6 +5696,7 @@
           <w:szCs w:val="36"/>
         </w:rPr>
       </w:pPr>
+      <w:bookmarkStart w:id="3" w:name="_Toc178074178"/>
       <w:r>
         <w:rPr>
           <w:sz w:val="36"/>
@@ -4421,6 +5704,7 @@
         </w:rPr>
         <w:t>Tipografía</w:t>
       </w:r>
+      <w:bookmarkEnd w:id="3"/>
     </w:p>
     <w:p>
       <w:pPr>
@@ -4516,6 +5800,7 @@
           <w:szCs w:val="36"/>
         </w:rPr>
       </w:pPr>
+      <w:bookmarkStart w:id="4" w:name="_Toc178074179"/>
       <w:r>
         <w:rPr>
           <w:sz w:val="36"/>
@@ -4523,6 +5808,7 @@
         </w:rPr>
         <w:t>Imágenes</w:t>
       </w:r>
+      <w:bookmarkEnd w:id="4"/>
     </w:p>
     <w:p>
       <w:r>
@@ -4637,6 +5923,7 @@
           <w:szCs w:val="52"/>
         </w:rPr>
       </w:pPr>
+      <w:bookmarkStart w:id="5" w:name="_Toc178074180"/>
       <w:r>
         <w:rPr>
           <w:sz w:val="52"/>
@@ -4644,6 +5931,7 @@
         </w:rPr>
         <w:t>Estructura y Maquetación</w:t>
       </w:r>
+      <w:bookmarkEnd w:id="5"/>
     </w:p>
     <w:p>
       <w:pPr>
@@ -4657,6 +5945,7 @@
           <w:szCs w:val="36"/>
         </w:rPr>
       </w:pPr>
+      <w:bookmarkStart w:id="6" w:name="_Toc178074181"/>
       <w:r>
         <w:rPr>
           <w:sz w:val="36"/>
@@ -4664,6 +5953,7 @@
         </w:rPr>
         <w:t>Prototipo web</w:t>
       </w:r>
+      <w:bookmarkEnd w:id="6"/>
     </w:p>
     <w:p>
       <w:r>
@@ -4774,6 +6064,7 @@
           <w:szCs w:val="36"/>
         </w:rPr>
       </w:pPr>
+      <w:bookmarkStart w:id="7" w:name="_Toc178074182"/>
       <w:r>
         <w:rPr>
           <w:sz w:val="36"/>
@@ -4781,6 +6072,7 @@
         </w:rPr>
         <w:t>Resultado Final</w:t>
       </w:r>
+      <w:bookmarkEnd w:id="7"/>
     </w:p>
     <w:p>
       <w:r>
@@ -4944,6 +6236,7 @@
           <w:szCs w:val="52"/>
         </w:rPr>
       </w:pPr>
+      <w:bookmarkStart w:id="8" w:name="_Toc178074183"/>
       <w:r>
         <w:rPr>
           <w:sz w:val="52"/>
@@ -4952,6 +6245,7 @@
         <w:lastRenderedPageBreak/>
         <w:t>Mapa de navegación</w:t>
       </w:r>
+      <w:bookmarkEnd w:id="8"/>
     </w:p>
     <w:p>
       <w:r>
@@ -4989,6 +6283,7 @@
           <w:szCs w:val="52"/>
         </w:rPr>
       </w:pPr>
+      <w:bookmarkStart w:id="9" w:name="_Toc178074184"/>
       <w:r>
         <w:rPr>
           <w:sz w:val="52"/>
@@ -4996,6 +6291,7 @@
         </w:rPr>
         <w:t>Guía de estilo</w:t>
       </w:r>
+      <w:bookmarkEnd w:id="9"/>
     </w:p>
     <w:p>
       <w:pPr>
@@ -5009,6 +6305,7 @@
           <w:szCs w:val="36"/>
         </w:rPr>
       </w:pPr>
+      <w:bookmarkStart w:id="10" w:name="_Toc178074185"/>
       <w:r>
         <w:rPr>
           <w:sz w:val="36"/>
@@ -5016,6 +6313,7 @@
         </w:rPr>
         <w:t>Uso de colores</w:t>
       </w:r>
+      <w:bookmarkEnd w:id="10"/>
     </w:p>
     <w:p>
       <w:r>
@@ -5202,12 +6500,14 @@
           <w:sz w:val="36"/>
         </w:rPr>
       </w:pPr>
+      <w:bookmarkStart w:id="11" w:name="_Toc178074186"/>
       <w:r>
         <w:rPr>
           <w:sz w:val="36"/>
         </w:rPr>
         <w:t>Fotos</w:t>
       </w:r>
+      <w:bookmarkEnd w:id="11"/>
     </w:p>
     <w:p>
       <w:r>
@@ -5226,6 +6526,7 @@
       <w:r>
         <w:rPr>
           <w:noProof/>
+          <w:lang w:eastAsia="es-ES"/>
         </w:rPr>
         <mc:AlternateContent>
           <mc:Choice Requires="wps">
@@ -5321,7 +6622,6 @@
           <mc:Fallback>
             <w:pict>
               <v:shape w14:anchorId="6206F5E0" id="Cuadro de texto 47" o:spid="_x0000_s1057" type="#_x0000_t202" style="position:absolute;margin-left:8.65pt;margin-top:70.85pt;width:86.15pt;height:22.5pt;z-index:251664384;visibility:visible;mso-wrap-style:square;mso-width-percent:0;mso-height-percent:0;mso-wrap-distance-left:9pt;mso-wrap-distance-top:0;mso-wrap-distance-right:9pt;mso-wrap-distance-bottom:0;mso-position-horizontal:absolute;mso-position-horizontal-relative:text;mso-position-vertical:absolute;mso-position-vertical-relative:text;mso-width-percent:0;mso-height-percent:0;mso-width-relative:margin;mso-height-relative:margin;v-text-anchor:top" o:gfxdata="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" filled="f" stroked="f" strokeweight=".5pt">
-                <v:fill o:detectmouseclick="t"/>
                 <v:textbox>
                   <w:txbxContent>
                     <w:p>
@@ -5780,6 +7080,10 @@
     </w:p>
     <w:p>
       <w:r>
+        <w:rPr>
+          <w:noProof/>
+          <w:lang w:eastAsia="es-ES"/>
+        </w:rPr>
         <mc:AlternateContent>
           <mc:Choice Requires="wps">
             <w:drawing>
@@ -5891,7 +7195,6 @@
           <mc:Fallback>
             <w:pict>
               <v:shape w14:anchorId="7BAD7E15" id="Cuadro de texto 55" o:spid="_x0000_s1061" type="#_x0000_t202" style="position:absolute;margin-left:4.25pt;margin-top:41.15pt;width:39.6pt;height:22.5pt;z-index:251670528;visibility:visible;mso-wrap-style:square;mso-width-percent:0;mso-height-percent:0;mso-wrap-distance-left:9pt;mso-wrap-distance-top:0;mso-wrap-distance-right:9pt;mso-wrap-distance-bottom:0;mso-position-horizontal:absolute;mso-position-horizontal-relative:text;mso-position-vertical:absolute;mso-position-vertical-relative:text;mso-width-percent:0;mso-height-percent:0;mso-width-relative:margin;mso-height-relative:margin;v-text-anchor:top" o:gfxdata="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" filled="f" stroked="f" strokeweight=".5pt">
-                <v:fill o:detectmouseclick="t"/>
                 <v:textbox>
                   <w:txbxContent>
                     <w:p>
@@ -5955,6 +7258,10 @@
         </mc:AlternateContent>
       </w:r>
       <w:r>
+        <w:rPr>
+          <w:noProof/>
+          <w:lang w:eastAsia="es-ES"/>
+        </w:rPr>
         <mc:AlternateContent>
           <mc:Choice Requires="wps">
             <w:drawing>
@@ -6071,6 +7378,10 @@
         </mc:AlternateContent>
       </w:r>
       <w:r>
+        <w:rPr>
+          <w:noProof/>
+          <w:lang w:eastAsia="es-ES"/>
+        </w:rPr>
         <mc:AlternateContent>
           <mc:Choice Requires="wps">
             <w:drawing>
@@ -6166,6 +7477,10 @@
         </mc:AlternateContent>
       </w:r>
       <w:r>
+        <w:rPr>
+          <w:noProof/>
+          <w:lang w:eastAsia="es-ES"/>
+        </w:rPr>
         <mc:AlternateContent>
           <mc:Choice Requires="wps">
             <w:drawing>
@@ -6358,6 +7673,10 @@
     </w:p>
     <w:p>
       <w:r>
+        <w:rPr>
+          <w:noProof/>
+          <w:lang w:eastAsia="es-ES"/>
+        </w:rPr>
         <mc:AlternateContent>
           <mc:Choice Requires="wps">
             <w:drawing>
@@ -6469,7 +7788,6 @@
           <mc:Fallback>
             <w:pict>
               <v:shape w14:anchorId="2B29CA91" id="Cuadro de texto 60" o:spid="_x0000_s1065" type="#_x0000_t202" style="position:absolute;margin-left:25.35pt;margin-top:136.55pt;width:156.6pt;height:22.5pt;z-index:251676672;visibility:visible;mso-wrap-style:square;mso-width-percent:0;mso-height-percent:0;mso-wrap-distance-left:9pt;mso-wrap-distance-top:0;mso-wrap-distance-right:9pt;mso-wrap-distance-bottom:0;mso-position-horizontal:absolute;mso-position-horizontal-relative:text;mso-position-vertical:absolute;mso-position-vertical-relative:text;mso-width-percent:0;mso-height-percent:0;mso-width-relative:margin;mso-height-relative:margin;v-text-anchor:top" o:gfxdata="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" filled="f" stroked="f" strokeweight=".5pt">
-                <v:fill o:detectmouseclick="t"/>
                 <v:textbox>
                   <w:txbxContent>
                     <w:p>
@@ -6533,6 +7851,10 @@
         </mc:AlternateContent>
       </w:r>
       <w:r>
+        <w:rPr>
+          <w:noProof/>
+          <w:lang w:eastAsia="es-ES"/>
+        </w:rPr>
         <mc:AlternateContent>
           <mc:Choice Requires="wps">
             <w:drawing>
@@ -6647,6 +7969,10 @@
         </mc:AlternateContent>
       </w:r>
       <w:r>
+        <w:rPr>
+          <w:noProof/>
+          <w:lang w:eastAsia="es-ES"/>
+        </w:rPr>
         <mc:AlternateContent>
           <mc:Choice Requires="wps">
             <w:drawing>
@@ -6798,6 +8124,10 @@
     </w:p>
     <w:p>
       <w:r>
+        <w:rPr>
+          <w:noProof/>
+          <w:lang w:eastAsia="es-ES"/>
+        </w:rPr>
         <mc:AlternateContent>
           <mc:Choice Requires="wps">
             <w:drawing>
@@ -6930,6 +8260,10 @@
     </w:p>
     <w:p>
       <w:r>
+        <w:rPr>
+          <w:noProof/>
+          <w:lang w:eastAsia="es-ES"/>
+        </w:rPr>
         <mc:AlternateContent>
           <mc:Choice Requires="wps">
             <w:drawing>
@@ -6977,14 +8311,7 @@
                                 <w:sz w:val="18"/>
                                 <w:szCs w:val="18"/>
                               </w:rPr>
-                              <w:t>83</w:t>
-                            </w:r>
-                            <w:r>
-                              <w:rPr>
-                                <w:sz w:val="18"/>
-                                <w:szCs w:val="18"/>
-                              </w:rPr>
-                              <w:t>px</w:t>
+                              <w:t>83px</w:t>
                             </w:r>
                           </w:p>
                         </w:txbxContent>
@@ -7021,14 +8348,7 @@
                           <w:sz w:val="18"/>
                           <w:szCs w:val="18"/>
                         </w:rPr>
-                        <w:t>83</w:t>
-                      </w:r>
-                      <w:r>
-                        <w:rPr>
-                          <w:sz w:val="18"/>
-                          <w:szCs w:val="18"/>
-                        </w:rPr>
-                        <w:t>px</w:t>
+                        <w:t>83px</w:t>
                       </w:r>
                     </w:p>
                   </w:txbxContent>
@@ -7039,6 +8359,10 @@
         </mc:AlternateContent>
       </w:r>
       <w:r>
+        <w:rPr>
+          <w:noProof/>
+          <w:lang w:eastAsia="es-ES"/>
+        </w:rPr>
         <mc:AlternateContent>
           <mc:Choice Requires="wps">
             <w:drawing>
@@ -7153,6 +8477,10 @@
         </mc:AlternateContent>
       </w:r>
       <w:r>
+        <w:rPr>
+          <w:noProof/>
+          <w:lang w:eastAsia="es-ES"/>
+        </w:rPr>
         <mc:AlternateContent>
           <mc:Choice Requires="wps">
             <w:drawing>
@@ -7264,7 +8592,6 @@
           <mc:Fallback>
             <w:pict>
               <v:shape w14:anchorId="5FFC158A" id="Cuadro de texto 68" o:spid="_x0000_s1071" type="#_x0000_t202" style="position:absolute;margin-left:10.3pt;margin-top:56.3pt;width:40.1pt;height:22.5pt;z-index:251682816;visibility:visible;mso-wrap-style:square;mso-width-percent:0;mso-height-percent:0;mso-wrap-distance-left:9pt;mso-wrap-distance-top:0;mso-wrap-distance-right:9pt;mso-wrap-distance-bottom:0;mso-position-horizontal:absolute;mso-position-horizontal-relative:text;mso-position-vertical:absolute;mso-position-vertical-relative:text;mso-width-percent:0;mso-height-percent:0;mso-width-relative:margin;mso-height-relative:margin;v-text-anchor:top" o:gfxdata="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" filled="f" stroked="f" strokeweight=".5pt">
-                <v:fill o:detectmouseclick="t"/>
                 <v:textbox>
                   <w:txbxContent>
                     <w:p>
@@ -7328,6 +8655,10 @@
         </mc:AlternateContent>
       </w:r>
       <w:r>
+        <w:rPr>
+          <w:noProof/>
+          <w:lang w:eastAsia="es-ES"/>
+        </w:rPr>
         <mc:AlternateContent>
           <mc:Choice Requires="wps">
             <w:drawing>
@@ -7510,19 +8841,18 @@
           <w:sz w:val="36"/>
         </w:rPr>
       </w:pPr>
+      <w:bookmarkStart w:id="12" w:name="_Toc178074187"/>
       <w:r>
         <w:rPr>
           <w:sz w:val="36"/>
         </w:rPr>
         <w:t>Estructura Web</w:t>
       </w:r>
+      <w:bookmarkEnd w:id="12"/>
     </w:p>
     <w:p>
       <w:r>
-        <w:t>INICIO</w:t>
-      </w:r>
-      <w:r>
-        <w:t>:</w:t>
+        <w:t>INICIO:</w:t>
       </w:r>
     </w:p>
     <w:p>
@@ -7568,6 +8898,10 @@
         </w:drawing>
       </w:r>
       <w:r>
+        <w:rPr>
+          <w:noProof/>
+          <w:lang w:eastAsia="es-ES"/>
+        </w:rPr>
         <w:drawing>
           <wp:inline distT="0" distB="0" distL="0" distR="0" wp14:anchorId="6317DD7A" wp14:editId="4D24946F">
             <wp:extent cx="3753044" cy="2305050"/>
@@ -7641,7 +8975,6 @@
       <w:proofErr w:type="spellEnd"/>
     </w:p>
     <w:p>
-      <w:bookmarkStart w:id="1" w:name="_GoBack"/>
       <w:r>
         <w:rPr>
           <w:b/>
@@ -7649,11 +8982,797 @@
         <w:t>La sección inferior</w:t>
       </w:r>
       <w:r>
-        <w:t xml:space="preserve"> </w:t>
+        <w:t xml:space="preserve"> sirve para poner el copyright y los datos de contacto</w:t>
       </w:r>
-      <w:bookmarkEnd w:id="1"/>
       <w:r>
-        <w:t>sirve para poner el copyright y los datos de contacto</w:t>
+        <w:t>.</w:t>
+      </w:r>
+    </w:p>
+    <w:p/>
+    <w:p>
+      <w:r>
+        <w:t>CONOCENOS:</w:t>
+      </w:r>
+    </w:p>
+    <w:p>
+      <w:r>
+        <w:rPr>
+          <w:rFonts w:ascii="Arial Narrow" w:hAnsi="Arial Narrow"/>
+          <w:noProof/>
+          <w:sz w:val="24"/>
+          <w:szCs w:val="24"/>
+          <w:lang w:eastAsia="es-ES"/>
+        </w:rPr>
+        <w:drawing>
+          <wp:inline distT="0" distB="0" distL="0" distR="0" wp14:anchorId="01445D60" wp14:editId="36BEDC6E">
+            <wp:extent cx="1752600" cy="2292217"/>
+            <wp:effectExtent l="0" t="0" r="0" b="0"/>
+            <wp:docPr id="39" name="Imagen 39"/>
+            <wp:cNvGraphicFramePr>
+              <a:graphicFrameLocks xmlns:a="http://schemas.openxmlformats.org/drawingml/2006/main" noChangeAspect="1"/>
+            </wp:cNvGraphicFramePr>
+            <a:graphic xmlns:a="http://schemas.openxmlformats.org/drawingml/2006/main">
+              <a:graphicData uri="http://schemas.openxmlformats.org/drawingml/2006/picture">
+                <pic:pic xmlns:pic="http://schemas.openxmlformats.org/drawingml/2006/picture">
+                  <pic:nvPicPr>
+                    <pic:cNvPr id="1" name=""/>
+                    <pic:cNvPicPr/>
+                  </pic:nvPicPr>
+                  <pic:blipFill>
+                    <a:blip r:embed="rId59"/>
+                    <a:stretch>
+                      <a:fillRect/>
+                    </a:stretch>
+                  </pic:blipFill>
+                  <pic:spPr>
+                    <a:xfrm>
+                      <a:off x="0" y="0"/>
+                      <a:ext cx="1770252" cy="2315304"/>
+                    </a:xfrm>
+                    <a:prstGeom prst="rect">
+                      <a:avLst/>
+                    </a:prstGeom>
+                  </pic:spPr>
+                </pic:pic>
+              </a:graphicData>
+            </a:graphic>
+          </wp:inline>
+        </w:drawing>
+      </w:r>
+      <w:r>
+        <w:drawing>
+          <wp:inline distT="0" distB="0" distL="0" distR="0" wp14:anchorId="0BDA570F" wp14:editId="4E13018B">
+            <wp:extent cx="3607542" cy="2032000"/>
+            <wp:effectExtent l="0" t="0" r="0" b="6350"/>
+            <wp:docPr id="41" name="Imagen 41"/>
+            <wp:cNvGraphicFramePr>
+              <a:graphicFrameLocks xmlns:a="http://schemas.openxmlformats.org/drawingml/2006/main" noChangeAspect="1"/>
+            </wp:cNvGraphicFramePr>
+            <a:graphic xmlns:a="http://schemas.openxmlformats.org/drawingml/2006/main">
+              <a:graphicData uri="http://schemas.openxmlformats.org/drawingml/2006/picture">
+                <pic:pic xmlns:pic="http://schemas.openxmlformats.org/drawingml/2006/picture">
+                  <pic:nvPicPr>
+                    <pic:cNvPr id="1" name=""/>
+                    <pic:cNvPicPr/>
+                  </pic:nvPicPr>
+                  <pic:blipFill>
+                    <a:blip r:embed="rId60"/>
+                    <a:stretch>
+                      <a:fillRect/>
+                    </a:stretch>
+                  </pic:blipFill>
+                  <pic:spPr>
+                    <a:xfrm>
+                      <a:off x="0" y="0"/>
+                      <a:ext cx="3620922" cy="2039537"/>
+                    </a:xfrm>
+                    <a:prstGeom prst="rect">
+                      <a:avLst/>
+                    </a:prstGeom>
+                  </pic:spPr>
+                </pic:pic>
+              </a:graphicData>
+            </a:graphic>
+          </wp:inline>
+        </w:drawing>
+      </w:r>
+    </w:p>
+    <w:p>
+      <w:r>
+        <w:t>En la sección central hay una tabla de 3x4 con las fotos, nombre y puesto del equipo</w:t>
+      </w:r>
+    </w:p>
+    <w:p>
+      <w:r>
+        <w:lastRenderedPageBreak/>
+        <w:t>HAZTE SOCIO:</w:t>
+      </w:r>
+    </w:p>
+    <w:p>
+      <w:r>
+        <w:rPr>
+          <w:rFonts w:ascii="Arial Narrow" w:hAnsi="Arial Narrow"/>
+          <w:noProof/>
+          <w:sz w:val="24"/>
+          <w:szCs w:val="24"/>
+          <w:lang w:eastAsia="es-ES"/>
+        </w:rPr>
+        <w:drawing>
+          <wp:inline distT="0" distB="0" distL="0" distR="0" wp14:anchorId="16DF3ABA" wp14:editId="0CDCA6B3">
+            <wp:extent cx="1752600" cy="2292217"/>
+            <wp:effectExtent l="0" t="0" r="0" b="0"/>
+            <wp:docPr id="43" name="Imagen 43"/>
+            <wp:cNvGraphicFramePr>
+              <a:graphicFrameLocks xmlns:a="http://schemas.openxmlformats.org/drawingml/2006/main" noChangeAspect="1"/>
+            </wp:cNvGraphicFramePr>
+            <a:graphic xmlns:a="http://schemas.openxmlformats.org/drawingml/2006/main">
+              <a:graphicData uri="http://schemas.openxmlformats.org/drawingml/2006/picture">
+                <pic:pic xmlns:pic="http://schemas.openxmlformats.org/drawingml/2006/picture">
+                  <pic:nvPicPr>
+                    <pic:cNvPr id="1" name=""/>
+                    <pic:cNvPicPr/>
+                  </pic:nvPicPr>
+                  <pic:blipFill>
+                    <a:blip r:embed="rId59"/>
+                    <a:stretch>
+                      <a:fillRect/>
+                    </a:stretch>
+                  </pic:blipFill>
+                  <pic:spPr>
+                    <a:xfrm>
+                      <a:off x="0" y="0"/>
+                      <a:ext cx="1770252" cy="2315304"/>
+                    </a:xfrm>
+                    <a:prstGeom prst="rect">
+                      <a:avLst/>
+                    </a:prstGeom>
+                  </pic:spPr>
+                </pic:pic>
+              </a:graphicData>
+            </a:graphic>
+          </wp:inline>
+        </w:drawing>
+      </w:r>
+      <w:r>
+        <w:drawing>
+          <wp:inline distT="0" distB="0" distL="0" distR="0" wp14:anchorId="4031639D" wp14:editId="645147B2">
+            <wp:extent cx="3619500" cy="2083426"/>
+            <wp:effectExtent l="0" t="0" r="0" b="0"/>
+            <wp:docPr id="63" name="Imagen 63"/>
+            <wp:cNvGraphicFramePr>
+              <a:graphicFrameLocks xmlns:a="http://schemas.openxmlformats.org/drawingml/2006/main" noChangeAspect="1"/>
+            </wp:cNvGraphicFramePr>
+            <a:graphic xmlns:a="http://schemas.openxmlformats.org/drawingml/2006/main">
+              <a:graphicData uri="http://schemas.openxmlformats.org/drawingml/2006/picture">
+                <pic:pic xmlns:pic="http://schemas.openxmlformats.org/drawingml/2006/picture">
+                  <pic:nvPicPr>
+                    <pic:cNvPr id="1" name=""/>
+                    <pic:cNvPicPr/>
+                  </pic:nvPicPr>
+                  <pic:blipFill>
+                    <a:blip r:embed="rId61"/>
+                    <a:stretch>
+                      <a:fillRect/>
+                    </a:stretch>
+                  </pic:blipFill>
+                  <pic:spPr>
+                    <a:xfrm>
+                      <a:off x="0" y="0"/>
+                      <a:ext cx="3645974" cy="2098665"/>
+                    </a:xfrm>
+                    <a:prstGeom prst="rect">
+                      <a:avLst/>
+                    </a:prstGeom>
+                  </pic:spPr>
+                </pic:pic>
+              </a:graphicData>
+            </a:graphic>
+          </wp:inline>
+        </w:drawing>
+      </w:r>
+    </w:p>
+    <w:p>
+      <w:r>
+        <w:t xml:space="preserve">En la sección central un formulario para meter tus datos personales y la cantidad que quieres donar y con </w:t>
+      </w:r>
+      <w:proofErr w:type="spellStart"/>
+      <w:r>
+        <w:t>check</w:t>
+      </w:r>
+      <w:proofErr w:type="spellEnd"/>
+      <w:r>
+        <w:t xml:space="preserve"> box para la </w:t>
+      </w:r>
+      <w:proofErr w:type="spellStart"/>
+      <w:r>
+        <w:t>newsletter</w:t>
+      </w:r>
+      <w:proofErr w:type="spellEnd"/>
+      <w:r>
+        <w:t>.</w:t>
+      </w:r>
+    </w:p>
+    <w:p>
+      <w:pPr>
+        <w:pStyle w:val="Ttulo2"/>
+        <w:numPr>
+          <w:ilvl w:val="1"/>
+          <w:numId w:val="1"/>
+        </w:numPr>
+        <w:rPr>
+          <w:sz w:val="36"/>
+        </w:rPr>
+      </w:pPr>
+      <w:bookmarkStart w:id="13" w:name="_Toc178074188"/>
+      <w:r>
+        <w:rPr>
+          <w:sz w:val="36"/>
+        </w:rPr>
+        <w:t>Menú</w:t>
+      </w:r>
+      <w:bookmarkEnd w:id="13"/>
+    </w:p>
+    <w:p>
+      <w:r>
+        <w:t>Barra de navegación:</w:t>
+      </w:r>
+    </w:p>
+    <w:p>
+      <w:r>
+        <w:t>Todas las pagina tienen una barra de navegación horizontal entre el encabezado y el contenido de la página web, cuando se pasa por encima con el ratón el color del fondo y el texto cambia.</w:t>
+      </w:r>
+    </w:p>
+    <w:p>
+      <w:r>
+        <w:t>El color del texto es marrón muy claro(</w:t>
+      </w:r>
+      <w:r>
+        <w:t>#fff5dd</w:t>
+      </w:r>
+      <w:r>
+        <w:t>) y el fondo marrón oscuro(</w:t>
+      </w:r>
+      <w:r>
+        <w:t>#5e5237</w:t>
+      </w:r>
+      <w:r>
+        <w:t xml:space="preserve">), y cuando se pasa el ratón </w:t>
+      </w:r>
+      <w:r>
+        <w:t xml:space="preserve">por encima se invierten los colores, el texto </w:t>
+      </w:r>
+      <w:r>
+        <w:t>marrón oscuro(</w:t>
+      </w:r>
+      <w:r>
+        <w:t>#5e5237</w:t>
+      </w:r>
+      <w:r>
+        <w:t>)</w:t>
+      </w:r>
+      <w:r>
+        <w:t xml:space="preserve"> y el fondo </w:t>
+      </w:r>
+      <w:r>
+        <w:t>marrón muy claro(</w:t>
+      </w:r>
+      <w:r>
+        <w:t>#fff5dd</w:t>
+      </w:r>
+      <w:r>
+        <w:t>)</w:t>
+      </w:r>
+      <w:r>
+        <w:t>.</w:t>
+      </w:r>
+    </w:p>
+    <w:p>
+      <w:r>
+        <w:drawing>
+          <wp:inline distT="0" distB="0" distL="0" distR="0" wp14:anchorId="2D7E5DBA" wp14:editId="298E29BD">
+            <wp:extent cx="5400040" cy="735965"/>
+            <wp:effectExtent l="0" t="0" r="0" b="6985"/>
+            <wp:docPr id="64" name="Imagen 64"/>
+            <wp:cNvGraphicFramePr>
+              <a:graphicFrameLocks xmlns:a="http://schemas.openxmlformats.org/drawingml/2006/main" noChangeAspect="1"/>
+            </wp:cNvGraphicFramePr>
+            <a:graphic xmlns:a="http://schemas.openxmlformats.org/drawingml/2006/main">
+              <a:graphicData uri="http://schemas.openxmlformats.org/drawingml/2006/picture">
+                <pic:pic xmlns:pic="http://schemas.openxmlformats.org/drawingml/2006/picture">
+                  <pic:nvPicPr>
+                    <pic:cNvPr id="1" name=""/>
+                    <pic:cNvPicPr/>
+                  </pic:nvPicPr>
+                  <pic:blipFill>
+                    <a:blip r:embed="rId62"/>
+                    <a:stretch>
+                      <a:fillRect/>
+                    </a:stretch>
+                  </pic:blipFill>
+                  <pic:spPr>
+                    <a:xfrm>
+                      <a:off x="0" y="0"/>
+                      <a:ext cx="5400040" cy="735965"/>
+                    </a:xfrm>
+                    <a:prstGeom prst="rect">
+                      <a:avLst/>
+                    </a:prstGeom>
+                  </pic:spPr>
+                </pic:pic>
+              </a:graphicData>
+            </a:graphic>
+          </wp:inline>
+        </w:drawing>
+      </w:r>
+    </w:p>
+    <w:p>
+      <w:pPr>
+        <w:pStyle w:val="Ttulo2"/>
+      </w:pPr>
+    </w:p>
+    <w:p>
+      <w:pPr>
+        <w:pStyle w:val="Ttulo2"/>
+        <w:numPr>
+          <w:ilvl w:val="1"/>
+          <w:numId w:val="1"/>
+        </w:numPr>
+        <w:rPr>
+          <w:sz w:val="36"/>
+        </w:rPr>
+      </w:pPr>
+      <w:bookmarkStart w:id="14" w:name="_Toc178074189"/>
+      <w:r>
+        <w:rPr>
+          <w:sz w:val="36"/>
+        </w:rPr>
+        <w:t>Titulares</w:t>
+      </w:r>
+      <w:bookmarkEnd w:id="14"/>
+    </w:p>
+    <w:p>
+      <w:r>
+        <w:t>TITULARES H1 (de texto):</w:t>
+      </w:r>
+    </w:p>
+    <w:p>
+      <w:r>
+        <w:drawing>
+          <wp:inline distT="0" distB="0" distL="0" distR="0" wp14:anchorId="75174074" wp14:editId="11DAD98E">
+            <wp:extent cx="4601217" cy="323895"/>
+            <wp:effectExtent l="0" t="0" r="8890" b="0"/>
+            <wp:docPr id="66" name="Imagen 66"/>
+            <wp:cNvGraphicFramePr>
+              <a:graphicFrameLocks xmlns:a="http://schemas.openxmlformats.org/drawingml/2006/main" noChangeAspect="1"/>
+            </wp:cNvGraphicFramePr>
+            <a:graphic xmlns:a="http://schemas.openxmlformats.org/drawingml/2006/main">
+              <a:graphicData uri="http://schemas.openxmlformats.org/drawingml/2006/picture">
+                <pic:pic xmlns:pic="http://schemas.openxmlformats.org/drawingml/2006/picture">
+                  <pic:nvPicPr>
+                    <pic:cNvPr id="1" name=""/>
+                    <pic:cNvPicPr/>
+                  </pic:nvPicPr>
+                  <pic:blipFill>
+                    <a:blip r:embed="rId63"/>
+                    <a:stretch>
+                      <a:fillRect/>
+                    </a:stretch>
+                  </pic:blipFill>
+                  <pic:spPr>
+                    <a:xfrm>
+                      <a:off x="0" y="0"/>
+                      <a:ext cx="4601217" cy="323895"/>
+                    </a:xfrm>
+                    <a:prstGeom prst="rect">
+                      <a:avLst/>
+                    </a:prstGeom>
+                  </pic:spPr>
+                </pic:pic>
+              </a:graphicData>
+            </a:graphic>
+          </wp:inline>
+        </w:drawing>
+      </w:r>
+    </w:p>
+    <w:p>
+      <w:r>
+        <w:t xml:space="preserve">Fuente: </w:t>
+      </w:r>
+      <w:proofErr w:type="spellStart"/>
+      <w:r>
+        <w:t>Merriweather</w:t>
+      </w:r>
+      <w:proofErr w:type="spellEnd"/>
+      <w:r>
+        <w:t xml:space="preserve"> normal</w:t>
+      </w:r>
+    </w:p>
+    <w:p>
+      <w:r>
+        <w:t xml:space="preserve">Color: </w:t>
+      </w:r>
+      <w:r>
+        <w:t>#171c34</w:t>
+      </w:r>
+    </w:p>
+    <w:p/>
+    <w:p/>
+    <w:p/>
+    <w:p/>
+    <w:p/>
+    <w:p>
+      <w:r>
+        <w:lastRenderedPageBreak/>
+        <w:t>TITULARES H1 (</w:t>
+      </w:r>
+      <w:proofErr w:type="spellStart"/>
+      <w:r>
+        <w:t>aside</w:t>
+      </w:r>
+      <w:proofErr w:type="spellEnd"/>
+      <w:r>
+        <w:t>):</w:t>
+      </w:r>
+    </w:p>
+    <w:p>
+      <w:r>
+        <w:drawing>
+          <wp:inline distT="0" distB="0" distL="0" distR="0" wp14:anchorId="009FC956" wp14:editId="485D0416">
+            <wp:extent cx="2553056" cy="504895"/>
+            <wp:effectExtent l="0" t="0" r="0" b="9525"/>
+            <wp:docPr id="71" name="Imagen 71"/>
+            <wp:cNvGraphicFramePr>
+              <a:graphicFrameLocks xmlns:a="http://schemas.openxmlformats.org/drawingml/2006/main" noChangeAspect="1"/>
+            </wp:cNvGraphicFramePr>
+            <a:graphic xmlns:a="http://schemas.openxmlformats.org/drawingml/2006/main">
+              <a:graphicData uri="http://schemas.openxmlformats.org/drawingml/2006/picture">
+                <pic:pic xmlns:pic="http://schemas.openxmlformats.org/drawingml/2006/picture">
+                  <pic:nvPicPr>
+                    <pic:cNvPr id="1" name=""/>
+                    <pic:cNvPicPr/>
+                  </pic:nvPicPr>
+                  <pic:blipFill>
+                    <a:blip r:embed="rId64"/>
+                    <a:stretch>
+                      <a:fillRect/>
+                    </a:stretch>
+                  </pic:blipFill>
+                  <pic:spPr>
+                    <a:xfrm>
+                      <a:off x="0" y="0"/>
+                      <a:ext cx="2553056" cy="504895"/>
+                    </a:xfrm>
+                    <a:prstGeom prst="rect">
+                      <a:avLst/>
+                    </a:prstGeom>
+                  </pic:spPr>
+                </pic:pic>
+              </a:graphicData>
+            </a:graphic>
+          </wp:inline>
+        </w:drawing>
+      </w:r>
+    </w:p>
+    <w:p>
+      <w:r>
+        <w:t xml:space="preserve">Fuente: </w:t>
+      </w:r>
+      <w:proofErr w:type="spellStart"/>
+      <w:r>
+        <w:t>Merriweather</w:t>
+      </w:r>
+      <w:proofErr w:type="spellEnd"/>
+      <w:r>
+        <w:t xml:space="preserve"> 20px</w:t>
+      </w:r>
+      <w:r>
+        <w:t xml:space="preserve"> normal</w:t>
+      </w:r>
+    </w:p>
+    <w:p>
+      <w:r>
+        <w:t>Color: #</w:t>
+      </w:r>
+      <w:proofErr w:type="spellStart"/>
+      <w:r>
+        <w:t>fff</w:t>
+      </w:r>
+      <w:proofErr w:type="spellEnd"/>
+    </w:p>
+    <w:p>
+      <w:r>
+        <w:t>TITULARES H1 (formulario):</w:t>
+      </w:r>
+    </w:p>
+    <w:p>
+      <w:r>
+        <w:drawing>
+          <wp:inline distT="0" distB="0" distL="0" distR="0" wp14:anchorId="3270875A" wp14:editId="2D0F9A4E">
+            <wp:extent cx="3381847" cy="724001"/>
+            <wp:effectExtent l="0" t="0" r="9525" b="0"/>
+            <wp:docPr id="75" name="Imagen 75"/>
+            <wp:cNvGraphicFramePr>
+              <a:graphicFrameLocks xmlns:a="http://schemas.openxmlformats.org/drawingml/2006/main" noChangeAspect="1"/>
+            </wp:cNvGraphicFramePr>
+            <a:graphic xmlns:a="http://schemas.openxmlformats.org/drawingml/2006/main">
+              <a:graphicData uri="http://schemas.openxmlformats.org/drawingml/2006/picture">
+                <pic:pic xmlns:pic="http://schemas.openxmlformats.org/drawingml/2006/picture">
+                  <pic:nvPicPr>
+                    <pic:cNvPr id="1" name=""/>
+                    <pic:cNvPicPr/>
+                  </pic:nvPicPr>
+                  <pic:blipFill>
+                    <a:blip r:embed="rId65"/>
+                    <a:stretch>
+                      <a:fillRect/>
+                    </a:stretch>
+                  </pic:blipFill>
+                  <pic:spPr>
+                    <a:xfrm>
+                      <a:off x="0" y="0"/>
+                      <a:ext cx="3381847" cy="724001"/>
+                    </a:xfrm>
+                    <a:prstGeom prst="rect">
+                      <a:avLst/>
+                    </a:prstGeom>
+                  </pic:spPr>
+                </pic:pic>
+              </a:graphicData>
+            </a:graphic>
+          </wp:inline>
+        </w:drawing>
+      </w:r>
+    </w:p>
+    <w:p>
+      <w:r>
+        <w:t xml:space="preserve">Fuente: </w:t>
+      </w:r>
+      <w:proofErr w:type="spellStart"/>
+      <w:r>
+        <w:t>Roboto</w:t>
+      </w:r>
+      <w:proofErr w:type="spellEnd"/>
+      <w:r>
+        <w:t xml:space="preserve"> 30px </w:t>
+      </w:r>
+    </w:p>
+    <w:p>
+      <w:r>
+        <w:t>Color: #000</w:t>
+      </w:r>
+    </w:p>
+    <w:p>
+      <w:r>
+        <w:t>TITULARES H2 (</w:t>
+      </w:r>
+      <w:proofErr w:type="spellStart"/>
+      <w:r>
+        <w:t>aside</w:t>
+      </w:r>
+      <w:proofErr w:type="spellEnd"/>
+      <w:r>
+        <w:t>):</w:t>
+      </w:r>
+    </w:p>
+    <w:p>
+      <w:r>
+        <w:drawing>
+          <wp:inline distT="0" distB="0" distL="0" distR="0" wp14:anchorId="0F1B384F" wp14:editId="540E2B92">
+            <wp:extent cx="2095792" cy="342948"/>
+            <wp:effectExtent l="0" t="0" r="0" b="0"/>
+            <wp:docPr id="74" name="Imagen 74"/>
+            <wp:cNvGraphicFramePr>
+              <a:graphicFrameLocks xmlns:a="http://schemas.openxmlformats.org/drawingml/2006/main" noChangeAspect="1"/>
+            </wp:cNvGraphicFramePr>
+            <a:graphic xmlns:a="http://schemas.openxmlformats.org/drawingml/2006/main">
+              <a:graphicData uri="http://schemas.openxmlformats.org/drawingml/2006/picture">
+                <pic:pic xmlns:pic="http://schemas.openxmlformats.org/drawingml/2006/picture">
+                  <pic:nvPicPr>
+                    <pic:cNvPr id="1" name=""/>
+                    <pic:cNvPicPr/>
+                  </pic:nvPicPr>
+                  <pic:blipFill>
+                    <a:blip r:embed="rId66"/>
+                    <a:stretch>
+                      <a:fillRect/>
+                    </a:stretch>
+                  </pic:blipFill>
+                  <pic:spPr>
+                    <a:xfrm>
+                      <a:off x="0" y="0"/>
+                      <a:ext cx="2095792" cy="342948"/>
+                    </a:xfrm>
+                    <a:prstGeom prst="rect">
+                      <a:avLst/>
+                    </a:prstGeom>
+                  </pic:spPr>
+                </pic:pic>
+              </a:graphicData>
+            </a:graphic>
+          </wp:inline>
+        </w:drawing>
+      </w:r>
+    </w:p>
+    <w:p>
+      <w:r>
+        <w:t xml:space="preserve">Fuente: </w:t>
+      </w:r>
+      <w:proofErr w:type="spellStart"/>
+      <w:r>
+        <w:t>Roboto</w:t>
+      </w:r>
+      <w:proofErr w:type="spellEnd"/>
+      <w:r>
+        <w:t xml:space="preserve"> 15px </w:t>
+      </w:r>
+    </w:p>
+    <w:p>
+      <w:r>
+        <w:t>Color: #</w:t>
+      </w:r>
+      <w:proofErr w:type="spellStart"/>
+      <w:r>
+        <w:t>fff</w:t>
+      </w:r>
+      <w:proofErr w:type="spellEnd"/>
+    </w:p>
+    <w:p/>
+    <w:p>
+      <w:pPr>
+        <w:pStyle w:val="Ttulo2"/>
+        <w:numPr>
+          <w:ilvl w:val="1"/>
+          <w:numId w:val="1"/>
+        </w:numPr>
+        <w:rPr>
+          <w:sz w:val="36"/>
+        </w:rPr>
+      </w:pPr>
+      <w:bookmarkStart w:id="15" w:name="_Toc178074190"/>
+      <w:r>
+        <w:rPr>
+          <w:sz w:val="36"/>
+        </w:rPr>
+        <w:t>Texto</w:t>
+      </w:r>
+      <w:bookmarkEnd w:id="15"/>
+    </w:p>
+    <w:p>
+      <w:r>
+        <w:drawing>
+          <wp:inline distT="0" distB="0" distL="0" distR="0" wp14:anchorId="798BFDC3" wp14:editId="5C961D33">
+            <wp:extent cx="5400040" cy="259715"/>
+            <wp:effectExtent l="0" t="0" r="0" b="6985"/>
+            <wp:docPr id="76" name="Imagen 76"/>
+            <wp:cNvGraphicFramePr>
+              <a:graphicFrameLocks xmlns:a="http://schemas.openxmlformats.org/drawingml/2006/main" noChangeAspect="1"/>
+            </wp:cNvGraphicFramePr>
+            <a:graphic xmlns:a="http://schemas.openxmlformats.org/drawingml/2006/main">
+              <a:graphicData uri="http://schemas.openxmlformats.org/drawingml/2006/picture">
+                <pic:pic xmlns:pic="http://schemas.openxmlformats.org/drawingml/2006/picture">
+                  <pic:nvPicPr>
+                    <pic:cNvPr id="1" name=""/>
+                    <pic:cNvPicPr/>
+                  </pic:nvPicPr>
+                  <pic:blipFill>
+                    <a:blip r:embed="rId67"/>
+                    <a:stretch>
+                      <a:fillRect/>
+                    </a:stretch>
+                  </pic:blipFill>
+                  <pic:spPr>
+                    <a:xfrm>
+                      <a:off x="0" y="0"/>
+                      <a:ext cx="5400040" cy="259715"/>
+                    </a:xfrm>
+                    <a:prstGeom prst="rect">
+                      <a:avLst/>
+                    </a:prstGeom>
+                  </pic:spPr>
+                </pic:pic>
+              </a:graphicData>
+            </a:graphic>
+          </wp:inline>
+        </w:drawing>
+      </w:r>
+    </w:p>
+    <w:p>
+      <w:r>
+        <w:t>C</w:t>
+      </w:r>
+      <w:r>
+        <w:t>olor: #171c34</w:t>
+      </w:r>
+    </w:p>
+    <w:p>
+      <w:r>
+        <w:t xml:space="preserve">Fuente: </w:t>
+      </w:r>
+      <w:proofErr w:type="spellStart"/>
+      <w:r>
+        <w:t>Roboto</w:t>
+      </w:r>
+      <w:proofErr w:type="spellEnd"/>
+    </w:p>
+    <w:p>
+      <w:pPr>
+        <w:pStyle w:val="Ttulo2"/>
+      </w:pPr>
+    </w:p>
+    <w:p>
+      <w:pPr>
+        <w:pStyle w:val="Ttulo2"/>
+        <w:numPr>
+          <w:ilvl w:val="1"/>
+          <w:numId w:val="1"/>
+        </w:numPr>
+        <w:rPr>
+          <w:sz w:val="36"/>
+        </w:rPr>
+      </w:pPr>
+      <w:bookmarkStart w:id="16" w:name="_Toc178074191"/>
+      <w:r>
+        <w:rPr>
+          <w:sz w:val="36"/>
+        </w:rPr>
+        <w:t>Tablas</w:t>
+      </w:r>
+      <w:bookmarkEnd w:id="16"/>
+    </w:p>
+    <w:p>
+      <w:r>
+        <w:rPr>
+          <w:noProof/>
+          <w:lang w:eastAsia="es-ES"/>
+        </w:rPr>
+        <w:drawing>
+          <wp:inline distT="0" distB="0" distL="0" distR="0">
+            <wp:extent cx="5400040" cy="4408196"/>
+            <wp:effectExtent l="0" t="0" r="0" b="0"/>
+            <wp:docPr id="79" name="Imagen 79" descr="C:\Users\sergiosr\Downloads\Captura de pantalla 2024-09-24 122519.png"/>
+            <wp:cNvGraphicFramePr>
+              <a:graphicFrameLocks xmlns:a="http://schemas.openxmlformats.org/drawingml/2006/main" noChangeAspect="1"/>
+            </wp:cNvGraphicFramePr>
+            <a:graphic xmlns:a="http://schemas.openxmlformats.org/drawingml/2006/main">
+              <a:graphicData uri="http://schemas.openxmlformats.org/drawingml/2006/picture">
+                <pic:pic xmlns:pic="http://schemas.openxmlformats.org/drawingml/2006/picture">
+                  <pic:nvPicPr>
+                    <pic:cNvPr id="0" name="Picture 5" descr="C:\Users\sergiosr\Downloads\Captura de pantalla 2024-09-24 122519.png"/>
+                    <pic:cNvPicPr>
+                      <a:picLocks noChangeAspect="1" noChangeArrowheads="1"/>
+                    </pic:cNvPicPr>
+                  </pic:nvPicPr>
+                  <pic:blipFill>
+                    <a:blip r:embed="rId68">
+                      <a:extLst>
+                        <a:ext uri="{28A0092B-C50C-407E-A947-70E740481C1C}">
+                          <a14:useLocalDpi xmlns:a14="http://schemas.microsoft.com/office/drawing/2010/main" val="0"/>
+                        </a:ext>
+                      </a:extLst>
+                    </a:blip>
+                    <a:srcRect/>
+                    <a:stretch>
+                      <a:fillRect/>
+                    </a:stretch>
+                  </pic:blipFill>
+                  <pic:spPr bwMode="auto">
+                    <a:xfrm>
+                      <a:off x="0" y="0"/>
+                      <a:ext cx="5400040" cy="4408196"/>
+                    </a:xfrm>
+                    <a:prstGeom prst="rect">
+                      <a:avLst/>
+                    </a:prstGeom>
+                    <a:noFill/>
+                    <a:ln>
+                      <a:noFill/>
+                    </a:ln>
+                  </pic:spPr>
+                </pic:pic>
+              </a:graphicData>
+            </a:graphic>
+          </wp:inline>
+        </w:drawing>
       </w:r>
     </w:p>
     <w:p/>
@@ -7674,7 +9793,7 @@
   <w:abstractNum w:abstractNumId="0" w15:restartNumberingAfterBreak="0">
     <w:nsid w:val="488A2B57"/>
     <w:multiLevelType w:val="hybridMultilevel"/>
-    <w:tmpl w:val="04569874"/>
+    <w:tmpl w:val="A696442C"/>
     <w:lvl w:ilvl="0" w:tplc="0C0A000F">
       <w:start w:val="1"/>
       <w:numFmt w:val="decimal"/>
@@ -15397,7 +17516,6 @@
             <a:rPr lang="es-ES"/>
             <a:t>(#a0a4b5)</a:t>
           </a:r>
-          <a:endParaRPr lang="es-ES"/>
         </a:p>
       </dgm:t>
     </dgm:pt>
@@ -15438,13 +17556,8 @@
         <a:p>
           <a:r>
             <a:rPr lang="es-ES"/>
-            <a:t> </a:t>
+            <a:t> (#171c34)</a:t>
           </a:r>
-          <a:r>
-            <a:rPr lang="es-ES"/>
-            <a:t>(#171c34)</a:t>
-          </a:r>
-          <a:endParaRPr lang="es-ES"/>
         </a:p>
       </dgm:t>
     </dgm:pt>
@@ -15604,6 +17717,13 @@
         </dgm:presLayoutVars>
       </dgm:prSet>
       <dgm:spPr/>
+      <dgm:t>
+        <a:bodyPr/>
+        <a:lstStyle/>
+        <a:p>
+          <a:endParaRPr lang="es-ES"/>
+        </a:p>
+      </dgm:t>
     </dgm:pt>
     <dgm:pt modelId="{DEB8C50A-CEB4-4A03-92DB-7CBE4E64CBA6}" type="pres">
       <dgm:prSet presAssocID="{65DD12B7-ACA5-4FE2-B35E-4A40546985E6}" presName="composite" presStyleCnt="0"/>
@@ -18101,7 +20221,6 @@
             <a:rPr lang="es-ES" sz="900" kern="1200"/>
             <a:t>(#a0a4b5)</a:t>
           </a:r>
-          <a:endParaRPr lang="es-ES" sz="900" kern="1200"/>
         </a:p>
       </dsp:txBody>
       <dsp:txXfrm>
@@ -18243,13 +20362,8 @@
           </a:pPr>
           <a:r>
             <a:rPr lang="es-ES" sz="900" kern="1200"/>
-            <a:t> </a:t>
+            <a:t> (#171c34)</a:t>
           </a:r>
-          <a:r>
-            <a:rPr lang="es-ES" sz="900" kern="1200"/>
-            <a:t>(#171c34)</a:t>
-          </a:r>
-          <a:endParaRPr lang="es-ES" sz="900" kern="1200"/>
         </a:p>
       </dsp:txBody>
       <dsp:txXfrm>
@@ -28244,526 +30358,6 @@
 </dgm:styleDef>
 </file>
 
-<file path=word/glossary/document.xml><?xml version="1.0" encoding="utf-8"?>
-<w:glossaryDocument xmlns:wpc="http://schemas.microsoft.com/office/word/2010/wordprocessingCanvas" xmlns:cx="http://schemas.microsoft.com/office/drawing/2014/chartex" xmlns:cx1="http://schemas.microsoft.com/office/drawing/2015/9/8/chartex" xmlns:mc="http://schemas.openxmlformats.org/markup-compatibility/2006" xmlns:o="urn:schemas-microsoft-com:office:office" xmlns:r="http://schemas.openxmlformats.org/officeDocument/2006/relationships" xmlns:m="http://schemas.openxmlformats.org/officeDocument/2006/math" xmlns:v="urn:schemas-microsoft-com:vml" xmlns:wp14="http://schemas.microsoft.com/office/word/2010/wordprocessingDrawing" xmlns:wp="http://schemas.openxmlformats.org/drawingml/2006/wordprocessingDrawing" xmlns:w10="urn:schemas-microsoft-com:office:word" xmlns:w="http://schemas.openxmlformats.org/wordprocessingml/2006/main" xmlns:w14="http://schemas.microsoft.com/office/word/2010/wordml" xmlns:w15="http://schemas.microsoft.com/office/word/2012/wordml" xmlns:w16se="http://schemas.microsoft.com/office/word/2015/wordml/symex" xmlns:wpg="http://schemas.microsoft.com/office/word/2010/wordprocessingGroup" xmlns:wpi="http://schemas.microsoft.com/office/word/2010/wordprocessingInk" xmlns:wne="http://schemas.microsoft.com/office/word/2006/wordml" xmlns:wps="http://schemas.microsoft.com/office/word/2010/wordprocessingShape" mc:Ignorable="w14 w15 w16se wp14"/>
-</file>
-
-<file path=word/glossary/fontTable.xml><?xml version="1.0" encoding="utf-8"?>
-<w:fonts xmlns:mc="http://schemas.openxmlformats.org/markup-compatibility/2006" xmlns:r="http://schemas.openxmlformats.org/officeDocument/2006/relationships" xmlns:w="http://schemas.openxmlformats.org/wordprocessingml/2006/main" xmlns:w14="http://schemas.microsoft.com/office/word/2010/wordml" xmlns:w15="http://schemas.microsoft.com/office/word/2012/wordml" xmlns:w16se="http://schemas.microsoft.com/office/word/2015/wordml/symex" mc:Ignorable="w14 w15 w16se">
-  <w:font w:name="Times New Roman">
-    <w:panose1 w:val="02020603050405020304"/>
-    <w:charset w:val="00"/>
-    <w:family w:val="roman"/>
-    <w:pitch w:val="variable"/>
-    <w:sig w:usb0="E0002EFF" w:usb1="C000785B" w:usb2="00000009" w:usb3="00000000" w:csb0="000001FF" w:csb1="00000000"/>
-  </w:font>
-  <w:font w:name="Calibri">
-    <w:panose1 w:val="020F0502020204030204"/>
-    <w:charset w:val="00"/>
-    <w:family w:val="swiss"/>
-    <w:pitch w:val="variable"/>
-    <w:sig w:usb0="E4002EFF" w:usb1="C000247B" w:usb2="00000009" w:usb3="00000000" w:csb0="000001FF" w:csb1="00000000"/>
-  </w:font>
-  <w:font w:name="Calibri Light">
-    <w:panose1 w:val="020F0302020204030204"/>
-    <w:charset w:val="00"/>
-    <w:family w:val="swiss"/>
-    <w:pitch w:val="variable"/>
-    <w:sig w:usb0="E4002EFF" w:usb1="C000247B" w:usb2="00000009" w:usb3="00000000" w:csb0="000001FF" w:csb1="00000000"/>
-  </w:font>
-  <w:font w:name="Arial Narrow">
-    <w:panose1 w:val="020B0606020202030204"/>
-    <w:charset w:val="00"/>
-    <w:family w:val="swiss"/>
-    <w:pitch w:val="variable"/>
-    <w:sig w:usb0="00000287" w:usb1="00000800" w:usb2="00000000" w:usb3="00000000" w:csb0="0000009F" w:csb1="00000000"/>
-  </w:font>
-</w:fonts>
-</file>
-
-<file path=word/glossary/settings.xml><?xml version="1.0" encoding="utf-8"?>
-<w:settings xmlns:mc="http://schemas.openxmlformats.org/markup-compatibility/2006" xmlns:o="urn:schemas-microsoft-com:office:office" xmlns:r="http://schemas.openxmlformats.org/officeDocument/2006/relationships" xmlns:m="http://schemas.openxmlformats.org/officeDocument/2006/math" xmlns:v="urn:schemas-microsoft-com:vml" xmlns:w10="urn:schemas-microsoft-com:office:word" xmlns:w="http://schemas.openxmlformats.org/wordprocessingml/2006/main" xmlns:w14="http://schemas.microsoft.com/office/word/2010/wordml" xmlns:w15="http://schemas.microsoft.com/office/word/2012/wordml" xmlns:w16se="http://schemas.microsoft.com/office/word/2015/wordml/symex" xmlns:sl="http://schemas.openxmlformats.org/schemaLibrary/2006/main" mc:Ignorable="w14 w15 w16se">
-  <w:view w:val="normal"/>
-  <w:defaultTabStop w:val="708"/>
-  <w:hyphenationZone w:val="425"/>
-  <w:characterSpacingControl w:val="doNotCompress"/>
-  <w:compat>
-    <w:useFELayout/>
-    <w:compatSetting w:name="compatibilityMode" w:uri="http://schemas.microsoft.com/office/word" w:val="15"/>
-    <w:compatSetting w:name="overrideTableStyleFontSizeAndJustification" w:uri="http://schemas.microsoft.com/office/word" w:val="1"/>
-    <w:compatSetting w:name="enableOpenTypeFeatures" w:uri="http://schemas.microsoft.com/office/word" w:val="1"/>
-    <w:compatSetting w:name="doNotFlipMirrorIndents" w:uri="http://schemas.microsoft.com/office/word" w:val="1"/>
-    <w:compatSetting w:name="differentiateMultirowTableHeaders" w:uri="http://schemas.microsoft.com/office/word" w:val="1"/>
-  </w:compat>
-  <w:rsids>
-    <w:rsidRoot w:val="00136FBF"/>
-    <w:rsid w:val="00136FBF"/>
-    <w:rsid w:val="00BB276D"/>
-  </w:rsids>
-  <m:mathPr>
-    <m:mathFont m:val="Cambria Math"/>
-    <m:brkBin m:val="before"/>
-    <m:brkBinSub m:val="--"/>
-    <m:smallFrac m:val="0"/>
-    <m:dispDef/>
-    <m:lMargin m:val="0"/>
-    <m:rMargin m:val="0"/>
-    <m:defJc m:val="centerGroup"/>
-    <m:wrapIndent m:val="1440"/>
-    <m:intLim m:val="subSup"/>
-    <m:naryLim m:val="undOvr"/>
-  </m:mathPr>
-  <w:themeFontLang w:val="es-ES"/>
-  <w:clrSchemeMapping w:bg1="light1" w:t1="dark1" w:bg2="light2" w:t2="dark2" w:accent1="accent1" w:accent2="accent2" w:accent3="accent3" w:accent4="accent4" w:accent5="accent5" w:accent6="accent6" w:hyperlink="hyperlink" w:followedHyperlink="followedHyperlink"/>
-  <w:decimalSymbol w:val=","/>
-  <w:listSeparator w:val=";"/>
-  <w15:chartTrackingRefBased/>
-</w:settings>
-</file>
-
-<file path=word/glossary/styles.xml><?xml version="1.0" encoding="utf-8"?>
-<w:styles xmlns:mc="http://schemas.openxmlformats.org/markup-compatibility/2006" xmlns:r="http://schemas.openxmlformats.org/officeDocument/2006/relationships" xmlns:w="http://schemas.openxmlformats.org/wordprocessingml/2006/main" xmlns:w14="http://schemas.microsoft.com/office/word/2010/wordml" xmlns:w15="http://schemas.microsoft.com/office/word/2012/wordml" xmlns:w16se="http://schemas.microsoft.com/office/word/2015/wordml/symex" mc:Ignorable="w14 w15 w16se">
-  <w:docDefaults>
-    <w:rPrDefault>
-      <w:rPr>
-        <w:rFonts w:asciiTheme="minorHAnsi" w:eastAsiaTheme="minorEastAsia" w:hAnsiTheme="minorHAnsi" w:cstheme="minorBidi"/>
-        <w:sz w:val="22"/>
-        <w:szCs w:val="22"/>
-        <w:lang w:val="es-ES" w:eastAsia="es-ES" w:bidi="ar-SA"/>
-      </w:rPr>
-    </w:rPrDefault>
-    <w:pPrDefault>
-      <w:pPr>
-        <w:spacing w:after="160" w:line="259" w:lineRule="auto"/>
-      </w:pPr>
-    </w:pPrDefault>
-  </w:docDefaults>
-  <w:latentStyles w:defLockedState="0" w:defUIPriority="99" w:defSemiHidden="0" w:defUnhideWhenUsed="0" w:defQFormat="0" w:count="371">
-    <w:lsdException w:name="Normal" w:uiPriority="0" w:qFormat="1"/>
-    <w:lsdException w:name="heading 1" w:uiPriority="9" w:qFormat="1"/>
-    <w:lsdException w:name="heading 2" w:semiHidden="1" w:uiPriority="9" w:unhideWhenUsed="1" w:qFormat="1"/>
-    <w:lsdException w:name="heading 3" w:semiHidden="1" w:uiPriority="9" w:unhideWhenUsed="1" w:qFormat="1"/>
-    <w:lsdException w:name="heading 4" w:semiHidden="1" w:uiPriority="9" w:unhideWhenUsed="1" w:qFormat="1"/>
-    <w:lsdException w:name="heading 5" w:semiHidden="1" w:uiPriority="9" w:unhideWhenUsed="1" w:qFormat="1"/>
-    <w:lsdException w:name="heading 6" w:semiHidden="1" w:uiPriority="9" w:unhideWhenUsed="1" w:qFormat="1"/>
-    <w:lsdException w:name="heading 7" w:semiHidden="1" w:uiPriority="9" w:unhideWhenUsed="1" w:qFormat="1"/>
-    <w:lsdException w:name="heading 8" w:semiHidden="1" w:uiPriority="9" w:unhideWhenUsed="1" w:qFormat="1"/>
-    <w:lsdException w:name="heading 9" w:semiHidden="1" w:uiPriority="9" w:unhideWhenUsed="1" w:qFormat="1"/>
-    <w:lsdException w:name="index 1" w:semiHidden="1" w:unhideWhenUsed="1"/>
-    <w:lsdException w:name="index 2" w:semiHidden="1" w:unhideWhenUsed="1"/>
-    <w:lsdException w:name="index 3" w:semiHidden="1" w:unhideWhenUsed="1"/>
-    <w:lsdException w:name="index 4" w:semiHidden="1" w:unhideWhenUsed="1"/>
-    <w:lsdException w:name="index 5" w:semiHidden="1" w:unhideWhenUsed="1"/>
-    <w:lsdException w:name="index 6" w:semiHidden="1" w:unhideWhenUsed="1"/>
-    <w:lsdException w:name="index 7" w:semiHidden="1" w:unhideWhenUsed="1"/>
-    <w:lsdException w:name="index 8" w:semiHidden="1" w:unhideWhenUsed="1"/>
-    <w:lsdException w:name="index 9" w:semiHidden="1" w:unhideWhenUsed="1"/>
-    <w:lsdException w:name="toc 1" w:semiHidden="1" w:uiPriority="39" w:unhideWhenUsed="1"/>
-    <w:lsdException w:name="toc 2" w:semiHidden="1" w:uiPriority="39" w:unhideWhenUsed="1"/>
-    <w:lsdException w:name="toc 3" w:semiHidden="1" w:uiPriority="39" w:unhideWhenUsed="1"/>
-    <w:lsdException w:name="toc 4" w:semiHidden="1" w:uiPriority="39" w:unhideWhenUsed="1"/>
-    <w:lsdException w:name="toc 5" w:semiHidden="1" w:uiPriority="39" w:unhideWhenUsed="1"/>
-    <w:lsdException w:name="toc 6" w:semiHidden="1" w:uiPriority="39" w:unhideWhenUsed="1"/>
-    <w:lsdException w:name="toc 7" w:semiHidden="1" w:uiPriority="39" w:unhideWhenUsed="1"/>
-    <w:lsdException w:name="toc 8" w:semiHidden="1" w:uiPriority="39" w:unhideWhenUsed="1"/>
-    <w:lsdException w:name="toc 9" w:semiHidden="1" w:uiPriority="39" w:unhideWhenUsed="1"/>
-    <w:lsdException w:name="Normal Indent" w:semiHidden="1" w:unhideWhenUsed="1"/>
-    <w:lsdException w:name="footnote text" w:semiHidden="1" w:unhideWhenUsed="1"/>
-    <w:lsdException w:name="annotation text" w:semiHidden="1" w:unhideWhenUsed="1"/>
-    <w:lsdException w:name="header" w:semiHidden="1" w:unhideWhenUsed="1"/>
-    <w:lsdException w:name="footer" w:semiHidden="1" w:unhideWhenUsed="1"/>
-    <w:lsdException w:name="index heading" w:semiHidden="1" w:unhideWhenUsed="1"/>
-    <w:lsdException w:name="caption" w:semiHidden="1" w:uiPriority="35" w:unhideWhenUsed="1" w:qFormat="1"/>
-    <w:lsdException w:name="table of figures" w:semiHidden="1" w:unhideWhenUsed="1"/>
-    <w:lsdException w:name="envelope address" w:semiHidden="1" w:unhideWhenUsed="1"/>
-    <w:lsdException w:name="envelope return" w:semiHidden="1" w:unhideWhenUsed="1"/>
-    <w:lsdException w:name="footnote reference" w:semiHidden="1" w:unhideWhenUsed="1"/>
-    <w:lsdException w:name="annotation reference" w:semiHidden="1" w:unhideWhenUsed="1"/>
-    <w:lsdException w:name="line number" w:semiHidden="1" w:unhideWhenUsed="1"/>
-    <w:lsdException w:name="page number" w:semiHidden="1" w:unhideWhenUsed="1"/>
-    <w:lsdException w:name="endnote reference" w:semiHidden="1" w:unhideWhenUsed="1"/>
-    <w:lsdException w:name="endnote text" w:semiHidden="1" w:unhideWhenUsed="1"/>
-    <w:lsdException w:name="table of authorities" w:semiHidden="1" w:unhideWhenUsed="1"/>
-    <w:lsdException w:name="macro" w:semiHidden="1" w:unhideWhenUsed="1"/>
-    <w:lsdException w:name="toa heading" w:semiHidden="1" w:unhideWhenUsed="1"/>
-    <w:lsdException w:name="List" w:semiHidden="1" w:unhideWhenUsed="1"/>
-    <w:lsdException w:name="List Bullet" w:semiHidden="1" w:unhideWhenUsed="1"/>
-    <w:lsdException w:name="List Number" w:semiHidden="1" w:unhideWhenUsed="1"/>
-    <w:lsdException w:name="List 2" w:semiHidden="1" w:unhideWhenUsed="1"/>
-    <w:lsdException w:name="List 3" w:semiHidden="1" w:unhideWhenUsed="1"/>
-    <w:lsdException w:name="List 4" w:semiHidden="1" w:unhideWhenUsed="1"/>
-    <w:lsdException w:name="List 5" w:semiHidden="1" w:unhideWhenUsed="1"/>
-    <w:lsdException w:name="List Bullet 2" w:semiHidden="1" w:unhideWhenUsed="1"/>
-    <w:lsdException w:name="List Bullet 3" w:semiHidden="1" w:unhideWhenUsed="1"/>
-    <w:lsdException w:name="List Bullet 4" w:semiHidden="1" w:unhideWhenUsed="1"/>
-    <w:lsdException w:name="List Bullet 5" w:semiHidden="1" w:unhideWhenUsed="1"/>
-    <w:lsdException w:name="List Number 2" w:semiHidden="1" w:unhideWhenUsed="1"/>
-    <w:lsdException w:name="List Number 3" w:semiHidden="1" w:unhideWhenUsed="1"/>
-    <w:lsdException w:name="List Number 4" w:semiHidden="1" w:unhideWhenUsed="1"/>
-    <w:lsdException w:name="List Number 5" w:semiHidden="1" w:unhideWhenUsed="1"/>
-    <w:lsdException w:name="Title" w:uiPriority="10" w:qFormat="1"/>
-    <w:lsdException w:name="Closing" w:semiHidden="1" w:unhideWhenUsed="1"/>
-    <w:lsdException w:name="Signature" w:semiHidden="1" w:unhideWhenUsed="1"/>
-    <w:lsdException w:name="Default Paragraph Font" w:semiHidden="1" w:uiPriority="1" w:unhideWhenUsed="1"/>
-    <w:lsdException w:name="Body Text" w:semiHidden="1" w:unhideWhenUsed="1"/>
-    <w:lsdException w:name="Body Text Indent" w:semiHidden="1" w:unhideWhenUsed="1"/>
-    <w:lsdException w:name="List Continue" w:semiHidden="1" w:unhideWhenUsed="1"/>
-    <w:lsdException w:name="List Continue 2" w:semiHidden="1" w:unhideWhenUsed="1"/>
-    <w:lsdException w:name="List Continue 3" w:semiHidden="1" w:unhideWhenUsed="1"/>
-    <w:lsdException w:name="List Continue 4" w:semiHidden="1" w:unhideWhenUsed="1"/>
-    <w:lsdException w:name="List Continue 5" w:semiHidden="1" w:unhideWhenUsed="1"/>
-    <w:lsdException w:name="Message Header" w:semiHidden="1" w:unhideWhenUsed="1"/>
-    <w:lsdException w:name="Subtitle" w:uiPriority="11" w:qFormat="1"/>
-    <w:lsdException w:name="Salutation" w:semiHidden="1" w:unhideWhenUsed="1"/>
-    <w:lsdException w:name="Date" w:semiHidden="1" w:unhideWhenUsed="1"/>
-    <w:lsdException w:name="Body Text First Indent" w:semiHidden="1" w:unhideWhenUsed="1"/>
-    <w:lsdException w:name="Body Text First Indent 2" w:semiHidden="1" w:unhideWhenUsed="1"/>
-    <w:lsdException w:name="Note Heading" w:semiHidden="1" w:unhideWhenUsed="1"/>
-    <w:lsdException w:name="Body Text 2" w:semiHidden="1" w:unhideWhenUsed="1"/>
-    <w:lsdException w:name="Body Text 3" w:semiHidden="1" w:unhideWhenUsed="1"/>
-    <w:lsdException w:name="Body Text Indent 2" w:semiHidden="1" w:unhideWhenUsed="1"/>
-    <w:lsdException w:name="Body Text Indent 3" w:semiHidden="1" w:unhideWhenUsed="1"/>
-    <w:lsdException w:name="Block Text" w:semiHidden="1" w:unhideWhenUsed="1"/>
-    <w:lsdException w:name="Hyperlink" w:semiHidden="1" w:unhideWhenUsed="1"/>
-    <w:lsdException w:name="FollowedHyperlink" w:semiHidden="1" w:unhideWhenUsed="1"/>
-    <w:lsdException w:name="Strong" w:uiPriority="22" w:qFormat="1"/>
-    <w:lsdException w:name="Emphasis" w:uiPriority="20" w:qFormat="1"/>
-    <w:lsdException w:name="Document Map" w:semiHidden="1" w:unhideWhenUsed="1"/>
-    <w:lsdException w:name="Plain Text" w:semiHidden="1" w:unhideWhenUsed="1"/>
-    <w:lsdException w:name="E-mail Signature" w:semiHidden="1" w:unhideWhenUsed="1"/>
-    <w:lsdException w:name="HTML Top of Form" w:semiHidden="1" w:unhideWhenUsed="1"/>
-    <w:lsdException w:name="HTML Bottom of Form" w:semiHidden="1" w:unhideWhenUsed="1"/>
-    <w:lsdException w:name="Normal (Web)" w:semiHidden="1" w:unhideWhenUsed="1"/>
-    <w:lsdException w:name="HTML Acronym" w:semiHidden="1" w:unhideWhenUsed="1"/>
-    <w:lsdException w:name="HTML Address" w:semiHidden="1" w:unhideWhenUsed="1"/>
-    <w:lsdException w:name="HTML Cite" w:semiHidden="1" w:unhideWhenUsed="1"/>
-    <w:lsdException w:name="HTML Code" w:semiHidden="1" w:unhideWhenUsed="1"/>
-    <w:lsdException w:name="HTML Definition" w:semiHidden="1" w:unhideWhenUsed="1"/>
-    <w:lsdException w:name="HTML Keyboard" w:semiHidden="1" w:unhideWhenUsed="1"/>
-    <w:lsdException w:name="HTML Preformatted" w:semiHidden="1" w:unhideWhenUsed="1"/>
-    <w:lsdException w:name="HTML Sample" w:semiHidden="1" w:unhideWhenUsed="1"/>
-    <w:lsdException w:name="HTML Typewriter" w:semiHidden="1" w:unhideWhenUsed="1"/>
-    <w:lsdException w:name="HTML Variable" w:semiHidden="1" w:unhideWhenUsed="1"/>
-    <w:lsdException w:name="Normal Table" w:semiHidden="1" w:unhideWhenUsed="1"/>
-    <w:lsdException w:name="annotation subject" w:semiHidden="1" w:unhideWhenUsed="1"/>
-    <w:lsdException w:name="No List" w:semiHidden="1" w:unhideWhenUsed="1"/>
-    <w:lsdException w:name="Outline List 1" w:semiHidden="1" w:unhideWhenUsed="1"/>
-    <w:lsdException w:name="Outline List 2" w:semiHidden="1" w:unhideWhenUsed="1"/>
-    <w:lsdException w:name="Outline List 3" w:semiHidden="1" w:unhideWhenUsed="1"/>
-    <w:lsdException w:name="Table Simple 1" w:semiHidden="1" w:unhideWhenUsed="1"/>
-    <w:lsdException w:name="Table Simple 2" w:semiHidden="1" w:unhideWhenUsed="1"/>
-    <w:lsdException w:name="Table Simple 3" w:semiHidden="1" w:unhideWhenUsed="1"/>
-    <w:lsdException w:name="Table Classic 1" w:semiHidden="1" w:unhideWhenUsed="1"/>
-    <w:lsdException w:name="Table Classic 2" w:semiHidden="1" w:unhideWhenUsed="1"/>
-    <w:lsdException w:name="Table Classic 3" w:semiHidden="1" w:unhideWhenUsed="1"/>
-    <w:lsdException w:name="Table Classic 4" w:semiHidden="1" w:unhideWhenUsed="1"/>
-    <w:lsdException w:name="Table Colorful 1" w:semiHidden="1" w:unhideWhenUsed="1"/>
-    <w:lsdException w:name="Table Colorful 2" w:semiHidden="1" w:unhideWhenUsed="1"/>
-    <w:lsdException w:name="Table Colorful 3" w:semiHidden="1" w:unhideWhenUsed="1"/>
-    <w:lsdException w:name="Table Columns 1" w:semiHidden="1" w:unhideWhenUsed="1"/>
-    <w:lsdException w:name="Table Columns 2" w:semiHidden="1" w:unhideWhenUsed="1"/>
-    <w:lsdException w:name="Table Columns 3" w:semiHidden="1" w:unhideWhenUsed="1"/>
-    <w:lsdException w:name="Table Columns 4" w:semiHidden="1" w:unhideWhenUsed="1"/>
-    <w:lsdException w:name="Table Columns 5" w:semiHidden="1" w:unhideWhenUsed="1"/>
-    <w:lsdException w:name="Table Grid 1" w:semiHidden="1" w:unhideWhenUsed="1"/>
-    <w:lsdException w:name="Table Grid 2" w:semiHidden="1" w:unhideWhenUsed="1"/>
-    <w:lsdException w:name="Table Grid 3" w:semiHidden="1" w:unhideWhenUsed="1"/>
-    <w:lsdException w:name="Table Grid 4" w:semiHidden="1" w:unhideWhenUsed="1"/>
-    <w:lsdException w:name="Table Grid 5" w:semiHidden="1" w:unhideWhenUsed="1"/>
-    <w:lsdException w:name="Table Grid 6" w:semiHidden="1" w:unhideWhenUsed="1"/>
-    <w:lsdException w:name="Table Grid 7" w:semiHidden="1" w:unhideWhenUsed="1"/>
-    <w:lsdException w:name="Table Grid 8" w:semiHidden="1" w:unhideWhenUsed="1"/>
-    <w:lsdException w:name="Table List 1" w:semiHidden="1" w:unhideWhenUsed="1"/>
-    <w:lsdException w:name="Table List 2" w:semiHidden="1" w:unhideWhenUsed="1"/>
-    <w:lsdException w:name="Table List 3" w:semiHidden="1" w:unhideWhenUsed="1"/>
-    <w:lsdException w:name="Table List 4" w:semiHidden="1" w:unhideWhenUsed="1"/>
-    <w:lsdException w:name="Table List 5" w:semiHidden="1" w:unhideWhenUsed="1"/>
-    <w:lsdException w:name="Table List 6" w:semiHidden="1" w:unhideWhenUsed="1"/>
-    <w:lsdException w:name="Table List 7" w:semiHidden="1" w:unhideWhenUsed="1"/>
-    <w:lsdException w:name="Table List 8" w:semiHidden="1" w:unhideWhenUsed="1"/>
-    <w:lsdException w:name="Table 3D effects 1" w:semiHidden="1" w:unhideWhenUsed="1"/>
-    <w:lsdException w:name="Table 3D effects 2" w:semiHidden="1" w:unhideWhenUsed="1"/>
-    <w:lsdException w:name="Table 3D effects 3" w:semiHidden="1" w:unhideWhenUsed="1"/>
-    <w:lsdException w:name="Table Contemporary" w:semiHidden="1" w:unhideWhenUsed="1"/>
-    <w:lsdException w:name="Table Elegant" w:semiHidden="1" w:unhideWhenUsed="1"/>
-    <w:lsdException w:name="Table Professional" w:semiHidden="1" w:unhideWhenUsed="1"/>
-    <w:lsdException w:name="Table Subtle 1" w:semiHidden="1" w:unhideWhenUsed="1"/>
-    <w:lsdException w:name="Table Subtle 2" w:semiHidden="1" w:unhideWhenUsed="1"/>
-    <w:lsdException w:name="Table Web 1" w:semiHidden="1" w:unhideWhenUsed="1"/>
-    <w:lsdException w:name="Table Web 2" w:semiHidden="1" w:unhideWhenUsed="1"/>
-    <w:lsdException w:name="Table Web 3" w:semiHidden="1" w:unhideWhenUsed="1"/>
-    <w:lsdException w:name="Balloon Text" w:semiHidden="1" w:unhideWhenUsed="1"/>
-    <w:lsdException w:name="Table Grid" w:uiPriority="39"/>
-    <w:lsdException w:name="Table Theme" w:semiHidden="1" w:unhideWhenUsed="1"/>
-    <w:lsdException w:name="Placeholder Text" w:semiHidden="1"/>
-    <w:lsdException w:name="No Spacing" w:uiPriority="1" w:qFormat="1"/>
-    <w:lsdException w:name="Light Shading" w:uiPriority="60"/>
-    <w:lsdException w:name="Light List" w:uiPriority="61"/>
-    <w:lsdException w:name="Light Grid" w:uiPriority="62"/>
-    <w:lsdException w:name="Medium Shading 1" w:uiPriority="63"/>
-    <w:lsdException w:name="Medium Shading 2" w:uiPriority="64"/>
-    <w:lsdException w:name="Medium List 1" w:uiPriority="65"/>
-    <w:lsdException w:name="Medium List 2" w:uiPriority="66"/>
-    <w:lsdException w:name="Medium Grid 1" w:uiPriority="67"/>
-    <w:lsdException w:name="Medium Grid 2" w:uiPriority="68"/>
-    <w:lsdException w:name="Medium Grid 3" w:uiPriority="69"/>
-    <w:lsdException w:name="Dark List" w:uiPriority="70"/>
-    <w:lsdException w:name="Colorful Shading" w:uiPriority="71"/>
-    <w:lsdException w:name="Colorful List" w:uiPriority="72"/>
-    <w:lsdException w:name="Colorful Grid" w:uiPriority="73"/>
-    <w:lsdException w:name="Light Shading Accent 1" w:uiPriority="60"/>
-    <w:lsdException w:name="Light List Accent 1" w:uiPriority="61"/>
-    <w:lsdException w:name="Light Grid Accent 1" w:uiPriority="62"/>
-    <w:lsdException w:name="Medium Shading 1 Accent 1" w:uiPriority="63"/>
-    <w:lsdException w:name="Medium Shading 2 Accent 1" w:uiPriority="64"/>
-    <w:lsdException w:name="Medium List 1 Accent 1" w:uiPriority="65"/>
-    <w:lsdException w:name="Revision" w:semiHidden="1"/>
-    <w:lsdException w:name="List Paragraph" w:uiPriority="34" w:qFormat="1"/>
-    <w:lsdException w:name="Quote" w:uiPriority="29" w:qFormat="1"/>
-    <w:lsdException w:name="Intense Quote" w:uiPriority="30" w:qFormat="1"/>
-    <w:lsdException w:name="Medium List 2 Accent 1" w:uiPriority="66"/>
-    <w:lsdException w:name="Medium Grid 1 Accent 1" w:uiPriority="67"/>
-    <w:lsdException w:name="Medium Grid 2 Accent 1" w:uiPriority="68"/>
-    <w:lsdException w:name="Medium Grid 3 Accent 1" w:uiPriority="69"/>
-    <w:lsdException w:name="Dark List Accent 1" w:uiPriority="70"/>
-    <w:lsdException w:name="Colorful Shading Accent 1" w:uiPriority="71"/>
-    <w:lsdException w:name="Colorful List Accent 1" w:uiPriority="72"/>
-    <w:lsdException w:name="Colorful Grid Accent 1" w:uiPriority="73"/>
-    <w:lsdException w:name="Light Shading Accent 2" w:uiPriority="60"/>
-    <w:lsdException w:name="Light List Accent 2" w:uiPriority="61"/>
-    <w:lsdException w:name="Light Grid Accent 2" w:uiPriority="62"/>
-    <w:lsdException w:name="Medium Shading 1 Accent 2" w:uiPriority="63"/>
-    <w:lsdException w:name="Medium Shading 2 Accent 2" w:uiPriority="64"/>
-    <w:lsdException w:name="Medium List 1 Accent 2" w:uiPriority="65"/>
-    <w:lsdException w:name="Medium List 2 Accent 2" w:uiPriority="66"/>
-    <w:lsdException w:name="Medium Grid 1 Accent 2" w:uiPriority="67"/>
-    <w:lsdException w:name="Medium Grid 2 Accent 2" w:uiPriority="68"/>
-    <w:lsdException w:name="Medium Grid 3 Accent 2" w:uiPriority="69"/>
-    <w:lsdException w:name="Dark List Accent 2" w:uiPriority="70"/>
-    <w:lsdException w:name="Colorful Shading Accent 2" w:uiPriority="71"/>
-    <w:lsdException w:name="Colorful List Accent 2" w:uiPriority="72"/>
-    <w:lsdException w:name="Colorful Grid Accent 2" w:uiPriority="73"/>
-    <w:lsdException w:name="Light Shading Accent 3" w:uiPriority="60"/>
-    <w:lsdException w:name="Light List Accent 3" w:uiPriority="61"/>
-    <w:lsdException w:name="Light Grid Accent 3" w:uiPriority="62"/>
-    <w:lsdException w:name="Medium Shading 1 Accent 3" w:uiPriority="63"/>
-    <w:lsdException w:name="Medium Shading 2 Accent 3" w:uiPriority="64"/>
-    <w:lsdException w:name="Medium List 1 Accent 3" w:uiPriority="65"/>
-    <w:lsdException w:name="Medium List 2 Accent 3" w:uiPriority="66"/>
-    <w:lsdException w:name="Medium Grid 1 Accent 3" w:uiPriority="67"/>
-    <w:lsdException w:name="Medium Grid 2 Accent 3" w:uiPriority="68"/>
-    <w:lsdException w:name="Medium Grid 3 Accent 3" w:uiPriority="69"/>
-    <w:lsdException w:name="Dark List Accent 3" w:uiPriority="70"/>
-    <w:lsdException w:name="Colorful Shading Accent 3" w:uiPriority="71"/>
-    <w:lsdException w:name="Colorful List Accent 3" w:uiPriority="72"/>
-    <w:lsdException w:name="Colorful Grid Accent 3" w:uiPriority="73"/>
-    <w:lsdException w:name="Light Shading Accent 4" w:uiPriority="60"/>
-    <w:lsdException w:name="Light List Accent 4" w:uiPriority="61"/>
-    <w:lsdException w:name="Light Grid Accent 4" w:uiPriority="62"/>
-    <w:lsdException w:name="Medium Shading 1 Accent 4" w:uiPriority="63"/>
-    <w:lsdException w:name="Medium Shading 2 Accent 4" w:uiPriority="64"/>
-    <w:lsdException w:name="Medium List 1 Accent 4" w:uiPriority="65"/>
-    <w:lsdException w:name="Medium List 2 Accent 4" w:uiPriority="66"/>
-    <w:lsdException w:name="Medium Grid 1 Accent 4" w:uiPriority="67"/>
-    <w:lsdException w:name="Medium Grid 2 Accent 4" w:uiPriority="68"/>
-    <w:lsdException w:name="Medium Grid 3 Accent 4" w:uiPriority="69"/>
-    <w:lsdException w:name="Dark List Accent 4" w:uiPriority="70"/>
-    <w:lsdException w:name="Colorful Shading Accent 4" w:uiPriority="71"/>
-    <w:lsdException w:name="Colorful List Accent 4" w:uiPriority="72"/>
-    <w:lsdException w:name="Colorful Grid Accent 4" w:uiPriority="73"/>
-    <w:lsdException w:name="Light Shading Accent 5" w:uiPriority="60"/>
-    <w:lsdException w:name="Light List Accent 5" w:uiPriority="61"/>
-    <w:lsdException w:name="Light Grid Accent 5" w:uiPriority="62"/>
-    <w:lsdException w:name="Medium Shading 1 Accent 5" w:uiPriority="63"/>
-    <w:lsdException w:name="Medium Shading 2 Accent 5" w:uiPriority="64"/>
-    <w:lsdException w:name="Medium List 1 Accent 5" w:uiPriority="65"/>
-    <w:lsdException w:name="Medium List 2 Accent 5" w:uiPriority="66"/>
-    <w:lsdException w:name="Medium Grid 1 Accent 5" w:uiPriority="67"/>
-    <w:lsdException w:name="Medium Grid 2 Accent 5" w:uiPriority="68"/>
-    <w:lsdException w:name="Medium Grid 3 Accent 5" w:uiPriority="69"/>
-    <w:lsdException w:name="Dark List Accent 5" w:uiPriority="70"/>
-    <w:lsdException w:name="Colorful Shading Accent 5" w:uiPriority="71"/>
-    <w:lsdException w:name="Colorful List Accent 5" w:uiPriority="72"/>
-    <w:lsdException w:name="Colorful Grid Accent 5" w:uiPriority="73"/>
-    <w:lsdException w:name="Light Shading Accent 6" w:uiPriority="60"/>
-    <w:lsdException w:name="Light List Accent 6" w:uiPriority="61"/>
-    <w:lsdException w:name="Light Grid Accent 6" w:uiPriority="62"/>
-    <w:lsdException w:name="Medium Shading 1 Accent 6" w:uiPriority="63"/>
-    <w:lsdException w:name="Medium Shading 2 Accent 6" w:uiPriority="64"/>
-    <w:lsdException w:name="Medium List 1 Accent 6" w:uiPriority="65"/>
-    <w:lsdException w:name="Medium List 2 Accent 6" w:uiPriority="66"/>
-    <w:lsdException w:name="Medium Grid 1 Accent 6" w:uiPriority="67"/>
-    <w:lsdException w:name="Medium Grid 2 Accent 6" w:uiPriority="68"/>
-    <w:lsdException w:name="Medium Grid 3 Accent 6" w:uiPriority="69"/>
-    <w:lsdException w:name="Dark List Accent 6" w:uiPriority="70"/>
-    <w:lsdException w:name="Colorful Shading Accent 6" w:uiPriority="71"/>
-    <w:lsdException w:name="Colorful List Accent 6" w:uiPriority="72"/>
-    <w:lsdException w:name="Colorful Grid Accent 6" w:uiPriority="73"/>
-    <w:lsdException w:name="Subtle Emphasis" w:uiPriority="19" w:qFormat="1"/>
-    <w:lsdException w:name="Intense Emphasis" w:uiPriority="21" w:qFormat="1"/>
-    <w:lsdException w:name="Subtle Reference" w:uiPriority="31" w:qFormat="1"/>
-    <w:lsdException w:name="Intense Reference" w:uiPriority="32" w:qFormat="1"/>
-    <w:lsdException w:name="Book Title" w:uiPriority="33" w:qFormat="1"/>
-    <w:lsdException w:name="Bibliography" w:semiHidden="1" w:uiPriority="37" w:unhideWhenUsed="1"/>
-    <w:lsdException w:name="TOC Heading" w:semiHidden="1" w:uiPriority="39" w:unhideWhenUsed="1" w:qFormat="1"/>
-    <w:lsdException w:name="Plain Table 1" w:uiPriority="41"/>
-    <w:lsdException w:name="Plain Table 2" w:uiPriority="42"/>
-    <w:lsdException w:name="Plain Table 3" w:uiPriority="43"/>
-    <w:lsdException w:name="Plain Table 4" w:uiPriority="44"/>
-    <w:lsdException w:name="Plain Table 5" w:uiPriority="45"/>
-    <w:lsdException w:name="Grid Table Light" w:uiPriority="40"/>
-    <w:lsdException w:name="Grid Table 1 Light" w:uiPriority="46"/>
-    <w:lsdException w:name="Grid Table 2" w:uiPriority="47"/>
-    <w:lsdException w:name="Grid Table 3" w:uiPriority="48"/>
-    <w:lsdException w:name="Grid Table 4" w:uiPriority="49"/>
-    <w:lsdException w:name="Grid Table 5 Dark" w:uiPriority="50"/>
-    <w:lsdException w:name="Grid Table 6 Colorful" w:uiPriority="51"/>
-    <w:lsdException w:name="Grid Table 7 Colorful" w:uiPriority="52"/>
-    <w:lsdException w:name="Grid Table 1 Light Accent 1" w:uiPriority="46"/>
-    <w:lsdException w:name="Grid Table 2 Accent 1" w:uiPriority="47"/>
-    <w:lsdException w:name="Grid Table 3 Accent 1" w:uiPriority="48"/>
-    <w:lsdException w:name="Grid Table 4 Accent 1" w:uiPriority="49"/>
-    <w:lsdException w:name="Grid Table 5 Dark Accent 1" w:uiPriority="50"/>
-    <w:lsdException w:name="Grid Table 6 Colorful Accent 1" w:uiPriority="51"/>
-    <w:lsdException w:name="Grid Table 7 Colorful Accent 1" w:uiPriority="52"/>
-    <w:lsdException w:name="Grid Table 1 Light Accent 2" w:uiPriority="46"/>
-    <w:lsdException w:name="Grid Table 2 Accent 2" w:uiPriority="47"/>
-    <w:lsdException w:name="Grid Table 3 Accent 2" w:uiPriority="48"/>
-    <w:lsdException w:name="Grid Table 4 Accent 2" w:uiPriority="49"/>
-    <w:lsdException w:name="Grid Table 5 Dark Accent 2" w:uiPriority="50"/>
-    <w:lsdException w:name="Grid Table 6 Colorful Accent 2" w:uiPriority="51"/>
-    <w:lsdException w:name="Grid Table 7 Colorful Accent 2" w:uiPriority="52"/>
-    <w:lsdException w:name="Grid Table 1 Light Accent 3" w:uiPriority="46"/>
-    <w:lsdException w:name="Grid Table 2 Accent 3" w:uiPriority="47"/>
-    <w:lsdException w:name="Grid Table 3 Accent 3" w:uiPriority="48"/>
-    <w:lsdException w:name="Grid Table 4 Accent 3" w:uiPriority="49"/>
-    <w:lsdException w:name="Grid Table 5 Dark Accent 3" w:uiPriority="50"/>
-    <w:lsdException w:name="Grid Table 6 Colorful Accent 3" w:uiPriority="51"/>
-    <w:lsdException w:name="Grid Table 7 Colorful Accent 3" w:uiPriority="52"/>
-    <w:lsdException w:name="Grid Table 1 Light Accent 4" w:uiPriority="46"/>
-    <w:lsdException w:name="Grid Table 2 Accent 4" w:uiPriority="47"/>
-    <w:lsdException w:name="Grid Table 3 Accent 4" w:uiPriority="48"/>
-    <w:lsdException w:name="Grid Table 4 Accent 4" w:uiPriority="49"/>
-    <w:lsdException w:name="Grid Table 5 Dark Accent 4" w:uiPriority="50"/>
-    <w:lsdException w:name="Grid Table 6 Colorful Accent 4" w:uiPriority="51"/>
-    <w:lsdException w:name="Grid Table 7 Colorful Accent 4" w:uiPriority="52"/>
-    <w:lsdException w:name="Grid Table 1 Light Accent 5" w:uiPriority="46"/>
-    <w:lsdException w:name="Grid Table 2 Accent 5" w:uiPriority="47"/>
-    <w:lsdException w:name="Grid Table 3 Accent 5" w:uiPriority="48"/>
-    <w:lsdException w:name="Grid Table 4 Accent 5" w:uiPriority="49"/>
-    <w:lsdException w:name="Grid Table 5 Dark Accent 5" w:uiPriority="50"/>
-    <w:lsdException w:name="Grid Table 6 Colorful Accent 5" w:uiPriority="51"/>
-    <w:lsdException w:name="Grid Table 7 Colorful Accent 5" w:uiPriority="52"/>
-    <w:lsdException w:name="Grid Table 1 Light Accent 6" w:uiPriority="46"/>
-    <w:lsdException w:name="Grid Table 2 Accent 6" w:uiPriority="47"/>
-    <w:lsdException w:name="Grid Table 3 Accent 6" w:uiPriority="48"/>
-    <w:lsdException w:name="Grid Table 4 Accent 6" w:uiPriority="49"/>
-    <w:lsdException w:name="Grid Table 5 Dark Accent 6" w:uiPriority="50"/>
-    <w:lsdException w:name="Grid Table 6 Colorful Accent 6" w:uiPriority="51"/>
-    <w:lsdException w:name="Grid Table 7 Colorful Accent 6" w:uiPriority="52"/>
-    <w:lsdException w:name="List Table 1 Light" w:uiPriority="46"/>
-    <w:lsdException w:name="List Table 2" w:uiPriority="47"/>
-    <w:lsdException w:name="List Table 3" w:uiPriority="48"/>
-    <w:lsdException w:name="List Table 4" w:uiPriority="49"/>
-    <w:lsdException w:name="List Table 5 Dark" w:uiPriority="50"/>
-    <w:lsdException w:name="List Table 6 Colorful" w:uiPriority="51"/>
-    <w:lsdException w:name="List Table 7 Colorful" w:uiPriority="52"/>
-    <w:lsdException w:name="List Table 1 Light Accent 1" w:uiPriority="46"/>
-    <w:lsdException w:name="List Table 2 Accent 1" w:uiPriority="47"/>
-    <w:lsdException w:name="List Table 3 Accent 1" w:uiPriority="48"/>
-    <w:lsdException w:name="List Table 4 Accent 1" w:uiPriority="49"/>
-    <w:lsdException w:name="List Table 5 Dark Accent 1" w:uiPriority="50"/>
-    <w:lsdException w:name="List Table 6 Colorful Accent 1" w:uiPriority="51"/>
-    <w:lsdException w:name="List Table 7 Colorful Accent 1" w:uiPriority="52"/>
-    <w:lsdException w:name="List Table 1 Light Accent 2" w:uiPriority="46"/>
-    <w:lsdException w:name="List Table 2 Accent 2" w:uiPriority="47"/>
-    <w:lsdException w:name="List Table 3 Accent 2" w:uiPriority="48"/>
-    <w:lsdException w:name="List Table 4 Accent 2" w:uiPriority="49"/>
-    <w:lsdException w:name="List Table 5 Dark Accent 2" w:uiPriority="50"/>
-    <w:lsdException w:name="List Table 6 Colorful Accent 2" w:uiPriority="51"/>
-    <w:lsdException w:name="List Table 7 Colorful Accent 2" w:uiPriority="52"/>
-    <w:lsdException w:name="List Table 1 Light Accent 3" w:uiPriority="46"/>
-    <w:lsdException w:name="List Table 2 Accent 3" w:uiPriority="47"/>
-    <w:lsdException w:name="List Table 3 Accent 3" w:uiPriority="48"/>
-    <w:lsdException w:name="List Table 4 Accent 3" w:uiPriority="49"/>
-    <w:lsdException w:name="List Table 5 Dark Accent 3" w:uiPriority="50"/>
-    <w:lsdException w:name="List Table 6 Colorful Accent 3" w:uiPriority="51"/>
-    <w:lsdException w:name="List Table 7 Colorful Accent 3" w:uiPriority="52"/>
-    <w:lsdException w:name="List Table 1 Light Accent 4" w:uiPriority="46"/>
-    <w:lsdException w:name="List Table 2 Accent 4" w:uiPriority="47"/>
-    <w:lsdException w:name="List Table 3 Accent 4" w:uiPriority="48"/>
-    <w:lsdException w:name="List Table 4 Accent 4" w:uiPriority="49"/>
-    <w:lsdException w:name="List Table 5 Dark Accent 4" w:uiPriority="50"/>
-    <w:lsdException w:name="List Table 6 Colorful Accent 4" w:uiPriority="51"/>
-    <w:lsdException w:name="List Table 7 Colorful Accent 4" w:uiPriority="52"/>
-    <w:lsdException w:name="List Table 1 Light Accent 5" w:uiPriority="46"/>
-    <w:lsdException w:name="List Table 2 Accent 5" w:uiPriority="47"/>
-    <w:lsdException w:name="List Table 3 Accent 5" w:uiPriority="48"/>
-    <w:lsdException w:name="List Table 4 Accent 5" w:uiPriority="49"/>
-    <w:lsdException w:name="List Table 5 Dark Accent 5" w:uiPriority="50"/>
-    <w:lsdException w:name="List Table 6 Colorful Accent 5" w:uiPriority="51"/>
-    <w:lsdException w:name="List Table 7 Colorful Accent 5" w:uiPriority="52"/>
-    <w:lsdException w:name="List Table 1 Light Accent 6" w:uiPriority="46"/>
-    <w:lsdException w:name="List Table 2 Accent 6" w:uiPriority="47"/>
-    <w:lsdException w:name="List Table 3 Accent 6" w:uiPriority="48"/>
-    <w:lsdException w:name="List Table 4 Accent 6" w:uiPriority="49"/>
-    <w:lsdException w:name="List Table 5 Dark Accent 6" w:uiPriority="50"/>
-    <w:lsdException w:name="List Table 6 Colorful Accent 6" w:uiPriority="51"/>
-    <w:lsdException w:name="List Table 7 Colorful Accent 6" w:uiPriority="52"/>
-  </w:latentStyles>
-  <w:style w:type="paragraph" w:default="1" w:styleId="Normal">
-    <w:name w:val="Normal"/>
-    <w:qFormat/>
-  </w:style>
-  <w:style w:type="character" w:default="1" w:styleId="Fuentedeprrafopredeter">
-    <w:name w:val="Default Paragraph Font"/>
-    <w:uiPriority w:val="1"/>
-    <w:semiHidden/>
-    <w:unhideWhenUsed/>
-  </w:style>
-  <w:style w:type="table" w:default="1" w:styleId="Tablanormal">
-    <w:name w:val="Normal Table"/>
-    <w:uiPriority w:val="99"/>
-    <w:semiHidden/>
-    <w:unhideWhenUsed/>
-    <w:tblPr>
-      <w:tblInd w:w="0" w:type="dxa"/>
-      <w:tblCellMar>
-        <w:top w:w="0" w:type="dxa"/>
-        <w:left w:w="108" w:type="dxa"/>
-        <w:bottom w:w="0" w:type="dxa"/>
-        <w:right w:w="108" w:type="dxa"/>
-      </w:tblCellMar>
-    </w:tblPr>
-  </w:style>
-  <w:style w:type="numbering" w:default="1" w:styleId="Sinlista">
-    <w:name w:val="No List"/>
-    <w:uiPriority w:val="99"/>
-    <w:semiHidden/>
-    <w:unhideWhenUsed/>
-  </w:style>
-  <w:style w:type="paragraph" w:customStyle="1" w:styleId="8DD09BB37BD4415693B2B85E81D816D4">
-    <w:name w:val="8DD09BB37BD4415693B2B85E81D816D4"/>
-    <w:rsid w:val="00136FBF"/>
-  </w:style>
-  <w:style w:type="paragraph" w:customStyle="1" w:styleId="C82727C1B26445A9A8A1AC047300A173">
-    <w:name w:val="C82727C1B26445A9A8A1AC047300A173"/>
-    <w:rsid w:val="00136FBF"/>
-  </w:style>
-  <w:style w:type="paragraph" w:customStyle="1" w:styleId="2CC47FAAAE9F4CF79E388EA7CEED8476">
-    <w:name w:val="2CC47FAAAE9F4CF79E388EA7CEED8476"/>
-    <w:rsid w:val="00136FBF"/>
-  </w:style>
-</w:styles>
-</file>
-
-<file path=word/glossary/webSettings.xml><?xml version="1.0" encoding="utf-8"?>
-<w:webSettings xmlns:mc="http://schemas.openxmlformats.org/markup-compatibility/2006" xmlns:r="http://schemas.openxmlformats.org/officeDocument/2006/relationships" xmlns:w="http://schemas.openxmlformats.org/wordprocessingml/2006/main" xmlns:w14="http://schemas.microsoft.com/office/word/2010/wordml" xmlns:w15="http://schemas.microsoft.com/office/word/2012/wordml" xmlns:w16se="http://schemas.microsoft.com/office/word/2015/wordml/symex" mc:Ignorable="w14 w15 w16se">
-  <w:optimizeForBrowser/>
-  <w:allowPNG/>
-</w:webSettings>
-</file>
-
 <file path=word/theme/theme1.xml><?xml version="1.0" encoding="utf-8"?>
 <a:theme xmlns:a="http://schemas.openxmlformats.org/drawingml/2006/main" name="Tema de Office">
   <a:themeElements>
@@ -29027,7 +30621,7 @@
 
 <file path=customXml/item1.xml><?xml version="1.0" encoding="utf-8"?>
 <CoverPageProperties xmlns="http://schemas.microsoft.com/office/2006/coverPageProps">
-  <PublishDate>2024-09-20T00:00:00</PublishDate>
+  <PublishDate>2024-09-24T00:00:00</PublishDate>
   <Abstract/>
   <CompanyAddress/>
   <CompanyPhone/>
@@ -29049,7 +30643,7 @@
 </file>
 
 <file path=customXml/itemProps2.xml><?xml version="1.0" encoding="utf-8"?>
-<ds:datastoreItem xmlns:ds="http://schemas.openxmlformats.org/officeDocument/2006/customXml" ds:itemID="{D45320DE-54CF-4050-A7B9-489E488C66D8}">
+<ds:datastoreItem xmlns:ds="http://schemas.openxmlformats.org/officeDocument/2006/customXml" ds:itemID="{4F5B94A0-36E3-4EDF-A3BF-4829F9FA968D}">
   <ds:schemaRefs>
     <ds:schemaRef ds:uri="http://schemas.openxmlformats.org/officeDocument/2006/bibliography"/>
   </ds:schemaRefs>

--- a/TAREA UT1 Sergio Saavedra.docx
+++ b/TAREA UT1 Sergio Saavedra.docx
@@ -4123,8 +4123,6 @@
             <w:br w:type="page"/>
           </w:r>
         </w:p>
-        <w:bookmarkStart w:id="0" w:name="_GoBack" w:displacedByCustomXml="next"/>
-        <w:bookmarkEnd w:id="0" w:displacedByCustomXml="next"/>
       </w:sdtContent>
     </w:sdt>
     <w:sdt>
@@ -5538,7 +5536,7 @@
           <w:sz w:val="52"/>
         </w:rPr>
       </w:pPr>
-      <w:bookmarkStart w:id="1" w:name="_Toc178074176"/>
+      <w:bookmarkStart w:id="0" w:name="_Toc178074176"/>
       <w:r>
         <w:rPr>
           <w:sz w:val="52"/>
@@ -5546,7 +5544,7 @@
         <w:lastRenderedPageBreak/>
         <w:t>Elementos Básicos</w:t>
       </w:r>
-      <w:bookmarkEnd w:id="1"/>
+      <w:bookmarkEnd w:id="0"/>
     </w:p>
     <w:p>
       <w:pPr>
@@ -5559,14 +5557,14 @@
           <w:sz w:val="36"/>
         </w:rPr>
       </w:pPr>
-      <w:bookmarkStart w:id="2" w:name="_Toc178074177"/>
+      <w:bookmarkStart w:id="1" w:name="_Toc178074177"/>
       <w:r>
         <w:rPr>
           <w:sz w:val="36"/>
         </w:rPr>
         <w:t>Color</w:t>
       </w:r>
-      <w:bookmarkEnd w:id="2"/>
+      <w:bookmarkEnd w:id="1"/>
     </w:p>
     <w:p>
       <w:r>
@@ -5628,7 +5626,7 @@
       <w:r>
         <w:t xml:space="preserve">Herramienta: </w:t>
       </w:r>
-      <w:hyperlink r:id="rId7" w:history="1">
+      <w:hyperlink r:id="rId9" w:history="1">
         <w:r>
           <w:rPr>
             <w:rStyle w:val="Hipervnculo"/>
@@ -5662,7 +5660,7 @@
                     <pic:cNvPicPr/>
                   </pic:nvPicPr>
                   <pic:blipFill>
-                    <a:blip r:embed="rId8"/>
+                    <a:blip r:embed="rId10"/>
                     <a:stretch>
                       <a:fillRect/>
                     </a:stretch>
@@ -5696,7 +5694,7 @@
           <w:szCs w:val="36"/>
         </w:rPr>
       </w:pPr>
-      <w:bookmarkStart w:id="3" w:name="_Toc178074178"/>
+      <w:bookmarkStart w:id="2" w:name="_Toc178074178"/>
       <w:r>
         <w:rPr>
           <w:sz w:val="36"/>
@@ -5704,7 +5702,7 @@
         </w:rPr>
         <w:t>Tipografía</w:t>
       </w:r>
-      <w:bookmarkEnd w:id="3"/>
+      <w:bookmarkEnd w:id="2"/>
     </w:p>
     <w:p>
       <w:pPr>
@@ -5718,7 +5716,7 @@
       <w:r>
         <w:t xml:space="preserve">Herramienta: </w:t>
       </w:r>
-      <w:hyperlink r:id="rId9" w:history="1">
+      <w:hyperlink r:id="rId11" w:history="1">
         <w:r>
           <w:rPr>
             <w:rStyle w:val="Hipervnculo"/>
@@ -5732,60 +5730,12 @@
     </w:p>
     <w:p>
       <w:r>
-        <w:t xml:space="preserve">Títulos: </w:t>
-      </w:r>
-      <w:proofErr w:type="spellStart"/>
-      <w:r>
-        <w:t>font-family</w:t>
-      </w:r>
-      <w:proofErr w:type="spellEnd"/>
-      <w:r>
-        <w:t>: "</w:t>
-      </w:r>
-      <w:proofErr w:type="spellStart"/>
-      <w:r>
-        <w:t>Merriweather</w:t>
-      </w:r>
-      <w:proofErr w:type="spellEnd"/>
-      <w:r>
-        <w:t xml:space="preserve">", </w:t>
-      </w:r>
-      <w:proofErr w:type="spellStart"/>
-      <w:r>
-        <w:t>serif</w:t>
-      </w:r>
-      <w:proofErr w:type="spellEnd"/>
-      <w:r>
-        <w:t>;</w:t>
+        <w:t>Títulos: font-family: "Merriweather", serif;</w:t>
       </w:r>
     </w:p>
     <w:p>
       <w:r>
-        <w:t xml:space="preserve">Textos: </w:t>
-      </w:r>
-      <w:proofErr w:type="spellStart"/>
-      <w:r>
-        <w:t>font-family</w:t>
-      </w:r>
-      <w:proofErr w:type="spellEnd"/>
-      <w:r>
-        <w:t>: "</w:t>
-      </w:r>
-      <w:proofErr w:type="spellStart"/>
-      <w:r>
-        <w:t>Roboto</w:t>
-      </w:r>
-      <w:proofErr w:type="spellEnd"/>
-      <w:r>
-        <w:t xml:space="preserve">", </w:t>
-      </w:r>
-      <w:proofErr w:type="spellStart"/>
-      <w:r>
-        <w:t>sans-serif</w:t>
-      </w:r>
-      <w:proofErr w:type="spellEnd"/>
-      <w:r>
-        <w:t>;</w:t>
+        <w:t>Textos: font-family: "Roboto", sans-serif;</w:t>
       </w:r>
     </w:p>
     <w:p>
@@ -5800,7 +5750,7 @@
           <w:szCs w:val="36"/>
         </w:rPr>
       </w:pPr>
-      <w:bookmarkStart w:id="4" w:name="_Toc178074179"/>
+      <w:bookmarkStart w:id="3" w:name="_Toc178074179"/>
       <w:r>
         <w:rPr>
           <w:sz w:val="36"/>
@@ -5808,7 +5758,7 @@
         </w:rPr>
         <w:t>Imágenes</w:t>
       </w:r>
-      <w:bookmarkEnd w:id="4"/>
+      <w:bookmarkEnd w:id="3"/>
     </w:p>
     <w:p>
       <w:r>
@@ -5838,7 +5788,7 @@
             <o:lock v:ext="edit" aspectratio="t"/>
           </v:shapetype>
           <v:shape id="_x0000_i1025" type="#_x0000_t75" style="width:108.05pt;height:70.55pt">
-            <v:imagedata r:id="rId10" o:title="ocio"/>
+            <v:imagedata r:id="rId12" o:title="ocio"/>
           </v:shape>
         </w:pict>
       </w:r>
@@ -5852,30 +5802,14 @@
       <w:r>
         <w:pict>
           <v:shape id="_x0000_i1026" type="#_x0000_t75" style="width:43.9pt;height:38.4pt">
-            <v:imagedata r:id="rId11" o:title="rocio"/>
+            <v:imagedata r:id="rId13" o:title="rocio"/>
           </v:shape>
         </w:pict>
       </w:r>
     </w:p>
     <w:p>
       <w:r>
-        <w:t xml:space="preserve">Imagen </w:t>
-      </w:r>
-      <w:proofErr w:type="spellStart"/>
-      <w:r>
-        <w:t>main</w:t>
-      </w:r>
-      <w:proofErr w:type="spellEnd"/>
-      <w:r>
-        <w:t xml:space="preserve"> </w:t>
-      </w:r>
-      <w:proofErr w:type="spellStart"/>
-      <w:r>
-        <w:t>section</w:t>
-      </w:r>
-      <w:proofErr w:type="spellEnd"/>
-      <w:r>
-        <w:t>: 265 x 169</w:t>
+        <w:t>Imagen main section: 265 x 169</w:t>
       </w:r>
     </w:p>
     <w:p>
@@ -5883,7 +5817,7 @@
         <w:lastRenderedPageBreak/>
         <w:pict>
           <v:shape id="_x0000_i1027" type="#_x0000_t75" style="width:198.75pt;height:126.75pt">
-            <v:imagedata r:id="rId12" o:title="ninos"/>
+            <v:imagedata r:id="rId14" o:title="ninos"/>
           </v:shape>
         </w:pict>
       </w:r>
@@ -5891,22 +5825,14 @@
     <w:p/>
     <w:p>
       <w:r>
-        <w:t xml:space="preserve">Imagen </w:t>
-      </w:r>
-      <w:proofErr w:type="spellStart"/>
-      <w:r>
-        <w:t>aside</w:t>
-      </w:r>
-      <w:proofErr w:type="spellEnd"/>
-      <w:r>
-        <w:t>: 83x83</w:t>
+        <w:t>Imagen aside: 83x83</w:t>
       </w:r>
     </w:p>
     <w:p>
       <w:r>
         <w:pict>
           <v:shape id="_x0000_i1028" type="#_x0000_t75" style="width:62.25pt;height:62.25pt">
-            <v:imagedata r:id="rId13" o:title="solidaridad"/>
+            <v:imagedata r:id="rId15" o:title="solidaridad"/>
           </v:shape>
         </w:pict>
       </w:r>
@@ -5923,7 +5849,7 @@
           <w:szCs w:val="52"/>
         </w:rPr>
       </w:pPr>
-      <w:bookmarkStart w:id="5" w:name="_Toc178074180"/>
+      <w:bookmarkStart w:id="4" w:name="_Toc178074180"/>
       <w:r>
         <w:rPr>
           <w:sz w:val="52"/>
@@ -5931,7 +5857,7 @@
         </w:rPr>
         <w:t>Estructura y Maquetación</w:t>
       </w:r>
-      <w:bookmarkEnd w:id="5"/>
+      <w:bookmarkEnd w:id="4"/>
     </w:p>
     <w:p>
       <w:pPr>
@@ -5945,7 +5871,7 @@
           <w:szCs w:val="36"/>
         </w:rPr>
       </w:pPr>
-      <w:bookmarkStart w:id="6" w:name="_Toc178074181"/>
+      <w:bookmarkStart w:id="5" w:name="_Toc178074181"/>
       <w:r>
         <w:rPr>
           <w:sz w:val="36"/>
@@ -5953,7 +5879,7 @@
         </w:rPr>
         <w:t>Prototipo web</w:t>
       </w:r>
-      <w:bookmarkEnd w:id="6"/>
+      <w:bookmarkEnd w:id="5"/>
     </w:p>
     <w:p>
       <w:r>
@@ -5982,7 +5908,7 @@
                     <pic:cNvPicPr/>
                   </pic:nvPicPr>
                   <pic:blipFill>
-                    <a:blip r:embed="rId14"/>
+                    <a:blip r:embed="rId16"/>
                     <a:stretch>
                       <a:fillRect/>
                     </a:stretch>
@@ -6031,7 +5957,7 @@
                     <pic:cNvPicPr/>
                   </pic:nvPicPr>
                   <pic:blipFill>
-                    <a:blip r:embed="rId15"/>
+                    <a:blip r:embed="rId17"/>
                     <a:stretch>
                       <a:fillRect/>
                     </a:stretch>
@@ -6064,7 +5990,7 @@
           <w:szCs w:val="36"/>
         </w:rPr>
       </w:pPr>
-      <w:bookmarkStart w:id="7" w:name="_Toc178074182"/>
+      <w:bookmarkStart w:id="6" w:name="_Toc178074182"/>
       <w:r>
         <w:rPr>
           <w:sz w:val="36"/>
@@ -6072,7 +5998,7 @@
         </w:rPr>
         <w:t>Resultado Final</w:t>
       </w:r>
-      <w:bookmarkEnd w:id="7"/>
+      <w:bookmarkEnd w:id="6"/>
     </w:p>
     <w:p>
       <w:r>
@@ -6101,7 +6027,7 @@
                     <pic:cNvPicPr/>
                   </pic:nvPicPr>
                   <pic:blipFill>
-                    <a:blip r:embed="rId16"/>
+                    <a:blip r:embed="rId18"/>
                     <a:stretch>
                       <a:fillRect/>
                     </a:stretch>
@@ -6150,7 +6076,7 @@
                     <pic:cNvPicPr/>
                   </pic:nvPicPr>
                   <pic:blipFill>
-                    <a:blip r:embed="rId17"/>
+                    <a:blip r:embed="rId19"/>
                     <a:stretch>
                       <a:fillRect/>
                     </a:stretch>
@@ -6198,7 +6124,7 @@
                     <pic:cNvPicPr/>
                   </pic:nvPicPr>
                   <pic:blipFill>
-                    <a:blip r:embed="rId18"/>
+                    <a:blip r:embed="rId20"/>
                     <a:stretch>
                       <a:fillRect/>
                     </a:stretch>
@@ -6223,6 +6149,8 @@
       <w:r>
         <w:br w:type="page"/>
       </w:r>
+      <w:bookmarkStart w:id="7" w:name="_GoBack"/>
+      <w:bookmarkEnd w:id="7"/>
     </w:p>
     <w:p>
       <w:pPr>
@@ -6264,7 +6192,7 @@
             <wp:cNvGraphicFramePr/>
             <a:graphic xmlns:a="http://schemas.openxmlformats.org/drawingml/2006/main">
               <a:graphicData uri="http://schemas.openxmlformats.org/drawingml/2006/diagram">
-                <dgm:relIds xmlns:dgm="http://schemas.openxmlformats.org/drawingml/2006/diagram" xmlns:r="http://schemas.openxmlformats.org/officeDocument/2006/relationships" r:dm="rId19" r:lo="rId20" r:qs="rId21" r:cs="rId22"/>
+                <dgm:relIds xmlns:dgm="http://schemas.openxmlformats.org/drawingml/2006/diagram" xmlns:r="http://schemas.openxmlformats.org/officeDocument/2006/relationships" r:dm="rId21" r:lo="rId22" r:qs="rId23" r:cs="rId24"/>
               </a:graphicData>
             </a:graphic>
           </wp:inline>
@@ -6335,7 +6263,7 @@
             <wp:cNvGraphicFramePr/>
             <a:graphic xmlns:a="http://schemas.openxmlformats.org/drawingml/2006/main">
               <a:graphicData uri="http://schemas.openxmlformats.org/drawingml/2006/diagram">
-                <dgm:relIds xmlns:dgm="http://schemas.openxmlformats.org/drawingml/2006/diagram" xmlns:r="http://schemas.openxmlformats.org/officeDocument/2006/relationships" r:dm="rId24" r:lo="rId25" r:qs="rId26" r:cs="rId27"/>
+                <dgm:relIds xmlns:dgm="http://schemas.openxmlformats.org/drawingml/2006/diagram" xmlns:r="http://schemas.openxmlformats.org/officeDocument/2006/relationships" r:dm="rId26" r:lo="rId27" r:qs="rId28" r:cs="rId29"/>
               </a:graphicData>
             </a:graphic>
           </wp:inline>
@@ -6364,7 +6292,7 @@
             <wp:cNvGraphicFramePr/>
             <a:graphic xmlns:a="http://schemas.openxmlformats.org/drawingml/2006/main">
               <a:graphicData uri="http://schemas.openxmlformats.org/drawingml/2006/diagram">
-                <dgm:relIds xmlns:dgm="http://schemas.openxmlformats.org/drawingml/2006/diagram" xmlns:r="http://schemas.openxmlformats.org/officeDocument/2006/relationships" r:dm="rId29" r:lo="rId30" r:qs="rId31" r:cs="rId32"/>
+                <dgm:relIds xmlns:dgm="http://schemas.openxmlformats.org/drawingml/2006/diagram" xmlns:r="http://schemas.openxmlformats.org/officeDocument/2006/relationships" r:dm="rId31" r:lo="rId32" r:qs="rId33" r:cs="rId34"/>
               </a:graphicData>
             </a:graphic>
           </wp:inline>
@@ -6390,7 +6318,7 @@
             <wp:cNvGraphicFramePr/>
             <a:graphic xmlns:a="http://schemas.openxmlformats.org/drawingml/2006/main">
               <a:graphicData uri="http://schemas.openxmlformats.org/drawingml/2006/diagram">
-                <dgm:relIds xmlns:dgm="http://schemas.openxmlformats.org/drawingml/2006/diagram" xmlns:r="http://schemas.openxmlformats.org/officeDocument/2006/relationships" r:dm="rId34" r:lo="rId35" r:qs="rId36" r:cs="rId37"/>
+                <dgm:relIds xmlns:dgm="http://schemas.openxmlformats.org/drawingml/2006/diagram" xmlns:r="http://schemas.openxmlformats.org/officeDocument/2006/relationships" r:dm="rId36" r:lo="rId37" r:qs="rId38" r:cs="rId39"/>
               </a:graphicData>
             </a:graphic>
           </wp:inline>
@@ -6423,7 +6351,7 @@
             <wp:cNvGraphicFramePr/>
             <a:graphic xmlns:a="http://schemas.openxmlformats.org/drawingml/2006/main">
               <a:graphicData uri="http://schemas.openxmlformats.org/drawingml/2006/diagram">
-                <dgm:relIds xmlns:dgm="http://schemas.openxmlformats.org/drawingml/2006/diagram" xmlns:r="http://schemas.openxmlformats.org/officeDocument/2006/relationships" r:dm="rId39" r:lo="rId40" r:qs="rId41" r:cs="rId42"/>
+                <dgm:relIds xmlns:dgm="http://schemas.openxmlformats.org/drawingml/2006/diagram" xmlns:r="http://schemas.openxmlformats.org/officeDocument/2006/relationships" r:dm="rId41" r:lo="rId42" r:qs="rId43" r:cs="rId44"/>
               </a:graphicData>
             </a:graphic>
           </wp:inline>
@@ -6449,7 +6377,7 @@
             <wp:cNvGraphicFramePr/>
             <a:graphic xmlns:a="http://schemas.openxmlformats.org/drawingml/2006/main">
               <a:graphicData uri="http://schemas.openxmlformats.org/drawingml/2006/diagram">
-                <dgm:relIds xmlns:dgm="http://schemas.openxmlformats.org/drawingml/2006/diagram" xmlns:r="http://schemas.openxmlformats.org/officeDocument/2006/relationships" r:dm="rId44" r:lo="rId45" r:qs="rId46" r:cs="rId47"/>
+                <dgm:relIds xmlns:dgm="http://schemas.openxmlformats.org/drawingml/2006/diagram" xmlns:r="http://schemas.openxmlformats.org/officeDocument/2006/relationships" r:dm="rId46" r:lo="rId47" r:qs="rId48" r:cs="rId49"/>
               </a:graphicData>
             </a:graphic>
           </wp:inline>
@@ -6482,7 +6410,7 @@
             <wp:cNvGraphicFramePr/>
             <a:graphic xmlns:a="http://schemas.openxmlformats.org/drawingml/2006/main">
               <a:graphicData uri="http://schemas.openxmlformats.org/drawingml/2006/diagram">
-                <dgm:relIds xmlns:dgm="http://schemas.openxmlformats.org/drawingml/2006/diagram" xmlns:r="http://schemas.openxmlformats.org/officeDocument/2006/relationships" r:dm="rId49" r:lo="rId50" r:qs="rId51" r:cs="rId52"/>
+                <dgm:relIds xmlns:dgm="http://schemas.openxmlformats.org/drawingml/2006/diagram" xmlns:r="http://schemas.openxmlformats.org/officeDocument/2006/relationships" r:dm="rId51" r:lo="rId52" r:qs="rId53" r:cs="rId54"/>
               </a:graphicData>
             </a:graphic>
           </wp:inline>
@@ -6511,15 +6439,7 @@
     </w:p>
     <w:p>
       <w:r>
-        <w:t xml:space="preserve">Foto </w:t>
-      </w:r>
-      <w:proofErr w:type="spellStart"/>
-      <w:r>
-        <w:t>header</w:t>
-      </w:r>
-      <w:proofErr w:type="spellEnd"/>
-      <w:r>
-        <w:t>:</w:t>
+        <w:t>Foto header:</w:t>
       </w:r>
     </w:p>
     <w:p>
@@ -7040,7 +6960,7 @@
                     </pic:cNvPicPr>
                   </pic:nvPicPr>
                   <pic:blipFill>
-                    <a:blip r:embed="rId54">
+                    <a:blip r:embed="rId56">
                       <a:extLst>
                         <a:ext uri="{28A0092B-C50C-407E-A947-70E740481C1C}">
                           <a14:useLocalDpi xmlns:a14="http://schemas.microsoft.com/office/drawing/2010/main" val="0"/>
@@ -7617,7 +7537,7 @@
                     </pic:cNvPicPr>
                   </pic:nvPicPr>
                   <pic:blipFill>
-                    <a:blip r:embed="rId55" cstate="print">
+                    <a:blip r:embed="rId57" cstate="print">
                       <a:extLst>
                         <a:ext uri="{28A0092B-C50C-407E-A947-70E740481C1C}">
                           <a14:useLocalDpi xmlns:a14="http://schemas.microsoft.com/office/drawing/2010/main" val="0"/>
@@ -7652,23 +7572,7 @@
     <w:p/>
     <w:p>
       <w:r>
-        <w:t xml:space="preserve">Imagen </w:t>
-      </w:r>
-      <w:proofErr w:type="spellStart"/>
-      <w:r>
-        <w:t>main</w:t>
-      </w:r>
-      <w:proofErr w:type="spellEnd"/>
-      <w:r>
-        <w:t xml:space="preserve"> </w:t>
-      </w:r>
-      <w:proofErr w:type="spellStart"/>
-      <w:r>
-        <w:t>section</w:t>
-      </w:r>
-      <w:proofErr w:type="spellEnd"/>
-      <w:r>
-        <w:t>:</w:t>
+        <w:t>Imagen main section:</w:t>
       </w:r>
     </w:p>
     <w:p>
@@ -8090,7 +7994,7 @@
                     </pic:cNvPicPr>
                   </pic:nvPicPr>
                   <pic:blipFill>
-                    <a:blip r:embed="rId56">
+                    <a:blip r:embed="rId58">
                       <a:extLst>
                         <a:ext uri="{28A0092B-C50C-407E-A947-70E740481C1C}">
                           <a14:useLocalDpi xmlns:a14="http://schemas.microsoft.com/office/drawing/2010/main" val="0"/>
@@ -8247,15 +8151,7 @@
     <w:p>
       <w:r>
         <w:lastRenderedPageBreak/>
-        <w:t xml:space="preserve">Imagen </w:t>
-      </w:r>
-      <w:proofErr w:type="spellStart"/>
-      <w:r>
-        <w:t>aside</w:t>
-      </w:r>
-      <w:proofErr w:type="spellEnd"/>
-      <w:r>
-        <w:t>:</w:t>
+        <w:t>Imagen aside:</w:t>
       </w:r>
     </w:p>
     <w:p>
@@ -8797,7 +8693,7 @@
                     </pic:cNvPicPr>
                   </pic:nvPicPr>
                   <pic:blipFill>
-                    <a:blip r:embed="rId57">
+                    <a:blip r:embed="rId59">
                       <a:extLst>
                         <a:ext uri="{28A0092B-C50C-407E-A947-70E740481C1C}">
                           <a14:useLocalDpi xmlns:a14="http://schemas.microsoft.com/office/drawing/2010/main" val="0"/>
@@ -8877,7 +8773,7 @@
                     <pic:cNvPicPr/>
                   </pic:nvPicPr>
                   <pic:blipFill>
-                    <a:blip r:embed="rId14"/>
+                    <a:blip r:embed="rId16"/>
                     <a:stretch>
                       <a:fillRect/>
                     </a:stretch>
@@ -8918,7 +8814,7 @@
                     <pic:cNvPicPr/>
                   </pic:nvPicPr>
                   <pic:blipFill>
-                    <a:blip r:embed="rId58"/>
+                    <a:blip r:embed="rId60"/>
                     <a:stretch>
                       <a:fillRect/>
                     </a:stretch>
@@ -8947,15 +8843,7 @@
         <w:t>La sección superior</w:t>
       </w:r>
       <w:r>
-        <w:t xml:space="preserve"> sirve para moverse por la </w:t>
-      </w:r>
-      <w:proofErr w:type="spellStart"/>
-      <w:r>
-        <w:t>pagina</w:t>
-      </w:r>
-      <w:proofErr w:type="spellEnd"/>
-      <w:r>
-        <w:t xml:space="preserve"> web contiene el logo de la asociación y una barra de navegación para moverse por la web</w:t>
+        <w:t xml:space="preserve"> sirve para moverse por la pagina web contiene el logo de la asociación y una barra de navegación para moverse por la web</w:t>
       </w:r>
     </w:p>
     <w:p>
@@ -8966,13 +8854,8 @@
         <w:t>La sección central</w:t>
       </w:r>
       <w:r>
-        <w:t xml:space="preserve"> se divide en dos zonas izquierda y derecha, la sección izquierda contiene 2 artículos con texto y una imagen, y la derecha que contiene las ultimas noticias en un </w:t>
+        <w:t xml:space="preserve"> se divide en dos zonas izquierda y derecha, la sección izquierda contiene 2 artículos con texto y una imagen, y la derecha que contiene las ultimas noticias en un aside</w:t>
       </w:r>
-      <w:proofErr w:type="spellStart"/>
-      <w:r>
-        <w:t>aside</w:t>
-      </w:r>
-      <w:proofErr w:type="spellEnd"/>
     </w:p>
     <w:p>
       <w:r>
@@ -9019,7 +8902,7 @@
                     <pic:cNvPicPr/>
                   </pic:nvPicPr>
                   <pic:blipFill>
-                    <a:blip r:embed="rId59"/>
+                    <a:blip r:embed="rId61"/>
                     <a:stretch>
                       <a:fillRect/>
                     </a:stretch>
@@ -9040,6 +8923,10 @@
         </w:drawing>
       </w:r>
       <w:r>
+        <w:rPr>
+          <w:noProof/>
+          <w:lang w:eastAsia="es-ES"/>
+        </w:rPr>
         <w:drawing>
           <wp:inline distT="0" distB="0" distL="0" distR="0" wp14:anchorId="0BDA570F" wp14:editId="4E13018B">
             <wp:extent cx="3607542" cy="2032000"/>
@@ -9056,7 +8943,7 @@
                     <pic:cNvPicPr/>
                   </pic:nvPicPr>
                   <pic:blipFill>
-                    <a:blip r:embed="rId60"/>
+                    <a:blip r:embed="rId62"/>
                     <a:stretch>
                       <a:fillRect/>
                     </a:stretch>
@@ -9113,7 +9000,7 @@
                     <pic:cNvPicPr/>
                   </pic:nvPicPr>
                   <pic:blipFill>
-                    <a:blip r:embed="rId59"/>
+                    <a:blip r:embed="rId61"/>
                     <a:stretch>
                       <a:fillRect/>
                     </a:stretch>
@@ -9134,6 +9021,10 @@
         </w:drawing>
       </w:r>
       <w:r>
+        <w:rPr>
+          <w:noProof/>
+          <w:lang w:eastAsia="es-ES"/>
+        </w:rPr>
         <w:drawing>
           <wp:inline distT="0" distB="0" distL="0" distR="0" wp14:anchorId="4031639D" wp14:editId="645147B2">
             <wp:extent cx="3619500" cy="2083426"/>
@@ -9150,7 +9041,7 @@
                     <pic:cNvPicPr/>
                   </pic:nvPicPr>
                   <pic:blipFill>
-                    <a:blip r:embed="rId61"/>
+                    <a:blip r:embed="rId63"/>
                     <a:stretch>
                       <a:fillRect/>
                     </a:stretch>
@@ -9175,21 +9066,8 @@
       <w:r>
         <w:t xml:space="preserve">En la sección central un formulario para meter tus datos personales y la cantidad que quieres donar y con </w:t>
       </w:r>
-      <w:proofErr w:type="spellStart"/>
       <w:r>
-        <w:t>check</w:t>
-      </w:r>
-      <w:proofErr w:type="spellEnd"/>
-      <w:r>
-        <w:t xml:space="preserve"> box para la </w:t>
-      </w:r>
-      <w:proofErr w:type="spellStart"/>
-      <w:r>
-        <w:t>newsletter</w:t>
-      </w:r>
-      <w:proofErr w:type="spellEnd"/>
-      <w:r>
-        <w:t>.</w:t>
+        <w:t>check box para la newsletter.</w:t>
       </w:r>
     </w:p>
     <w:p>
@@ -9239,35 +9117,27 @@
         <w:t xml:space="preserve">), y cuando se pasa el ratón </w:t>
       </w:r>
       <w:r>
-        <w:t xml:space="preserve">por encima se invierten los colores, el texto </w:t>
-      </w:r>
-      <w:r>
-        <w:t>marrón oscuro(</w:t>
+        <w:t>por encima se invierten los colores, el texto marrón oscuro(</w:t>
       </w:r>
       <w:r>
         <w:t>#5e5237</w:t>
       </w:r>
       <w:r>
-        <w:t>)</w:t>
-      </w:r>
-      <w:r>
-        <w:t xml:space="preserve"> y el fondo </w:t>
-      </w:r>
-      <w:r>
-        <w:t>marrón muy claro(</w:t>
+        <w:t>) y el fondo marrón muy claro(</w:t>
       </w:r>
       <w:r>
         <w:t>#fff5dd</w:t>
       </w:r>
       <w:r>
-        <w:t>)</w:t>
-      </w:r>
-      <w:r>
-        <w:t>.</w:t>
+        <w:t>).</w:t>
       </w:r>
     </w:p>
     <w:p>
       <w:r>
+        <w:rPr>
+          <w:noProof/>
+          <w:lang w:eastAsia="es-ES"/>
+        </w:rPr>
         <w:drawing>
           <wp:inline distT="0" distB="0" distL="0" distR="0" wp14:anchorId="2D7E5DBA" wp14:editId="298E29BD">
             <wp:extent cx="5400040" cy="735965"/>
@@ -9284,7 +9154,7 @@
                     <pic:cNvPicPr/>
                   </pic:nvPicPr>
                   <pic:blipFill>
-                    <a:blip r:embed="rId62"/>
+                    <a:blip r:embed="rId64"/>
                     <a:stretch>
                       <a:fillRect/>
                     </a:stretch>
@@ -9337,6 +9207,10 @@
     </w:p>
     <w:p>
       <w:r>
+        <w:rPr>
+          <w:noProof/>
+          <w:lang w:eastAsia="es-ES"/>
+        </w:rPr>
         <w:drawing>
           <wp:inline distT="0" distB="0" distL="0" distR="0" wp14:anchorId="75174074" wp14:editId="11DAD98E">
             <wp:extent cx="4601217" cy="323895"/>
@@ -9353,7 +9227,7 @@
                     <pic:cNvPicPr/>
                   </pic:nvPicPr>
                   <pic:blipFill>
-                    <a:blip r:embed="rId63"/>
+                    <a:blip r:embed="rId65"/>
                     <a:stretch>
                       <a:fillRect/>
                     </a:stretch>
@@ -9376,15 +9250,7 @@
     </w:p>
     <w:p>
       <w:r>
-        <w:t xml:space="preserve">Fuente: </w:t>
-      </w:r>
-      <w:proofErr w:type="spellStart"/>
-      <w:r>
-        <w:t>Merriweather</w:t>
-      </w:r>
-      <w:proofErr w:type="spellEnd"/>
-      <w:r>
-        <w:t xml:space="preserve"> normal</w:t>
+        <w:t>Fuente: Merriweather normal</w:t>
       </w:r>
     </w:p>
     <w:p>
@@ -9403,19 +9269,15 @@
     <w:p>
       <w:r>
         <w:lastRenderedPageBreak/>
-        <w:t>TITULARES H1 (</w:t>
-      </w:r>
-      <w:proofErr w:type="spellStart"/>
-      <w:r>
-        <w:t>aside</w:t>
-      </w:r>
-      <w:proofErr w:type="spellEnd"/>
-      <w:r>
-        <w:t>):</w:t>
+        <w:t>TITULARES H1 (aside):</w:t>
       </w:r>
     </w:p>
     <w:p>
       <w:r>
+        <w:rPr>
+          <w:noProof/>
+          <w:lang w:eastAsia="es-ES"/>
+        </w:rPr>
         <w:drawing>
           <wp:inline distT="0" distB="0" distL="0" distR="0" wp14:anchorId="009FC956" wp14:editId="485D0416">
             <wp:extent cx="2553056" cy="504895"/>
@@ -9432,7 +9294,7 @@
                     <pic:cNvPicPr/>
                   </pic:nvPicPr>
                   <pic:blipFill>
-                    <a:blip r:embed="rId64"/>
+                    <a:blip r:embed="rId66"/>
                     <a:stretch>
                       <a:fillRect/>
                     </a:stretch>
@@ -9455,29 +9317,13 @@
     </w:p>
     <w:p>
       <w:r>
-        <w:t xml:space="preserve">Fuente: </w:t>
-      </w:r>
-      <w:proofErr w:type="spellStart"/>
-      <w:r>
-        <w:t>Merriweather</w:t>
-      </w:r>
-      <w:proofErr w:type="spellEnd"/>
-      <w:r>
-        <w:t xml:space="preserve"> 20px</w:t>
-      </w:r>
-      <w:r>
-        <w:t xml:space="preserve"> normal</w:t>
+        <w:t>Fuente: Merriweather 20px normal</w:t>
       </w:r>
     </w:p>
     <w:p>
       <w:r>
-        <w:t>Color: #</w:t>
+        <w:t>Color: #fff</w:t>
       </w:r>
-      <w:proofErr w:type="spellStart"/>
-      <w:r>
-        <w:t>fff</w:t>
-      </w:r>
-      <w:proofErr w:type="spellEnd"/>
     </w:p>
     <w:p>
       <w:r>
@@ -9486,6 +9332,10 @@
     </w:p>
     <w:p>
       <w:r>
+        <w:rPr>
+          <w:noProof/>
+          <w:lang w:eastAsia="es-ES"/>
+        </w:rPr>
         <w:drawing>
           <wp:inline distT="0" distB="0" distL="0" distR="0" wp14:anchorId="3270875A" wp14:editId="2D0F9A4E">
             <wp:extent cx="3381847" cy="724001"/>
@@ -9502,7 +9352,7 @@
                     <pic:cNvPicPr/>
                   </pic:nvPicPr>
                   <pic:blipFill>
-                    <a:blip r:embed="rId65"/>
+                    <a:blip r:embed="rId67"/>
                     <a:stretch>
                       <a:fillRect/>
                     </a:stretch>
@@ -9525,15 +9375,7 @@
     </w:p>
     <w:p>
       <w:r>
-        <w:t xml:space="preserve">Fuente: </w:t>
-      </w:r>
-      <w:proofErr w:type="spellStart"/>
-      <w:r>
-        <w:t>Roboto</w:t>
-      </w:r>
-      <w:proofErr w:type="spellEnd"/>
-      <w:r>
-        <w:t xml:space="preserve"> 30px </w:t>
+        <w:t xml:space="preserve">Fuente: Roboto 30px </w:t>
       </w:r>
     </w:p>
     <w:p>
@@ -9543,19 +9385,15 @@
     </w:p>
     <w:p>
       <w:r>
-        <w:t>TITULARES H2 (</w:t>
-      </w:r>
-      <w:proofErr w:type="spellStart"/>
-      <w:r>
-        <w:t>aside</w:t>
-      </w:r>
-      <w:proofErr w:type="spellEnd"/>
-      <w:r>
-        <w:t>):</w:t>
+        <w:t>TITULARES H2 (aside):</w:t>
       </w:r>
     </w:p>
     <w:p>
       <w:r>
+        <w:rPr>
+          <w:noProof/>
+          <w:lang w:eastAsia="es-ES"/>
+        </w:rPr>
         <w:drawing>
           <wp:inline distT="0" distB="0" distL="0" distR="0" wp14:anchorId="0F1B384F" wp14:editId="540E2B92">
             <wp:extent cx="2095792" cy="342948"/>
@@ -9572,7 +9410,7 @@
                     <pic:cNvPicPr/>
                   </pic:nvPicPr>
                   <pic:blipFill>
-                    <a:blip r:embed="rId66"/>
+                    <a:blip r:embed="rId68"/>
                     <a:stretch>
                       <a:fillRect/>
                     </a:stretch>
@@ -9595,26 +9433,16 @@
     </w:p>
     <w:p>
       <w:r>
-        <w:t xml:space="preserve">Fuente: </w:t>
+        <w:t>Fuente: Roboto</w:t>
       </w:r>
-      <w:proofErr w:type="spellStart"/>
-      <w:r>
-        <w:t>Roboto</w:t>
-      </w:r>
-      <w:proofErr w:type="spellEnd"/>
       <w:r>
         <w:t xml:space="preserve"> 15px </w:t>
       </w:r>
     </w:p>
     <w:p>
       <w:r>
-        <w:t>Color: #</w:t>
+        <w:t>Color: #fff</w:t>
       </w:r>
-      <w:proofErr w:type="spellStart"/>
-      <w:r>
-        <w:t>fff</w:t>
-      </w:r>
-      <w:proofErr w:type="spellEnd"/>
     </w:p>
     <w:p/>
     <w:p>
@@ -9639,6 +9467,10 @@
     </w:p>
     <w:p>
       <w:r>
+        <w:rPr>
+          <w:noProof/>
+          <w:lang w:eastAsia="es-ES"/>
+        </w:rPr>
         <w:drawing>
           <wp:inline distT="0" distB="0" distL="0" distR="0" wp14:anchorId="798BFDC3" wp14:editId="5C961D33">
             <wp:extent cx="5400040" cy="259715"/>
@@ -9655,7 +9487,7 @@
                     <pic:cNvPicPr/>
                   </pic:nvPicPr>
                   <pic:blipFill>
-                    <a:blip r:embed="rId67"/>
+                    <a:blip r:embed="rId69"/>
                     <a:stretch>
                       <a:fillRect/>
                     </a:stretch>
@@ -9686,13 +9518,8 @@
     </w:p>
     <w:p>
       <w:r>
-        <w:t xml:space="preserve">Fuente: </w:t>
+        <w:t>Fuente: Roboto</w:t>
       </w:r>
-      <w:proofErr w:type="spellStart"/>
-      <w:r>
-        <w:t>Roboto</w:t>
-      </w:r>
-      <w:proofErr w:type="spellEnd"/>
     </w:p>
     <w:p>
       <w:pPr>
@@ -9743,7 +9570,7 @@
                     </pic:cNvPicPr>
                   </pic:nvPicPr>
                   <pic:blipFill>
-                    <a:blip r:embed="rId68">
+                    <a:blip r:embed="rId70">
                       <a:extLst>
                         <a:ext uri="{28A0092B-C50C-407E-A947-70E740481C1C}">
                           <a14:useLocalDpi xmlns:a14="http://schemas.microsoft.com/office/drawing/2010/main" val="0"/>
@@ -9777,6 +9604,7 @@
     </w:p>
     <w:p/>
     <w:sectPr>
+      <w:footerReference w:type="default" r:id="rId71"/>
       <w:pgSz w:w="11906" w:h="16838"/>
       <w:pgMar w:top="1417" w:right="1701" w:bottom="1417" w:left="1701" w:header="708" w:footer="708" w:gutter="0"/>
       <w:pgNumType w:start="0"/>
@@ -9786,6 +9614,101 @@
     </w:sectPr>
   </w:body>
 </w:document>
+</file>
+
+<file path=word/endnotes.xml><?xml version="1.0" encoding="utf-8"?>
+<w:endnotes xmlns:wpc="http://schemas.microsoft.com/office/word/2010/wordprocessingCanvas" xmlns:cx="http://schemas.microsoft.com/office/drawing/2014/chartex" xmlns:cx1="http://schemas.microsoft.com/office/drawing/2015/9/8/chartex" xmlns:mc="http://schemas.openxmlformats.org/markup-compatibility/2006" xmlns:o="urn:schemas-microsoft-com:office:office" xmlns:r="http://schemas.openxmlformats.org/officeDocument/2006/relationships" xmlns:m="http://schemas.openxmlformats.org/officeDocument/2006/math" xmlns:v="urn:schemas-microsoft-com:vml" xmlns:wp14="http://schemas.microsoft.com/office/word/2010/wordprocessingDrawing" xmlns:wp="http://schemas.openxmlformats.org/drawingml/2006/wordprocessingDrawing" xmlns:w10="urn:schemas-microsoft-com:office:word" xmlns:w="http://schemas.openxmlformats.org/wordprocessingml/2006/main" xmlns:w14="http://schemas.microsoft.com/office/word/2010/wordml" xmlns:w15="http://schemas.microsoft.com/office/word/2012/wordml" xmlns:w16se="http://schemas.microsoft.com/office/word/2015/wordml/symex" xmlns:wpg="http://schemas.microsoft.com/office/word/2010/wordprocessingGroup" xmlns:wpi="http://schemas.microsoft.com/office/word/2010/wordprocessingInk" xmlns:wne="http://schemas.microsoft.com/office/word/2006/wordml" xmlns:wps="http://schemas.microsoft.com/office/word/2010/wordprocessingShape" mc:Ignorable="w14 w15 w16se wp14">
+  <w:endnote w:type="separator" w:id="-1">
+    <w:p>
+      <w:pPr>
+        <w:spacing w:after="0" w:line="240" w:lineRule="auto"/>
+      </w:pPr>
+      <w:r>
+        <w:separator/>
+      </w:r>
+    </w:p>
+  </w:endnote>
+  <w:endnote w:type="continuationSeparator" w:id="0">
+    <w:p>
+      <w:pPr>
+        <w:spacing w:after="0" w:line="240" w:lineRule="auto"/>
+      </w:pPr>
+      <w:r>
+        <w:continuationSeparator/>
+      </w:r>
+    </w:p>
+  </w:endnote>
+</w:endnotes>
+</file>
+
+<file path=word/footer1.xml><?xml version="1.0" encoding="utf-8"?>
+<w:ftr xmlns:wpc="http://schemas.microsoft.com/office/word/2010/wordprocessingCanvas" xmlns:cx="http://schemas.microsoft.com/office/drawing/2014/chartex" xmlns:cx1="http://schemas.microsoft.com/office/drawing/2015/9/8/chartex" xmlns:mc="http://schemas.openxmlformats.org/markup-compatibility/2006" xmlns:o="urn:schemas-microsoft-com:office:office" xmlns:r="http://schemas.openxmlformats.org/officeDocument/2006/relationships" xmlns:m="http://schemas.openxmlformats.org/officeDocument/2006/math" xmlns:v="urn:schemas-microsoft-com:vml" xmlns:wp14="http://schemas.microsoft.com/office/word/2010/wordprocessingDrawing" xmlns:wp="http://schemas.openxmlformats.org/drawingml/2006/wordprocessingDrawing" xmlns:w10="urn:schemas-microsoft-com:office:word" xmlns:w="http://schemas.openxmlformats.org/wordprocessingml/2006/main" xmlns:w14="http://schemas.microsoft.com/office/word/2010/wordml" xmlns:w15="http://schemas.microsoft.com/office/word/2012/wordml" xmlns:w16se="http://schemas.microsoft.com/office/word/2015/wordml/symex" xmlns:wpg="http://schemas.microsoft.com/office/word/2010/wordprocessingGroup" xmlns:wpi="http://schemas.microsoft.com/office/word/2010/wordprocessingInk" xmlns:wne="http://schemas.microsoft.com/office/word/2006/wordml" xmlns:wps="http://schemas.microsoft.com/office/word/2010/wordprocessingShape" mc:Ignorable="w14 w15 w16se wp14">
+  <w:sdt>
+    <w:sdtPr>
+      <w:id w:val="211320226"/>
+      <w:docPartObj>
+        <w:docPartGallery w:val="Page Numbers (Bottom of Page)"/>
+        <w:docPartUnique/>
+      </w:docPartObj>
+    </w:sdtPr>
+    <w:sdtContent>
+      <w:p>
+        <w:pPr>
+          <w:pStyle w:val="Piedepgina"/>
+          <w:jc w:val="right"/>
+        </w:pPr>
+        <w:r>
+          <w:fldChar w:fldCharType="begin"/>
+        </w:r>
+        <w:r>
+          <w:instrText>PAGE   \* MERGEFORMAT</w:instrText>
+        </w:r>
+        <w:r>
+          <w:fldChar w:fldCharType="separate"/>
+        </w:r>
+        <w:r>
+          <w:rPr>
+            <w:noProof/>
+          </w:rPr>
+          <w:t>6</w:t>
+        </w:r>
+        <w:r>
+          <w:fldChar w:fldCharType="end"/>
+        </w:r>
+      </w:p>
+    </w:sdtContent>
+  </w:sdt>
+  <w:p>
+    <w:pPr>
+      <w:pStyle w:val="Piedepgina"/>
+    </w:pPr>
+  </w:p>
+</w:ftr>
+</file>
+
+<file path=word/footnotes.xml><?xml version="1.0" encoding="utf-8"?>
+<w:footnotes xmlns:wpc="http://schemas.microsoft.com/office/word/2010/wordprocessingCanvas" xmlns:cx="http://schemas.microsoft.com/office/drawing/2014/chartex" xmlns:cx1="http://schemas.microsoft.com/office/drawing/2015/9/8/chartex" xmlns:mc="http://schemas.openxmlformats.org/markup-compatibility/2006" xmlns:o="urn:schemas-microsoft-com:office:office" xmlns:r="http://schemas.openxmlformats.org/officeDocument/2006/relationships" xmlns:m="http://schemas.openxmlformats.org/officeDocument/2006/math" xmlns:v="urn:schemas-microsoft-com:vml" xmlns:wp14="http://schemas.microsoft.com/office/word/2010/wordprocessingDrawing" xmlns:wp="http://schemas.openxmlformats.org/drawingml/2006/wordprocessingDrawing" xmlns:w10="urn:schemas-microsoft-com:office:word" xmlns:w="http://schemas.openxmlformats.org/wordprocessingml/2006/main" xmlns:w14="http://schemas.microsoft.com/office/word/2010/wordml" xmlns:w15="http://schemas.microsoft.com/office/word/2012/wordml" xmlns:w16se="http://schemas.microsoft.com/office/word/2015/wordml/symex" xmlns:wpg="http://schemas.microsoft.com/office/word/2010/wordprocessingGroup" xmlns:wpi="http://schemas.microsoft.com/office/word/2010/wordprocessingInk" xmlns:wne="http://schemas.microsoft.com/office/word/2006/wordml" xmlns:wps="http://schemas.microsoft.com/office/word/2010/wordprocessingShape" mc:Ignorable="w14 w15 w16se wp14">
+  <w:footnote w:type="separator" w:id="-1">
+    <w:p>
+      <w:pPr>
+        <w:spacing w:after="0" w:line="240" w:lineRule="auto"/>
+      </w:pPr>
+      <w:r>
+        <w:separator/>
+      </w:r>
+    </w:p>
+  </w:footnote>
+  <w:footnote w:type="continuationSeparator" w:id="0">
+    <w:p>
+      <w:pPr>
+        <w:spacing w:after="0" w:line="240" w:lineRule="auto"/>
+      </w:pPr>
+      <w:r>
+        <w:continuationSeparator/>
+      </w:r>
+    </w:p>
+  </w:footnote>
+</w:footnotes>
 </file>
 
 <file path=word/numbering.xml><?xml version="1.0" encoding="utf-8"?>
@@ -10685,6 +10608,57 @@
       <w:lang w:eastAsia="es-ES"/>
     </w:rPr>
   </w:style>
+  <w:style w:type="paragraph" w:styleId="Encabezado">
+    <w:name w:val="header"/>
+    <w:basedOn w:val="Normal"/>
+    <w:link w:val="EncabezadoCar"/>
+    <w:uiPriority w:val="99"/>
+    <w:unhideWhenUsed/>
+    <w:rsid w:val="009B01EB"/>
+    <w:pPr>
+      <w:tabs>
+        <w:tab w:val="center" w:pos="4252"/>
+        <w:tab w:val="right" w:pos="8504"/>
+      </w:tabs>
+      <w:spacing w:after="0" w:line="240" w:lineRule="auto"/>
+    </w:pPr>
+  </w:style>
+  <w:style w:type="character" w:customStyle="1" w:styleId="EncabezadoCar">
+    <w:name w:val="Encabezado Car"/>
+    <w:basedOn w:val="Fuentedeprrafopredeter"/>
+    <w:link w:val="Encabezado"/>
+    <w:uiPriority w:val="99"/>
+    <w:rsid w:val="009B01EB"/>
+  </w:style>
+  <w:style w:type="paragraph" w:styleId="Piedepgina">
+    <w:name w:val="footer"/>
+    <w:basedOn w:val="Normal"/>
+    <w:link w:val="PiedepginaCar"/>
+    <w:uiPriority w:val="99"/>
+    <w:unhideWhenUsed/>
+    <w:rsid w:val="009B01EB"/>
+    <w:pPr>
+      <w:tabs>
+        <w:tab w:val="center" w:pos="4252"/>
+        <w:tab w:val="right" w:pos="8504"/>
+      </w:tabs>
+      <w:spacing w:after="0" w:line="240" w:lineRule="auto"/>
+    </w:pPr>
+  </w:style>
+  <w:style w:type="character" w:customStyle="1" w:styleId="PiedepginaCar">
+    <w:name w:val="Pie de página Car"/>
+    <w:basedOn w:val="Fuentedeprrafopredeter"/>
+    <w:link w:val="Piedepgina"/>
+    <w:uiPriority w:val="99"/>
+    <w:rsid w:val="009B01EB"/>
+  </w:style>
+  <w:style w:type="character" w:styleId="Nmerodepgina">
+    <w:name w:val="page number"/>
+    <w:basedOn w:val="Fuentedeprrafopredeter"/>
+    <w:uiPriority w:val="99"/>
+    <w:unhideWhenUsed/>
+    <w:rsid w:val="009B01EB"/>
+  </w:style>
 </w:styles>
 </file>
 
@@ -16258,7 +16232,7 @@
   <dgm:whole/>
   <dgm:extLst>
     <a:ext uri="http://schemas.microsoft.com/office/drawing/2008/diagram">
-      <dsp:dataModelExt xmlns:dsp="http://schemas.microsoft.com/office/drawing/2008/diagram" relId="rId23" minVer="http://schemas.openxmlformats.org/drawingml/2006/diagram"/>
+      <dsp:dataModelExt xmlns:dsp="http://schemas.microsoft.com/office/drawing/2008/diagram" relId="rId25" minVer="http://schemas.openxmlformats.org/drawingml/2006/diagram"/>
     </a:ext>
   </dgm:extLst>
 </dgm:dataModel>
@@ -16468,7 +16442,7 @@
   <dgm:whole/>
   <dgm:extLst>
     <a:ext uri="http://schemas.microsoft.com/office/drawing/2008/diagram">
-      <dsp:dataModelExt xmlns:dsp="http://schemas.microsoft.com/office/drawing/2008/diagram" relId="rId28" minVer="http://schemas.openxmlformats.org/drawingml/2006/diagram"/>
+      <dsp:dataModelExt xmlns:dsp="http://schemas.microsoft.com/office/drawing/2008/diagram" relId="rId30" minVer="http://schemas.openxmlformats.org/drawingml/2006/diagram"/>
     </a:ext>
   </dgm:extLst>
 </dgm:dataModel>
@@ -16671,7 +16645,7 @@
   <dgm:whole/>
   <dgm:extLst>
     <a:ext uri="http://schemas.microsoft.com/office/drawing/2008/diagram">
-      <dsp:dataModelExt xmlns:dsp="http://schemas.microsoft.com/office/drawing/2008/diagram" relId="rId33" minVer="http://schemas.openxmlformats.org/drawingml/2006/diagram"/>
+      <dsp:dataModelExt xmlns:dsp="http://schemas.microsoft.com/office/drawing/2008/diagram" relId="rId35" minVer="http://schemas.openxmlformats.org/drawingml/2006/diagram"/>
     </a:ext>
   </dgm:extLst>
 </dgm:dataModel>
@@ -16888,7 +16862,7 @@
   <dgm:whole/>
   <dgm:extLst>
     <a:ext uri="http://schemas.microsoft.com/office/drawing/2008/diagram">
-      <dsp:dataModelExt xmlns:dsp="http://schemas.microsoft.com/office/drawing/2008/diagram" relId="rId38" minVer="http://schemas.openxmlformats.org/drawingml/2006/diagram"/>
+      <dsp:dataModelExt xmlns:dsp="http://schemas.microsoft.com/office/drawing/2008/diagram" relId="rId40" minVer="http://schemas.openxmlformats.org/drawingml/2006/diagram"/>
     </a:ext>
   </dgm:extLst>
 </dgm:dataModel>
@@ -17173,7 +17147,7 @@
   <dgm:whole/>
   <dgm:extLst>
     <a:ext uri="http://schemas.microsoft.com/office/drawing/2008/diagram">
-      <dsp:dataModelExt xmlns:dsp="http://schemas.microsoft.com/office/drawing/2008/diagram" relId="rId43" minVer="http://schemas.openxmlformats.org/drawingml/2006/diagram"/>
+      <dsp:dataModelExt xmlns:dsp="http://schemas.microsoft.com/office/drawing/2008/diagram" relId="rId45" minVer="http://schemas.openxmlformats.org/drawingml/2006/diagram"/>
     </a:ext>
   </dgm:extLst>
 </dgm:dataModel>
@@ -17479,7 +17453,7 @@
   <dgm:whole/>
   <dgm:extLst>
     <a:ext uri="http://schemas.microsoft.com/office/drawing/2008/diagram">
-      <dsp:dataModelExt xmlns:dsp="http://schemas.microsoft.com/office/drawing/2008/diagram" relId="rId48" minVer="http://schemas.openxmlformats.org/drawingml/2006/diagram"/>
+      <dsp:dataModelExt xmlns:dsp="http://schemas.microsoft.com/office/drawing/2008/diagram" relId="rId50" minVer="http://schemas.openxmlformats.org/drawingml/2006/diagram"/>
     </a:ext>
   </dgm:extLst>
 </dgm:dataModel>
@@ -17928,7 +17902,7 @@
   <dgm:whole/>
   <dgm:extLst>
     <a:ext uri="http://schemas.microsoft.com/office/drawing/2008/diagram">
-      <dsp:dataModelExt xmlns:dsp="http://schemas.microsoft.com/office/drawing/2008/diagram" relId="rId53" minVer="http://schemas.openxmlformats.org/drawingml/2006/diagram"/>
+      <dsp:dataModelExt xmlns:dsp="http://schemas.microsoft.com/office/drawing/2008/diagram" relId="rId55" minVer="http://schemas.openxmlformats.org/drawingml/2006/diagram"/>
     </a:ext>
   </dgm:extLst>
 </dgm:dataModel>
@@ -30643,7 +30617,7 @@
 </file>
 
 <file path=customXml/itemProps2.xml><?xml version="1.0" encoding="utf-8"?>
-<ds:datastoreItem xmlns:ds="http://schemas.openxmlformats.org/officeDocument/2006/customXml" ds:itemID="{4F5B94A0-36E3-4EDF-A3BF-4829F9FA968D}">
+<ds:datastoreItem xmlns:ds="http://schemas.openxmlformats.org/officeDocument/2006/customXml" ds:itemID="{0795D449-0464-4FA6-9970-5E86151A619C}">
   <ds:schemaRefs>
     <ds:schemaRef ds:uri="http://schemas.openxmlformats.org/officeDocument/2006/bibliography"/>
   </ds:schemaRefs>
